--- a/docs/woli-Huong-dan-su-dung.docx
+++ b/docs/woli-Huong-dan-su-dung.docx
@@ -161,7 +161,7 @@
           <w:sz w:val="22"/>
           <w:szCs w:val="22"/>
         </w:rPr>
-        <w:t>2.0</w:t>
+        <w:t>3.0</w:t>
       </w:r>
     </w:p>
     <w:p>
@@ -186,7 +186,7 @@
           <w:sz w:val="22"/>
           <w:szCs w:val="22"/>
         </w:rPr>
-        <w:t>29/09/2026</w:t>
+        <w:t>15/10/2026</w:t>
       </w:r>
     </w:p>
     <w:p>
@@ -275,7 +275,7 @@
             </w:rPr>
             <w:fldChar w:fldCharType="separate"/>
           </w:r>
-          <w:hyperlink w:anchor="__RefHeading___Toc2287_2814984431">
+          <w:hyperlink w:anchor="__RefHeading___Toc2638_3067172540">
             <w:r>
               <w:rPr>
                 <w:rStyle w:val="IndexLink"/>
@@ -295,7 +295,7 @@
             </w:tabs>
             <w:rPr/>
           </w:pPr>
-          <w:hyperlink w:anchor="__RefHeading___Toc2289_2814984431">
+          <w:hyperlink w:anchor="__RefHeading___Toc2640_3067172540">
             <w:r>
               <w:rPr>
                 <w:rStyle w:val="IndexLink"/>
@@ -315,7 +315,7 @@
             </w:tabs>
             <w:rPr/>
           </w:pPr>
-          <w:hyperlink w:anchor="__RefHeading___Toc2291_2814984431">
+          <w:hyperlink w:anchor="__RefHeading___Toc2642_3067172540">
             <w:r>
               <w:rPr>
                 <w:rStyle w:val="IndexLink"/>
@@ -335,7 +335,7 @@
             </w:tabs>
             <w:rPr/>
           </w:pPr>
-          <w:hyperlink w:anchor="__RefHeading___Toc2293_2814984431">
+          <w:hyperlink w:anchor="__RefHeading___Toc2644_3067172540">
             <w:r>
               <w:rPr>
                 <w:rStyle w:val="IndexLink"/>
@@ -355,7 +355,7 @@
             </w:tabs>
             <w:rPr/>
           </w:pPr>
-          <w:hyperlink w:anchor="__RefHeading___Toc2295_2814984431">
+          <w:hyperlink w:anchor="__RefHeading___Toc2646_3067172540">
             <w:r>
               <w:rPr>
                 <w:rStyle w:val="IndexLink"/>
@@ -375,7 +375,7 @@
             </w:tabs>
             <w:rPr/>
           </w:pPr>
-          <w:hyperlink w:anchor="__RefHeading___Toc2297_2814984431">
+          <w:hyperlink w:anchor="__RefHeading___Toc2648_3067172540">
             <w:r>
               <w:rPr>
                 <w:rStyle w:val="IndexLink"/>
@@ -395,7 +395,7 @@
             </w:tabs>
             <w:rPr/>
           </w:pPr>
-          <w:hyperlink w:anchor="__RefHeading___Toc2299_2814984431">
+          <w:hyperlink w:anchor="__RefHeading___Toc2650_3067172540">
             <w:r>
               <w:rPr>
                 <w:rStyle w:val="IndexLink"/>
@@ -415,7 +415,7 @@
             </w:tabs>
             <w:rPr/>
           </w:pPr>
-          <w:hyperlink w:anchor="__RefHeading___Toc2301_2814984431">
+          <w:hyperlink w:anchor="__RefHeading___Toc2652_3067172540">
             <w:r>
               <w:rPr>
                 <w:rStyle w:val="IndexLink"/>
@@ -435,14 +435,14 @@
             </w:tabs>
             <w:rPr/>
           </w:pPr>
-          <w:hyperlink w:anchor="__RefHeading___Toc2303_2814984431">
+          <w:hyperlink w:anchor="__RefHeading___Toc2654_3067172540">
             <w:r>
               <w:rPr>
                 <w:rStyle w:val="IndexLink"/>
               </w:rPr>
               <w:t>2.3 Trang "Workspace của bạn"</w:t>
               <w:tab/>
-              <w:t>5</w:t>
+              <w:t>6</w:t>
             </w:r>
           </w:hyperlink>
         </w:p>
@@ -455,14 +455,14 @@
             </w:tabs>
             <w:rPr/>
           </w:pPr>
-          <w:hyperlink w:anchor="__RefHeading___Toc2305_2814984431">
+          <w:hyperlink w:anchor="__RefHeading___Toc2656_3067172540">
             <w:r>
               <w:rPr>
                 <w:rStyle w:val="IndexLink"/>
               </w:rPr>
               <w:t>2.4 Nhận lời mời vào workspace</w:t>
               <w:tab/>
-              <w:t>5</w:t>
+              <w:t>6</w:t>
             </w:r>
           </w:hyperlink>
         </w:p>
@@ -475,7 +475,7 @@
             </w:tabs>
             <w:rPr/>
           </w:pPr>
-          <w:hyperlink w:anchor="__RefHeading___Toc2307_2814984431">
+          <w:hyperlink w:anchor="__RefHeading___Toc2658_3067172540">
             <w:r>
               <w:rPr>
                 <w:rStyle w:val="IndexLink"/>
@@ -495,7 +495,7 @@
             </w:tabs>
             <w:rPr/>
           </w:pPr>
-          <w:hyperlink w:anchor="__RefHeading___Toc2309_2814984431">
+          <w:hyperlink w:anchor="__RefHeading___Toc2660_3067172540">
             <w:r>
               <w:rPr>
                 <w:rStyle w:val="IndexLink"/>
@@ -515,14 +515,14 @@
             </w:tabs>
             <w:rPr/>
           </w:pPr>
-          <w:hyperlink w:anchor="__RefHeading___Toc2311_2814984431">
+          <w:hyperlink w:anchor="__RefHeading___Toc2662_3067172540">
             <w:r>
               <w:rPr>
                 <w:rStyle w:val="IndexLink"/>
               </w:rPr>
               <w:t>3.2 Tìm kiếm nhanh và lệnh (Ctrl K)</w:t>
               <w:tab/>
-              <w:t>6</w:t>
+              <w:t>7</w:t>
             </w:r>
           </w:hyperlink>
         </w:p>
@@ -535,7 +535,7 @@
             </w:tabs>
             <w:rPr/>
           </w:pPr>
-          <w:hyperlink w:anchor="__RefHeading___Toc2313_2814984431">
+          <w:hyperlink w:anchor="__RefHeading___Toc2664_3067172540">
             <w:r>
               <w:rPr>
                 <w:rStyle w:val="IndexLink"/>
@@ -555,7 +555,7 @@
             </w:tabs>
             <w:rPr/>
           </w:pPr>
-          <w:hyperlink w:anchor="__RefHeading___Toc2315_2814984431">
+          <w:hyperlink w:anchor="__RefHeading___Toc2666_3067172540">
             <w:r>
               <w:rPr>
                 <w:rStyle w:val="IndexLink"/>
@@ -575,7 +575,7 @@
             </w:tabs>
             <w:rPr/>
           </w:pPr>
-          <w:hyperlink w:anchor="__RefHeading___Toc2317_2814984431">
+          <w:hyperlink w:anchor="__RefHeading___Toc2668_3067172540">
             <w:r>
               <w:rPr>
                 <w:rStyle w:val="IndexLink"/>
@@ -595,7 +595,7 @@
             </w:tabs>
             <w:rPr/>
           </w:pPr>
-          <w:hyperlink w:anchor="__RefHeading___Toc2319_2814984431">
+          <w:hyperlink w:anchor="__RefHeading___Toc2670_3067172540">
             <w:r>
               <w:rPr>
                 <w:rStyle w:val="IndexLink"/>
@@ -615,14 +615,14 @@
             </w:tabs>
             <w:rPr/>
           </w:pPr>
-          <w:hyperlink w:anchor="__RefHeading___Toc2321_2814984431">
+          <w:hyperlink w:anchor="__RefHeading___Toc2672_3067172540">
             <w:r>
               <w:rPr>
                 <w:rStyle w:val="IndexLink"/>
               </w:rPr>
               <w:t>5. Mời và quản lý thành viên</w:t>
               <w:tab/>
-              <w:t>7</w:t>
+              <w:t>8</w:t>
             </w:r>
           </w:hyperlink>
         </w:p>
@@ -635,7 +635,7 @@
             </w:tabs>
             <w:rPr/>
           </w:pPr>
-          <w:hyperlink w:anchor="__RefHeading___Toc2323_2814984431">
+          <w:hyperlink w:anchor="__RefHeading___Toc2674_3067172540">
             <w:r>
               <w:rPr>
                 <w:rStyle w:val="IndexLink"/>
@@ -655,7 +655,7 @@
             </w:tabs>
             <w:rPr/>
           </w:pPr>
-          <w:hyperlink w:anchor="__RefHeading___Toc2325_2814984431">
+          <w:hyperlink w:anchor="__RefHeading___Toc2676_3067172540">
             <w:r>
               <w:rPr>
                 <w:rStyle w:val="IndexLink"/>
@@ -675,14 +675,14 @@
             </w:tabs>
             <w:rPr/>
           </w:pPr>
-          <w:hyperlink w:anchor="__RefHeading___Toc2327_2814984431">
+          <w:hyperlink w:anchor="__RefHeading___Toc2678_3067172540">
             <w:r>
               <w:rPr>
                 <w:rStyle w:val="IndexLink"/>
               </w:rPr>
               <w:t>5.3 Quản lý thành viên và lời mời đang chờ</w:t>
               <w:tab/>
-              <w:t>8</w:t>
+              <w:t>9</w:t>
             </w:r>
           </w:hyperlink>
         </w:p>
@@ -695,7 +695,7 @@
             </w:tabs>
             <w:rPr/>
           </w:pPr>
-          <w:hyperlink w:anchor="__RefHeading___Toc2329_2814984431">
+          <w:hyperlink w:anchor="__RefHeading___Toc2680_3067172540">
             <w:r>
               <w:rPr>
                 <w:rStyle w:val="IndexLink"/>
@@ -715,7 +715,7 @@
             </w:tabs>
             <w:rPr/>
           </w:pPr>
-          <w:hyperlink w:anchor="__RefHeading___Toc2331_2814984431">
+          <w:hyperlink w:anchor="__RefHeading___Toc2682_3067172540">
             <w:r>
               <w:rPr>
                 <w:rStyle w:val="IndexLink"/>
@@ -735,14 +735,34 @@
             </w:tabs>
             <w:rPr/>
           </w:pPr>
-          <w:hyperlink w:anchor="__RefHeading___Toc2333_2814984431">
+          <w:hyperlink w:anchor="__RefHeading___Toc2684_3067172540">
             <w:r>
               <w:rPr>
                 <w:rStyle w:val="IndexLink"/>
               </w:rPr>
               <w:t>6.2 Thao tác nhanh trên task</w:t>
               <w:tab/>
-              <w:t>9</w:t>
+              <w:t>10</w:t>
+            </w:r>
+          </w:hyperlink>
+        </w:p>
+        <w:p>
+          <w:pPr>
+            <w:pStyle w:val="TOC2"/>
+            <w:tabs>
+              <w:tab w:val="clear" w:pos="9355"/>
+              <w:tab w:val="right" w:pos="9637" w:leader="dot"/>
+            </w:tabs>
+            <w:rPr/>
+          </w:pPr>
+          <w:hyperlink w:anchor="__RefHeading___Toc2686_3067172540">
+            <w:r>
+              <w:rPr>
+                <w:rStyle w:val="IndexLink"/>
+              </w:rPr>
+              <w:t>6.3 Tuỳ chỉnh trang chủ</w:t>
+              <w:tab/>
+              <w:t>10</w:t>
             </w:r>
           </w:hyperlink>
         </w:p>
@@ -755,7 +775,7 @@
             </w:tabs>
             <w:rPr/>
           </w:pPr>
-          <w:hyperlink w:anchor="__RefHeading___Toc2335_2814984431">
+          <w:hyperlink w:anchor="__RefHeading___Toc2688_3067172540">
             <w:r>
               <w:rPr>
                 <w:rStyle w:val="IndexLink"/>
@@ -775,7 +795,7 @@
             </w:tabs>
             <w:rPr/>
           </w:pPr>
-          <w:hyperlink w:anchor="__RefHeading___Toc2337_2814984431">
+          <w:hyperlink w:anchor="__RefHeading___Toc2690_3067172540">
             <w:r>
               <w:rPr>
                 <w:rStyle w:val="IndexLink"/>
@@ -795,7 +815,7 @@
             </w:tabs>
             <w:rPr/>
           </w:pPr>
-          <w:hyperlink w:anchor="__RefHeading___Toc2339_2814984431">
+          <w:hyperlink w:anchor="__RefHeading___Toc2692_3067172540">
             <w:r>
               <w:rPr>
                 <w:rStyle w:val="IndexLink"/>
@@ -815,14 +835,14 @@
             </w:tabs>
             <w:rPr/>
           </w:pPr>
-          <w:hyperlink w:anchor="__RefHeading___Toc2341_2814984431">
+          <w:hyperlink w:anchor="__RefHeading___Toc2694_3067172540">
             <w:r>
               <w:rPr>
                 <w:rStyle w:val="IndexLink"/>
               </w:rPr>
               <w:t>8. Dự án</w:t>
               <w:tab/>
-              <w:t>10</w:t>
+              <w:t>11</w:t>
             </w:r>
           </w:hyperlink>
         </w:p>
@@ -835,14 +855,14 @@
             </w:tabs>
             <w:rPr/>
           </w:pPr>
-          <w:hyperlink w:anchor="__RefHeading___Toc2343_2814984431">
+          <w:hyperlink w:anchor="__RefHeading___Toc2696_3067172540">
             <w:r>
               <w:rPr>
                 <w:rStyle w:val="IndexLink"/>
               </w:rPr>
               <w:t>8.1 Tạo dự án</w:t>
               <w:tab/>
-              <w:t>10</w:t>
+              <w:t>11</w:t>
             </w:r>
           </w:hyperlink>
         </w:p>
@@ -855,14 +875,14 @@
             </w:tabs>
             <w:rPr/>
           </w:pPr>
-          <w:hyperlink w:anchor="__RefHeading___Toc2345_2814984431">
+          <w:hyperlink w:anchor="__RefHeading___Toc2698_3067172540">
             <w:r>
               <w:rPr>
                 <w:rStyle w:val="IndexLink"/>
               </w:rPr>
               <w:t>8.2 Cài đặt dự án</w:t>
               <w:tab/>
-              <w:t>10</w:t>
+              <w:t>11</w:t>
             </w:r>
           </w:hyperlink>
         </w:p>
@@ -875,7 +895,7 @@
             </w:tabs>
             <w:rPr/>
           </w:pPr>
-          <w:hyperlink w:anchor="__RefHeading___Toc2347_2814984431">
+          <w:hyperlink w:anchor="__RefHeading___Toc2700_3067172540">
             <w:r>
               <w:rPr>
                 <w:rStyle w:val="IndexLink"/>
@@ -895,7 +915,7 @@
             </w:tabs>
             <w:rPr/>
           </w:pPr>
-          <w:hyperlink w:anchor="__RefHeading___Toc2349_2814984431">
+          <w:hyperlink w:anchor="__RefHeading___Toc2702_3067172540">
             <w:r>
               <w:rPr>
                 <w:rStyle w:val="IndexLink"/>
@@ -915,7 +935,7 @@
             </w:tabs>
             <w:rPr/>
           </w:pPr>
-          <w:hyperlink w:anchor="__RefHeading___Toc2351_2814984431">
+          <w:hyperlink w:anchor="__RefHeading___Toc2704_3067172540">
             <w:r>
               <w:rPr>
                 <w:rStyle w:val="IndexLink"/>
@@ -935,14 +955,14 @@
             </w:tabs>
             <w:rPr/>
           </w:pPr>
-          <w:hyperlink w:anchor="__RefHeading___Toc2353_2814984431">
+          <w:hyperlink w:anchor="__RefHeading___Toc2706_3067172540">
             <w:r>
               <w:rPr>
                 <w:rStyle w:val="IndexLink"/>
               </w:rPr>
               <w:t>9.2 Sửa task trong bảng</w:t>
               <w:tab/>
-              <w:t>11</w:t>
+              <w:t>12</w:t>
             </w:r>
           </w:hyperlink>
         </w:p>
@@ -955,14 +975,14 @@
             </w:tabs>
             <w:rPr/>
           </w:pPr>
-          <w:hyperlink w:anchor="__RefHeading___Toc2355_2814984431">
+          <w:hyperlink w:anchor="__RefHeading___Toc2708_3067172540">
             <w:r>
               <w:rPr>
                 <w:rStyle w:val="IndexLink"/>
               </w:rPr>
               <w:t>9.3 Các trường của task</w:t>
               <w:tab/>
-              <w:t>11</w:t>
+              <w:t>12</w:t>
             </w:r>
           </w:hyperlink>
         </w:p>
@@ -975,7 +995,7 @@
             </w:tabs>
             <w:rPr/>
           </w:pPr>
-          <w:hyperlink w:anchor="__RefHeading___Toc2357_2814984431">
+          <w:hyperlink w:anchor="__RefHeading___Toc2710_3067172540">
             <w:r>
               <w:rPr>
                 <w:rStyle w:val="IndexLink"/>
@@ -995,14 +1015,14 @@
             </w:tabs>
             <w:rPr/>
           </w:pPr>
-          <w:hyperlink w:anchor="__RefHeading___Toc2359_2814984431">
+          <w:hyperlink w:anchor="__RefHeading___Toc2712_3067172540">
             <w:r>
               <w:rPr>
                 <w:rStyle w:val="IndexLink"/>
               </w:rPr>
               <w:t>9.5 Trang chi tiết task</w:t>
               <w:tab/>
-              <w:t>12</w:t>
+              <w:t>13</w:t>
             </w:r>
           </w:hyperlink>
         </w:p>
@@ -1015,7 +1035,7 @@
             </w:tabs>
             <w:rPr/>
           </w:pPr>
-          <w:hyperlink w:anchor="__RefHeading___Toc2361_2814984431">
+          <w:hyperlink w:anchor="__RefHeading___Toc2714_3067172540">
             <w:r>
               <w:rPr>
                 <w:rStyle w:val="IndexLink"/>
@@ -1035,7 +1055,7 @@
             </w:tabs>
             <w:rPr/>
           </w:pPr>
-          <w:hyperlink w:anchor="__RefHeading___Toc2363_2814984431">
+          <w:hyperlink w:anchor="__RefHeading___Toc2716_3067172540">
             <w:r>
               <w:rPr>
                 <w:rStyle w:val="IndexLink"/>
@@ -1055,14 +1075,14 @@
             </w:tabs>
             <w:rPr/>
           </w:pPr>
-          <w:hyperlink w:anchor="__RefHeading___Toc2365_2814984431">
+          <w:hyperlink w:anchor="__RefHeading___Toc2718_3067172540">
             <w:r>
               <w:rPr>
                 <w:rStyle w:val="IndexLink"/>
               </w:rPr>
               <w:t>10. Các loại view</w:t>
               <w:tab/>
-              <w:t>13</w:t>
+              <w:t>14</w:t>
             </w:r>
           </w:hyperlink>
         </w:p>
@@ -1075,14 +1095,14 @@
             </w:tabs>
             <w:rPr/>
           </w:pPr>
-          <w:hyperlink w:anchor="__RefHeading___Toc2367_2814984431">
+          <w:hyperlink w:anchor="__RefHeading___Toc2720_3067172540">
             <w:r>
               <w:rPr>
                 <w:rStyle w:val="IndexLink"/>
               </w:rPr>
               <w:t>10.1 Thanh công cụ của view</w:t>
               <w:tab/>
-              <w:t>13</w:t>
+              <w:t>14</w:t>
             </w:r>
           </w:hyperlink>
         </w:p>
@@ -1095,7 +1115,7 @@
             </w:tabs>
             <w:rPr/>
           </w:pPr>
-          <w:hyperlink w:anchor="__RefHeading___Toc2369_2814984431">
+          <w:hyperlink w:anchor="__RefHeading___Toc2722_3067172540">
             <w:r>
               <w:rPr>
                 <w:rStyle w:val="IndexLink"/>
@@ -1115,7 +1135,7 @@
             </w:tabs>
             <w:rPr/>
           </w:pPr>
-          <w:hyperlink w:anchor="__RefHeading___Toc2371_2814984431">
+          <w:hyperlink w:anchor="__RefHeading___Toc2724_3067172540">
             <w:r>
               <w:rPr>
                 <w:rStyle w:val="IndexLink"/>
@@ -1135,7 +1155,7 @@
             </w:tabs>
             <w:rPr/>
           </w:pPr>
-          <w:hyperlink w:anchor="__RefHeading___Toc2373_2814984431">
+          <w:hyperlink w:anchor="__RefHeading___Toc2726_3067172540">
             <w:r>
               <w:rPr>
                 <w:rStyle w:val="IndexLink"/>
@@ -1155,7 +1175,7 @@
             </w:tabs>
             <w:rPr/>
           </w:pPr>
-          <w:hyperlink w:anchor="__RefHeading___Toc2375_2814984431">
+          <w:hyperlink w:anchor="__RefHeading___Toc2728_3067172540">
             <w:r>
               <w:rPr>
                 <w:rStyle w:val="IndexLink"/>
@@ -1175,14 +1195,14 @@
             </w:tabs>
             <w:rPr/>
           </w:pPr>
-          <w:hyperlink w:anchor="__RefHeading___Toc2377_2814984431">
+          <w:hyperlink w:anchor="__RefHeading___Toc2730_3067172540">
             <w:r>
               <w:rPr>
                 <w:rStyle w:val="IndexLink"/>
               </w:rPr>
               <w:t>10.6 Thư viện thẻ</w:t>
               <w:tab/>
-              <w:t>14</w:t>
+              <w:t>15</w:t>
             </w:r>
           </w:hyperlink>
         </w:p>
@@ -1195,14 +1215,14 @@
             </w:tabs>
             <w:rPr/>
           </w:pPr>
-          <w:hyperlink w:anchor="__RefHeading___Toc2379_2814984431">
+          <w:hyperlink w:anchor="__RefHeading___Toc2732_3067172540">
             <w:r>
               <w:rPr>
                 <w:rStyle w:val="IndexLink"/>
               </w:rPr>
               <w:t>10.7 Biểu mẫu</w:t>
               <w:tab/>
-              <w:t>14</w:t>
+              <w:t>15</w:t>
             </w:r>
           </w:hyperlink>
         </w:p>
@@ -1215,14 +1235,14 @@
             </w:tabs>
             <w:rPr/>
           </w:pPr>
-          <w:hyperlink w:anchor="__RefHeading___Toc2381_2814984431">
+          <w:hyperlink w:anchor="__RefHeading___Toc2734_3067172540">
             <w:r>
               <w:rPr>
                 <w:rStyle w:val="IndexLink"/>
               </w:rPr>
               <w:t>10.8 Ma trận Eisenhower</w:t>
               <w:tab/>
-              <w:t>14</w:t>
+              <w:t>15</w:t>
             </w:r>
           </w:hyperlink>
         </w:p>
@@ -1235,14 +1255,14 @@
             </w:tabs>
             <w:rPr/>
           </w:pPr>
-          <w:hyperlink w:anchor="__RefHeading___Toc2383_2814984431">
+          <w:hyperlink w:anchor="__RefHeading___Toc2736_3067172540">
             <w:r>
               <w:rPr>
                 <w:rStyle w:val="IndexLink"/>
               </w:rPr>
               <w:t>10.9 Báo cáo (biểu đồ và pivot)</w:t>
               <w:tab/>
-              <w:t>14</w:t>
+              <w:t>15</w:t>
             </w:r>
           </w:hyperlink>
         </w:p>
@@ -1255,7 +1275,7 @@
             </w:tabs>
             <w:rPr/>
           </w:pPr>
-          <w:hyperlink w:anchor="__RefHeading___Toc2385_2814984431">
+          <w:hyperlink w:anchor="__RefHeading___Toc2738_3067172540">
             <w:r>
               <w:rPr>
                 <w:rStyle w:val="IndexLink"/>
@@ -1275,7 +1295,7 @@
             </w:tabs>
             <w:rPr/>
           </w:pPr>
-          <w:hyperlink w:anchor="__RefHeading___Toc2387_2814984431">
+          <w:hyperlink w:anchor="__RefHeading___Toc2740_3067172540">
             <w:r>
               <w:rPr>
                 <w:rStyle w:val="IndexLink"/>
@@ -1295,14 +1315,14 @@
             </w:tabs>
             <w:rPr/>
           </w:pPr>
-          <w:hyperlink w:anchor="__RefHeading___Toc2389_2814984431">
+          <w:hyperlink w:anchor="__RefHeading___Toc2742_3067172540">
             <w:r>
               <w:rPr>
                 <w:rStyle w:val="IndexLink"/>
               </w:rPr>
               <w:t>11.2 Tạo mục tiêu</w:t>
               <w:tab/>
-              <w:t>15</w:t>
+              <w:t>16</w:t>
             </w:r>
           </w:hyperlink>
         </w:p>
@@ -1315,14 +1335,14 @@
             </w:tabs>
             <w:rPr/>
           </w:pPr>
-          <w:hyperlink w:anchor="__RefHeading___Toc2391_2814984431">
+          <w:hyperlink w:anchor="__RefHeading___Toc2744_3067172540">
             <w:r>
               <w:rPr>
                 <w:rStyle w:val="IndexLink"/>
               </w:rPr>
               <w:t>11.3 Thêm key result</w:t>
               <w:tab/>
-              <w:t>15</w:t>
+              <w:t>16</w:t>
             </w:r>
           </w:hyperlink>
         </w:p>
@@ -1335,7 +1355,7 @@
             </w:tabs>
             <w:rPr/>
           </w:pPr>
-          <w:hyperlink w:anchor="__RefHeading___Toc2393_2814984431">
+          <w:hyperlink w:anchor="__RefHeading___Toc2746_3067172540">
             <w:r>
               <w:rPr>
                 <w:rStyle w:val="IndexLink"/>
@@ -1355,7 +1375,7 @@
             </w:tabs>
             <w:rPr/>
           </w:pPr>
-          <w:hyperlink w:anchor="__RefHeading___Toc2395_2814984431">
+          <w:hyperlink w:anchor="__RefHeading___Toc2748_3067172540">
             <w:r>
               <w:rPr>
                 <w:rStyle w:val="IndexLink"/>
@@ -1375,14 +1395,14 @@
             </w:tabs>
             <w:rPr/>
           </w:pPr>
-          <w:hyperlink w:anchor="__RefHeading___Toc2397_2814984431">
+          <w:hyperlink w:anchor="__RefHeading___Toc2750_3067172540">
             <w:r>
               <w:rPr>
                 <w:rStyle w:val="IndexLink"/>
               </w:rPr>
               <w:t>12. Báo cáo và dashboard</w:t>
               <w:tab/>
-              <w:t>16</w:t>
+              <w:t>17</w:t>
             </w:r>
           </w:hyperlink>
         </w:p>
@@ -1395,14 +1415,14 @@
             </w:tabs>
             <w:rPr/>
           </w:pPr>
-          <w:hyperlink w:anchor="__RefHeading___Toc2399_2814984431">
+          <w:hyperlink w:anchor="__RefHeading___Toc2752_3067172540">
             <w:r>
               <w:rPr>
                 <w:rStyle w:val="IndexLink"/>
               </w:rPr>
               <w:t>12.1 Tạo dashboard và widget</w:t>
               <w:tab/>
-              <w:t>16</w:t>
+              <w:t>17</w:t>
             </w:r>
           </w:hyperlink>
         </w:p>
@@ -1415,7 +1435,7 @@
             </w:tabs>
             <w:rPr/>
           </w:pPr>
-          <w:hyperlink w:anchor="__RefHeading___Toc2401_2814984431">
+          <w:hyperlink w:anchor="__RefHeading___Toc2754_3067172540">
             <w:r>
               <w:rPr>
                 <w:rStyle w:val="IndexLink"/>
@@ -1435,7 +1455,7 @@
             </w:tabs>
             <w:rPr/>
           </w:pPr>
-          <w:hyperlink w:anchor="__RefHeading___Toc2403_2814984431">
+          <w:hyperlink w:anchor="__RefHeading___Toc2756_3067172540">
             <w:r>
               <w:rPr>
                 <w:rStyle w:val="IndexLink"/>
@@ -1455,7 +1475,7 @@
             </w:tabs>
             <w:rPr/>
           </w:pPr>
-          <w:hyperlink w:anchor="__RefHeading___Toc2405_2814984431">
+          <w:hyperlink w:anchor="__RefHeading___Toc2758_3067172540">
             <w:r>
               <w:rPr>
                 <w:rStyle w:val="IndexLink"/>
@@ -1475,14 +1495,14 @@
             </w:tabs>
             <w:rPr/>
           </w:pPr>
-          <w:hyperlink w:anchor="__RefHeading___Toc2407_2814984431">
+          <w:hyperlink w:anchor="__RefHeading___Toc2760_3067172540">
             <w:r>
               <w:rPr>
                 <w:rStyle w:val="IndexLink"/>
               </w:rPr>
               <w:t>13.2 Làm việc với trang wiki</w:t>
               <w:tab/>
-              <w:t>17</w:t>
+              <w:t>18</w:t>
             </w:r>
           </w:hyperlink>
         </w:p>
@@ -1495,7 +1515,7 @@
             </w:tabs>
             <w:rPr/>
           </w:pPr>
-          <w:hyperlink w:anchor="__RefHeading___Toc2409_2814984431">
+          <w:hyperlink w:anchor="__RefHeading___Toc2762_3067172540">
             <w:r>
               <w:rPr>
                 <w:rStyle w:val="IndexLink"/>
@@ -1515,7 +1535,7 @@
             </w:tabs>
             <w:rPr/>
           </w:pPr>
-          <w:hyperlink w:anchor="__RefHeading___Toc2411_2814984431">
+          <w:hyperlink w:anchor="__RefHeading___Toc2764_3067172540">
             <w:r>
               <w:rPr>
                 <w:rStyle w:val="IndexLink"/>
@@ -1535,7 +1555,7 @@
             </w:tabs>
             <w:rPr/>
           </w:pPr>
-          <w:hyperlink w:anchor="__RefHeading___Toc2413_2814984431">
+          <w:hyperlink w:anchor="__RefHeading___Toc2766_3067172540">
             <w:r>
               <w:rPr>
                 <w:rStyle w:val="IndexLink"/>
@@ -1555,7 +1575,7 @@
             </w:tabs>
             <w:rPr/>
           </w:pPr>
-          <w:hyperlink w:anchor="__RefHeading___Toc2415_2814984431">
+          <w:hyperlink w:anchor="__RefHeading___Toc2768_3067172540">
             <w:r>
               <w:rPr>
                 <w:rStyle w:val="IndexLink"/>
@@ -1575,14 +1595,14 @@
             </w:tabs>
             <w:rPr/>
           </w:pPr>
-          <w:hyperlink w:anchor="__RefHeading___Toc2417_2814984431">
+          <w:hyperlink w:anchor="__RefHeading___Toc2770_3067172540">
             <w:r>
               <w:rPr>
                 <w:rStyle w:val="IndexLink"/>
               </w:rPr>
               <w:t>14.2 Các loại thông báo và thao tác</w:t>
               <w:tab/>
-              <w:t>18</w:t>
+              <w:t>19</w:t>
             </w:r>
           </w:hyperlink>
         </w:p>
@@ -1595,7 +1615,7 @@
             </w:tabs>
             <w:rPr/>
           </w:pPr>
-          <w:hyperlink w:anchor="__RefHeading___Toc2419_2814984431">
+          <w:hyperlink w:anchor="__RefHeading___Toc2772_3067172540">
             <w:r>
               <w:rPr>
                 <w:rStyle w:val="IndexLink"/>
@@ -1615,7 +1635,7 @@
             </w:tabs>
             <w:rPr/>
           </w:pPr>
-          <w:hyperlink w:anchor="__RefHeading___Toc2421_2814984431">
+          <w:hyperlink w:anchor="__RefHeading___Toc2774_3067172540">
             <w:r>
               <w:rPr>
                 <w:rStyle w:val="IndexLink"/>
@@ -1635,7 +1655,7 @@
             </w:tabs>
             <w:rPr/>
           </w:pPr>
-          <w:hyperlink w:anchor="__RefHeading___Toc2423_2814984431">
+          <w:hyperlink w:anchor="__RefHeading___Toc2776_3067172540">
             <w:r>
               <w:rPr>
                 <w:rStyle w:val="IndexLink"/>
@@ -1655,14 +1675,14 @@
             </w:tabs>
             <w:rPr/>
           </w:pPr>
-          <w:hyperlink w:anchor="__RefHeading___Toc2425_2814984431">
+          <w:hyperlink w:anchor="__RefHeading___Toc2778_3067172540">
             <w:r>
               <w:rPr>
                 <w:rStyle w:val="IndexLink"/>
               </w:rPr>
               <w:t>15.2 Hỏi AI và viết báo cáo</w:t>
               <w:tab/>
-              <w:t>19</w:t>
+              <w:t>20</w:t>
             </w:r>
           </w:hyperlink>
         </w:p>
@@ -1675,14 +1695,14 @@
             </w:tabs>
             <w:rPr/>
           </w:pPr>
-          <w:hyperlink w:anchor="__RefHeading___Toc2427_2814984431">
+          <w:hyperlink w:anchor="__RefHeading___Toc2780_3067172540">
             <w:r>
               <w:rPr>
                 <w:rStyle w:val="IndexLink"/>
               </w:rPr>
               <w:t>15.3 Nút AI trong từng màn hình</w:t>
               <w:tab/>
-              <w:t>19</w:t>
+              <w:t>20</w:t>
             </w:r>
           </w:hyperlink>
         </w:p>
@@ -1695,7 +1715,7 @@
             </w:tabs>
             <w:rPr/>
           </w:pPr>
-          <w:hyperlink w:anchor="__RefHeading___Toc2429_2814984431">
+          <w:hyperlink w:anchor="__RefHeading___Toc2782_3067172540">
             <w:r>
               <w:rPr>
                 <w:rStyle w:val="IndexLink"/>
@@ -1715,7 +1735,7 @@
             </w:tabs>
             <w:rPr/>
           </w:pPr>
-          <w:hyperlink w:anchor="__RefHeading___Toc2431_2814984431">
+          <w:hyperlink w:anchor="__RefHeading___Toc2784_3067172540">
             <w:r>
               <w:rPr>
                 <w:rStyle w:val="IndexLink"/>
@@ -1723,6 +1743,46 @@
               <w:t>15.5 Mẹo viết yêu cầu hiệu quả</w:t>
               <w:tab/>
               <w:t>20</w:t>
+            </w:r>
+          </w:hyperlink>
+        </w:p>
+        <w:p>
+          <w:pPr>
+            <w:pStyle w:val="TOC2"/>
+            <w:tabs>
+              <w:tab w:val="clear" w:pos="9355"/>
+              <w:tab w:val="right" w:pos="9637" w:leader="dot"/>
+            </w:tabs>
+            <w:rPr/>
+          </w:pPr>
+          <w:hyperlink w:anchor="__RefHeading___Toc2786_3067172540">
+            <w:r>
+              <w:rPr>
+                <w:rStyle w:val="IndexLink"/>
+              </w:rPr>
+              <w:t>15.6 Tạo task bằng AI và AI trong dự án</w:t>
+              <w:tab/>
+              <w:t>20</w:t>
+            </w:r>
+          </w:hyperlink>
+        </w:p>
+        <w:p>
+          <w:pPr>
+            <w:pStyle w:val="TOC2"/>
+            <w:tabs>
+              <w:tab w:val="clear" w:pos="9355"/>
+              <w:tab w:val="right" w:pos="9637" w:leader="dot"/>
+            </w:tabs>
+            <w:rPr/>
+          </w:pPr>
+          <w:hyperlink w:anchor="__RefHeading___Toc2788_3067172540">
+            <w:r>
+              <w:rPr>
+                <w:rStyle w:val="IndexLink"/>
+              </w:rPr>
+              <w:t>15.7 Đính kèm ảnh và file để AI đọc</w:t>
+              <w:tab/>
+              <w:t>21</w:t>
             </w:r>
           </w:hyperlink>
         </w:p>
@@ -1735,14 +1795,14 @@
             </w:tabs>
             <w:rPr/>
           </w:pPr>
-          <w:hyperlink w:anchor="__RefHeading___Toc2433_2814984431">
+          <w:hyperlink w:anchor="__RefHeading___Toc2790_3067172540">
             <w:r>
               <w:rPr>
                 <w:rStyle w:val="IndexLink"/>
               </w:rPr>
-              <w:t>16. Nhập và xuất dữ liệu</w:t>
+              <w:t>16. Second Brain - bộ não thứ hai của công việc</w:t>
               <w:tab/>
-              <w:t>20</w:t>
+              <w:t>21</w:t>
             </w:r>
           </w:hyperlink>
         </w:p>
@@ -1755,14 +1815,14 @@
             </w:tabs>
             <w:rPr/>
           </w:pPr>
-          <w:hyperlink w:anchor="__RefHeading___Toc2435_2814984431">
+          <w:hyperlink w:anchor="__RefHeading___Toc2792_3067172540">
             <w:r>
               <w:rPr>
                 <w:rStyle w:val="IndexLink"/>
               </w:rPr>
-              <w:t>16.1 Nhập task từ Excel/CSV</w:t>
+              <w:t>16.1 Các tab chính</w:t>
               <w:tab/>
-              <w:t>20</w:t>
+              <w:t>22</w:t>
             </w:r>
           </w:hyperlink>
         </w:p>
@@ -1775,14 +1835,14 @@
             </w:tabs>
             <w:rPr/>
           </w:pPr>
-          <w:hyperlink w:anchor="__RefHeading___Toc2437_2814984431">
+          <w:hyperlink w:anchor="__RefHeading___Toc2794_3067172540">
             <w:r>
               <w:rPr>
                 <w:rStyle w:val="IndexLink"/>
               </w:rPr>
-              <w:t>16.2 Xuất dữ liệu</w:t>
+              <w:t>16.2 Liên kết tri thức trong trang wiki</w:t>
               <w:tab/>
-              <w:t>20</w:t>
+              <w:t>22</w:t>
             </w:r>
           </w:hyperlink>
         </w:p>
@@ -1795,14 +1855,14 @@
             </w:tabs>
             <w:rPr/>
           </w:pPr>
-          <w:hyperlink w:anchor="__RefHeading___Toc2439_2814984431">
+          <w:hyperlink w:anchor="__RefHeading___Toc2796_3067172540">
             <w:r>
               <w:rPr>
                 <w:rStyle w:val="IndexLink"/>
               </w:rPr>
-              <w:t>17. Cài đặt cá nhân và giao diện</w:t>
+              <w:t>17. Vinh danh - lời khen, điểm và đổi quà</w:t>
               <w:tab/>
-              <w:t>20</w:t>
+              <w:t>22</w:t>
             </w:r>
           </w:hyperlink>
         </w:p>
@@ -1815,14 +1875,14 @@
             </w:tabs>
             <w:rPr/>
           </w:pPr>
-          <w:hyperlink w:anchor="__RefHeading___Toc2441_2814984431">
+          <w:hyperlink w:anchor="__RefHeading___Toc2798_3067172540">
             <w:r>
               <w:rPr>
                 <w:rStyle w:val="IndexLink"/>
               </w:rPr>
-              <w:t>17.1 Hồ sơ</w:t>
+              <w:t>17.1 Gửi lời khen (thư cảm ơn)</w:t>
               <w:tab/>
-              <w:t>20</w:t>
+              <w:t>22</w:t>
             </w:r>
           </w:hyperlink>
         </w:p>
@@ -1835,14 +1895,54 @@
             </w:tabs>
             <w:rPr/>
           </w:pPr>
-          <w:hyperlink w:anchor="__RefHeading___Toc2443_2814984431">
+          <w:hyperlink w:anchor="__RefHeading___Toc2800_3067172540">
             <w:r>
               <w:rPr>
                 <w:rStyle w:val="IndexLink"/>
               </w:rPr>
-              <w:t>17.2 Giao diện và ngôn ngữ</w:t>
+              <w:t>17.2 Bảng vinh danh và điểm</w:t>
               <w:tab/>
-              <w:t>21</w:t>
+              <w:t>23</w:t>
+            </w:r>
+          </w:hyperlink>
+        </w:p>
+        <w:p>
+          <w:pPr>
+            <w:pStyle w:val="TOC2"/>
+            <w:tabs>
+              <w:tab w:val="clear" w:pos="9355"/>
+              <w:tab w:val="right" w:pos="9637" w:leader="dot"/>
+            </w:tabs>
+            <w:rPr/>
+          </w:pPr>
+          <w:hyperlink w:anchor="__RefHeading___Toc2802_3067172540">
+            <w:r>
+              <w:rPr>
+                <w:rStyle w:val="IndexLink"/>
+              </w:rPr>
+              <w:t>17.3 Đổi quà</w:t>
+              <w:tab/>
+              <w:t>23</w:t>
+            </w:r>
+          </w:hyperlink>
+        </w:p>
+        <w:p>
+          <w:pPr>
+            <w:pStyle w:val="TOC2"/>
+            <w:tabs>
+              <w:tab w:val="clear" w:pos="9355"/>
+              <w:tab w:val="right" w:pos="9637" w:leader="dot"/>
+            </w:tabs>
+            <w:rPr/>
+          </w:pPr>
+          <w:hyperlink w:anchor="__RefHeading___Toc2804_3067172540">
+            <w:r>
+              <w:rPr>
+                <w:rStyle w:val="IndexLink"/>
+              </w:rPr>
+              <w:t>17.4 Dành cho quản trị</w:t>
+              <w:tab/>
+              <w:t>23</w:t>
             </w:r>
           </w:hyperlink>
         </w:p>
@@ -1855,14 +1955,14 @@
             </w:tabs>
             <w:rPr/>
           </w:pPr>
-          <w:hyperlink w:anchor="__RefHeading___Toc2445_2814984431">
+          <w:hyperlink w:anchor="__RefHeading___Toc2806_3067172540">
             <w:r>
               <w:rPr>
                 <w:rStyle w:val="IndexLink"/>
               </w:rPr>
-              <w:t>18. Ứng dụng Windows</w:t>
+              <w:t>18. Agent Work - giao việc nhiều bước cho AI</w:t>
               <w:tab/>
-              <w:t>21</w:t>
+              <w:t>23</w:t>
             </w:r>
           </w:hyperlink>
         </w:p>
@@ -1875,14 +1975,14 @@
             </w:tabs>
             <w:rPr/>
           </w:pPr>
-          <w:hyperlink w:anchor="__RefHeading___Toc2447_2814984431">
+          <w:hyperlink w:anchor="__RefHeading___Toc2808_3067172540">
             <w:r>
               <w:rPr>
                 <w:rStyle w:val="IndexLink"/>
               </w:rPr>
-              <w:t>19. Gợi ý thiết lập cho các quy trình HR</w:t>
+              <w:t>19. Nhập và xuất dữ liệu</w:t>
               <w:tab/>
-              <w:t>21</w:t>
+              <w:t>24</w:t>
             </w:r>
           </w:hyperlink>
         </w:p>
@@ -1895,14 +1995,14 @@
             </w:tabs>
             <w:rPr/>
           </w:pPr>
-          <w:hyperlink w:anchor="__RefHeading___Toc2449_2814984431">
+          <w:hyperlink w:anchor="__RefHeading___Toc2810_3067172540">
             <w:r>
               <w:rPr>
                 <w:rStyle w:val="IndexLink"/>
               </w:rPr>
-              <w:t>19.1 Onboarding nhân viên mới</w:t>
+              <w:t>19.1 Nhập task từ Excel/CSV</w:t>
               <w:tab/>
-              <w:t>21</w:t>
+              <w:t>24</w:t>
             </w:r>
           </w:hyperlink>
         </w:p>
@@ -1915,14 +2015,34 @@
             </w:tabs>
             <w:rPr/>
           </w:pPr>
-          <w:hyperlink w:anchor="__RefHeading___Toc2451_2814984431">
+          <w:hyperlink w:anchor="__RefHeading___Toc2812_3067172540">
             <w:r>
               <w:rPr>
                 <w:rStyle w:val="IndexLink"/>
               </w:rPr>
-              <w:t>19.2 Chu kỳ lương hằng tháng (C&amp;B)</w:t>
+              <w:t>19.2 Xuất dữ liệu</w:t>
               <w:tab/>
-              <w:t>21</w:t>
+              <w:t>24</w:t>
+            </w:r>
+          </w:hyperlink>
+        </w:p>
+        <w:p>
+          <w:pPr>
+            <w:pStyle w:val="TOC1"/>
+            <w:tabs>
+              <w:tab w:val="clear" w:pos="9638"/>
+              <w:tab w:val="right" w:pos="9637" w:leader="dot"/>
+            </w:tabs>
+            <w:rPr/>
+          </w:pPr>
+          <w:hyperlink w:anchor="__RefHeading___Toc2814_3067172540">
+            <w:r>
+              <w:rPr>
+                <w:rStyle w:val="IndexLink"/>
+              </w:rPr>
+              <w:t>20. Cài đặt cá nhân và giao diện</w:t>
+              <w:tab/>
+              <w:t>24</w:t>
             </w:r>
           </w:hyperlink>
         </w:p>
@@ -1935,14 +2055,14 @@
             </w:tabs>
             <w:rPr/>
           </w:pPr>
-          <w:hyperlink w:anchor="__RefHeading___Toc2453_2814984431">
+          <w:hyperlink w:anchor="__RefHeading___Toc2816_3067172540">
             <w:r>
               <w:rPr>
                 <w:rStyle w:val="IndexLink"/>
               </w:rPr>
-              <w:t>19.3 Tuyển dụng (TA)</w:t>
+              <w:t>20.1 Hồ sơ</w:t>
               <w:tab/>
-              <w:t>22</w:t>
+              <w:t>24</w:t>
             </w:r>
           </w:hyperlink>
         </w:p>
@@ -1955,14 +2075,54 @@
             </w:tabs>
             <w:rPr/>
           </w:pPr>
-          <w:hyperlink w:anchor="__RefHeading___Toc2455_2814984431">
+          <w:hyperlink w:anchor="__RefHeading___Toc2818_3067172540">
             <w:r>
               <w:rPr>
                 <w:rStyle w:val="IndexLink"/>
               </w:rPr>
-              <w:t>19.4 Đào tạo (L&amp;D)</w:t>
+              <w:t>20.2 Giao diện và ngôn ngữ</w:t>
               <w:tab/>
-              <w:t>22</w:t>
+              <w:t>24</w:t>
+            </w:r>
+          </w:hyperlink>
+        </w:p>
+        <w:p>
+          <w:pPr>
+            <w:pStyle w:val="TOC1"/>
+            <w:tabs>
+              <w:tab w:val="clear" w:pos="9638"/>
+              <w:tab w:val="right" w:pos="9637" w:leader="dot"/>
+            </w:tabs>
+            <w:rPr/>
+          </w:pPr>
+          <w:hyperlink w:anchor="__RefHeading___Toc2820_3067172540">
+            <w:r>
+              <w:rPr>
+                <w:rStyle w:val="IndexLink"/>
+              </w:rPr>
+              <w:t>21. Ứng dụng Windows</w:t>
+              <w:tab/>
+              <w:t>25</w:t>
+            </w:r>
+          </w:hyperlink>
+        </w:p>
+        <w:p>
+          <w:pPr>
+            <w:pStyle w:val="TOC1"/>
+            <w:tabs>
+              <w:tab w:val="clear" w:pos="9638"/>
+              <w:tab w:val="right" w:pos="9637" w:leader="dot"/>
+            </w:tabs>
+            <w:rPr/>
+          </w:pPr>
+          <w:hyperlink w:anchor="__RefHeading___Toc2822_3067172540">
+            <w:r>
+              <w:rPr>
+                <w:rStyle w:val="IndexLink"/>
+              </w:rPr>
+              <w:t>22. Gợi ý thiết lập cho các quy trình HR</w:t>
+              <w:tab/>
+              <w:t>25</w:t>
             </w:r>
           </w:hyperlink>
         </w:p>
@@ -1975,14 +2135,94 @@
             </w:tabs>
             <w:rPr/>
           </w:pPr>
-          <w:hyperlink w:anchor="__RefHeading___Toc2457_2814984431">
+          <w:hyperlink w:anchor="__RefHeading___Toc2824_3067172540">
             <w:r>
               <w:rPr>
                 <w:rStyle w:val="IndexLink"/>
               </w:rPr>
-              <w:t>19.5 Báo cáo tuần cho quản lý</w:t>
+              <w:t>22.1 Onboarding nhân viên mới</w:t>
               <w:tab/>
-              <w:t>22</w:t>
+              <w:t>25</w:t>
+            </w:r>
+          </w:hyperlink>
+        </w:p>
+        <w:p>
+          <w:pPr>
+            <w:pStyle w:val="TOC2"/>
+            <w:tabs>
+              <w:tab w:val="clear" w:pos="9355"/>
+              <w:tab w:val="right" w:pos="9637" w:leader="dot"/>
+            </w:tabs>
+            <w:rPr/>
+          </w:pPr>
+          <w:hyperlink w:anchor="__RefHeading___Toc2826_3067172540">
+            <w:r>
+              <w:rPr>
+                <w:rStyle w:val="IndexLink"/>
+              </w:rPr>
+              <w:t>22.2 Chu kỳ lương hằng tháng (C&amp;B)</w:t>
+              <w:tab/>
+              <w:t>25</w:t>
+            </w:r>
+          </w:hyperlink>
+        </w:p>
+        <w:p>
+          <w:pPr>
+            <w:pStyle w:val="TOC2"/>
+            <w:tabs>
+              <w:tab w:val="clear" w:pos="9355"/>
+              <w:tab w:val="right" w:pos="9637" w:leader="dot"/>
+            </w:tabs>
+            <w:rPr/>
+          </w:pPr>
+          <w:hyperlink w:anchor="__RefHeading___Toc2828_3067172540">
+            <w:r>
+              <w:rPr>
+                <w:rStyle w:val="IndexLink"/>
+              </w:rPr>
+              <w:t>22.3 Tuyển dụng (TA)</w:t>
+              <w:tab/>
+              <w:t>25</w:t>
+            </w:r>
+          </w:hyperlink>
+        </w:p>
+        <w:p>
+          <w:pPr>
+            <w:pStyle w:val="TOC2"/>
+            <w:tabs>
+              <w:tab w:val="clear" w:pos="9355"/>
+              <w:tab w:val="right" w:pos="9637" w:leader="dot"/>
+            </w:tabs>
+            <w:rPr/>
+          </w:pPr>
+          <w:hyperlink w:anchor="__RefHeading___Toc2830_3067172540">
+            <w:r>
+              <w:rPr>
+                <w:rStyle w:val="IndexLink"/>
+              </w:rPr>
+              <w:t>22.4 Đào tạo (L&amp;D)</w:t>
+              <w:tab/>
+              <w:t>25</w:t>
+            </w:r>
+          </w:hyperlink>
+        </w:p>
+        <w:p>
+          <w:pPr>
+            <w:pStyle w:val="TOC2"/>
+            <w:tabs>
+              <w:tab w:val="clear" w:pos="9355"/>
+              <w:tab w:val="right" w:pos="9637" w:leader="dot"/>
+            </w:tabs>
+            <w:rPr/>
+          </w:pPr>
+          <w:hyperlink w:anchor="__RefHeading___Toc2832_3067172540">
+            <w:r>
+              <w:rPr>
+                <w:rStyle w:val="IndexLink"/>
+              </w:rPr>
+              <w:t>22.5 Báo cáo tuần cho quản lý</w:t>
+              <w:tab/>
+              <w:t>25</w:t>
             </w:r>
           </w:hyperlink>
         </w:p>
@@ -1995,14 +2235,14 @@
             </w:tabs>
             <w:rPr/>
           </w:pPr>
-          <w:hyperlink w:anchor="__RefHeading___Toc2459_2814984431">
+          <w:hyperlink w:anchor="__RefHeading___Toc2834_3067172540">
             <w:r>
               <w:rPr>
                 <w:rStyle w:val="IndexLink"/>
               </w:rPr>
-              <w:t>20. Câu hỏi thường gặp và xử lý sự cố</w:t>
+              <w:t>23. Câu hỏi thường gặp và xử lý sự cố</w:t>
               <w:tab/>
-              <w:t>22</w:t>
+              <w:t>26</w:t>
             </w:r>
           </w:hyperlink>
           <w:r>
@@ -2032,7 +2272,7 @@
         <w:pStyle w:val="Heading1"/>
         <w:rPr/>
       </w:pPr>
-      <w:bookmarkStart w:id="0" w:name="__RefHeading___Toc2287_2814984431"/>
+      <w:bookmarkStart w:id="0" w:name="__RefHeading___Toc2638_3067172540"/>
       <w:bookmarkEnd w:id="0"/>
       <w:r>
         <w:rPr/>
@@ -2285,7 +2525,7 @@
                 <w:sz w:val="19"/>
                 <w:szCs w:val="19"/>
               </w:rPr>
-              <w:t>2.0 (29/09/2026)</w:t>
+              <w:t>3.0 (15/10/2026) - bổ sung Second Brain, Vinh danh, Agent Work, tuỳ chỉnh Home, AI tạo task và đọc file đính kèm, quên mật khẩu, đăng nhập Microsoft, chu kỳ OKR mới</w:t>
             </w:r>
           </w:p>
         </w:tc>
@@ -2432,7 +2672,7 @@
         <w:pStyle w:val="Heading1"/>
         <w:rPr/>
       </w:pPr>
-      <w:bookmarkStart w:id="1" w:name="__RefHeading___Toc2289_2814984431"/>
+      <w:bookmarkStart w:id="1" w:name="__RefHeading___Toc2640_3067172540"/>
       <w:bookmarkEnd w:id="1"/>
       <w:r>
         <w:rPr/>
@@ -2444,7 +2684,7 @@
         <w:pStyle w:val="Heading2"/>
         <w:rPr/>
       </w:pPr>
-      <w:bookmarkStart w:id="2" w:name="__RefHeading___Toc2291_2814984431"/>
+      <w:bookmarkStart w:id="2" w:name="__RefHeading___Toc2642_3067172540"/>
       <w:bookmarkEnd w:id="2"/>
       <w:r>
         <w:rPr/>
@@ -2916,6 +3156,177 @@
                 <w:sz w:val="19"/>
                 <w:szCs w:val="19"/>
               </w:rPr>
+              <w:t>Lưu tri thức gắn với công việc</w:t>
+            </w:r>
+          </w:p>
+        </w:tc>
+        <w:tc>
+          <w:tcPr>
+            <w:tcW w:w="6424" w:type="dxa"/>
+            <w:tcBorders>
+              <w:top w:val="single" w:sz="4" w:space="0" w:color="808080"/>
+              <w:left w:val="single" w:sz="4" w:space="0" w:color="808080"/>
+              <w:bottom w:val="single" w:sz="4" w:space="0" w:color="808080"/>
+              <w:right w:val="single" w:sz="4" w:space="0" w:color="808080"/>
+            </w:tcBorders>
+          </w:tcPr>
+          <w:p>
+            <w:pPr>
+              <w:pStyle w:val="Normal"/>
+              <w:spacing w:lineRule="exact" w:line="260" w:before="0" w:after="40"/>
+              <w:rPr/>
+            </w:pPr>
+            <w:r>
+              <w:rPr>
+                <w:b w:val="false"/>
+                <w:bCs w:val="false"/>
+                <w:sz w:val="19"/>
+                <w:szCs w:val="19"/>
+              </w:rPr>
+              <w:t>Second Brain: liên kết trang - task - mục tiêu - người, nhật ký, sổ quyết định, đồ thị tri thức</w:t>
+            </w:r>
+          </w:p>
+        </w:tc>
+      </w:tr>
+      <w:tr>
+        <w:trPr/>
+        <w:tc>
+          <w:tcPr>
+            <w:tcW w:w="3213" w:type="dxa"/>
+            <w:tcBorders>
+              <w:top w:val="single" w:sz="4" w:space="0" w:color="808080"/>
+              <w:left w:val="single" w:sz="4" w:space="0" w:color="808080"/>
+              <w:bottom w:val="single" w:sz="4" w:space="0" w:color="808080"/>
+              <w:right w:val="single" w:sz="4" w:space="0" w:color="808080"/>
+            </w:tcBorders>
+          </w:tcPr>
+          <w:p>
+            <w:pPr>
+              <w:pStyle w:val="Normal"/>
+              <w:spacing w:lineRule="exact" w:line="260" w:before="0" w:after="40"/>
+              <w:rPr/>
+            </w:pPr>
+            <w:r>
+              <w:rPr>
+                <w:b w:val="false"/>
+                <w:bCs w:val="false"/>
+                <w:sz w:val="19"/>
+                <w:szCs w:val="19"/>
+              </w:rPr>
+              <w:t>Ghi nhận và động viên</w:t>
+            </w:r>
+          </w:p>
+        </w:tc>
+        <w:tc>
+          <w:tcPr>
+            <w:tcW w:w="6424" w:type="dxa"/>
+            <w:tcBorders>
+              <w:top w:val="single" w:sz="4" w:space="0" w:color="808080"/>
+              <w:left w:val="single" w:sz="4" w:space="0" w:color="808080"/>
+              <w:bottom w:val="single" w:sz="4" w:space="0" w:color="808080"/>
+              <w:right w:val="single" w:sz="4" w:space="0" w:color="808080"/>
+            </w:tcBorders>
+          </w:tcPr>
+          <w:p>
+            <w:pPr>
+              <w:pStyle w:val="Normal"/>
+              <w:spacing w:lineRule="exact" w:line="260" w:before="0" w:after="40"/>
+              <w:rPr/>
+            </w:pPr>
+            <w:r>
+              <w:rPr>
+                <w:b w:val="false"/>
+                <w:bCs w:val="false"/>
+                <w:sz w:val="19"/>
+                <w:szCs w:val="19"/>
+              </w:rPr>
+              <w:t>Vinh danh: lời khen, bảng xếp hạng, điểm thưởng và đổi quà</w:t>
+            </w:r>
+          </w:p>
+        </w:tc>
+      </w:tr>
+      <w:tr>
+        <w:trPr/>
+        <w:tc>
+          <w:tcPr>
+            <w:tcW w:w="3213" w:type="dxa"/>
+            <w:tcBorders>
+              <w:top w:val="single" w:sz="4" w:space="0" w:color="808080"/>
+              <w:left w:val="single" w:sz="4" w:space="0" w:color="808080"/>
+              <w:bottom w:val="single" w:sz="4" w:space="0" w:color="808080"/>
+              <w:right w:val="single" w:sz="4" w:space="0" w:color="808080"/>
+            </w:tcBorders>
+          </w:tcPr>
+          <w:p>
+            <w:pPr>
+              <w:pStyle w:val="Normal"/>
+              <w:spacing w:lineRule="exact" w:line="260" w:before="0" w:after="40"/>
+              <w:rPr/>
+            </w:pPr>
+            <w:r>
+              <w:rPr>
+                <w:b w:val="false"/>
+                <w:bCs w:val="false"/>
+                <w:sz w:val="19"/>
+                <w:szCs w:val="19"/>
+              </w:rPr>
+              <w:t>Để AI làm bớt việc</w:t>
+            </w:r>
+          </w:p>
+        </w:tc>
+        <w:tc>
+          <w:tcPr>
+            <w:tcW w:w="6424" w:type="dxa"/>
+            <w:tcBorders>
+              <w:top w:val="single" w:sz="4" w:space="0" w:color="808080"/>
+              <w:left w:val="single" w:sz="4" w:space="0" w:color="808080"/>
+              <w:bottom w:val="single" w:sz="4" w:space="0" w:color="808080"/>
+              <w:right w:val="single" w:sz="4" w:space="0" w:color="808080"/>
+            </w:tcBorders>
+          </w:tcPr>
+          <w:p>
+            <w:pPr>
+              <w:pStyle w:val="Normal"/>
+              <w:spacing w:lineRule="exact" w:line="260" w:before="0" w:after="40"/>
+              <w:rPr/>
+            </w:pPr>
+            <w:r>
+              <w:rPr>
+                <w:b w:val="false"/>
+                <w:bCs w:val="false"/>
+                <w:sz w:val="19"/>
+                <w:szCs w:val="19"/>
+              </w:rPr>
+              <w:t>Tạo task bằng lời, AI sửa task hàng loạt (bạn duyệt), đọc ảnh/file đính kèm, Agent Work cho việc nhiều bước</w:t>
+            </w:r>
+          </w:p>
+        </w:tc>
+      </w:tr>
+      <w:tr>
+        <w:trPr/>
+        <w:tc>
+          <w:tcPr>
+            <w:tcW w:w="3213" w:type="dxa"/>
+            <w:tcBorders>
+              <w:top w:val="single" w:sz="4" w:space="0" w:color="808080"/>
+              <w:left w:val="single" w:sz="4" w:space="0" w:color="808080"/>
+              <w:bottom w:val="single" w:sz="4" w:space="0" w:color="808080"/>
+              <w:right w:val="single" w:sz="4" w:space="0" w:color="808080"/>
+            </w:tcBorders>
+          </w:tcPr>
+          <w:p>
+            <w:pPr>
+              <w:pStyle w:val="Normal"/>
+              <w:spacing w:lineRule="exact" w:line="260" w:before="0" w:after="40"/>
+              <w:rPr/>
+            </w:pPr>
+            <w:r>
+              <w:rPr>
+                <w:b w:val="false"/>
+                <w:bCs w:val="false"/>
+                <w:sz w:val="19"/>
+                <w:szCs w:val="19"/>
+              </w:rPr>
               <w:t>Bảo mật dữ liệu nhân sự</w:t>
             </w:r>
           </w:p>
@@ -2954,7 +3365,7 @@
         <w:pStyle w:val="Heading2"/>
         <w:rPr/>
       </w:pPr>
-      <w:bookmarkStart w:id="3" w:name="__RefHeading___Toc2293_2814984431"/>
+      <w:bookmarkStart w:id="3" w:name="__RefHeading___Toc2644_3067172540"/>
       <w:bookmarkEnd w:id="3"/>
       <w:r>
         <w:rPr/>
@@ -2966,7 +3377,7 @@
         <w:pStyle w:val="ListParagraph"/>
         <w:numPr>
           <w:ilvl w:val="0"/>
-          <w:numId w:val="23"/>
+          <w:numId w:val="27"/>
         </w:numPr>
         <w:spacing w:lineRule="exact" w:line="290" w:before="0" w:after="60"/>
         <w:rPr/>
@@ -3010,7 +3421,7 @@
         <w:pStyle w:val="Heading2"/>
         <w:rPr/>
       </w:pPr>
-      <w:bookmarkStart w:id="4" w:name="__RefHeading___Toc2295_2814984431"/>
+      <w:bookmarkStart w:id="4" w:name="__RefHeading___Toc2646_3067172540"/>
       <w:bookmarkEnd w:id="4"/>
       <w:r>
         <w:rPr/>
@@ -3889,7 +4300,7 @@
         <w:pStyle w:val="Heading1"/>
         <w:rPr/>
       </w:pPr>
-      <w:bookmarkStart w:id="5" w:name="__RefHeading___Toc2297_2814984431"/>
+      <w:bookmarkStart w:id="5" w:name="__RefHeading___Toc2648_3067172540"/>
       <w:bookmarkEnd w:id="5"/>
       <w:r>
         <w:rPr/>
@@ -3901,7 +4312,7 @@
         <w:pStyle w:val="Heading2"/>
         <w:rPr/>
       </w:pPr>
-      <w:bookmarkStart w:id="6" w:name="__RefHeading___Toc2299_2814984431"/>
+      <w:bookmarkStart w:id="6" w:name="__RefHeading___Toc2650_3067172540"/>
       <w:bookmarkEnd w:id="6"/>
       <w:r>
         <w:rPr/>
@@ -3935,7 +4346,7 @@
         <w:pStyle w:val="ListParagraph"/>
         <w:numPr>
           <w:ilvl w:val="0"/>
-          <w:numId w:val="24"/>
+          <w:numId w:val="28"/>
         </w:numPr>
         <w:spacing w:lineRule="exact" w:line="290" w:before="0" w:after="60"/>
         <w:rPr/>
@@ -4096,7 +4507,7 @@
         <w:pStyle w:val="Heading2"/>
         <w:rPr/>
       </w:pPr>
-      <w:bookmarkStart w:id="7" w:name="__RefHeading___Toc2301_2814984431"/>
+      <w:bookmarkStart w:id="7" w:name="__RefHeading___Toc2652_3067172540"/>
       <w:bookmarkEnd w:id="7"/>
       <w:r>
         <w:rPr/>
@@ -4122,7 +4533,29 @@
       </w:r>
       <w:r>
         <w:rPr/>
-        <w:t>: nhập email và mật khẩu, hoặc dùng Google.</w:t>
+        <w:t xml:space="preserve">: nhập email và mật khẩu, hoặc bấm </w:t>
+      </w:r>
+      <w:r>
+        <w:rPr>
+          <w:b/>
+          <w:bCs/>
+        </w:rPr>
+        <w:t>Tiếp tục với Google</w:t>
+      </w:r>
+      <w:r>
+        <w:rPr/>
+        <w:t xml:space="preserve"> / </w:t>
+      </w:r>
+      <w:r>
+        <w:rPr>
+          <w:b/>
+          <w:bCs/>
+        </w:rPr>
+        <w:t>Tiếp tục với Microsoft</w:t>
+      </w:r>
+      <w:r>
+        <w:rPr/>
+        <w:t xml:space="preserve"> (nút Microsoft chỉ hiện khi quản trị đã bật).</w:t>
       </w:r>
     </w:p>
     <w:p>
@@ -4140,22 +4573,11 @@
           <w:b/>
           <w:bCs/>
         </w:rPr>
-        <w:t>Đổi mật khẩu</w:t>
-      </w:r>
-      <w:r>
-        <w:rPr/>
-        <w:t xml:space="preserve">: menu tài khoản (góc trên bên phải) → </w:t>
-      </w:r>
-      <w:r>
-        <w:rPr>
-          <w:b/>
-          <w:bCs/>
-        </w:rPr>
-        <w:t>Đổi mật khẩu</w:t>
-      </w:r>
-      <w:r>
-        <w:rPr/>
-        <w:t>.</w:t>
+        <w:t>Xác minh email</w:t>
+      </w:r>
+      <w:r>
+        <w:rPr/>
+        <w:t>: sau khi đăng ký bằng email, mở thư xác minh và bấm link. Nếu máy chủ chưa cấu hình gửi email, banner sẽ hướng dẫn nhờ quản trị viên xác minh giúp.</w:t>
       </w:r>
     </w:p>
     <w:p>
@@ -4173,11 +4595,22 @@
           <w:b/>
           <w:bCs/>
         </w:rPr>
-        <w:t>Quên mật khẩu</w:t>
-      </w:r>
-      <w:r>
-        <w:rPr/>
-        <w:t>: liên hệ admin hệ thống để được cấp mật khẩu tạm; lần đăng nhập sau bạn sẽ được yêu cầu đặt mật khẩu mới.</w:t>
+        <w:t>Đổi mật khẩu</w:t>
+      </w:r>
+      <w:r>
+        <w:rPr/>
+        <w:t xml:space="preserve">: menu tài khoản (góc trên bên phải) → </w:t>
+      </w:r>
+      <w:r>
+        <w:rPr>
+          <w:b/>
+          <w:bCs/>
+        </w:rPr>
+        <w:t>Đổi mật khẩu</w:t>
+      </w:r>
+      <w:r>
+        <w:rPr/>
+        <w:t>. Đổi xong, các thiết bị khác bị đăng xuất.</w:t>
       </w:r>
     </w:p>
     <w:p>
@@ -4195,12 +4628,45 @@
           <w:b/>
           <w:bCs/>
         </w:rPr>
-        <w:t>Đăng xuất</w:t>
-      </w:r>
-      <w:r>
-        <w:rPr/>
-        <w:t xml:space="preserve">: menu tài khoản → </w:t>
-      </w:r>
+        <w:t>Quên mật khẩu</w:t>
+      </w:r>
+      <w:r>
+        <w:rPr/>
+        <w:t xml:space="preserve">: ở màn hình đăng nhập bấm </w:t>
+      </w:r>
+      <w:r>
+        <w:rPr>
+          <w:b/>
+          <w:bCs/>
+        </w:rPr>
+        <w:t>Quên mật khẩu?</w:t>
+      </w:r>
+      <w:r>
+        <w:rPr/>
+        <w:t xml:space="preserve"> → nhập email → </w:t>
+      </w:r>
+      <w:r>
+        <w:rPr>
+          <w:b/>
+          <w:bCs/>
+        </w:rPr>
+        <w:t>Gửi link đặt lại</w:t>
+      </w:r>
+      <w:r>
+        <w:rPr/>
+        <w:t>. Mở thư (nhớ xem cả thư rác), bấm link trong vòng 1 giờ và đặt mật khẩu mới. Link chỉ dùng được một lần. Nếu máy chủ chưa cấu hình email, hãy nhờ admin cấp mật khẩu tạm.</w:t>
+      </w:r>
+    </w:p>
+    <w:p>
+      <w:pPr>
+        <w:pStyle w:val="ListParagraph"/>
+        <w:numPr>
+          <w:ilvl w:val="0"/>
+          <w:numId w:val="1"/>
+        </w:numPr>
+        <w:spacing w:lineRule="exact" w:line="290" w:before="0" w:after="60"/>
+        <w:rPr/>
+      </w:pPr>
       <w:r>
         <w:rPr>
           <w:b/>
@@ -4210,6 +4676,17 @@
       </w:r>
       <w:r>
         <w:rPr/>
+        <w:t xml:space="preserve">: menu tài khoản → </w:t>
+      </w:r>
+      <w:r>
+        <w:rPr>
+          <w:b/>
+          <w:bCs/>
+        </w:rPr>
+        <w:t>Đăng xuất</w:t>
+      </w:r>
+      <w:r>
+        <w:rPr/>
         <w:t>. Phiên đăng nhập tự hết hạn sau 12 giờ.</w:t>
       </w:r>
     </w:p>
@@ -4218,7 +4695,7 @@
         <w:pStyle w:val="Heading2"/>
         <w:rPr/>
       </w:pPr>
-      <w:bookmarkStart w:id="8" w:name="__RefHeading___Toc2303_2814984431"/>
+      <w:bookmarkStart w:id="8" w:name="__RefHeading___Toc2654_3067172540"/>
       <w:bookmarkEnd w:id="8"/>
       <w:r>
         <w:rPr/>
@@ -4550,7 +5027,7 @@
         <w:pStyle w:val="Heading2"/>
         <w:rPr/>
       </w:pPr>
-      <w:bookmarkStart w:id="9" w:name="__RefHeading___Toc2305_2814984431"/>
+      <w:bookmarkStart w:id="9" w:name="__RefHeading___Toc2656_3067172540"/>
       <w:bookmarkEnd w:id="9"/>
       <w:r>
         <w:rPr/>
@@ -4947,7 +5424,7 @@
         <w:pStyle w:val="Heading1"/>
         <w:rPr/>
       </w:pPr>
-      <w:bookmarkStart w:id="10" w:name="__RefHeading___Toc2307_2814984431"/>
+      <w:bookmarkStart w:id="10" w:name="__RefHeading___Toc2658_3067172540"/>
       <w:bookmarkEnd w:id="10"/>
       <w:r>
         <w:rPr/>
@@ -4959,7 +5436,7 @@
         <w:pStyle w:val="Heading2"/>
         <w:rPr/>
       </w:pPr>
-      <w:bookmarkStart w:id="11" w:name="__RefHeading___Toc2309_2814984431"/>
+      <w:bookmarkStart w:id="11" w:name="__RefHeading___Toc2660_3067172540"/>
       <w:bookmarkEnd w:id="11"/>
       <w:r>
         <w:rPr/>
@@ -5223,7 +5700,7 @@
         <w:pStyle w:val="Heading2"/>
         <w:rPr/>
       </w:pPr>
-      <w:bookmarkStart w:id="12" w:name="__RefHeading___Toc2311_2814984431"/>
+      <w:bookmarkStart w:id="12" w:name="__RefHeading___Toc2662_3067172540"/>
       <w:bookmarkEnd w:id="12"/>
       <w:r>
         <w:rPr/>
@@ -5235,7 +5712,7 @@
         <w:pStyle w:val="ListParagraph"/>
         <w:numPr>
           <w:ilvl w:val="0"/>
-          <w:numId w:val="25"/>
+          <w:numId w:val="29"/>
         </w:numPr>
         <w:spacing w:lineRule="exact" w:line="290" w:before="0" w:after="60"/>
         <w:rPr/>
@@ -5723,7 +6200,7 @@
         <w:pStyle w:val="Heading2"/>
         <w:rPr/>
       </w:pPr>
-      <w:bookmarkStart w:id="13" w:name="__RefHeading___Toc2313_2814984431"/>
+      <w:bookmarkStart w:id="13" w:name="__RefHeading___Toc2664_3067172540"/>
       <w:bookmarkEnd w:id="13"/>
       <w:r>
         <w:rPr/>
@@ -5776,7 +6253,7 @@
         <w:pStyle w:val="Heading1"/>
         <w:rPr/>
       </w:pPr>
-      <w:bookmarkStart w:id="14" w:name="__RefHeading___Toc2315_2814984431"/>
+      <w:bookmarkStart w:id="14" w:name="__RefHeading___Toc2666_3067172540"/>
       <w:bookmarkEnd w:id="14"/>
       <w:r>
         <w:rPr/>
@@ -5788,7 +6265,7 @@
         <w:pStyle w:val="Heading2"/>
         <w:rPr/>
       </w:pPr>
-      <w:bookmarkStart w:id="15" w:name="__RefHeading___Toc2317_2814984431"/>
+      <w:bookmarkStart w:id="15" w:name="__RefHeading___Toc2668_3067172540"/>
       <w:bookmarkEnd w:id="15"/>
       <w:r>
         <w:rPr/>
@@ -6496,7 +6973,7 @@
         <w:pStyle w:val="Heading2"/>
         <w:rPr/>
       </w:pPr>
-      <w:bookmarkStart w:id="16" w:name="__RefHeading___Toc2319_2814984431"/>
+      <w:bookmarkStart w:id="16" w:name="__RefHeading___Toc2670_3067172540"/>
       <w:bookmarkEnd w:id="16"/>
       <w:r>
         <w:rPr/>
@@ -6526,7 +7003,7 @@
         <w:pStyle w:val="ListParagraph"/>
         <w:numPr>
           <w:ilvl w:val="0"/>
-          <w:numId w:val="26"/>
+          <w:numId w:val="30"/>
         </w:numPr>
         <w:spacing w:lineRule="exact" w:line="290" w:before="0" w:after="60"/>
         <w:rPr/>
@@ -6704,7 +7181,7 @@
         <w:pStyle w:val="Heading1"/>
         <w:rPr/>
       </w:pPr>
-      <w:bookmarkStart w:id="17" w:name="__RefHeading___Toc2321_2814984431"/>
+      <w:bookmarkStart w:id="17" w:name="__RefHeading___Toc2672_3067172540"/>
       <w:bookmarkEnd w:id="17"/>
       <w:r>
         <w:rPr/>
@@ -6760,7 +7237,7 @@
         <w:pStyle w:val="Heading2"/>
         <w:rPr/>
       </w:pPr>
-      <w:bookmarkStart w:id="18" w:name="__RefHeading___Toc2323_2814984431"/>
+      <w:bookmarkStart w:id="18" w:name="__RefHeading___Toc2674_3067172540"/>
       <w:bookmarkEnd w:id="18"/>
       <w:r>
         <w:rPr/>
@@ -6772,7 +7249,7 @@
         <w:pStyle w:val="ListParagraph"/>
         <w:numPr>
           <w:ilvl w:val="0"/>
-          <w:numId w:val="27"/>
+          <w:numId w:val="31"/>
         </w:numPr>
         <w:spacing w:lineRule="exact" w:line="290" w:before="0" w:after="60"/>
         <w:rPr/>
@@ -7360,7 +7837,7 @@
         <w:pStyle w:val="Heading2"/>
         <w:rPr/>
       </w:pPr>
-      <w:bookmarkStart w:id="19" w:name="__RefHeading___Toc2325_2814984431"/>
+      <w:bookmarkStart w:id="19" w:name="__RefHeading___Toc2676_3067172540"/>
       <w:bookmarkEnd w:id="19"/>
       <w:r>
         <w:rPr/>
@@ -7390,7 +7867,7 @@
         <w:pStyle w:val="ListParagraph"/>
         <w:numPr>
           <w:ilvl w:val="0"/>
-          <w:numId w:val="28"/>
+          <w:numId w:val="32"/>
         </w:numPr>
         <w:spacing w:lineRule="exact" w:line="290" w:before="0" w:after="60"/>
         <w:rPr/>
@@ -7578,7 +8055,7 @@
         <w:pStyle w:val="Heading2"/>
         <w:rPr/>
       </w:pPr>
-      <w:bookmarkStart w:id="20" w:name="__RefHeading___Toc2327_2814984431"/>
+      <w:bookmarkStart w:id="20" w:name="__RefHeading___Toc2678_3067172540"/>
       <w:bookmarkEnd w:id="20"/>
       <w:r>
         <w:rPr/>
@@ -7967,7 +8444,7 @@
         <w:pStyle w:val="Heading1"/>
         <w:rPr/>
       </w:pPr>
-      <w:bookmarkStart w:id="21" w:name="__RefHeading___Toc2329_2814984431"/>
+      <w:bookmarkStart w:id="21" w:name="__RefHeading___Toc2680_3067172540"/>
       <w:bookmarkEnd w:id="21"/>
       <w:r>
         <w:rPr/>
@@ -8001,7 +8478,7 @@
         <w:pStyle w:val="Heading2"/>
         <w:rPr/>
       </w:pPr>
-      <w:bookmarkStart w:id="22" w:name="__RefHeading___Toc2331_2814984431"/>
+      <w:bookmarkStart w:id="22" w:name="__RefHeading___Toc2682_3067172540"/>
       <w:bookmarkEnd w:id="22"/>
       <w:r>
         <w:rPr/>
@@ -8880,7 +9357,7 @@
         <w:pStyle w:val="Heading2"/>
         <w:rPr/>
       </w:pPr>
-      <w:bookmarkStart w:id="23" w:name="__RefHeading___Toc2333_2814984431"/>
+      <w:bookmarkStart w:id="23" w:name="__RefHeading___Toc2684_3067172540"/>
       <w:bookmarkEnd w:id="23"/>
       <w:r>
         <w:rPr/>
@@ -9163,6 +9640,107 @@
     </w:p>
     <w:p>
       <w:pPr>
+        <w:pStyle w:val="Heading2"/>
+        <w:rPr/>
+      </w:pPr>
+      <w:bookmarkStart w:id="24" w:name="__RefHeading___Toc2686_3067172540"/>
+      <w:bookmarkEnd w:id="24"/>
+      <w:r>
+        <w:rPr/>
+        <w:t>6.3 Tuỳ chỉnh trang chủ</w:t>
+      </w:r>
+    </w:p>
+    <w:p>
+      <w:pPr>
+        <w:pStyle w:val="ListParagraph"/>
+        <w:numPr>
+          <w:ilvl w:val="0"/>
+          <w:numId w:val="33"/>
+        </w:numPr>
+        <w:spacing w:lineRule="exact" w:line="290" w:before="0" w:after="60"/>
+        <w:rPr/>
+      </w:pPr>
+      <w:r>
+        <w:rPr/>
+        <w:t xml:space="preserve">Bấm </w:t>
+      </w:r>
+      <w:r>
+        <w:rPr>
+          <w:b/>
+          <w:bCs/>
+        </w:rPr>
+        <w:t>Tuỳ chỉnh Home</w:t>
+      </w:r>
+      <w:r>
+        <w:rPr/>
+        <w:t>: bảng widget mở bên phải.</w:t>
+      </w:r>
+    </w:p>
+    <w:p>
+      <w:pPr>
+        <w:pStyle w:val="ListParagraph"/>
+        <w:numPr>
+          <w:ilvl w:val="0"/>
+          <w:numId w:val="7"/>
+        </w:numPr>
+        <w:spacing w:lineRule="exact" w:line="290" w:before="0" w:after="60"/>
+        <w:rPr/>
+      </w:pPr>
+      <w:r>
+        <w:rPr/>
+        <w:t>Kéo widget vào trang (số liệu chính, focus, ngày của tôi, cần chú ý, đang chờ, task của tôi, hạn chót, OKR, dự án, dashboard, ghi chú…), kéo để sắp xếp, chọn cỡ S/M/L/XL và kiểu hiển thị.</w:t>
+      </w:r>
+    </w:p>
+    <w:p>
+      <w:pPr>
+        <w:pStyle w:val="ListParagraph"/>
+        <w:numPr>
+          <w:ilvl w:val="0"/>
+          <w:numId w:val="7"/>
+        </w:numPr>
+        <w:spacing w:lineRule="exact" w:line="290" w:before="0" w:after="60"/>
+        <w:rPr/>
+      </w:pPr>
+      <w:r>
+        <w:rPr/>
+        <w:t>Hoặc chọn một trong 5 bố cục gợi ý: Command center, Deep focus, Team lead, Goals, Minimal.</w:t>
+      </w:r>
+    </w:p>
+    <w:p>
+      <w:pPr>
+        <w:pStyle w:val="ListParagraph"/>
+        <w:numPr>
+          <w:ilvl w:val="0"/>
+          <w:numId w:val="7"/>
+        </w:numPr>
+        <w:spacing w:lineRule="exact" w:line="290" w:before="0" w:after="60"/>
+        <w:rPr/>
+      </w:pPr>
+      <w:r>
+        <w:rPr/>
+        <w:t>Lưu. Bố cục là của riêng bạn; có thể quay về mặc định bất cứ lúc nào.</w:t>
+      </w:r>
+    </w:p>
+    <w:p>
+      <w:pPr>
+        <w:pStyle w:val="Normal"/>
+        <w:spacing w:lineRule="exact" w:line="300" w:before="0" w:after="120"/>
+        <w:rPr/>
+      </w:pPr>
+      <w:r>
+        <w:rPr>
+          <w:b/>
+          <w:bCs/>
+        </w:rPr>
+        <w:t>Template</w:t>
+      </w:r>
+      <w:r>
+        <w:rPr/>
+        <w:t>: lưu thiết kế thành template riêng tư, chia sẻ cho người chọn (họ được báo) hoặc công khai trong workspace (Biên tập trở lên) để cả nhóm dùng chung.</w:t>
+      </w:r>
+    </w:p>
+    <w:p>
+      <w:pPr>
         <w:pStyle w:val="Normal"/>
         <w:pBdr>
           <w:left w:val="single" w:sz="24" w:space="8" w:color="000000"/>
@@ -9239,8 +9817,8 @@
         <w:pStyle w:val="Heading1"/>
         <w:rPr/>
       </w:pPr>
-      <w:bookmarkStart w:id="24" w:name="__RefHeading___Toc2335_2814984431"/>
-      <w:bookmarkEnd w:id="24"/>
+      <w:bookmarkStart w:id="25" w:name="__RefHeading___Toc2688_3067172540"/>
+      <w:bookmarkEnd w:id="25"/>
       <w:r>
         <w:rPr/>
         <w:t>7. Việc của tôi và ghi nhanh ý tưởng</w:t>
@@ -9251,8 +9829,8 @@
         <w:pStyle w:val="Heading2"/>
         <w:rPr/>
       </w:pPr>
-      <w:bookmarkStart w:id="25" w:name="__RefHeading___Toc2337_2814984431"/>
-      <w:bookmarkEnd w:id="25"/>
+      <w:bookmarkStart w:id="26" w:name="__RefHeading___Toc2690_3067172540"/>
+      <w:bookmarkEnd w:id="26"/>
       <w:r>
         <w:rPr/>
         <w:t>7.1 Việc của tôi</w:t>
@@ -9285,8 +9863,8 @@
         <w:pStyle w:val="Heading2"/>
         <w:rPr/>
       </w:pPr>
-      <w:bookmarkStart w:id="26" w:name="__RefHeading___Toc2339_2814984431"/>
-      <w:bookmarkEnd w:id="26"/>
+      <w:bookmarkStart w:id="27" w:name="__RefHeading___Toc2692_3067172540"/>
+      <w:bookmarkEnd w:id="27"/>
       <w:r>
         <w:rPr/>
         <w:t>7.2 Ghi nhanh ý tưởng (quick capture)</w:t>
@@ -9315,7 +9893,7 @@
         <w:pStyle w:val="ListParagraph"/>
         <w:numPr>
           <w:ilvl w:val="0"/>
-          <w:numId w:val="29"/>
+          <w:numId w:val="34"/>
         </w:numPr>
         <w:spacing w:lineRule="exact" w:line="290" w:before="0" w:after="60"/>
         <w:rPr/>
@@ -9334,196 +9912,6 @@
       <w:r>
         <w:rPr/>
         <w:t>.</w:t>
-      </w:r>
-    </w:p>
-    <w:p>
-      <w:pPr>
-        <w:pStyle w:val="ListParagraph"/>
-        <w:numPr>
-          <w:ilvl w:val="0"/>
-          <w:numId w:val="7"/>
-        </w:numPr>
-        <w:spacing w:lineRule="exact" w:line="290" w:before="0" w:after="60"/>
-        <w:rPr/>
-      </w:pPr>
-      <w:r>
-        <w:rPr/>
-        <w:t xml:space="preserve">Tuỳ chọn: đặt </w:t>
-      </w:r>
-      <w:r>
-        <w:rPr>
-          <w:b/>
-          <w:bCs/>
-        </w:rPr>
-        <w:t>Thời lượng</w:t>
-      </w:r>
-      <w:r>
-        <w:rPr/>
-        <w:t xml:space="preserve"> và thời điểm </w:t>
-      </w:r>
-      <w:r>
-        <w:rPr>
-          <w:b/>
-          <w:bCs/>
-        </w:rPr>
-        <w:t>Dự kiến</w:t>
-      </w:r>
-      <w:r>
-        <w:rPr/>
-        <w:t xml:space="preserve"> - woli sẽ nhắc bạn khi tới giờ (trong Trung tâm xử lý).</w:t>
-      </w:r>
-    </w:p>
-    <w:p>
-      <w:pPr>
-        <w:pStyle w:val="ListParagraph"/>
-        <w:numPr>
-          <w:ilvl w:val="0"/>
-          <w:numId w:val="7"/>
-        </w:numPr>
-        <w:spacing w:lineRule="exact" w:line="290" w:before="0" w:after="60"/>
-        <w:rPr/>
-      </w:pPr>
-      <w:r>
-        <w:rPr/>
-        <w:t xml:space="preserve">Khi sẵn sàng: bấm </w:t>
-      </w:r>
-      <w:r>
-        <w:rPr>
-          <w:b/>
-          <w:bCs/>
-        </w:rPr>
-        <w:t>Chuyển thành task</w:t>
-      </w:r>
-      <w:r>
-        <w:rPr/>
-        <w:t xml:space="preserve">, chọn dự án, </w:t>
-      </w:r>
-      <w:r>
-        <w:rPr>
-          <w:b/>
-          <w:bCs/>
-        </w:rPr>
-        <w:t>Category</w:t>
-      </w:r>
-      <w:r>
-        <w:rPr/>
-        <w:t xml:space="preserve">, </w:t>
-      </w:r>
-      <w:r>
-        <w:rPr>
-          <w:b/>
-          <w:bCs/>
-        </w:rPr>
-        <w:t>Mục tiêu / OKR</w:t>
-      </w:r>
-      <w:r>
-        <w:rPr/>
-        <w:t xml:space="preserve"> hoặc </w:t>
-      </w:r>
-      <w:r>
-        <w:rPr>
-          <w:b/>
-          <w:bCs/>
-        </w:rPr>
-        <w:t>Key result</w:t>
-      </w:r>
-      <w:r>
-        <w:rPr/>
-        <w:t xml:space="preserve">, </w:t>
-      </w:r>
-      <w:r>
-        <w:rPr>
-          <w:b/>
-          <w:bCs/>
-        </w:rPr>
-        <w:t>Giao cho</w:t>
-      </w:r>
-      <w:r>
-        <w:rPr/>
-        <w:t xml:space="preserve"> (Tôi hoặc đồng nghiệp) → xác nhận.</w:t>
-      </w:r>
-    </w:p>
-    <w:p>
-      <w:pPr>
-        <w:pStyle w:val="Heading1"/>
-        <w:rPr/>
-      </w:pPr>
-      <w:bookmarkStart w:id="27" w:name="__RefHeading___Toc2341_2814984431"/>
-      <w:bookmarkEnd w:id="27"/>
-      <w:r>
-        <w:rPr/>
-        <w:t>8. Dự án</w:t>
-      </w:r>
-    </w:p>
-    <w:p>
-      <w:pPr>
-        <w:pStyle w:val="Heading2"/>
-        <w:rPr/>
-      </w:pPr>
-      <w:bookmarkStart w:id="28" w:name="__RefHeading___Toc2343_2814984431"/>
-      <w:bookmarkEnd w:id="28"/>
-      <w:r>
-        <w:rPr/>
-        <w:t>8.1 Tạo dự án</w:t>
-      </w:r>
-    </w:p>
-    <w:p>
-      <w:pPr>
-        <w:pStyle w:val="Normal"/>
-        <w:spacing w:lineRule="exact" w:line="300" w:before="0" w:after="120"/>
-        <w:rPr/>
-      </w:pPr>
-      <w:r>
-        <w:rPr/>
-        <w:t xml:space="preserve">Yêu cầu vai trò </w:t>
-      </w:r>
-      <w:r>
-        <w:rPr>
-          <w:b/>
-          <w:bCs/>
-        </w:rPr>
-        <w:t>Biên tập</w:t>
-      </w:r>
-      <w:r>
-        <w:rPr/>
-        <w:t xml:space="preserve"> trở lên.</w:t>
-      </w:r>
-    </w:p>
-    <w:p>
-      <w:pPr>
-        <w:pStyle w:val="ListParagraph"/>
-        <w:numPr>
-          <w:ilvl w:val="0"/>
-          <w:numId w:val="30"/>
-        </w:numPr>
-        <w:spacing w:lineRule="exact" w:line="290" w:before="0" w:after="60"/>
-        <w:rPr/>
-      </w:pPr>
-      <w:r>
-        <w:rPr/>
-        <w:t xml:space="preserve">Trên sidebar bấm </w:t>
-      </w:r>
-      <w:r>
-        <w:rPr>
-          <w:b/>
-          <w:bCs/>
-        </w:rPr>
-        <w:t>+</w:t>
-      </w:r>
-      <w:r>
-        <w:rPr/>
-        <w:t xml:space="preserve"> cạnh "Dự án" (hoặc </w:t>
-      </w:r>
-      <w:r>
-        <w:rPr>
-          <w:b/>
-          <w:bCs/>
-        </w:rPr>
-        <w:t>Tạo dự án</w:t>
-      </w:r>
-      <w:r>
-        <w:rPr/>
-        <w:t xml:space="preserve"> ở trang chủ).</w:t>
       </w:r>
     </w:p>
     <w:p>
@@ -9538,18 +9926,29 @@
       </w:pPr>
       <w:r>
         <w:rPr/>
-        <w:t xml:space="preserve">Nhập </w:t>
+        <w:t xml:space="preserve">Tuỳ chọn: đặt </w:t>
       </w:r>
       <w:r>
         <w:rPr>
           <w:b/>
           <w:bCs/>
         </w:rPr>
-        <w:t>Tên dự án</w:t>
-      </w:r>
-      <w:r>
-        <w:rPr/>
-        <w:t>.</w:t>
+        <w:t>Thời lượng</w:t>
+      </w:r>
+      <w:r>
+        <w:rPr/>
+        <w:t xml:space="preserve"> và thời điểm </w:t>
+      </w:r>
+      <w:r>
+        <w:rPr>
+          <w:b/>
+          <w:bCs/>
+        </w:rPr>
+        <w:t>Dự kiến</w:t>
+      </w:r>
+      <w:r>
+        <w:rPr/>
+        <w:t xml:space="preserve"> - woli sẽ nhắc bạn khi tới giờ (trong Trung tâm xử lý).</w:t>
       </w:r>
     </w:p>
     <w:p>
@@ -9564,6 +9963,185 @@
       </w:pPr>
       <w:r>
         <w:rPr/>
+        <w:t xml:space="preserve">Khi sẵn sàng: bấm </w:t>
+      </w:r>
+      <w:r>
+        <w:rPr>
+          <w:b/>
+          <w:bCs/>
+        </w:rPr>
+        <w:t>Chuyển thành task</w:t>
+      </w:r>
+      <w:r>
+        <w:rPr/>
+        <w:t xml:space="preserve">, chọn dự án, </w:t>
+      </w:r>
+      <w:r>
+        <w:rPr>
+          <w:b/>
+          <w:bCs/>
+        </w:rPr>
+        <w:t>Category</w:t>
+      </w:r>
+      <w:r>
+        <w:rPr/>
+        <w:t xml:space="preserve">, </w:t>
+      </w:r>
+      <w:r>
+        <w:rPr>
+          <w:b/>
+          <w:bCs/>
+        </w:rPr>
+        <w:t>Mục tiêu / OKR</w:t>
+      </w:r>
+      <w:r>
+        <w:rPr/>
+        <w:t xml:space="preserve"> hoặc </w:t>
+      </w:r>
+      <w:r>
+        <w:rPr>
+          <w:b/>
+          <w:bCs/>
+        </w:rPr>
+        <w:t>Key result</w:t>
+      </w:r>
+      <w:r>
+        <w:rPr/>
+        <w:t xml:space="preserve">, </w:t>
+      </w:r>
+      <w:r>
+        <w:rPr>
+          <w:b/>
+          <w:bCs/>
+        </w:rPr>
+        <w:t>Giao cho</w:t>
+      </w:r>
+      <w:r>
+        <w:rPr/>
+        <w:t xml:space="preserve"> (Tôi hoặc đồng nghiệp) → xác nhận.</w:t>
+      </w:r>
+    </w:p>
+    <w:p>
+      <w:pPr>
+        <w:pStyle w:val="Heading1"/>
+        <w:rPr/>
+      </w:pPr>
+      <w:bookmarkStart w:id="28" w:name="__RefHeading___Toc2694_3067172540"/>
+      <w:bookmarkEnd w:id="28"/>
+      <w:r>
+        <w:rPr/>
+        <w:t>8. Dự án</w:t>
+      </w:r>
+    </w:p>
+    <w:p>
+      <w:pPr>
+        <w:pStyle w:val="Heading2"/>
+        <w:rPr/>
+      </w:pPr>
+      <w:bookmarkStart w:id="29" w:name="__RefHeading___Toc2696_3067172540"/>
+      <w:bookmarkEnd w:id="29"/>
+      <w:r>
+        <w:rPr/>
+        <w:t>8.1 Tạo dự án</w:t>
+      </w:r>
+    </w:p>
+    <w:p>
+      <w:pPr>
+        <w:pStyle w:val="Normal"/>
+        <w:spacing w:lineRule="exact" w:line="300" w:before="0" w:after="120"/>
+        <w:rPr/>
+      </w:pPr>
+      <w:r>
+        <w:rPr/>
+        <w:t xml:space="preserve">Yêu cầu vai trò </w:t>
+      </w:r>
+      <w:r>
+        <w:rPr>
+          <w:b/>
+          <w:bCs/>
+        </w:rPr>
+        <w:t>Biên tập</w:t>
+      </w:r>
+      <w:r>
+        <w:rPr/>
+        <w:t xml:space="preserve"> trở lên.</w:t>
+      </w:r>
+    </w:p>
+    <w:p>
+      <w:pPr>
+        <w:pStyle w:val="ListParagraph"/>
+        <w:numPr>
+          <w:ilvl w:val="0"/>
+          <w:numId w:val="35"/>
+        </w:numPr>
+        <w:spacing w:lineRule="exact" w:line="290" w:before="0" w:after="60"/>
+        <w:rPr/>
+      </w:pPr>
+      <w:r>
+        <w:rPr/>
+        <w:t xml:space="preserve">Trên sidebar bấm </w:t>
+      </w:r>
+      <w:r>
+        <w:rPr>
+          <w:b/>
+          <w:bCs/>
+        </w:rPr>
+        <w:t>+</w:t>
+      </w:r>
+      <w:r>
+        <w:rPr/>
+        <w:t xml:space="preserve"> cạnh "Dự án" (hoặc </w:t>
+      </w:r>
+      <w:r>
+        <w:rPr>
+          <w:b/>
+          <w:bCs/>
+        </w:rPr>
+        <w:t>Tạo dự án</w:t>
+      </w:r>
+      <w:r>
+        <w:rPr/>
+        <w:t xml:space="preserve"> ở trang chủ).</w:t>
+      </w:r>
+    </w:p>
+    <w:p>
+      <w:pPr>
+        <w:pStyle w:val="ListParagraph"/>
+        <w:numPr>
+          <w:ilvl w:val="0"/>
+          <w:numId w:val="9"/>
+        </w:numPr>
+        <w:spacing w:lineRule="exact" w:line="290" w:before="0" w:after="60"/>
+        <w:rPr/>
+      </w:pPr>
+      <w:r>
+        <w:rPr/>
+        <w:t xml:space="preserve">Nhập </w:t>
+      </w:r>
+      <w:r>
+        <w:rPr>
+          <w:b/>
+          <w:bCs/>
+        </w:rPr>
+        <w:t>Tên dự án</w:t>
+      </w:r>
+      <w:r>
+        <w:rPr/>
+        <w:t>.</w:t>
+      </w:r>
+    </w:p>
+    <w:p>
+      <w:pPr>
+        <w:pStyle w:val="ListParagraph"/>
+        <w:numPr>
+          <w:ilvl w:val="0"/>
+          <w:numId w:val="9"/>
+        </w:numPr>
+        <w:spacing w:lineRule="exact" w:line="290" w:before="0" w:after="60"/>
+        <w:rPr/>
+      </w:pPr>
+      <w:r>
+        <w:rPr/>
         <w:t xml:space="preserve">Chọn </w:t>
       </w:r>
       <w:r>
@@ -9594,7 +10172,7 @@
         <w:pStyle w:val="ListParagraph"/>
         <w:numPr>
           <w:ilvl w:val="0"/>
-          <w:numId w:val="8"/>
+          <w:numId w:val="9"/>
         </w:numPr>
         <w:spacing w:lineRule="exact" w:line="290" w:before="0" w:after="60"/>
         <w:rPr/>
@@ -9620,7 +10198,7 @@
         <w:pStyle w:val="ListParagraph"/>
         <w:numPr>
           <w:ilvl w:val="0"/>
-          <w:numId w:val="8"/>
+          <w:numId w:val="9"/>
         </w:numPr>
         <w:spacing w:lineRule="exact" w:line="290" w:before="0" w:after="60"/>
         <w:rPr/>
@@ -9657,7 +10235,7 @@
         <w:pStyle w:val="ListParagraph"/>
         <w:numPr>
           <w:ilvl w:val="0"/>
-          <w:numId w:val="8"/>
+          <w:numId w:val="9"/>
         </w:numPr>
         <w:spacing w:lineRule="exact" w:line="290" w:before="0" w:after="60"/>
         <w:rPr/>
@@ -9694,8 +10272,8 @@
         <w:pStyle w:val="Heading2"/>
         <w:rPr/>
       </w:pPr>
-      <w:bookmarkStart w:id="29" w:name="__RefHeading___Toc2345_2814984431"/>
-      <w:bookmarkEnd w:id="29"/>
+      <w:bookmarkStart w:id="30" w:name="__RefHeading___Toc2698_3067172540"/>
+      <w:bookmarkEnd w:id="30"/>
       <w:r>
         <w:rPr/>
         <w:t>8.2 Cài đặt dự án</w:t>
@@ -10083,8 +10661,8 @@
         <w:pStyle w:val="Heading2"/>
         <w:rPr/>
       </w:pPr>
-      <w:bookmarkStart w:id="30" w:name="__RefHeading___Toc2347_2814984431"/>
-      <w:bookmarkEnd w:id="30"/>
+      <w:bookmarkStart w:id="31" w:name="__RefHeading___Toc2700_3067172540"/>
+      <w:bookmarkEnd w:id="31"/>
       <w:r>
         <w:rPr/>
         <w:t>8.3 Trạng thái task của workspace</w:t>
@@ -10128,8 +10706,8 @@
         <w:pStyle w:val="Heading1"/>
         <w:rPr/>
       </w:pPr>
-      <w:bookmarkStart w:id="31" w:name="__RefHeading___Toc2349_2814984431"/>
-      <w:bookmarkEnd w:id="31"/>
+      <w:bookmarkStart w:id="32" w:name="__RefHeading___Toc2702_3067172540"/>
+      <w:bookmarkEnd w:id="32"/>
       <w:r>
         <w:rPr/>
         <w:t>9. Task</w:t>
@@ -10140,8 +10718,8 @@
         <w:pStyle w:val="Heading2"/>
         <w:rPr/>
       </w:pPr>
-      <w:bookmarkStart w:id="32" w:name="__RefHeading___Toc2351_2814984431"/>
-      <w:bookmarkEnd w:id="32"/>
+      <w:bookmarkStart w:id="33" w:name="__RefHeading___Toc2704_3067172540"/>
+      <w:bookmarkEnd w:id="33"/>
       <w:r>
         <w:rPr/>
         <w:t>9.1 Tạo task</w:t>
@@ -10575,8 +11153,8 @@
         <w:pStyle w:val="Heading2"/>
         <w:rPr/>
       </w:pPr>
-      <w:bookmarkStart w:id="33" w:name="__RefHeading___Toc2353_2814984431"/>
-      <w:bookmarkEnd w:id="33"/>
+      <w:bookmarkStart w:id="34" w:name="__RefHeading___Toc2706_3067172540"/>
+      <w:bookmarkEnd w:id="34"/>
       <w:r>
         <w:rPr/>
         <w:t>9.2 Sửa task trong bảng</w:t>
@@ -10676,8 +11254,8 @@
         <w:pStyle w:val="Heading2"/>
         <w:rPr/>
       </w:pPr>
-      <w:bookmarkStart w:id="34" w:name="__RefHeading___Toc2355_2814984431"/>
-      <w:bookmarkEnd w:id="34"/>
+      <w:bookmarkStart w:id="35" w:name="__RefHeading___Toc2708_3067172540"/>
+      <w:bookmarkEnd w:id="35"/>
       <w:r>
         <w:rPr/>
         <w:t>9.3 Các trường của task</w:t>
@@ -11624,8 +12202,8 @@
         <w:pStyle w:val="Heading2"/>
         <w:rPr/>
       </w:pPr>
-      <w:bookmarkStart w:id="35" w:name="__RefHeading___Toc2357_2814984431"/>
-      <w:bookmarkEnd w:id="35"/>
+      <w:bookmarkStart w:id="36" w:name="__RefHeading___Toc2710_3067172540"/>
+      <w:bookmarkEnd w:id="36"/>
       <w:r>
         <w:rPr/>
         <w:t>9.4 Trường tuỳ chỉnh</w:t>
@@ -12110,8 +12688,8 @@
         <w:pStyle w:val="Heading2"/>
         <w:rPr/>
       </w:pPr>
-      <w:bookmarkStart w:id="36" w:name="__RefHeading___Toc2359_2814984431"/>
-      <w:bookmarkEnd w:id="36"/>
+      <w:bookmarkStart w:id="37" w:name="__RefHeading___Toc2712_3067172540"/>
+      <w:bookmarkEnd w:id="37"/>
       <w:r>
         <w:rPr/>
         <w:t>9.5 Trang chi tiết task</w:t>
@@ -12659,8 +13237,8 @@
         <w:pStyle w:val="Heading2"/>
         <w:rPr/>
       </w:pPr>
-      <w:bookmarkStart w:id="37" w:name="__RefHeading___Toc2361_2814984431"/>
-      <w:bookmarkEnd w:id="37"/>
+      <w:bookmarkStart w:id="38" w:name="__RefHeading___Toc2714_3067172540"/>
+      <w:bookmarkEnd w:id="38"/>
       <w:r>
         <w:rPr/>
         <w:t>9.6 Phê duyệt task</w:t>
@@ -12689,7 +13267,7 @@
         <w:pStyle w:val="ListParagraph"/>
         <w:numPr>
           <w:ilvl w:val="0"/>
-          <w:numId w:val="31"/>
+          <w:numId w:val="36"/>
         </w:numPr>
         <w:spacing w:lineRule="exact" w:line="290" w:before="0" w:after="60"/>
         <w:rPr/>
@@ -12715,7 +13293,7 @@
         <w:pStyle w:val="ListParagraph"/>
         <w:numPr>
           <w:ilvl w:val="0"/>
-          <w:numId w:val="9"/>
+          <w:numId w:val="10"/>
         </w:numPr>
         <w:spacing w:lineRule="exact" w:line="290" w:before="0" w:after="60"/>
         <w:rPr/>
@@ -12741,7 +13319,7 @@
         <w:pStyle w:val="ListParagraph"/>
         <w:numPr>
           <w:ilvl w:val="0"/>
-          <w:numId w:val="9"/>
+          <w:numId w:val="10"/>
         </w:numPr>
         <w:spacing w:lineRule="exact" w:line="290" w:before="0" w:after="60"/>
         <w:rPr/>
@@ -12767,7 +13345,7 @@
         <w:pStyle w:val="ListParagraph"/>
         <w:numPr>
           <w:ilvl w:val="0"/>
-          <w:numId w:val="9"/>
+          <w:numId w:val="10"/>
         </w:numPr>
         <w:spacing w:lineRule="exact" w:line="290" w:before="0" w:after="60"/>
         <w:rPr/>
@@ -12815,7 +13393,7 @@
         <w:pStyle w:val="ListParagraph"/>
         <w:numPr>
           <w:ilvl w:val="0"/>
-          <w:numId w:val="9"/>
+          <w:numId w:val="10"/>
         </w:numPr>
         <w:spacing w:lineRule="exact" w:line="290" w:before="0" w:after="60"/>
         <w:rPr/>
@@ -12892,8 +13470,8 @@
         <w:pStyle w:val="Heading2"/>
         <w:rPr/>
       </w:pPr>
-      <w:bookmarkStart w:id="38" w:name="__RefHeading___Toc2363_2814984431"/>
-      <w:bookmarkEnd w:id="38"/>
+      <w:bookmarkStart w:id="39" w:name="__RefHeading___Toc2716_3067172540"/>
+      <w:bookmarkEnd w:id="39"/>
       <w:r>
         <w:rPr/>
         <w:t>9.7 Chế độ tập trung (Focus mode)</w:t>
@@ -12904,7 +13482,7 @@
         <w:pStyle w:val="ListParagraph"/>
         <w:numPr>
           <w:ilvl w:val="0"/>
-          <w:numId w:val="32"/>
+          <w:numId w:val="37"/>
         </w:numPr>
         <w:spacing w:lineRule="exact" w:line="290" w:before="0" w:after="60"/>
         <w:rPr/>
@@ -12930,7 +13508,7 @@
         <w:pStyle w:val="ListParagraph"/>
         <w:numPr>
           <w:ilvl w:val="0"/>
-          <w:numId w:val="10"/>
+          <w:numId w:val="11"/>
         </w:numPr>
         <w:spacing w:lineRule="exact" w:line="290" w:before="0" w:after="60"/>
         <w:rPr/>
@@ -12978,7 +13556,7 @@
         <w:pStyle w:val="ListParagraph"/>
         <w:numPr>
           <w:ilvl w:val="0"/>
-          <w:numId w:val="10"/>
+          <w:numId w:val="11"/>
         </w:numPr>
         <w:spacing w:lineRule="exact" w:line="290" w:before="0" w:after="60"/>
         <w:rPr/>
@@ -13037,7 +13615,7 @@
         <w:pStyle w:val="ListParagraph"/>
         <w:numPr>
           <w:ilvl w:val="0"/>
-          <w:numId w:val="10"/>
+          <w:numId w:val="11"/>
         </w:numPr>
         <w:spacing w:lineRule="exact" w:line="290" w:before="0" w:after="60"/>
         <w:rPr/>
@@ -13088,7 +13666,29 @@
       </w:pPr>
       <w:r>
         <w:rPr/>
-        <w:t>Mỗi người chỉ có một phiên tập trung đang chạy tại một thời điểm.</w:t>
+        <w:t xml:space="preserve">Bạn có thể mở nhiều phiên cùng lúc nhưng chỉ một phiên chạy; bấm </w:t>
+      </w:r>
+      <w:r>
+        <w:rPr>
+          <w:b/>
+          <w:bCs/>
+        </w:rPr>
+        <w:t>Focus task khác</w:t>
+      </w:r>
+      <w:r>
+        <w:rPr/>
+        <w:t xml:space="preserve"> sẽ tạm dừng phiên đang chạy. Các phiên hiện ở thanh dưới đáy màn hình. Bắt đầu focus một task "To Do" sẽ chuyển nó sang "In Progress". Mỗi lần bắt đầu, tạm dừng, tiếp tục, chuyển task, kết thúc đều được ghi lại; xem ở </w:t>
+      </w:r>
+      <w:r>
+        <w:rPr>
+          <w:b/>
+          <w:bCs/>
+        </w:rPr>
+        <w:t>Nhật ký thời gian</w:t>
+      </w:r>
+      <w:r>
+        <w:rPr/>
+        <w:t xml:space="preserve"> của phiên và lịch sử focus trên trang task.</w:t>
       </w:r>
     </w:p>
     <w:p>
@@ -13096,8 +13696,8 @@
         <w:pStyle w:val="Heading1"/>
         <w:rPr/>
       </w:pPr>
-      <w:bookmarkStart w:id="39" w:name="__RefHeading___Toc2365_2814984431"/>
-      <w:bookmarkEnd w:id="39"/>
+      <w:bookmarkStart w:id="40" w:name="__RefHeading___Toc2718_3067172540"/>
+      <w:bookmarkEnd w:id="40"/>
       <w:r>
         <w:rPr/>
         <w:t>10. Các loại view</w:t>
@@ -13152,8 +13752,8 @@
         <w:pStyle w:val="Heading2"/>
         <w:rPr/>
       </w:pPr>
-      <w:bookmarkStart w:id="40" w:name="__RefHeading___Toc2367_2814984431"/>
-      <w:bookmarkEnd w:id="40"/>
+      <w:bookmarkStart w:id="41" w:name="__RefHeading___Toc2720_3067172540"/>
+      <w:bookmarkEnd w:id="41"/>
       <w:r>
         <w:rPr/>
         <w:t>10.1 Thanh công cụ của view</w:t>
@@ -13815,8 +14415,8 @@
         <w:pStyle w:val="Heading2"/>
         <w:rPr/>
       </w:pPr>
-      <w:bookmarkStart w:id="41" w:name="__RefHeading___Toc2369_2814984431"/>
-      <w:bookmarkEnd w:id="41"/>
+      <w:bookmarkStart w:id="42" w:name="__RefHeading___Toc2722_3067172540"/>
+      <w:bookmarkEnd w:id="42"/>
       <w:r>
         <w:rPr/>
         <w:t>10.2 Bảng</w:t>
@@ -13838,8 +14438,8 @@
         <w:pStyle w:val="Heading2"/>
         <w:rPr/>
       </w:pPr>
-      <w:bookmarkStart w:id="42" w:name="__RefHeading___Toc2371_2814984431"/>
-      <w:bookmarkEnd w:id="42"/>
+      <w:bookmarkStart w:id="43" w:name="__RefHeading___Toc2724_3067172540"/>
+      <w:bookmarkEnd w:id="43"/>
       <w:r>
         <w:rPr/>
         <w:t>10.3 Kanban</w:t>
@@ -13894,8 +14494,8 @@
         <w:pStyle w:val="Heading2"/>
         <w:rPr/>
       </w:pPr>
-      <w:bookmarkStart w:id="43" w:name="__RefHeading___Toc2373_2814984431"/>
-      <w:bookmarkEnd w:id="43"/>
+      <w:bookmarkStart w:id="44" w:name="__RefHeading___Toc2726_3067172540"/>
+      <w:bookmarkEnd w:id="44"/>
       <w:r>
         <w:rPr/>
         <w:t>10.4 Lịch</w:t>
@@ -13961,8 +14561,8 @@
         <w:pStyle w:val="Heading2"/>
         <w:rPr/>
       </w:pPr>
-      <w:bookmarkStart w:id="44" w:name="__RefHeading___Toc2375_2814984431"/>
-      <w:bookmarkEnd w:id="44"/>
+      <w:bookmarkStart w:id="45" w:name="__RefHeading___Toc2728_3067172540"/>
+      <w:bookmarkEnd w:id="45"/>
       <w:r>
         <w:rPr/>
         <w:t>10.5 Gantt</w:t>
@@ -13984,8 +14584,8 @@
         <w:pStyle w:val="Heading2"/>
         <w:rPr/>
       </w:pPr>
-      <w:bookmarkStart w:id="45" w:name="__RefHeading___Toc2377_2814984431"/>
-      <w:bookmarkEnd w:id="45"/>
+      <w:bookmarkStart w:id="46" w:name="__RefHeading___Toc2730_3067172540"/>
+      <w:bookmarkEnd w:id="46"/>
       <w:r>
         <w:rPr/>
         <w:t>10.6 Thư viện thẻ</w:t>
@@ -14073,8 +14673,8 @@
         <w:pStyle w:val="Heading2"/>
         <w:rPr/>
       </w:pPr>
-      <w:bookmarkStart w:id="46" w:name="__RefHeading___Toc2379_2814984431"/>
-      <w:bookmarkEnd w:id="46"/>
+      <w:bookmarkStart w:id="47" w:name="__RefHeading___Toc2732_3067172540"/>
+      <w:bookmarkEnd w:id="47"/>
       <w:r>
         <w:rPr/>
         <w:t>10.7 Biểu mẫu</w:t>
@@ -14096,7 +14696,7 @@
         <w:pStyle w:val="ListParagraph"/>
         <w:numPr>
           <w:ilvl w:val="0"/>
-          <w:numId w:val="33"/>
+          <w:numId w:val="38"/>
         </w:numPr>
         <w:spacing w:lineRule="exact" w:line="290" w:before="0" w:after="60"/>
         <w:rPr/>
@@ -14111,207 +14711,6 @@
           <w:bCs/>
         </w:rPr>
         <w:t>Biểu mẫu</w:t>
-      </w:r>
-      <w:r>
-        <w:rPr/>
-        <w:t>.</w:t>
-      </w:r>
-    </w:p>
-    <w:p>
-      <w:pPr>
-        <w:pStyle w:val="ListParagraph"/>
-        <w:numPr>
-          <w:ilvl w:val="0"/>
-          <w:numId w:val="11"/>
-        </w:numPr>
-        <w:spacing w:lineRule="exact" w:line="290" w:before="0" w:after="60"/>
-        <w:rPr/>
-      </w:pPr>
-      <w:r>
-        <w:rPr/>
-        <w:t xml:space="preserve">Chọn trường đưa vào biểu mẫu; với mỗi trường đặt </w:t>
-      </w:r>
-      <w:r>
-        <w:rPr>
-          <w:b/>
-          <w:bCs/>
-        </w:rPr>
-        <w:t>Bắt buộc</w:t>
-      </w:r>
-      <w:r>
-        <w:rPr/>
-        <w:t xml:space="preserve">, </w:t>
-      </w:r>
-      <w:r>
-        <w:rPr>
-          <w:b/>
-          <w:bCs/>
-        </w:rPr>
-        <w:t>Mô tả / hướng dẫn</w:t>
-      </w:r>
-      <w:r>
-        <w:rPr/>
-        <w:t xml:space="preserve">, </w:t>
-      </w:r>
-      <w:r>
-        <w:rPr>
-          <w:b/>
-          <w:bCs/>
-        </w:rPr>
-        <w:t>Giá trị mặc định</w:t>
-      </w:r>
-      <w:r>
-        <w:rPr/>
-        <w:t xml:space="preserve">, </w:t>
-      </w:r>
-      <w:r>
-        <w:rPr>
-          <w:b/>
-          <w:bCs/>
-        </w:rPr>
-        <w:t>Chỉ hiện khi…</w:t>
-      </w:r>
-      <w:r>
-        <w:rPr/>
-        <w:t xml:space="preserve"> (điều kiện theo trường khác).</w:t>
-      </w:r>
-    </w:p>
-    <w:p>
-      <w:pPr>
-        <w:pStyle w:val="ListParagraph"/>
-        <w:numPr>
-          <w:ilvl w:val="0"/>
-          <w:numId w:val="11"/>
-        </w:numPr>
-        <w:spacing w:lineRule="exact" w:line="290" w:before="0" w:after="60"/>
-        <w:rPr/>
-      </w:pPr>
-      <w:r>
-        <w:rPr/>
-        <w:t xml:space="preserve">Sao chép </w:t>
-      </w:r>
-      <w:r>
-        <w:rPr>
-          <w:b/>
-          <w:bCs/>
-        </w:rPr>
-        <w:t>Link công khai</w:t>
-      </w:r>
-      <w:r>
-        <w:rPr/>
-        <w:t xml:space="preserve"> và gửi cho người cần điền.</w:t>
-      </w:r>
-    </w:p>
-    <w:p>
-      <w:pPr>
-        <w:pStyle w:val="Normal"/>
-        <w:spacing w:lineRule="exact" w:line="300" w:before="0" w:after="120"/>
-        <w:rPr/>
-      </w:pPr>
-      <w:r>
-        <w:rPr/>
-        <w:t>Ví dụ: biểu mẫu "Đề xuất đào tạo" với các trường Tên khoá, Lý do, Ngân sách dự kiến, Thời gian mong muốn.</w:t>
-      </w:r>
-    </w:p>
-    <w:p>
-      <w:pPr>
-        <w:pStyle w:val="Heading2"/>
-        <w:rPr/>
-      </w:pPr>
-      <w:bookmarkStart w:id="47" w:name="__RefHeading___Toc2381_2814984431"/>
-      <w:bookmarkEnd w:id="47"/>
-      <w:r>
-        <w:rPr/>
-        <w:t>10.8 Ma trận Eisenhower</w:t>
-      </w:r>
-    </w:p>
-    <w:p>
-      <w:pPr>
-        <w:pStyle w:val="Normal"/>
-        <w:spacing w:lineRule="exact" w:line="300" w:before="0" w:after="120"/>
-        <w:rPr/>
-      </w:pPr>
-      <w:r>
-        <w:rPr/>
-        <w:t xml:space="preserve">Chia task vào 4 ô theo mức quan trọng và khẩn cấp: </w:t>
-      </w:r>
-      <w:r>
-        <w:rPr>
-          <w:b/>
-          <w:bCs/>
-        </w:rPr>
-        <w:t>Khẩn cấp &amp; quan trọng</w:t>
-      </w:r>
-      <w:r>
-        <w:rPr/>
-        <w:t xml:space="preserve"> (làm ngay), </w:t>
-      </w:r>
-      <w:r>
-        <w:rPr>
-          <w:b/>
-          <w:bCs/>
-        </w:rPr>
-        <w:t>Quan trọng, không khẩn cấp</w:t>
-      </w:r>
-      <w:r>
-        <w:rPr/>
-        <w:t xml:space="preserve"> (lên lịch), </w:t>
-      </w:r>
-      <w:r>
-        <w:rPr>
-          <w:b/>
-          <w:bCs/>
-        </w:rPr>
-        <w:t>Khẩn cấp, không quan trọng</w:t>
-      </w:r>
-      <w:r>
-        <w:rPr/>
-        <w:t xml:space="preserve"> (giao việc), </w:t>
-      </w:r>
-      <w:r>
-        <w:rPr>
-          <w:b/>
-          <w:bCs/>
-        </w:rPr>
-        <w:t>Không khẩn cấp, không quan trọng</w:t>
-      </w:r>
-      <w:r>
-        <w:rPr/>
-        <w:t xml:space="preserve"> (cân nhắc bỏ). Kéo thả task giữa các ô để đổi mức. Có thể bật tự phân loại theo hạn chót.</w:t>
-      </w:r>
-    </w:p>
-    <w:p>
-      <w:pPr>
-        <w:pStyle w:val="Heading2"/>
-        <w:rPr/>
-      </w:pPr>
-      <w:bookmarkStart w:id="48" w:name="__RefHeading___Toc2383_2814984431"/>
-      <w:bookmarkEnd w:id="48"/>
-      <w:r>
-        <w:rPr/>
-        <w:t>10.9 Báo cáo (biểu đồ và pivot)</w:t>
-      </w:r>
-    </w:p>
-    <w:p>
-      <w:pPr>
-        <w:pStyle w:val="ListParagraph"/>
-        <w:numPr>
-          <w:ilvl w:val="0"/>
-          <w:numId w:val="34"/>
-        </w:numPr>
-        <w:spacing w:lineRule="exact" w:line="290" w:before="0" w:after="60"/>
-        <w:rPr/>
-      </w:pPr>
-      <w:r>
-        <w:rPr/>
-        <w:t xml:space="preserve">Thêm view </w:t>
-      </w:r>
-      <w:r>
-        <w:rPr>
-          <w:b/>
-          <w:bCs/>
-        </w:rPr>
-        <w:t>Báo cáo (biểu đồ &amp; pivot)</w:t>
       </w:r>
       <w:r>
         <w:rPr/>
@@ -14330,40 +14729,51 @@
       </w:pPr>
       <w:r>
         <w:rPr/>
-        <w:t xml:space="preserve">Chọn </w:t>
+        <w:t xml:space="preserve">Chọn trường đưa vào biểu mẫu; với mỗi trường đặt </w:t>
       </w:r>
       <w:r>
         <w:rPr>
           <w:b/>
           <w:bCs/>
         </w:rPr>
-        <w:t>Mẫu nhanh</w:t>
-      </w:r>
-      <w:r>
-        <w:rPr/>
-        <w:t xml:space="preserve"> (Tổng số task, Giờ theo người phụ trách, Task theo category, Task theo trạng thái, Trạng thái theo người, Tiến độ theo mục tiêu, Hạn theo tháng…), hoặc </w:t>
+        <w:t>Bắt buộc</w:t>
+      </w:r>
+      <w:r>
+        <w:rPr/>
+        <w:t xml:space="preserve">, </w:t>
       </w:r>
       <w:r>
         <w:rPr>
           <w:b/>
           <w:bCs/>
         </w:rPr>
-        <w:t>Thêm biểu đồ</w:t>
-      </w:r>
-      <w:r>
-        <w:rPr/>
-        <w:t xml:space="preserve">, hoặc </w:t>
+        <w:t>Mô tả / hướng dẫn</w:t>
+      </w:r>
+      <w:r>
+        <w:rPr/>
+        <w:t xml:space="preserve">, </w:t>
       </w:r>
       <w:r>
         <w:rPr>
           <w:b/>
           <w:bCs/>
         </w:rPr>
-        <w:t>Tạo bằng AI</w:t>
-      </w:r>
-      <w:r>
-        <w:rPr/>
-        <w:t xml:space="preserve"> (mô tả biểu đồ bạn muốn).</w:t>
+        <w:t>Giá trị mặc định</w:t>
+      </w:r>
+      <w:r>
+        <w:rPr/>
+        <w:t xml:space="preserve">, </w:t>
+      </w:r>
+      <w:r>
+        <w:rPr>
+          <w:b/>
+          <w:bCs/>
+        </w:rPr>
+        <w:t>Chỉ hiện khi…</w:t>
+      </w:r>
+      <w:r>
+        <w:rPr/>
+        <w:t xml:space="preserve"> (điều kiện theo trường khác).</w:t>
       </w:r>
     </w:p>
     <w:p>
@@ -14378,6 +14788,196 @@
       </w:pPr>
       <w:r>
         <w:rPr/>
+        <w:t xml:space="preserve">Sao chép </w:t>
+      </w:r>
+      <w:r>
+        <w:rPr>
+          <w:b/>
+          <w:bCs/>
+        </w:rPr>
+        <w:t>Link công khai</w:t>
+      </w:r>
+      <w:r>
+        <w:rPr/>
+        <w:t xml:space="preserve"> và gửi cho người cần điền.</w:t>
+      </w:r>
+    </w:p>
+    <w:p>
+      <w:pPr>
+        <w:pStyle w:val="Normal"/>
+        <w:spacing w:lineRule="exact" w:line="300" w:before="0" w:after="120"/>
+        <w:rPr/>
+      </w:pPr>
+      <w:r>
+        <w:rPr/>
+        <w:t>Ví dụ: biểu mẫu "Đề xuất đào tạo" với các trường Tên khoá, Lý do, Ngân sách dự kiến, Thời gian mong muốn.</w:t>
+      </w:r>
+    </w:p>
+    <w:p>
+      <w:pPr>
+        <w:pStyle w:val="Heading2"/>
+        <w:rPr/>
+      </w:pPr>
+      <w:bookmarkStart w:id="48" w:name="__RefHeading___Toc2734_3067172540"/>
+      <w:bookmarkEnd w:id="48"/>
+      <w:r>
+        <w:rPr/>
+        <w:t>10.8 Ma trận Eisenhower</w:t>
+      </w:r>
+    </w:p>
+    <w:p>
+      <w:pPr>
+        <w:pStyle w:val="Normal"/>
+        <w:spacing w:lineRule="exact" w:line="300" w:before="0" w:after="120"/>
+        <w:rPr/>
+      </w:pPr>
+      <w:r>
+        <w:rPr/>
+        <w:t xml:space="preserve">Chia task vào 4 ô theo mức quan trọng và khẩn cấp: </w:t>
+      </w:r>
+      <w:r>
+        <w:rPr>
+          <w:b/>
+          <w:bCs/>
+        </w:rPr>
+        <w:t>Khẩn cấp &amp; quan trọng</w:t>
+      </w:r>
+      <w:r>
+        <w:rPr/>
+        <w:t xml:space="preserve"> (làm ngay), </w:t>
+      </w:r>
+      <w:r>
+        <w:rPr>
+          <w:b/>
+          <w:bCs/>
+        </w:rPr>
+        <w:t>Quan trọng, không khẩn cấp</w:t>
+      </w:r>
+      <w:r>
+        <w:rPr/>
+        <w:t xml:space="preserve"> (lên lịch), </w:t>
+      </w:r>
+      <w:r>
+        <w:rPr>
+          <w:b/>
+          <w:bCs/>
+        </w:rPr>
+        <w:t>Khẩn cấp, không quan trọng</w:t>
+      </w:r>
+      <w:r>
+        <w:rPr/>
+        <w:t xml:space="preserve"> (giao việc), </w:t>
+      </w:r>
+      <w:r>
+        <w:rPr>
+          <w:b/>
+          <w:bCs/>
+        </w:rPr>
+        <w:t>Không khẩn cấp, không quan trọng</w:t>
+      </w:r>
+      <w:r>
+        <w:rPr/>
+        <w:t xml:space="preserve"> (cân nhắc bỏ). Kéo thả task giữa các ô để đổi mức. Có thể bật tự phân loại theo hạn chót.</w:t>
+      </w:r>
+    </w:p>
+    <w:p>
+      <w:pPr>
+        <w:pStyle w:val="Heading2"/>
+        <w:rPr/>
+      </w:pPr>
+      <w:bookmarkStart w:id="49" w:name="__RefHeading___Toc2736_3067172540"/>
+      <w:bookmarkEnd w:id="49"/>
+      <w:r>
+        <w:rPr/>
+        <w:t>10.9 Báo cáo (biểu đồ và pivot)</w:t>
+      </w:r>
+    </w:p>
+    <w:p>
+      <w:pPr>
+        <w:pStyle w:val="ListParagraph"/>
+        <w:numPr>
+          <w:ilvl w:val="0"/>
+          <w:numId w:val="39"/>
+        </w:numPr>
+        <w:spacing w:lineRule="exact" w:line="290" w:before="0" w:after="60"/>
+        <w:rPr/>
+      </w:pPr>
+      <w:r>
+        <w:rPr/>
+        <w:t xml:space="preserve">Thêm view </w:t>
+      </w:r>
+      <w:r>
+        <w:rPr>
+          <w:b/>
+          <w:bCs/>
+        </w:rPr>
+        <w:t>Báo cáo (biểu đồ &amp; pivot)</w:t>
+      </w:r>
+      <w:r>
+        <w:rPr/>
+        <w:t>.</w:t>
+      </w:r>
+    </w:p>
+    <w:p>
+      <w:pPr>
+        <w:pStyle w:val="ListParagraph"/>
+        <w:numPr>
+          <w:ilvl w:val="0"/>
+          <w:numId w:val="13"/>
+        </w:numPr>
+        <w:spacing w:lineRule="exact" w:line="290" w:before="0" w:after="60"/>
+        <w:rPr/>
+      </w:pPr>
+      <w:r>
+        <w:rPr/>
+        <w:t xml:space="preserve">Chọn </w:t>
+      </w:r>
+      <w:r>
+        <w:rPr>
+          <w:b/>
+          <w:bCs/>
+        </w:rPr>
+        <w:t>Mẫu nhanh</w:t>
+      </w:r>
+      <w:r>
+        <w:rPr/>
+        <w:t xml:space="preserve"> (Tổng số task, Giờ theo người phụ trách, Task theo category, Task theo trạng thái, Trạng thái theo người, Tiến độ theo mục tiêu, Hạn theo tháng…), hoặc </w:t>
+      </w:r>
+      <w:r>
+        <w:rPr>
+          <w:b/>
+          <w:bCs/>
+        </w:rPr>
+        <w:t>Thêm biểu đồ</w:t>
+      </w:r>
+      <w:r>
+        <w:rPr/>
+        <w:t xml:space="preserve">, hoặc </w:t>
+      </w:r>
+      <w:r>
+        <w:rPr>
+          <w:b/>
+          <w:bCs/>
+        </w:rPr>
+        <w:t>Tạo bằng AI</w:t>
+      </w:r>
+      <w:r>
+        <w:rPr/>
+        <w:t xml:space="preserve"> (mô tả biểu đồ bạn muốn).</w:t>
+      </w:r>
+    </w:p>
+    <w:p>
+      <w:pPr>
+        <w:pStyle w:val="ListParagraph"/>
+        <w:numPr>
+          <w:ilvl w:val="0"/>
+          <w:numId w:val="13"/>
+        </w:numPr>
+        <w:spacing w:lineRule="exact" w:line="290" w:before="0" w:after="60"/>
+        <w:rPr/>
+      </w:pPr>
+      <w:r>
+        <w:rPr/>
         <w:t xml:space="preserve">Với mỗi biểu đồ chọn: loại (Số tổng KPI, Cột, Thanh ngang, Cột chồng, Thanh chồng, Đường, Vùng, Tròn, Vành khuyên, Bảng pivot), </w:t>
       </w:r>
       <w:r>
@@ -14419,7 +15019,7 @@
         <w:pStyle w:val="ListParagraph"/>
         <w:numPr>
           <w:ilvl w:val="0"/>
-          <w:numId w:val="12"/>
+          <w:numId w:val="13"/>
         </w:numPr>
         <w:spacing w:lineRule="exact" w:line="290" w:before="0" w:after="60"/>
         <w:rPr/>
@@ -14452,7 +15052,7 @@
         <w:pStyle w:val="ListParagraph"/>
         <w:numPr>
           <w:ilvl w:val="0"/>
-          <w:numId w:val="12"/>
+          <w:numId w:val="13"/>
         </w:numPr>
         <w:spacing w:lineRule="exact" w:line="290" w:before="0" w:after="60"/>
         <w:rPr/>
@@ -14547,8 +15147,8 @@
         <w:pStyle w:val="Heading1"/>
         <w:rPr/>
       </w:pPr>
-      <w:bookmarkStart w:id="49" w:name="__RefHeading___Toc2385_2814984431"/>
-      <w:bookmarkEnd w:id="49"/>
+      <w:bookmarkStart w:id="50" w:name="__RefHeading___Toc2738_3067172540"/>
+      <w:bookmarkEnd w:id="50"/>
       <w:r>
         <w:rPr/>
         <w:t>11. OKR - Mục tiêu và kết quả then chốt</w:t>
@@ -14559,8 +15159,8 @@
         <w:pStyle w:val="Heading2"/>
         <w:rPr/>
       </w:pPr>
-      <w:bookmarkStart w:id="50" w:name="__RefHeading___Toc2387_2814984431"/>
-      <w:bookmarkEnd w:id="50"/>
+      <w:bookmarkStart w:id="51" w:name="__RefHeading___Toc2740_3067172540"/>
+      <w:bookmarkEnd w:id="51"/>
       <w:r>
         <w:rPr/>
         <w:t>11.1 Hiểu nhanh về OKR trong woli</w:t>
@@ -14711,7 +15311,7 @@
                 <w:sz w:val="19"/>
                 <w:szCs w:val="19"/>
               </w:rPr>
-              <w:t>Team OKRs</w:t>
+              <w:t>Tất cả OKR</w:t>
             </w:r>
           </w:p>
         </w:tc>
@@ -14738,7 +15338,7 @@
                 <w:sz w:val="19"/>
                 <w:szCs w:val="19"/>
               </w:rPr>
-              <w:t>Toàn bộ mục tiêu của workspace/đội, lọc theo đội, người sở hữu, trạng thái, chu kỳ</w:t>
+              <w:t>Toàn bộ mục tiêu của workspace, lọc theo dự án, người sở hữu, trạng thái, chu kỳ hoặc khoảng ngày</w:t>
             </w:r>
           </w:p>
         </w:tc>
@@ -14920,8 +15520,8 @@
         <w:pStyle w:val="Heading2"/>
         <w:rPr/>
       </w:pPr>
-      <w:bookmarkStart w:id="51" w:name="__RefHeading___Toc2389_2814984431"/>
-      <w:bookmarkEnd w:id="51"/>
+      <w:bookmarkStart w:id="52" w:name="__RefHeading___Toc2742_3067172540"/>
+      <w:bookmarkEnd w:id="52"/>
       <w:r>
         <w:rPr/>
         <w:t>11.2 Tạo mục tiêu</w:t>
@@ -14932,7 +15532,7 @@
         <w:pStyle w:val="ListParagraph"/>
         <w:numPr>
           <w:ilvl w:val="0"/>
-          <w:numId w:val="35"/>
+          <w:numId w:val="40"/>
         </w:numPr>
         <w:spacing w:lineRule="exact" w:line="290" w:before="0" w:after="60"/>
         <w:rPr/>
@@ -14980,7 +15580,7 @@
         <w:pStyle w:val="ListParagraph"/>
         <w:numPr>
           <w:ilvl w:val="0"/>
-          <w:numId w:val="13"/>
+          <w:numId w:val="14"/>
         </w:numPr>
         <w:spacing w:lineRule="exact" w:line="290" w:before="0" w:after="60"/>
         <w:rPr/>
@@ -15020,7 +15620,40 @@
       </w:r>
       <w:r>
         <w:rPr/>
-        <w:t xml:space="preserve"> (quý, năm…) và khoảng ngày; </w:t>
+        <w:t xml:space="preserve">: </w:t>
+      </w:r>
+      <w:r>
+        <w:rPr>
+          <w:b/>
+          <w:bCs/>
+        </w:rPr>
+        <w:t>Quý</w:t>
+      </w:r>
+      <w:r>
+        <w:rPr/>
+        <w:t xml:space="preserve"> (chọn Q1-Q4 và năm) hoặc </w:t>
+      </w:r>
+      <w:r>
+        <w:rPr>
+          <w:b/>
+          <w:bCs/>
+        </w:rPr>
+        <w:t>Năm</w:t>
+      </w:r>
+      <w:r>
+        <w:rPr/>
+        <w:t xml:space="preserve"> thì nhãn và ngày bắt đầu/kết thúc tự điền, </w:t>
+      </w:r>
+      <w:r>
+        <w:rPr>
+          <w:b/>
+          <w:bCs/>
+        </w:rPr>
+        <w:t>Tuỳ chọn</w:t>
+      </w:r>
+      <w:r>
+        <w:rPr/>
+        <w:t xml:space="preserve"> thì tự chọn ngày (ngày kết thúc phải sau ngày bắt đầu); </w:t>
       </w:r>
       <w:r>
         <w:rPr>
@@ -15042,17 +15675,6 @@
       </w:r>
       <w:r>
         <w:rPr/>
-        <w:t xml:space="preserve">, </w:t>
-      </w:r>
-      <w:r>
-        <w:rPr>
-          <w:b/>
-          <w:bCs/>
-        </w:rPr>
-        <w:t>đội</w:t>
-      </w:r>
-      <w:r>
-        <w:rPr/>
         <w:t xml:space="preserve">; </w:t>
       </w:r>
       <w:r>
@@ -15083,14 +15705,14 @@
         <w:pStyle w:val="ListParagraph"/>
         <w:numPr>
           <w:ilvl w:val="0"/>
-          <w:numId w:val="13"/>
+          <w:numId w:val="14"/>
         </w:numPr>
         <w:spacing w:lineRule="exact" w:line="290" w:before="0" w:after="60"/>
         <w:rPr/>
       </w:pPr>
       <w:r>
         <w:rPr/>
-        <w:t>Lưu. Mục tiêu xuất hiện ở Team OKRs và ở My OKRs của những người liên quan.</w:t>
+        <w:t>Lưu. Mục tiêu xuất hiện ở Tất cả OKR và ở My OKRs của những người liên quan.</w:t>
       </w:r>
     </w:p>
     <w:p>
@@ -15098,8 +15720,8 @@
         <w:pStyle w:val="Heading2"/>
         <w:rPr/>
       </w:pPr>
-      <w:bookmarkStart w:id="52" w:name="__RefHeading___Toc2391_2814984431"/>
-      <w:bookmarkEnd w:id="52"/>
+      <w:bookmarkStart w:id="53" w:name="__RefHeading___Toc2744_3067172540"/>
+      <w:bookmarkEnd w:id="53"/>
       <w:r>
         <w:rPr/>
         <w:t>11.3 Thêm key result</w:t>
@@ -15623,8 +16245,8 @@
         <w:pStyle w:val="Heading2"/>
         <w:rPr/>
       </w:pPr>
-      <w:bookmarkStart w:id="53" w:name="__RefHeading___Toc2393_2814984431"/>
-      <w:bookmarkEnd w:id="53"/>
+      <w:bookmarkStart w:id="54" w:name="__RefHeading___Toc2746_3067172540"/>
+      <w:bookmarkEnd w:id="54"/>
       <w:r>
         <w:rPr/>
         <w:t>11.4 Liên kết task với OKR</w:t>
@@ -15635,7 +16257,7 @@
         <w:pStyle w:val="ListParagraph"/>
         <w:numPr>
           <w:ilvl w:val="0"/>
-          <w:numId w:val="36"/>
+          <w:numId w:val="41"/>
         </w:numPr>
         <w:spacing w:lineRule="exact" w:line="290" w:before="0" w:after="60"/>
         <w:rPr/>
@@ -15661,7 +16283,7 @@
         <w:pStyle w:val="ListParagraph"/>
         <w:numPr>
           <w:ilvl w:val="0"/>
-          <w:numId w:val="14"/>
+          <w:numId w:val="15"/>
         </w:numPr>
         <w:spacing w:lineRule="exact" w:line="290" w:before="0" w:after="60"/>
         <w:rPr/>
@@ -15676,7 +16298,7 @@
         <w:pStyle w:val="ListParagraph"/>
         <w:numPr>
           <w:ilvl w:val="0"/>
-          <w:numId w:val="14"/>
+          <w:numId w:val="15"/>
         </w:numPr>
         <w:spacing w:lineRule="exact" w:line="290" w:before="0" w:after="60"/>
         <w:rPr/>
@@ -15691,8 +16313,8 @@
         <w:pStyle w:val="Heading2"/>
         <w:rPr/>
       </w:pPr>
-      <w:bookmarkStart w:id="54" w:name="__RefHeading___Toc2395_2814984431"/>
-      <w:bookmarkEnd w:id="54"/>
+      <w:bookmarkStart w:id="55" w:name="__RefHeading___Toc2748_3067172540"/>
+      <w:bookmarkEnd w:id="55"/>
       <w:r>
         <w:rPr/>
         <w:t>11.5 Cascade - mục tiêu con</w:t>
@@ -15765,8 +16387,8 @@
         <w:pStyle w:val="Heading1"/>
         <w:rPr/>
       </w:pPr>
-      <w:bookmarkStart w:id="55" w:name="__RefHeading___Toc2397_2814984431"/>
-      <w:bookmarkEnd w:id="55"/>
+      <w:bookmarkStart w:id="56" w:name="__RefHeading___Toc2750_3067172540"/>
+      <w:bookmarkEnd w:id="56"/>
       <w:r>
         <w:rPr/>
         <w:t>12. Báo cáo và dashboard</w:t>
@@ -15799,8 +16421,8 @@
         <w:pStyle w:val="Heading2"/>
         <w:rPr/>
       </w:pPr>
-      <w:bookmarkStart w:id="56" w:name="__RefHeading___Toc2399_2814984431"/>
-      <w:bookmarkEnd w:id="56"/>
+      <w:bookmarkStart w:id="57" w:name="__RefHeading___Toc2752_3067172540"/>
+      <w:bookmarkEnd w:id="57"/>
       <w:r>
         <w:rPr/>
         <w:t>12.1 Tạo dashboard và widget</w:t>
@@ -15811,7 +16433,7 @@
         <w:pStyle w:val="ListParagraph"/>
         <w:numPr>
           <w:ilvl w:val="0"/>
-          <w:numId w:val="37"/>
+          <w:numId w:val="42"/>
         </w:numPr>
         <w:spacing w:lineRule="exact" w:line="290" w:before="0" w:after="60"/>
         <w:rPr/>
@@ -15837,7 +16459,7 @@
         <w:pStyle w:val="ListParagraph"/>
         <w:numPr>
           <w:ilvl w:val="0"/>
-          <w:numId w:val="15"/>
+          <w:numId w:val="16"/>
         </w:numPr>
         <w:spacing w:lineRule="exact" w:line="290" w:before="0" w:after="60"/>
         <w:rPr/>
@@ -15907,7 +16529,7 @@
         <w:pStyle w:val="ListParagraph"/>
         <w:numPr>
           <w:ilvl w:val="0"/>
-          <w:numId w:val="15"/>
+          <w:numId w:val="16"/>
         </w:numPr>
         <w:spacing w:lineRule="exact" w:line="290" w:before="0" w:after="60"/>
         <w:rPr/>
@@ -16584,8 +17206,8 @@
         <w:pStyle w:val="Heading2"/>
         <w:rPr/>
       </w:pPr>
-      <w:bookmarkStart w:id="57" w:name="__RefHeading___Toc2401_2814984431"/>
-      <w:bookmarkEnd w:id="57"/>
+      <w:bookmarkStart w:id="58" w:name="__RefHeading___Toc2754_3067172540"/>
+      <w:bookmarkEnd w:id="58"/>
       <w:r>
         <w:rPr/>
         <w:t>12.2 Sắp xếp, lọc và xem chi tiết</w:t>
@@ -16717,8 +17339,8 @@
         <w:pStyle w:val="Heading1"/>
         <w:rPr/>
       </w:pPr>
-      <w:bookmarkStart w:id="58" w:name="__RefHeading___Toc2403_2814984431"/>
-      <w:bookmarkEnd w:id="58"/>
+      <w:bookmarkStart w:id="59" w:name="__RefHeading___Toc2756_3067172540"/>
+      <w:bookmarkEnd w:id="59"/>
       <w:r>
         <w:rPr/>
         <w:t>13. Wiki - kho tri thức</w:t>
@@ -16729,8 +17351,8 @@
         <w:pStyle w:val="Heading2"/>
         <w:rPr/>
       </w:pPr>
-      <w:bookmarkStart w:id="59" w:name="__RefHeading___Toc2405_2814984431"/>
-      <w:bookmarkEnd w:id="59"/>
+      <w:bookmarkStart w:id="60" w:name="__RefHeading___Toc2758_3067172540"/>
+      <w:bookmarkEnd w:id="60"/>
       <w:r>
         <w:rPr/>
         <w:t>13.1 Tạo wiki và phân quyền</w:t>
@@ -16741,7 +17363,7 @@
         <w:pStyle w:val="ListParagraph"/>
         <w:numPr>
           <w:ilvl w:val="0"/>
-          <w:numId w:val="38"/>
+          <w:numId w:val="43"/>
         </w:numPr>
         <w:spacing w:lineRule="exact" w:line="290" w:before="0" w:after="60"/>
         <w:rPr/>
@@ -16778,7 +17400,7 @@
         <w:pStyle w:val="ListParagraph"/>
         <w:numPr>
           <w:ilvl w:val="0"/>
-          <w:numId w:val="16"/>
+          <w:numId w:val="17"/>
         </w:numPr>
         <w:spacing w:lineRule="exact" w:line="290" w:before="0" w:after="60"/>
         <w:rPr/>
@@ -16800,7 +17422,7 @@
         <w:pStyle w:val="ListParagraph"/>
         <w:numPr>
           <w:ilvl w:val="0"/>
-          <w:numId w:val="16"/>
+          <w:numId w:val="17"/>
         </w:numPr>
         <w:spacing w:lineRule="exact" w:line="290" w:before="0" w:after="60"/>
         <w:rPr/>
@@ -16822,7 +17444,7 @@
         <w:pStyle w:val="ListParagraph"/>
         <w:numPr>
           <w:ilvl w:val="0"/>
-          <w:numId w:val="16"/>
+          <w:numId w:val="17"/>
         </w:numPr>
         <w:spacing w:lineRule="exact" w:line="290" w:before="0" w:after="60"/>
         <w:rPr/>
@@ -16943,8 +17565,8 @@
         <w:pStyle w:val="Heading2"/>
         <w:rPr/>
       </w:pPr>
-      <w:bookmarkStart w:id="60" w:name="__RefHeading___Toc2407_2814984431"/>
-      <w:bookmarkEnd w:id="60"/>
+      <w:bookmarkStart w:id="61" w:name="__RefHeading___Toc2760_3067172540"/>
+      <w:bookmarkEnd w:id="61"/>
       <w:r>
         <w:rPr/>
         <w:t>13.2 Làm việc với trang wiki</w:t>
@@ -17321,8 +17943,8 @@
         <w:pStyle w:val="Heading2"/>
         <w:rPr/>
       </w:pPr>
-      <w:bookmarkStart w:id="61" w:name="__RefHeading___Toc2409_2814984431"/>
-      <w:bookmarkEnd w:id="61"/>
+      <w:bookmarkStart w:id="62" w:name="__RefHeading___Toc2762_3067172540"/>
+      <w:bookmarkEnd w:id="62"/>
       <w:r>
         <w:rPr/>
         <w:t>13.3 AI của wiki</w:t>
@@ -17454,8 +18076,8 @@
         <w:pStyle w:val="Heading2"/>
         <w:rPr/>
       </w:pPr>
-      <w:bookmarkStart w:id="62" w:name="__RefHeading___Toc2411_2814984431"/>
-      <w:bookmarkEnd w:id="62"/>
+      <w:bookmarkStart w:id="63" w:name="__RefHeading___Toc2764_3067172540"/>
+      <w:bookmarkEnd w:id="63"/>
       <w:r>
         <w:rPr/>
         <w:t>13.4 Trang bị giới hạn</w:t>
@@ -17477,8 +18099,8 @@
         <w:pStyle w:val="Heading1"/>
         <w:rPr/>
       </w:pPr>
-      <w:bookmarkStart w:id="63" w:name="__RefHeading___Toc2413_2814984431"/>
-      <w:bookmarkEnd w:id="63"/>
+      <w:bookmarkStart w:id="64" w:name="__RefHeading___Toc2766_3067172540"/>
+      <w:bookmarkEnd w:id="64"/>
       <w:r>
         <w:rPr/>
         <w:t>14. Trung tâm xử lý và thông báo</w:t>
@@ -17507,8 +18129,8 @@
         <w:pStyle w:val="Heading2"/>
         <w:rPr/>
       </w:pPr>
-      <w:bookmarkStart w:id="64" w:name="__RefHeading___Toc2415_2814984431"/>
-      <w:bookmarkEnd w:id="64"/>
+      <w:bookmarkStart w:id="65" w:name="__RefHeading___Toc2768_3067172540"/>
+      <w:bookmarkEnd w:id="65"/>
       <w:r>
         <w:rPr/>
         <w:t>14.1 Chế độ xem và nhóm</w:t>
@@ -17582,8 +18204,8 @@
         <w:pStyle w:val="Heading2"/>
         <w:rPr/>
       </w:pPr>
-      <w:bookmarkStart w:id="65" w:name="__RefHeading___Toc2417_2814984431"/>
-      <w:bookmarkEnd w:id="65"/>
+      <w:bookmarkStart w:id="66" w:name="__RefHeading___Toc2770_3067172540"/>
+      <w:bookmarkEnd w:id="66"/>
       <w:r>
         <w:rPr/>
         <w:t>14.2 Các loại thông báo và thao tác</w:t>
@@ -18629,8 +19251,8 @@
         <w:pStyle w:val="Heading2"/>
         <w:rPr/>
       </w:pPr>
-      <w:bookmarkStart w:id="66" w:name="__RefHeading___Toc2419_2814984431"/>
-      <w:bookmarkEnd w:id="66"/>
+      <w:bookmarkStart w:id="67" w:name="__RefHeading___Toc2772_3067172540"/>
+      <w:bookmarkEnd w:id="67"/>
       <w:r>
         <w:rPr/>
         <w:t>14.3 Tạm hoãn và đánh dấu xong</w:t>
@@ -18696,8 +19318,8 @@
         <w:pStyle w:val="Heading1"/>
         <w:rPr/>
       </w:pPr>
-      <w:bookmarkStart w:id="67" w:name="__RefHeading___Toc2421_2814984431"/>
-      <w:bookmarkEnd w:id="67"/>
+      <w:bookmarkStart w:id="68" w:name="__RefHeading___Toc2774_3067172540"/>
+      <w:bookmarkEnd w:id="68"/>
       <w:r>
         <w:rPr/>
         <w:t>15. Trợ lý AI - Workspace Intelligence</w:t>
@@ -18708,8 +19330,8 @@
         <w:pStyle w:val="Heading2"/>
         <w:rPr/>
       </w:pPr>
-      <w:bookmarkStart w:id="68" w:name="__RefHeading___Toc2423_2814984431"/>
-      <w:bookmarkEnd w:id="68"/>
+      <w:bookmarkStart w:id="69" w:name="__RefHeading___Toc2776_3067172540"/>
+      <w:bookmarkEnd w:id="69"/>
       <w:r>
         <w:rPr/>
         <w:t>15.1 AI làm được gì</w:t>
@@ -19165,8 +19787,8 @@
         <w:pStyle w:val="Heading2"/>
         <w:rPr/>
       </w:pPr>
-      <w:bookmarkStart w:id="69" w:name="__RefHeading___Toc2425_2814984431"/>
-      <w:bookmarkEnd w:id="69"/>
+      <w:bookmarkStart w:id="70" w:name="__RefHeading___Toc2778_3067172540"/>
+      <w:bookmarkEnd w:id="70"/>
       <w:r>
         <w:rPr/>
         <w:t>15.2 Hỏi AI và viết báo cáo</w:t>
@@ -19177,7 +19799,7 @@
         <w:pStyle w:val="ListParagraph"/>
         <w:numPr>
           <w:ilvl w:val="0"/>
-          <w:numId w:val="39"/>
+          <w:numId w:val="44"/>
         </w:numPr>
         <w:spacing w:lineRule="exact" w:line="290" w:before="0" w:after="60"/>
         <w:rPr/>
@@ -19214,7 +19836,7 @@
         <w:pStyle w:val="ListParagraph"/>
         <w:numPr>
           <w:ilvl w:val="0"/>
-          <w:numId w:val="17"/>
+          <w:numId w:val="18"/>
         </w:numPr>
         <w:spacing w:lineRule="exact" w:line="290" w:before="0" w:after="60"/>
         <w:rPr/>
@@ -19229,7 +19851,7 @@
         <w:pStyle w:val="ListParagraph"/>
         <w:numPr>
           <w:ilvl w:val="0"/>
-          <w:numId w:val="17"/>
+          <w:numId w:val="18"/>
         </w:numPr>
         <w:spacing w:lineRule="exact" w:line="290" w:before="0" w:after="60"/>
         <w:rPr/>
@@ -19244,7 +19866,7 @@
         <w:pStyle w:val="ListParagraph"/>
         <w:numPr>
           <w:ilvl w:val="0"/>
-          <w:numId w:val="17"/>
+          <w:numId w:val="18"/>
         </w:numPr>
         <w:spacing w:lineRule="exact" w:line="290" w:before="0" w:after="60"/>
         <w:rPr/>
@@ -19292,8 +19914,8 @@
         <w:pStyle w:val="Heading2"/>
         <w:rPr/>
       </w:pPr>
-      <w:bookmarkStart w:id="70" w:name="__RefHeading___Toc2427_2814984431"/>
-      <w:bookmarkEnd w:id="70"/>
+      <w:bookmarkStart w:id="71" w:name="__RefHeading___Toc2780_3067172540"/>
+      <w:bookmarkEnd w:id="71"/>
       <w:r>
         <w:rPr/>
         <w:t>15.3 Nút AI trong từng màn hình</w:t>
@@ -19670,8 +20292,8 @@
         <w:pStyle w:val="Heading2"/>
         <w:rPr/>
       </w:pPr>
-      <w:bookmarkStart w:id="71" w:name="__RefHeading___Toc2429_2814984431"/>
-      <w:bookmarkEnd w:id="71"/>
+      <w:bookmarkStart w:id="72" w:name="__RefHeading___Toc2782_3067172540"/>
+      <w:bookmarkEnd w:id="72"/>
       <w:r>
         <w:rPr/>
         <w:t>15.4 Cá nhân hoá AI</w:t>
@@ -19704,8 +20326,8 @@
         <w:pStyle w:val="Heading2"/>
         <w:rPr/>
       </w:pPr>
-      <w:bookmarkStart w:id="72" w:name="__RefHeading___Toc2431_2814984431"/>
-      <w:bookmarkEnd w:id="72"/>
+      <w:bookmarkStart w:id="73" w:name="__RefHeading___Toc2784_3067172540"/>
+      <w:bookmarkEnd w:id="73"/>
       <w:r>
         <w:rPr/>
         <w:t>15.5 Mẹo viết yêu cầu hiệu quả</w:t>
@@ -19911,59 +20533,47 @@
     </w:p>
     <w:p>
       <w:pPr>
-        <w:pStyle w:val="Heading1"/>
-        <w:rPr/>
-      </w:pPr>
-      <w:bookmarkStart w:id="73" w:name="__RefHeading___Toc2433_2814984431"/>
-      <w:bookmarkEnd w:id="73"/>
-      <w:r>
-        <w:rPr/>
-        <w:t>16. Nhập và xuất dữ liệu</w:t>
-      </w:r>
-    </w:p>
-    <w:p>
-      <w:pPr>
         <w:pStyle w:val="Heading2"/>
         <w:rPr/>
       </w:pPr>
-      <w:bookmarkStart w:id="74" w:name="__RefHeading___Toc2435_2814984431"/>
+      <w:bookmarkStart w:id="74" w:name="__RefHeading___Toc2786_3067172540"/>
       <w:bookmarkEnd w:id="74"/>
       <w:r>
         <w:rPr/>
-        <w:t>16.1 Nhập task từ Excel/CSV</w:t>
-      </w:r>
-    </w:p>
-    <w:p>
-      <w:pPr>
-        <w:pStyle w:val="ListParagraph"/>
-        <w:numPr>
-          <w:ilvl w:val="0"/>
-          <w:numId w:val="40"/>
-        </w:numPr>
-        <w:spacing w:lineRule="exact" w:line="290" w:before="0" w:after="60"/>
-        <w:rPr/>
-      </w:pPr>
+        <w:t>15.6 Tạo task bằng AI và AI trong dự án</w:t>
+      </w:r>
+    </w:p>
+    <w:p>
+      <w:pPr>
+        <w:pStyle w:val="Normal"/>
+        <w:spacing w:lineRule="exact" w:line="300" w:before="0" w:after="120"/>
+        <w:rPr/>
+      </w:pPr>
+      <w:r>
+        <w:rPr/>
+        <w:t xml:space="preserve">Bạn mô tả việc bằng lời, AI hỏi lại phần còn thiếu (dự án, người làm, hạn chót…) rồi đưa ra </w:t>
+      </w:r>
       <w:r>
         <w:rPr>
           <w:b/>
           <w:bCs/>
         </w:rPr>
-        <w:t>Cài đặt</w:t>
-      </w:r>
-      <w:r>
-        <w:rPr/>
-        <w:t xml:space="preserve"> → </w:t>
+        <w:t>bản nháp task</w:t>
+      </w:r>
+      <w:r>
+        <w:rPr/>
+        <w:t xml:space="preserve">. Không có gì được tạo cho tới khi bạn bấm </w:t>
       </w:r>
       <w:r>
         <w:rPr>
           <w:b/>
           <w:bCs/>
         </w:rPr>
-        <w:t>Nhập / xuất dữ liệu</w:t>
-      </w:r>
-      <w:r>
-        <w:rPr/>
-        <w:t xml:space="preserve"> → chọn dự án.</w:t>
+        <w:t>Xác nhận tạo task</w:t>
+      </w:r>
+      <w:r>
+        <w:rPr/>
+        <w:t>.</w:t>
       </w:r>
     </w:p>
     <w:p>
@@ -19971,66 +20581,143 @@
         <w:pStyle w:val="ListParagraph"/>
         <w:numPr>
           <w:ilvl w:val="0"/>
-          <w:numId w:val="18"/>
+          <w:numId w:val="45"/>
         </w:numPr>
         <w:spacing w:lineRule="exact" w:line="290" w:before="0" w:after="60"/>
         <w:rPr/>
       </w:pPr>
       <w:r>
         <w:rPr/>
-        <w:t xml:space="preserve">Bấm </w:t>
+        <w:t xml:space="preserve">Trong một dự án: bấm </w:t>
       </w:r>
       <w:r>
         <w:rPr>
           <w:b/>
           <w:bCs/>
         </w:rPr>
-        <w:t>Tải file mẫu import</w:t>
-      </w:r>
-      <w:r>
-        <w:rPr/>
-        <w:t>. File gồm sheet "Tasks" để điền và sheet hướng dẫn mô tả từng cột, giá trị hợp lệ và danh sách thành viên.</w:t>
-      </w:r>
-    </w:p>
-    <w:p>
-      <w:pPr>
-        <w:pStyle w:val="ListParagraph"/>
-        <w:numPr>
-          <w:ilvl w:val="0"/>
-          <w:numId w:val="18"/>
-        </w:numPr>
-        <w:spacing w:lineRule="exact" w:line="290" w:before="0" w:after="60"/>
-        <w:rPr/>
-      </w:pPr>
-      <w:r>
-        <w:rPr/>
-        <w:t>Điền dữ liệu (tối đa 1.000 dòng mỗi lần). Người phụ trách ghi theo email hoặc tên; trường lựa chọn ghi đúng nhãn.</w:t>
-      </w:r>
-    </w:p>
-    <w:p>
-      <w:pPr>
-        <w:pStyle w:val="ListParagraph"/>
-        <w:numPr>
-          <w:ilvl w:val="0"/>
-          <w:numId w:val="18"/>
-        </w:numPr>
-        <w:spacing w:lineRule="exact" w:line="290" w:before="0" w:after="60"/>
-        <w:rPr/>
-      </w:pPr>
-      <w:r>
-        <w:rPr/>
-        <w:t xml:space="preserve">Bấm </w:t>
+        <w:t>Hỏi AI</w:t>
+      </w:r>
+      <w:r>
+        <w:rPr/>
+        <w:t xml:space="preserve"> ở góc dưới bên phải để mở cửa sổ </w:t>
       </w:r>
       <w:r>
         <w:rPr>
           <w:b/>
           <w:bCs/>
         </w:rPr>
-        <w:t>Nhập Excel / CSV</w:t>
-      </w:r>
-      <w:r>
-        <w:rPr/>
-        <w:t xml:space="preserve"> và chọn file.</w:t>
+        <w:t>woli AI</w:t>
+      </w:r>
+      <w:r>
+        <w:rPr/>
+        <w:t xml:space="preserve"> (thu nhỏ bằng nút −, mở rộng thành panel bên phải, đóng bằng ×). Ở Workspace Intelligence: chọn tab </w:t>
+      </w:r>
+      <w:r>
+        <w:rPr>
+          <w:b/>
+          <w:bCs/>
+        </w:rPr>
+        <w:t>Tạo task</w:t>
+      </w:r>
+      <w:r>
+        <w:rPr/>
+        <w:t>.</w:t>
+      </w:r>
+    </w:p>
+    <w:p>
+      <w:pPr>
+        <w:pStyle w:val="ListParagraph"/>
+        <w:numPr>
+          <w:ilvl w:val="0"/>
+          <w:numId w:val="19"/>
+        </w:numPr>
+        <w:spacing w:lineRule="exact" w:line="290" w:before="0" w:after="60"/>
+        <w:rPr/>
+      </w:pPr>
+      <w:r>
+        <w:rPr/>
+        <w:t>Gõ yêu cầu, ví dụ: "Tạo task: làm báo cáo tháng lúc 2h sáng nay, giao cho Lan, ưu tiên cao".</w:t>
+      </w:r>
+    </w:p>
+    <w:p>
+      <w:pPr>
+        <w:pStyle w:val="ListParagraph"/>
+        <w:numPr>
+          <w:ilvl w:val="0"/>
+          <w:numId w:val="19"/>
+        </w:numPr>
+        <w:spacing w:lineRule="exact" w:line="290" w:before="0" w:after="60"/>
+        <w:rPr/>
+      </w:pPr>
+      <w:r>
+        <w:rPr/>
+        <w:t>Trả lời câu hỏi của AI nếu thiếu thông tin. Thẻ bản nháp hiện dự án, hạn chót, người làm, người nhận báo cáo, ưu tiên, category, giờ ước tính.</w:t>
+      </w:r>
+    </w:p>
+    <w:p>
+      <w:pPr>
+        <w:pStyle w:val="ListParagraph"/>
+        <w:numPr>
+          <w:ilvl w:val="0"/>
+          <w:numId w:val="19"/>
+        </w:numPr>
+        <w:spacing w:lineRule="exact" w:line="290" w:before="0" w:after="60"/>
+        <w:rPr/>
+      </w:pPr>
+      <w:r>
+        <w:rPr/>
+        <w:t xml:space="preserve">Bấm </w:t>
+      </w:r>
+      <w:r>
+        <w:rPr>
+          <w:b/>
+          <w:bCs/>
+        </w:rPr>
+        <w:t>Xác nhận tạo task</w:t>
+      </w:r>
+      <w:r>
+        <w:rPr/>
+        <w:t>, hoặc gõ thêm để sửa bản nháp. Sau khi tạo, bấm vào task để mở ngay.</w:t>
+      </w:r>
+    </w:p>
+    <w:p>
+      <w:pPr>
+        <w:pStyle w:val="Normal"/>
+        <w:spacing w:lineRule="exact" w:line="300" w:before="0" w:after="120"/>
+        <w:rPr/>
+      </w:pPr>
+      <w:r>
+        <w:rPr>
+          <w:b/>
+          <w:bCs/>
+        </w:rPr>
+        <w:t>AI làm thay việc lặt vặt (agent)</w:t>
+      </w:r>
+      <w:r>
+        <w:rPr/>
+        <w:t xml:space="preserve">: trong chat của dự án, bạn có thể nhờ AI sửa hàng loạt, ví dụ "phân loại category cho các task chưa có category" hoặc "dời hạn các task của Minh sang thứ Sáu". AI trả về danh sách thay đổi </w:t>
+      </w:r>
+      <w:r>
+        <w:rPr>
+          <w:b/>
+          <w:bCs/>
+        </w:rPr>
+        <w:t>cũ → mới</w:t>
+      </w:r>
+      <w:r>
+        <w:rPr/>
+        <w:t xml:space="preserve"> cho từng task. Bỏ tick những dòng không muốn, rồi bấm </w:t>
+      </w:r>
+      <w:r>
+        <w:rPr>
+          <w:b/>
+          <w:bCs/>
+        </w:rPr>
+        <w:t>Áp dụng (n)</w:t>
+      </w:r>
+      <w:r>
+        <w:rPr/>
+        <w:t>.</w:t>
       </w:r>
     </w:p>
     <w:p>
@@ -20050,7 +20737,7 @@
           <w:bCs/>
           <w:color w:val="000000"/>
         </w:rPr>
-        <w:t>Nguyên tắc "tất cả hoặc không"</w:t>
+        <w:t>An toàn khi dùng AI agent</w:t>
       </w:r>
     </w:p>
     <w:p>
@@ -20066,7 +20753,23 @@
       </w:pPr>
       <w:r>
         <w:rPr/>
-        <w:t>Mọi dòng được kiểm tra trước khi nhập. Chỉ cần một dòng sai, không dòng nào được nhập - thông báo lỗi chỉ rõ dòng và cột cần sửa. Nhờ vậy dữ liệu không bị nhập dở dang.</w:t>
+        <w:t>AI chỉ đề xuất; thay đổi chỉ được lưu khi bạn bấm Áp dụng, và được lưu bằng chính quyền của bạn (không sửa được task bạn không có quyền sửa).</w:t>
+      </w:r>
+    </w:p>
+    <w:p>
+      <w:pPr>
+        <w:pStyle w:val="Normal"/>
+        <w:pBdr>
+          <w:left w:val="single" w:sz="24" w:space="8" w:color="000000"/>
+        </w:pBdr>
+        <w:shd w:val="clear" w:color="auto" w:fill="F2F2F2"/>
+        <w:spacing w:lineRule="exact" w:line="290" w:before="0" w:after="0"/>
+        <w:ind w:left="200" w:right="200"/>
+        <w:rPr/>
+      </w:pPr>
+      <w:r>
+        <w:rPr/>
+        <w:t>Vai trò Chỉ xem vẫn hỏi AI được nhưng không nhận bản nháp hay đề xuất thay đổi.</w:t>
       </w:r>
     </w:p>
     <w:p>
@@ -20089,13 +20792,566 @@
         <w:pStyle w:val="Heading2"/>
         <w:rPr/>
       </w:pPr>
-      <w:bookmarkStart w:id="75" w:name="__RefHeading___Toc2437_2814984431"/>
+      <w:bookmarkStart w:id="75" w:name="__RefHeading___Toc2788_3067172540"/>
       <w:bookmarkEnd w:id="75"/>
       <w:r>
         <w:rPr/>
-        <w:t>16.2 Xuất dữ liệu</w:t>
-      </w:r>
-    </w:p>
+        <w:t>15.7 Đính kèm ảnh và file để AI đọc</w:t>
+      </w:r>
+    </w:p>
+    <w:p>
+      <w:pPr>
+        <w:pStyle w:val="Normal"/>
+        <w:spacing w:lineRule="exact" w:line="300" w:before="0" w:after="120"/>
+        <w:rPr/>
+      </w:pPr>
+      <w:r>
+        <w:rPr/>
+        <w:t>Ở chat AI của dự án, Workspace Intelligence và trợ lý wiki, bạn có thể gửi kèm ảnh chụp màn hình, file PDF, Word, Excel… để AI đọc và trả lời.</w:t>
+      </w:r>
+    </w:p>
+    <w:tbl>
+      <w:tblPr>
+        <w:tblW w:w="9638" w:type="dxa"/>
+        <w:jc w:val="left"/>
+        <w:tblInd w:w="0" w:type="dxa"/>
+        <w:tblLayout w:type="fixed"/>
+        <w:tblCellMar>
+          <w:top w:w="70" w:type="dxa"/>
+          <w:left w:w="110" w:type="dxa"/>
+          <w:bottom w:w="70" w:type="dxa"/>
+          <w:right w:w="110" w:type="dxa"/>
+        </w:tblCellMar>
+      </w:tblPr>
+      <w:tblGrid>
+        <w:gridCol w:w="2410"/>
+        <w:gridCol w:w="7227"/>
+      </w:tblGrid>
+      <w:tr>
+        <w:trPr>
+          <w:tblHeader w:val="true"/>
+        </w:trPr>
+        <w:tc>
+          <w:tcPr>
+            <w:tcW w:w="2410" w:type="dxa"/>
+            <w:tcBorders>
+              <w:top w:val="single" w:sz="4" w:space="0" w:color="808080"/>
+              <w:left w:val="single" w:sz="4" w:space="0" w:color="808080"/>
+              <w:bottom w:val="single" w:sz="4" w:space="0" w:color="808080"/>
+              <w:right w:val="single" w:sz="4" w:space="0" w:color="808080"/>
+            </w:tcBorders>
+            <w:shd w:color="auto" w:fill="D9D9D9" w:val="clear"/>
+          </w:tcPr>
+          <w:p>
+            <w:pPr>
+              <w:pStyle w:val="Normal"/>
+              <w:spacing w:lineRule="exact" w:line="260" w:before="0" w:after="40"/>
+              <w:rPr/>
+            </w:pPr>
+            <w:r>
+              <w:rPr>
+                <w:b/>
+                <w:bCs/>
+                <w:color w:val="000000"/>
+                <w:sz w:val="19"/>
+                <w:szCs w:val="19"/>
+              </w:rPr>
+              <w:t>Cách đính kèm</w:t>
+            </w:r>
+          </w:p>
+        </w:tc>
+        <w:tc>
+          <w:tcPr>
+            <w:tcW w:w="7227" w:type="dxa"/>
+            <w:tcBorders>
+              <w:top w:val="single" w:sz="4" w:space="0" w:color="808080"/>
+              <w:left w:val="single" w:sz="4" w:space="0" w:color="808080"/>
+              <w:bottom w:val="single" w:sz="4" w:space="0" w:color="808080"/>
+              <w:right w:val="single" w:sz="4" w:space="0" w:color="808080"/>
+            </w:tcBorders>
+            <w:shd w:color="auto" w:fill="D9D9D9" w:val="clear"/>
+          </w:tcPr>
+          <w:p>
+            <w:pPr>
+              <w:pStyle w:val="Normal"/>
+              <w:spacing w:lineRule="exact" w:line="260" w:before="0" w:after="40"/>
+              <w:rPr/>
+            </w:pPr>
+            <w:r>
+              <w:rPr>
+                <w:b/>
+                <w:bCs/>
+                <w:color w:val="000000"/>
+                <w:sz w:val="19"/>
+                <w:szCs w:val="19"/>
+              </w:rPr>
+              <w:t>Thao tác</w:t>
+            </w:r>
+          </w:p>
+        </w:tc>
+      </w:tr>
+      <w:tr>
+        <w:trPr/>
+        <w:tc>
+          <w:tcPr>
+            <w:tcW w:w="2410" w:type="dxa"/>
+            <w:tcBorders>
+              <w:top w:val="single" w:sz="4" w:space="0" w:color="808080"/>
+              <w:left w:val="single" w:sz="4" w:space="0" w:color="808080"/>
+              <w:bottom w:val="single" w:sz="4" w:space="0" w:color="808080"/>
+              <w:right w:val="single" w:sz="4" w:space="0" w:color="808080"/>
+            </w:tcBorders>
+          </w:tcPr>
+          <w:p>
+            <w:pPr>
+              <w:pStyle w:val="Normal"/>
+              <w:spacing w:lineRule="exact" w:line="260" w:before="0" w:after="40"/>
+              <w:rPr/>
+            </w:pPr>
+            <w:r>
+              <w:rPr>
+                <w:b w:val="false"/>
+                <w:bCs w:val="false"/>
+                <w:sz w:val="19"/>
+                <w:szCs w:val="19"/>
+              </w:rPr>
+              <w:t>Chọn file</w:t>
+            </w:r>
+          </w:p>
+        </w:tc>
+        <w:tc>
+          <w:tcPr>
+            <w:tcW w:w="7227" w:type="dxa"/>
+            <w:tcBorders>
+              <w:top w:val="single" w:sz="4" w:space="0" w:color="808080"/>
+              <w:left w:val="single" w:sz="4" w:space="0" w:color="808080"/>
+              <w:bottom w:val="single" w:sz="4" w:space="0" w:color="808080"/>
+              <w:right w:val="single" w:sz="4" w:space="0" w:color="808080"/>
+            </w:tcBorders>
+          </w:tcPr>
+          <w:p>
+            <w:pPr>
+              <w:pStyle w:val="Normal"/>
+              <w:spacing w:lineRule="exact" w:line="260" w:before="0" w:after="40"/>
+              <w:rPr/>
+            </w:pPr>
+            <w:r>
+              <w:rPr>
+                <w:b w:val="false"/>
+                <w:bCs w:val="false"/>
+                <w:sz w:val="19"/>
+                <w:szCs w:val="19"/>
+              </w:rPr>
+              <w:t>Bấm biểu tượng 📎 cạnh ô nhập</w:t>
+            </w:r>
+          </w:p>
+        </w:tc>
+      </w:tr>
+      <w:tr>
+        <w:trPr/>
+        <w:tc>
+          <w:tcPr>
+            <w:tcW w:w="2410" w:type="dxa"/>
+            <w:tcBorders>
+              <w:top w:val="single" w:sz="4" w:space="0" w:color="808080"/>
+              <w:left w:val="single" w:sz="4" w:space="0" w:color="808080"/>
+              <w:bottom w:val="single" w:sz="4" w:space="0" w:color="808080"/>
+              <w:right w:val="single" w:sz="4" w:space="0" w:color="808080"/>
+            </w:tcBorders>
+          </w:tcPr>
+          <w:p>
+            <w:pPr>
+              <w:pStyle w:val="Normal"/>
+              <w:spacing w:lineRule="exact" w:line="260" w:before="0" w:after="40"/>
+              <w:rPr/>
+            </w:pPr>
+            <w:r>
+              <w:rPr>
+                <w:b w:val="false"/>
+                <w:bCs w:val="false"/>
+                <w:sz w:val="19"/>
+                <w:szCs w:val="19"/>
+              </w:rPr>
+              <w:t>Dán ảnh</w:t>
+            </w:r>
+          </w:p>
+        </w:tc>
+        <w:tc>
+          <w:tcPr>
+            <w:tcW w:w="7227" w:type="dxa"/>
+            <w:tcBorders>
+              <w:top w:val="single" w:sz="4" w:space="0" w:color="808080"/>
+              <w:left w:val="single" w:sz="4" w:space="0" w:color="808080"/>
+              <w:bottom w:val="single" w:sz="4" w:space="0" w:color="808080"/>
+              <w:right w:val="single" w:sz="4" w:space="0" w:color="808080"/>
+            </w:tcBorders>
+          </w:tcPr>
+          <w:p>
+            <w:pPr>
+              <w:pStyle w:val="Normal"/>
+              <w:spacing w:lineRule="exact" w:line="260" w:before="0" w:after="40"/>
+              <w:rPr/>
+            </w:pPr>
+            <w:r>
+              <w:rPr>
+                <w:b w:val="false"/>
+                <w:bCs w:val="false"/>
+                <w:sz w:val="19"/>
+                <w:szCs w:val="19"/>
+              </w:rPr>
+              <w:t>Chụp màn hình rồi nhấn Ctrl+V vào ô nhập</w:t>
+            </w:r>
+          </w:p>
+        </w:tc>
+      </w:tr>
+      <w:tr>
+        <w:trPr/>
+        <w:tc>
+          <w:tcPr>
+            <w:tcW w:w="2410" w:type="dxa"/>
+            <w:tcBorders>
+              <w:top w:val="single" w:sz="4" w:space="0" w:color="808080"/>
+              <w:left w:val="single" w:sz="4" w:space="0" w:color="808080"/>
+              <w:bottom w:val="single" w:sz="4" w:space="0" w:color="808080"/>
+              <w:right w:val="single" w:sz="4" w:space="0" w:color="808080"/>
+            </w:tcBorders>
+          </w:tcPr>
+          <w:p>
+            <w:pPr>
+              <w:pStyle w:val="Normal"/>
+              <w:spacing w:lineRule="exact" w:line="260" w:before="0" w:after="40"/>
+              <w:rPr/>
+            </w:pPr>
+            <w:r>
+              <w:rPr>
+                <w:b w:val="false"/>
+                <w:bCs w:val="false"/>
+                <w:sz w:val="19"/>
+                <w:szCs w:val="19"/>
+              </w:rPr>
+              <w:t>Kéo thả</w:t>
+            </w:r>
+          </w:p>
+        </w:tc>
+        <w:tc>
+          <w:tcPr>
+            <w:tcW w:w="7227" w:type="dxa"/>
+            <w:tcBorders>
+              <w:top w:val="single" w:sz="4" w:space="0" w:color="808080"/>
+              <w:left w:val="single" w:sz="4" w:space="0" w:color="808080"/>
+              <w:bottom w:val="single" w:sz="4" w:space="0" w:color="808080"/>
+              <w:right w:val="single" w:sz="4" w:space="0" w:color="808080"/>
+            </w:tcBorders>
+          </w:tcPr>
+          <w:p>
+            <w:pPr>
+              <w:pStyle w:val="Normal"/>
+              <w:spacing w:lineRule="exact" w:line="260" w:before="0" w:after="40"/>
+              <w:rPr/>
+            </w:pPr>
+            <w:r>
+              <w:rPr>
+                <w:b w:val="false"/>
+                <w:bCs w:val="false"/>
+                <w:sz w:val="19"/>
+                <w:szCs w:val="19"/>
+              </w:rPr>
+              <w:t>Kéo file từ máy tính thả vào ô nhập</w:t>
+            </w:r>
+          </w:p>
+        </w:tc>
+      </w:tr>
+    </w:tbl>
+    <w:p>
+      <w:pPr>
+        <w:pStyle w:val="Normal"/>
+        <w:spacing w:lineRule="exact" w:line="300" w:before="0" w:after="120"/>
+        <w:rPr/>
+      </w:pPr>
+      <w:r>
+        <w:rPr/>
+        <w:t>Các loại file được hỗ trợ:</w:t>
+      </w:r>
+    </w:p>
+    <w:tbl>
+      <w:tblPr>
+        <w:tblW w:w="9638" w:type="dxa"/>
+        <w:jc w:val="left"/>
+        <w:tblInd w:w="0" w:type="dxa"/>
+        <w:tblLayout w:type="fixed"/>
+        <w:tblCellMar>
+          <w:top w:w="70" w:type="dxa"/>
+          <w:left w:w="110" w:type="dxa"/>
+          <w:bottom w:w="70" w:type="dxa"/>
+          <w:right w:w="110" w:type="dxa"/>
+        </w:tblCellMar>
+      </w:tblPr>
+      <w:tblGrid>
+        <w:gridCol w:w="3011"/>
+        <w:gridCol w:w="3314"/>
+        <w:gridCol w:w="3313"/>
+      </w:tblGrid>
+      <w:tr>
+        <w:trPr>
+          <w:tblHeader w:val="true"/>
+        </w:trPr>
+        <w:tc>
+          <w:tcPr>
+            <w:tcW w:w="3011" w:type="dxa"/>
+            <w:tcBorders>
+              <w:top w:val="single" w:sz="4" w:space="0" w:color="808080"/>
+              <w:left w:val="single" w:sz="4" w:space="0" w:color="808080"/>
+              <w:bottom w:val="single" w:sz="4" w:space="0" w:color="808080"/>
+              <w:right w:val="single" w:sz="4" w:space="0" w:color="808080"/>
+            </w:tcBorders>
+            <w:shd w:color="auto" w:fill="D9D9D9" w:val="clear"/>
+          </w:tcPr>
+          <w:p>
+            <w:pPr>
+              <w:pStyle w:val="Normal"/>
+              <w:spacing w:lineRule="exact" w:line="260" w:before="0" w:after="40"/>
+              <w:rPr/>
+            </w:pPr>
+            <w:r>
+              <w:rPr>
+                <w:b/>
+                <w:bCs/>
+                <w:color w:val="000000"/>
+                <w:sz w:val="19"/>
+                <w:szCs w:val="19"/>
+              </w:rPr>
+              <w:t>Loại file</w:t>
+            </w:r>
+          </w:p>
+        </w:tc>
+        <w:tc>
+          <w:tcPr>
+            <w:tcW w:w="3314" w:type="dxa"/>
+            <w:tcBorders>
+              <w:top w:val="single" w:sz="4" w:space="0" w:color="808080"/>
+              <w:left w:val="single" w:sz="4" w:space="0" w:color="808080"/>
+              <w:bottom w:val="single" w:sz="4" w:space="0" w:color="808080"/>
+              <w:right w:val="single" w:sz="4" w:space="0" w:color="808080"/>
+            </w:tcBorders>
+            <w:shd w:color="auto" w:fill="D9D9D9" w:val="clear"/>
+          </w:tcPr>
+          <w:p>
+            <w:pPr>
+              <w:pStyle w:val="Normal"/>
+              <w:spacing w:lineRule="exact" w:line="260" w:before="0" w:after="40"/>
+              <w:rPr/>
+            </w:pPr>
+            <w:r>
+              <w:rPr>
+                <w:b/>
+                <w:bCs/>
+                <w:color w:val="000000"/>
+                <w:sz w:val="19"/>
+                <w:szCs w:val="19"/>
+              </w:rPr>
+              <w:t>AI đọc thế nào</w:t>
+            </w:r>
+          </w:p>
+        </w:tc>
+        <w:tc>
+          <w:tcPr>
+            <w:tcW w:w="3313" w:type="dxa"/>
+            <w:tcBorders>
+              <w:top w:val="single" w:sz="4" w:space="0" w:color="808080"/>
+              <w:left w:val="single" w:sz="4" w:space="0" w:color="808080"/>
+              <w:bottom w:val="single" w:sz="4" w:space="0" w:color="808080"/>
+              <w:right w:val="single" w:sz="4" w:space="0" w:color="808080"/>
+            </w:tcBorders>
+            <w:shd w:color="auto" w:fill="D9D9D9" w:val="clear"/>
+          </w:tcPr>
+          <w:p>
+            <w:pPr>
+              <w:pStyle w:val="Normal"/>
+              <w:spacing w:lineRule="exact" w:line="260" w:before="0" w:after="40"/>
+              <w:rPr/>
+            </w:pPr>
+            <w:r>
+              <w:rPr>
+                <w:b/>
+                <w:bCs/>
+                <w:color w:val="000000"/>
+                <w:sz w:val="19"/>
+                <w:szCs w:val="19"/>
+              </w:rPr>
+              <w:t>Ở các câu hỏi sau</w:t>
+            </w:r>
+          </w:p>
+        </w:tc>
+      </w:tr>
+      <w:tr>
+        <w:trPr/>
+        <w:tc>
+          <w:tcPr>
+            <w:tcW w:w="3011" w:type="dxa"/>
+            <w:tcBorders>
+              <w:top w:val="single" w:sz="4" w:space="0" w:color="808080"/>
+              <w:left w:val="single" w:sz="4" w:space="0" w:color="808080"/>
+              <w:bottom w:val="single" w:sz="4" w:space="0" w:color="808080"/>
+              <w:right w:val="single" w:sz="4" w:space="0" w:color="808080"/>
+            </w:tcBorders>
+          </w:tcPr>
+          <w:p>
+            <w:pPr>
+              <w:pStyle w:val="Normal"/>
+              <w:spacing w:lineRule="exact" w:line="260" w:before="0" w:after="40"/>
+              <w:rPr/>
+            </w:pPr>
+            <w:r>
+              <w:rPr>
+                <w:b w:val="false"/>
+                <w:bCs w:val="false"/>
+                <w:sz w:val="19"/>
+                <w:szCs w:val="19"/>
+              </w:rPr>
+              <w:t>Ảnh PNG, JPG, WebP, GIF; PDF</w:t>
+            </w:r>
+          </w:p>
+        </w:tc>
+        <w:tc>
+          <w:tcPr>
+            <w:tcW w:w="3314" w:type="dxa"/>
+            <w:tcBorders>
+              <w:top w:val="single" w:sz="4" w:space="0" w:color="808080"/>
+              <w:left w:val="single" w:sz="4" w:space="0" w:color="808080"/>
+              <w:bottom w:val="single" w:sz="4" w:space="0" w:color="808080"/>
+              <w:right w:val="single" w:sz="4" w:space="0" w:color="808080"/>
+            </w:tcBorders>
+          </w:tcPr>
+          <w:p>
+            <w:pPr>
+              <w:pStyle w:val="Normal"/>
+              <w:spacing w:lineRule="exact" w:line="260" w:before="0" w:after="40"/>
+              <w:rPr/>
+            </w:pPr>
+            <w:r>
+              <w:rPr>
+                <w:b w:val="false"/>
+                <w:bCs w:val="false"/>
+                <w:sz w:val="19"/>
+                <w:szCs w:val="19"/>
+              </w:rPr>
+              <w:t>Xem trực tiếp nội dung, kể cả hình, bảng, chữ viết</w:t>
+            </w:r>
+          </w:p>
+        </w:tc>
+        <w:tc>
+          <w:tcPr>
+            <w:tcW w:w="3313" w:type="dxa"/>
+            <w:tcBorders>
+              <w:top w:val="single" w:sz="4" w:space="0" w:color="808080"/>
+              <w:left w:val="single" w:sz="4" w:space="0" w:color="808080"/>
+              <w:bottom w:val="single" w:sz="4" w:space="0" w:color="808080"/>
+              <w:right w:val="single" w:sz="4" w:space="0" w:color="808080"/>
+            </w:tcBorders>
+          </w:tcPr>
+          <w:p>
+            <w:pPr>
+              <w:pStyle w:val="Normal"/>
+              <w:spacing w:lineRule="exact" w:line="260" w:before="0" w:after="40"/>
+              <w:rPr/>
+            </w:pPr>
+            <w:r>
+              <w:rPr>
+                <w:b w:val="false"/>
+                <w:bCs w:val="false"/>
+                <w:sz w:val="19"/>
+                <w:szCs w:val="19"/>
+              </w:rPr>
+              <w:t>Chỉ thấy ở tin nhắn có đính kèm - muốn hỏi sâu thêm thì đính kèm lại</w:t>
+            </w:r>
+          </w:p>
+        </w:tc>
+      </w:tr>
+      <w:tr>
+        <w:trPr/>
+        <w:tc>
+          <w:tcPr>
+            <w:tcW w:w="3011" w:type="dxa"/>
+            <w:tcBorders>
+              <w:top w:val="single" w:sz="4" w:space="0" w:color="808080"/>
+              <w:left w:val="single" w:sz="4" w:space="0" w:color="808080"/>
+              <w:bottom w:val="single" w:sz="4" w:space="0" w:color="808080"/>
+              <w:right w:val="single" w:sz="4" w:space="0" w:color="808080"/>
+            </w:tcBorders>
+          </w:tcPr>
+          <w:p>
+            <w:pPr>
+              <w:pStyle w:val="Normal"/>
+              <w:spacing w:lineRule="exact" w:line="260" w:before="0" w:after="40"/>
+              <w:rPr/>
+            </w:pPr>
+            <w:r>
+              <w:rPr>
+                <w:b w:val="false"/>
+                <w:bCs w:val="false"/>
+                <w:sz w:val="19"/>
+                <w:szCs w:val="19"/>
+              </w:rPr>
+              <w:t>Word (.docx), Excel (.xlsx), PowerPoint (.pptx), TXT, Markdown, CSV, JSON, HTML</w:t>
+            </w:r>
+          </w:p>
+        </w:tc>
+        <w:tc>
+          <w:tcPr>
+            <w:tcW w:w="3314" w:type="dxa"/>
+            <w:tcBorders>
+              <w:top w:val="single" w:sz="4" w:space="0" w:color="808080"/>
+              <w:left w:val="single" w:sz="4" w:space="0" w:color="808080"/>
+              <w:bottom w:val="single" w:sz="4" w:space="0" w:color="808080"/>
+              <w:right w:val="single" w:sz="4" w:space="0" w:color="808080"/>
+            </w:tcBorders>
+          </w:tcPr>
+          <w:p>
+            <w:pPr>
+              <w:pStyle w:val="Normal"/>
+              <w:spacing w:lineRule="exact" w:line="260" w:before="0" w:after="40"/>
+              <w:rPr/>
+            </w:pPr>
+            <w:r>
+              <w:rPr>
+                <w:b w:val="false"/>
+                <w:bCs w:val="false"/>
+                <w:sz w:val="19"/>
+                <w:szCs w:val="19"/>
+              </w:rPr>
+              <w:t>Đọc phần chữ của file</w:t>
+            </w:r>
+          </w:p>
+        </w:tc>
+        <w:tc>
+          <w:tcPr>
+            <w:tcW w:w="3313" w:type="dxa"/>
+            <w:tcBorders>
+              <w:top w:val="single" w:sz="4" w:space="0" w:color="808080"/>
+              <w:left w:val="single" w:sz="4" w:space="0" w:color="808080"/>
+              <w:bottom w:val="single" w:sz="4" w:space="0" w:color="808080"/>
+              <w:right w:val="single" w:sz="4" w:space="0" w:color="808080"/>
+            </w:tcBorders>
+          </w:tcPr>
+          <w:p>
+            <w:pPr>
+              <w:pStyle w:val="Normal"/>
+              <w:spacing w:lineRule="exact" w:line="260" w:before="0" w:after="40"/>
+              <w:rPr/>
+            </w:pPr>
+            <w:r>
+              <w:rPr>
+                <w:b w:val="false"/>
+                <w:bCs w:val="false"/>
+                <w:sz w:val="19"/>
+                <w:szCs w:val="19"/>
+              </w:rPr>
+              <w:t>Vẫn nhớ nội dung trong cùng cuộc trò chuyện</w:t>
+            </w:r>
+          </w:p>
+        </w:tc>
+      </w:tr>
+    </w:tbl>
     <w:p>
       <w:pPr>
         <w:pStyle w:val="ListParagraph"/>
@@ -20108,40 +21364,29 @@
       </w:pPr>
       <w:r>
         <w:rPr/>
-        <w:t xml:space="preserve">Toàn bộ task của dự án: </w:t>
+        <w:t xml:space="preserve">Tối đa </w:t>
       </w:r>
       <w:r>
         <w:rPr>
           <w:b/>
           <w:bCs/>
         </w:rPr>
-        <w:t>Cài đặt</w:t>
-      </w:r>
-      <w:r>
-        <w:rPr/>
-        <w:t xml:space="preserve"> → </w:t>
+        <w:t>5 file</w:t>
+      </w:r>
+      <w:r>
+        <w:rPr/>
+        <w:t xml:space="preserve">, tổng </w:t>
       </w:r>
       <w:r>
         <w:rPr>
           <w:b/>
           <w:bCs/>
         </w:rPr>
-        <w:t>Nhập / xuất dữ liệu</w:t>
-      </w:r>
-      <w:r>
-        <w:rPr/>
-        <w:t xml:space="preserve"> → </w:t>
-      </w:r>
-      <w:r>
-        <w:rPr>
-          <w:b/>
-          <w:bCs/>
-        </w:rPr>
-        <w:t>Xuất</w:t>
-      </w:r>
-      <w:r>
-        <w:rPr/>
-        <w:t xml:space="preserve"> (CSV hoặc Excel).</w:t>
+        <w:t>4 MB</w:t>
+      </w:r>
+      <w:r>
+        <w:rPr/>
+        <w:t xml:space="preserve"> mỗi tin nhắn. Bỏ một file trước khi gửi: bấm × trên thẻ file.</w:t>
       </w:r>
     </w:p>
     <w:p>
@@ -20156,6 +21401,2110 @@
       </w:pPr>
       <w:r>
         <w:rPr/>
+        <w:t>Gửi file mà không gõ gì: AI sẽ đọc và tóm tắt ý chính.</w:t>
+      </w:r>
+    </w:p>
+    <w:p>
+      <w:pPr>
+        <w:pStyle w:val="ListParagraph"/>
+        <w:numPr>
+          <w:ilvl w:val="0"/>
+          <w:numId w:val="1"/>
+        </w:numPr>
+        <w:spacing w:lineRule="exact" w:line="290" w:before="0" w:after="60"/>
+        <w:rPr/>
+      </w:pPr>
+      <w:r>
+        <w:rPr/>
+        <w:t>Chưa hỗ trợ ảnh HEIC của iPhone (đổi sang JPG) và file .doc/.xls đời cũ (lưu lại thành .docx/.xlsx).</w:t>
+      </w:r>
+    </w:p>
+    <w:p>
+      <w:pPr>
+        <w:pStyle w:val="ListParagraph"/>
+        <w:numPr>
+          <w:ilvl w:val="0"/>
+          <w:numId w:val="1"/>
+        </w:numPr>
+        <w:spacing w:lineRule="exact" w:line="290" w:before="0" w:after="60"/>
+        <w:rPr/>
+      </w:pPr>
+      <w:r>
+        <w:rPr/>
+        <w:t>File không được lưu lên kho file của woli; AI không làm theo các "lệnh" viết bên trong file.</w:t>
+      </w:r>
+    </w:p>
+    <w:p>
+      <w:pPr>
+        <w:pStyle w:val="Normal"/>
+        <w:pBdr>
+          <w:left w:val="single" w:sz="24" w:space="8" w:color="000000"/>
+        </w:pBdr>
+        <w:shd w:val="clear" w:color="auto" w:fill="F2F2F2"/>
+        <w:spacing w:before="120" w:after="0"/>
+        <w:ind w:left="200" w:right="200"/>
+        <w:rPr/>
+      </w:pPr>
+      <w:r>
+        <w:rPr>
+          <w:b/>
+          <w:bCs/>
+          <w:color w:val="000000"/>
+        </w:rPr>
+        <w:t>Ví dụ cho HR</w:t>
+      </w:r>
+    </w:p>
+    <w:p>
+      <w:pPr>
+        <w:pStyle w:val="Normal"/>
+        <w:pBdr>
+          <w:left w:val="single" w:sz="24" w:space="8" w:color="000000"/>
+        </w:pBdr>
+        <w:shd w:val="clear" w:color="auto" w:fill="F2F2F2"/>
+        <w:spacing w:lineRule="exact" w:line="290" w:before="0" w:after="0"/>
+        <w:ind w:left="200" w:right="200"/>
+        <w:rPr/>
+      </w:pPr>
+      <w:r>
+        <w:rPr/>
+        <w:t>Dán ảnh chụp bảng chấm công và hỏi: "Ai đi muộn quá 3 lần trong tháng?"</w:t>
+      </w:r>
+    </w:p>
+    <w:p>
+      <w:pPr>
+        <w:pStyle w:val="Normal"/>
+        <w:pBdr>
+          <w:left w:val="single" w:sz="24" w:space="8" w:color="000000"/>
+        </w:pBdr>
+        <w:shd w:val="clear" w:color="auto" w:fill="F2F2F2"/>
+        <w:spacing w:lineRule="exact" w:line="290" w:before="0" w:after="0"/>
+        <w:ind w:left="200" w:right="200"/>
+        <w:rPr/>
+      </w:pPr>
+      <w:r>
+        <w:rPr/>
+        <w:t>Đính kèm JD (.docx) và hỏi: "Tạo các task tuyển dụng cho vị trí này, hạn trong 30 ngày".</w:t>
+      </w:r>
+    </w:p>
+    <w:p>
+      <w:pPr>
+        <w:pStyle w:val="Normal"/>
+        <w:pBdr>
+          <w:left w:val="single" w:sz="24" w:space="8" w:color="000000"/>
+        </w:pBdr>
+        <w:shd w:val="clear" w:color="auto" w:fill="F2F2F2"/>
+        <w:spacing w:lineRule="exact" w:line="290" w:before="0" w:after="0"/>
+        <w:ind w:left="200" w:right="200"/>
+        <w:rPr/>
+      </w:pPr>
+      <w:r>
+        <w:rPr/>
+        <w:t>Đính kèm chính sách phép (PDF) và hỏi: "Nhân viên mới thử việc có được nghỉ phép năm không?"</w:t>
+      </w:r>
+    </w:p>
+    <w:p>
+      <w:pPr>
+        <w:pStyle w:val="Normal"/>
+        <w:pBdr>
+          <w:left w:val="single" w:sz="24" w:space="8" w:color="000000"/>
+        </w:pBdr>
+        <w:shd w:val="clear" w:color="auto" w:fill="F2F2F2"/>
+        <w:spacing w:before="0" w:after="160"/>
+        <w:ind w:left="200" w:right="200"/>
+        <w:rPr/>
+      </w:pPr>
+      <w:r>
+        <w:rPr/>
+      </w:r>
+    </w:p>
+    <w:p>
+      <w:pPr>
+        <w:pStyle w:val="Heading1"/>
+        <w:rPr/>
+      </w:pPr>
+      <w:bookmarkStart w:id="76" w:name="__RefHeading___Toc2790_3067172540"/>
+      <w:bookmarkEnd w:id="76"/>
+      <w:r>
+        <w:rPr/>
+        <w:t>16. Second Brain - bộ não thứ hai của công việc</w:t>
+      </w:r>
+    </w:p>
+    <w:p>
+      <w:pPr>
+        <w:pStyle w:val="Normal"/>
+        <w:spacing w:lineRule="exact" w:line="300" w:before="0" w:after="120"/>
+        <w:rPr/>
+      </w:pPr>
+      <w:r>
+        <w:rPr>
+          <w:b/>
+          <w:bCs/>
+        </w:rPr>
+        <w:t>Second Brain</w:t>
+      </w:r>
+      <w:r>
+        <w:rPr/>
+        <w:t xml:space="preserve"> (trên sidebar) nối tri thức trong wiki với công việc, mục tiêu và con người. Mọi thứ bạn thấy đều theo quyền của bạn; AI chỉ soạn nháp, bạn là người quyết định.</w:t>
+      </w:r>
+    </w:p>
+    <w:p>
+      <w:pPr>
+        <w:pStyle w:val="Heading2"/>
+        <w:rPr/>
+      </w:pPr>
+      <w:bookmarkStart w:id="77" w:name="__RefHeading___Toc2792_3067172540"/>
+      <w:bookmarkEnd w:id="77"/>
+      <w:r>
+        <w:rPr/>
+        <w:t>16.1 Các tab chính</w:t>
+      </w:r>
+    </w:p>
+    <w:tbl>
+      <w:tblPr>
+        <w:tblW w:w="9638" w:type="dxa"/>
+        <w:jc w:val="left"/>
+        <w:tblInd w:w="0" w:type="dxa"/>
+        <w:tblLayout w:type="fixed"/>
+        <w:tblCellMar>
+          <w:top w:w="70" w:type="dxa"/>
+          <w:left w:w="110" w:type="dxa"/>
+          <w:bottom w:w="70" w:type="dxa"/>
+          <w:right w:w="110" w:type="dxa"/>
+        </w:tblCellMar>
+      </w:tblPr>
+      <w:tblGrid>
+        <w:gridCol w:w="2410"/>
+        <w:gridCol w:w="7227"/>
+      </w:tblGrid>
+      <w:tr>
+        <w:trPr>
+          <w:tblHeader w:val="true"/>
+        </w:trPr>
+        <w:tc>
+          <w:tcPr>
+            <w:tcW w:w="2410" w:type="dxa"/>
+            <w:tcBorders>
+              <w:top w:val="single" w:sz="4" w:space="0" w:color="808080"/>
+              <w:left w:val="single" w:sz="4" w:space="0" w:color="808080"/>
+              <w:bottom w:val="single" w:sz="4" w:space="0" w:color="808080"/>
+              <w:right w:val="single" w:sz="4" w:space="0" w:color="808080"/>
+            </w:tcBorders>
+            <w:shd w:color="auto" w:fill="D9D9D9" w:val="clear"/>
+          </w:tcPr>
+          <w:p>
+            <w:pPr>
+              <w:pStyle w:val="Normal"/>
+              <w:spacing w:lineRule="exact" w:line="260" w:before="0" w:after="40"/>
+              <w:rPr/>
+            </w:pPr>
+            <w:r>
+              <w:rPr>
+                <w:b/>
+                <w:bCs/>
+                <w:color w:val="000000"/>
+                <w:sz w:val="19"/>
+                <w:szCs w:val="19"/>
+              </w:rPr>
+              <w:t>Tab</w:t>
+            </w:r>
+          </w:p>
+        </w:tc>
+        <w:tc>
+          <w:tcPr>
+            <w:tcW w:w="7227" w:type="dxa"/>
+            <w:tcBorders>
+              <w:top w:val="single" w:sz="4" w:space="0" w:color="808080"/>
+              <w:left w:val="single" w:sz="4" w:space="0" w:color="808080"/>
+              <w:bottom w:val="single" w:sz="4" w:space="0" w:color="808080"/>
+              <w:right w:val="single" w:sz="4" w:space="0" w:color="808080"/>
+            </w:tcBorders>
+            <w:shd w:color="auto" w:fill="D9D9D9" w:val="clear"/>
+          </w:tcPr>
+          <w:p>
+            <w:pPr>
+              <w:pStyle w:val="Normal"/>
+              <w:spacing w:lineRule="exact" w:line="260" w:before="0" w:after="40"/>
+              <w:rPr/>
+            </w:pPr>
+            <w:r>
+              <w:rPr>
+                <w:b/>
+                <w:bCs/>
+                <w:color w:val="000000"/>
+                <w:sz w:val="19"/>
+                <w:szCs w:val="19"/>
+              </w:rPr>
+              <w:t>Dùng để</w:t>
+            </w:r>
+          </w:p>
+        </w:tc>
+      </w:tr>
+      <w:tr>
+        <w:trPr/>
+        <w:tc>
+          <w:tcPr>
+            <w:tcW w:w="2410" w:type="dxa"/>
+            <w:tcBorders>
+              <w:top w:val="single" w:sz="4" w:space="0" w:color="808080"/>
+              <w:left w:val="single" w:sz="4" w:space="0" w:color="808080"/>
+              <w:bottom w:val="single" w:sz="4" w:space="0" w:color="808080"/>
+              <w:right w:val="single" w:sz="4" w:space="0" w:color="808080"/>
+            </w:tcBorders>
+          </w:tcPr>
+          <w:p>
+            <w:pPr>
+              <w:pStyle w:val="Normal"/>
+              <w:spacing w:lineRule="exact" w:line="260" w:before="0" w:after="40"/>
+              <w:rPr/>
+            </w:pPr>
+            <w:r>
+              <w:rPr>
+                <w:b w:val="false"/>
+                <w:bCs w:val="false"/>
+                <w:sz w:val="19"/>
+                <w:szCs w:val="19"/>
+              </w:rPr>
+              <w:t>Hôm nay cho bạn</w:t>
+            </w:r>
+          </w:p>
+        </w:tc>
+        <w:tc>
+          <w:tcPr>
+            <w:tcW w:w="7227" w:type="dxa"/>
+            <w:tcBorders>
+              <w:top w:val="single" w:sz="4" w:space="0" w:color="808080"/>
+              <w:left w:val="single" w:sz="4" w:space="0" w:color="808080"/>
+              <w:bottom w:val="single" w:sz="4" w:space="0" w:color="808080"/>
+              <w:right w:val="single" w:sz="4" w:space="0" w:color="808080"/>
+            </w:tcBorders>
+          </w:tcPr>
+          <w:p>
+            <w:pPr>
+              <w:pStyle w:val="Normal"/>
+              <w:spacing w:lineRule="exact" w:line="260" w:before="0" w:after="40"/>
+              <w:rPr/>
+            </w:pPr>
+            <w:r>
+              <w:rPr>
+                <w:b w:val="false"/>
+                <w:bCs w:val="false"/>
+                <w:sz w:val="19"/>
+                <w:szCs w:val="19"/>
+              </w:rPr>
+              <w:t>Việc cần chú ý, insight, hoạt động gần đây, trang nên ôn lại hôm nay</w:t>
+            </w:r>
+          </w:p>
+        </w:tc>
+      </w:tr>
+      <w:tr>
+        <w:trPr/>
+        <w:tc>
+          <w:tcPr>
+            <w:tcW w:w="2410" w:type="dxa"/>
+            <w:tcBorders>
+              <w:top w:val="single" w:sz="4" w:space="0" w:color="808080"/>
+              <w:left w:val="single" w:sz="4" w:space="0" w:color="808080"/>
+              <w:bottom w:val="single" w:sz="4" w:space="0" w:color="808080"/>
+              <w:right w:val="single" w:sz="4" w:space="0" w:color="808080"/>
+            </w:tcBorders>
+          </w:tcPr>
+          <w:p>
+            <w:pPr>
+              <w:pStyle w:val="Normal"/>
+              <w:spacing w:lineRule="exact" w:line="260" w:before="0" w:after="40"/>
+              <w:rPr/>
+            </w:pPr>
+            <w:r>
+              <w:rPr>
+                <w:b w:val="false"/>
+                <w:bCs w:val="false"/>
+                <w:sz w:val="19"/>
+                <w:szCs w:val="19"/>
+              </w:rPr>
+              <w:t>Hỏi Second Brain</w:t>
+            </w:r>
+          </w:p>
+        </w:tc>
+        <w:tc>
+          <w:tcPr>
+            <w:tcW w:w="7227" w:type="dxa"/>
+            <w:tcBorders>
+              <w:top w:val="single" w:sz="4" w:space="0" w:color="808080"/>
+              <w:left w:val="single" w:sz="4" w:space="0" w:color="808080"/>
+              <w:bottom w:val="single" w:sz="4" w:space="0" w:color="808080"/>
+              <w:right w:val="single" w:sz="4" w:space="0" w:color="808080"/>
+            </w:tcBorders>
+          </w:tcPr>
+          <w:p>
+            <w:pPr>
+              <w:pStyle w:val="Normal"/>
+              <w:spacing w:lineRule="exact" w:line="260" w:before="0" w:after="40"/>
+              <w:rPr/>
+            </w:pPr>
+            <w:r>
+              <w:rPr>
+                <w:b w:val="false"/>
+                <w:bCs w:val="false"/>
+                <w:sz w:val="19"/>
+                <w:szCs w:val="19"/>
+              </w:rPr>
+              <w:t>Hỏi AI trong phạm vi chọn (tất cả / dự án / wiki / nguồn chọn / ghi chú của tôi); câu trả lời có trích dẫn [S1], [S2]… bấm để mở nguồn</w:t>
+            </w:r>
+          </w:p>
+        </w:tc>
+      </w:tr>
+      <w:tr>
+        <w:trPr/>
+        <w:tc>
+          <w:tcPr>
+            <w:tcW w:w="2410" w:type="dxa"/>
+            <w:tcBorders>
+              <w:top w:val="single" w:sz="4" w:space="0" w:color="808080"/>
+              <w:left w:val="single" w:sz="4" w:space="0" w:color="808080"/>
+              <w:bottom w:val="single" w:sz="4" w:space="0" w:color="808080"/>
+              <w:right w:val="single" w:sz="4" w:space="0" w:color="808080"/>
+            </w:tcBorders>
+          </w:tcPr>
+          <w:p>
+            <w:pPr>
+              <w:pStyle w:val="Normal"/>
+              <w:spacing w:lineRule="exact" w:line="260" w:before="0" w:after="40"/>
+              <w:rPr/>
+            </w:pPr>
+            <w:r>
+              <w:rPr>
+                <w:b w:val="false"/>
+                <w:bCs w:val="false"/>
+                <w:sz w:val="19"/>
+                <w:szCs w:val="19"/>
+              </w:rPr>
+              <w:t>Nhật ký</w:t>
+            </w:r>
+          </w:p>
+        </w:tc>
+        <w:tc>
+          <w:tcPr>
+            <w:tcW w:w="7227" w:type="dxa"/>
+            <w:tcBorders>
+              <w:top w:val="single" w:sz="4" w:space="0" w:color="808080"/>
+              <w:left w:val="single" w:sz="4" w:space="0" w:color="808080"/>
+              <w:bottom w:val="single" w:sz="4" w:space="0" w:color="808080"/>
+              <w:right w:val="single" w:sz="4" w:space="0" w:color="808080"/>
+            </w:tcBorders>
+          </w:tcPr>
+          <w:p>
+            <w:pPr>
+              <w:pStyle w:val="Normal"/>
+              <w:spacing w:lineRule="exact" w:line="260" w:before="0" w:after="40"/>
+              <w:rPr/>
+            </w:pPr>
+            <w:r>
+              <w:rPr>
+                <w:b w:val="false"/>
+                <w:bCs w:val="false"/>
+                <w:sz w:val="19"/>
+                <w:szCs w:val="19"/>
+              </w:rPr>
+              <w:t>Nhật ký ngày tự tổng hợp (việc đã xong, task mới, cuộc họp, quyết định, giờ focus) + ghi chú của bạn; Lưu đưa ghi chú vào lịch sử</w:t>
+            </w:r>
+          </w:p>
+        </w:tc>
+      </w:tr>
+      <w:tr>
+        <w:trPr/>
+        <w:tc>
+          <w:tcPr>
+            <w:tcW w:w="2410" w:type="dxa"/>
+            <w:tcBorders>
+              <w:top w:val="single" w:sz="4" w:space="0" w:color="808080"/>
+              <w:left w:val="single" w:sz="4" w:space="0" w:color="808080"/>
+              <w:bottom w:val="single" w:sz="4" w:space="0" w:color="808080"/>
+              <w:right w:val="single" w:sz="4" w:space="0" w:color="808080"/>
+            </w:tcBorders>
+          </w:tcPr>
+          <w:p>
+            <w:pPr>
+              <w:pStyle w:val="Normal"/>
+              <w:spacing w:lineRule="exact" w:line="260" w:before="0" w:after="40"/>
+              <w:rPr/>
+            </w:pPr>
+            <w:r>
+              <w:rPr>
+                <w:b w:val="false"/>
+                <w:bCs w:val="false"/>
+                <w:sz w:val="19"/>
+                <w:szCs w:val="19"/>
+              </w:rPr>
+              <w:t>Quyết định</w:t>
+            </w:r>
+          </w:p>
+        </w:tc>
+        <w:tc>
+          <w:tcPr>
+            <w:tcW w:w="7227" w:type="dxa"/>
+            <w:tcBorders>
+              <w:top w:val="single" w:sz="4" w:space="0" w:color="808080"/>
+              <w:left w:val="single" w:sz="4" w:space="0" w:color="808080"/>
+              <w:bottom w:val="single" w:sz="4" w:space="0" w:color="808080"/>
+              <w:right w:val="single" w:sz="4" w:space="0" w:color="808080"/>
+            </w:tcBorders>
+          </w:tcPr>
+          <w:p>
+            <w:pPr>
+              <w:pStyle w:val="Normal"/>
+              <w:spacing w:lineRule="exact" w:line="260" w:before="0" w:after="40"/>
+              <w:rPr/>
+            </w:pPr>
+            <w:r>
+              <w:rPr>
+                <w:b w:val="false"/>
+                <w:bCs w:val="false"/>
+                <w:sz w:val="19"/>
+                <w:szCs w:val="19"/>
+              </w:rPr>
+              <w:t>Sổ quyết định: lý do, phương án đã cân nhắc, bằng chứng, người liên quan, owner, ngày rà soát; quyết định mới có thể thay thế quyết định cũ</w:t>
+            </w:r>
+          </w:p>
+        </w:tc>
+      </w:tr>
+      <w:tr>
+        <w:trPr/>
+        <w:tc>
+          <w:tcPr>
+            <w:tcW w:w="2410" w:type="dxa"/>
+            <w:tcBorders>
+              <w:top w:val="single" w:sz="4" w:space="0" w:color="808080"/>
+              <w:left w:val="single" w:sz="4" w:space="0" w:color="808080"/>
+              <w:bottom w:val="single" w:sz="4" w:space="0" w:color="808080"/>
+              <w:right w:val="single" w:sz="4" w:space="0" w:color="808080"/>
+            </w:tcBorders>
+          </w:tcPr>
+          <w:p>
+            <w:pPr>
+              <w:pStyle w:val="Normal"/>
+              <w:spacing w:lineRule="exact" w:line="260" w:before="0" w:after="40"/>
+              <w:rPr/>
+            </w:pPr>
+            <w:r>
+              <w:rPr>
+                <w:b w:val="false"/>
+                <w:bCs w:val="false"/>
+                <w:sz w:val="19"/>
+                <w:szCs w:val="19"/>
+              </w:rPr>
+              <w:t>Sức khỏe tri thức</w:t>
+            </w:r>
+          </w:p>
+        </w:tc>
+        <w:tc>
+          <w:tcPr>
+            <w:tcW w:w="7227" w:type="dxa"/>
+            <w:tcBorders>
+              <w:top w:val="single" w:sz="4" w:space="0" w:color="808080"/>
+              <w:left w:val="single" w:sz="4" w:space="0" w:color="808080"/>
+              <w:bottom w:val="single" w:sz="4" w:space="0" w:color="808080"/>
+              <w:right w:val="single" w:sz="4" w:space="0" w:color="808080"/>
+            </w:tcBorders>
+          </w:tcPr>
+          <w:p>
+            <w:pPr>
+              <w:pStyle w:val="Normal"/>
+              <w:spacing w:lineRule="exact" w:line="260" w:before="0" w:after="40"/>
+              <w:rPr/>
+            </w:pPr>
+            <w:r>
+              <w:rPr>
+                <w:b w:val="false"/>
+                <w:bCs w:val="false"/>
+                <w:sz w:val="19"/>
+                <w:szCs w:val="19"/>
+              </w:rPr>
+              <w:t>Trang lỗi thời, trùng lặp, không liên kết, thiếu nguồn, link hỏng; AI kiểm tra mâu thuẫn giữa các trang</w:t>
+            </w:r>
+          </w:p>
+        </w:tc>
+      </w:tr>
+      <w:tr>
+        <w:trPr/>
+        <w:tc>
+          <w:tcPr>
+            <w:tcW w:w="2410" w:type="dxa"/>
+            <w:tcBorders>
+              <w:top w:val="single" w:sz="4" w:space="0" w:color="808080"/>
+              <w:left w:val="single" w:sz="4" w:space="0" w:color="808080"/>
+              <w:bottom w:val="single" w:sz="4" w:space="0" w:color="808080"/>
+              <w:right w:val="single" w:sz="4" w:space="0" w:color="808080"/>
+            </w:tcBorders>
+          </w:tcPr>
+          <w:p>
+            <w:pPr>
+              <w:pStyle w:val="Normal"/>
+              <w:spacing w:lineRule="exact" w:line="260" w:before="0" w:after="40"/>
+              <w:rPr/>
+            </w:pPr>
+            <w:r>
+              <w:rPr>
+                <w:b w:val="false"/>
+                <w:bCs w:val="false"/>
+                <w:sz w:val="19"/>
+                <w:szCs w:val="19"/>
+              </w:rPr>
+              <w:t>Weekly review</w:t>
+            </w:r>
+          </w:p>
+        </w:tc>
+        <w:tc>
+          <w:tcPr>
+            <w:tcW w:w="7227" w:type="dxa"/>
+            <w:tcBorders>
+              <w:top w:val="single" w:sz="4" w:space="0" w:color="808080"/>
+              <w:left w:val="single" w:sz="4" w:space="0" w:color="808080"/>
+              <w:bottom w:val="single" w:sz="4" w:space="0" w:color="808080"/>
+              <w:right w:val="single" w:sz="4" w:space="0" w:color="808080"/>
+            </w:tcBorders>
+          </w:tcPr>
+          <w:p>
+            <w:pPr>
+              <w:pStyle w:val="Normal"/>
+              <w:spacing w:lineRule="exact" w:line="260" w:before="0" w:after="40"/>
+              <w:rPr/>
+            </w:pPr>
+            <w:r>
+              <w:rPr>
+                <w:b w:val="false"/>
+                <w:bCs w:val="false"/>
+                <w:sz w:val="19"/>
+                <w:szCs w:val="19"/>
+              </w:rPr>
+              <w:t>Tổng kết tuần có cấu trúc: thành quả, tri thức mới, việc còn treo, gợi ý tự động hoá, kế hoạch tuần sau</w:t>
+            </w:r>
+          </w:p>
+        </w:tc>
+      </w:tr>
+      <w:tr>
+        <w:trPr/>
+        <w:tc>
+          <w:tcPr>
+            <w:tcW w:w="2410" w:type="dxa"/>
+            <w:tcBorders>
+              <w:top w:val="single" w:sz="4" w:space="0" w:color="808080"/>
+              <w:left w:val="single" w:sz="4" w:space="0" w:color="808080"/>
+              <w:bottom w:val="single" w:sz="4" w:space="0" w:color="808080"/>
+              <w:right w:val="single" w:sz="4" w:space="0" w:color="808080"/>
+            </w:tcBorders>
+          </w:tcPr>
+          <w:p>
+            <w:pPr>
+              <w:pStyle w:val="Normal"/>
+              <w:spacing w:lineRule="exact" w:line="260" w:before="0" w:after="40"/>
+              <w:rPr/>
+            </w:pPr>
+            <w:r>
+              <w:rPr>
+                <w:b w:val="false"/>
+                <w:bCs w:val="false"/>
+                <w:sz w:val="19"/>
+                <w:szCs w:val="19"/>
+              </w:rPr>
+              <w:t>Graph</w:t>
+            </w:r>
+          </w:p>
+        </w:tc>
+        <w:tc>
+          <w:tcPr>
+            <w:tcW w:w="7227" w:type="dxa"/>
+            <w:tcBorders>
+              <w:top w:val="single" w:sz="4" w:space="0" w:color="808080"/>
+              <w:left w:val="single" w:sz="4" w:space="0" w:color="808080"/>
+              <w:bottom w:val="single" w:sz="4" w:space="0" w:color="808080"/>
+              <w:right w:val="single" w:sz="4" w:space="0" w:color="808080"/>
+            </w:tcBorders>
+          </w:tcPr>
+          <w:p>
+            <w:pPr>
+              <w:pStyle w:val="Normal"/>
+              <w:spacing w:lineRule="exact" w:line="260" w:before="0" w:after="40"/>
+              <w:rPr/>
+            </w:pPr>
+            <w:r>
+              <w:rPr>
+                <w:b w:val="false"/>
+                <w:bCs w:val="false"/>
+                <w:sz w:val="19"/>
+                <w:szCs w:val="19"/>
+              </w:rPr>
+              <w:t>Đồ thị liên kết giữa trang, task, dự án, OKR, người, quyết định; lọc theo loại, bấm để mở, chuột phải để lấy làm tâm</w:t>
+            </w:r>
+          </w:p>
+        </w:tc>
+      </w:tr>
+    </w:tbl>
+    <w:p>
+      <w:pPr>
+        <w:pStyle w:val="Heading2"/>
+        <w:rPr/>
+      </w:pPr>
+      <w:bookmarkStart w:id="78" w:name="__RefHeading___Toc2794_3067172540"/>
+      <w:bookmarkEnd w:id="78"/>
+      <w:r>
+        <w:rPr/>
+        <w:t>16.2 Liên kết tri thức trong trang wiki</w:t>
+      </w:r>
+    </w:p>
+    <w:p>
+      <w:pPr>
+        <w:pStyle w:val="ListParagraph"/>
+        <w:numPr>
+          <w:ilvl w:val="0"/>
+          <w:numId w:val="1"/>
+        </w:numPr>
+        <w:spacing w:lineRule="exact" w:line="290" w:before="0" w:after="60"/>
+        <w:rPr/>
+      </w:pPr>
+      <w:r>
+        <w:rPr/>
+        <w:t xml:space="preserve">Gõ </w:t>
+      </w:r>
+      <w:r>
+        <w:rPr>
+          <w:rFonts w:eastAsia="Consolas" w:cs="Consolas" w:ascii="Consolas" w:hAnsi="Consolas"/>
+          <w:color w:val="000000"/>
+          <w:sz w:val="19"/>
+          <w:szCs w:val="19"/>
+        </w:rPr>
+        <w:t>[[</w:t>
+      </w:r>
+      <w:r>
+        <w:rPr/>
+        <w:t xml:space="preserve"> trong trang để chèn liên kết tới trang, task, dự án, mục tiêu, KR, người, quyết định hoặc file.</w:t>
+      </w:r>
+    </w:p>
+    <w:p>
+      <w:pPr>
+        <w:pStyle w:val="ListParagraph"/>
+        <w:numPr>
+          <w:ilvl w:val="0"/>
+          <w:numId w:val="1"/>
+        </w:numPr>
+        <w:spacing w:lineRule="exact" w:line="290" w:before="0" w:after="60"/>
+        <w:rPr/>
+      </w:pPr>
+      <w:r>
+        <w:rPr/>
+        <w:t xml:space="preserve">Cuối trang có </w:t>
+      </w:r>
+      <w:r>
+        <w:rPr>
+          <w:b/>
+          <w:bCs/>
+        </w:rPr>
+        <w:t>backlink</w:t>
+      </w:r>
+      <w:r>
+        <w:rPr/>
+        <w:t xml:space="preserve"> (trang nào đang nhắc tới trang này, kèm câu chứa liên kết), trang liên quan, tag và cảnh báo link hỏng.</w:t>
+      </w:r>
+    </w:p>
+    <w:p>
+      <w:pPr>
+        <w:pStyle w:val="ListParagraph"/>
+        <w:numPr>
+          <w:ilvl w:val="0"/>
+          <w:numId w:val="1"/>
+        </w:numPr>
+        <w:spacing w:lineRule="exact" w:line="290" w:before="0" w:after="60"/>
+        <w:rPr/>
+      </w:pPr>
+      <w:r>
+        <w:rPr/>
+        <w:t xml:space="preserve">Bôi đen một đoạn để: </w:t>
+      </w:r>
+      <w:r>
+        <w:rPr>
+          <w:b/>
+          <w:bCs/>
+        </w:rPr>
+        <w:t>Hỏi AI</w:t>
+      </w:r>
+      <w:r>
+        <w:rPr/>
+        <w:t>, chuyển thành task / task lặp lại, gắn OKR, đặt nhắc việc, sao chép link tới đúng đoạn đó, highlight, ghi quyết định.</w:t>
+      </w:r>
+    </w:p>
+    <w:p>
+      <w:pPr>
+        <w:pStyle w:val="ListParagraph"/>
+        <w:numPr>
+          <w:ilvl w:val="0"/>
+          <w:numId w:val="1"/>
+        </w:numPr>
+        <w:spacing w:lineRule="exact" w:line="290" w:before="0" w:after="60"/>
+        <w:rPr/>
+      </w:pPr>
+      <w:r>
+        <w:rPr/>
+        <w:t>Đặt trạng thái, hiệu lực từ/đến, phiên bản và nguồn cho trang quy trình/chính sách để mọi người biết trang nào còn dùng được.</w:t>
+      </w:r>
+    </w:p>
+    <w:p>
+      <w:pPr>
+        <w:pStyle w:val="Normal"/>
+        <w:pBdr>
+          <w:left w:val="single" w:sz="24" w:space="8" w:color="000000"/>
+        </w:pBdr>
+        <w:shd w:val="clear" w:color="auto" w:fill="F2F2F2"/>
+        <w:spacing w:before="120" w:after="0"/>
+        <w:ind w:left="200" w:right="200"/>
+        <w:rPr/>
+      </w:pPr>
+      <w:r>
+        <w:rPr>
+          <w:b/>
+          <w:bCs/>
+          <w:color w:val="000000"/>
+        </w:rPr>
+        <w:t>Gợi ý cho HR</w:t>
+      </w:r>
+    </w:p>
+    <w:p>
+      <w:pPr>
+        <w:pStyle w:val="Normal"/>
+        <w:pBdr>
+          <w:left w:val="single" w:sz="24" w:space="8" w:color="000000"/>
+        </w:pBdr>
+        <w:shd w:val="clear" w:color="auto" w:fill="F2F2F2"/>
+        <w:spacing w:lineRule="exact" w:line="290" w:before="0" w:after="0"/>
+        <w:ind w:left="200" w:right="200"/>
+        <w:rPr/>
+      </w:pPr>
+      <w:r>
+        <w:rPr/>
+        <w:t xml:space="preserve">Ghi mỗi thay đổi chính sách (VD: thời gian thử việc) thành một </w:t>
+      </w:r>
+      <w:r>
+        <w:rPr>
+          <w:b/>
+          <w:bCs/>
+        </w:rPr>
+        <w:t>Quyết định</w:t>
+      </w:r>
+      <w:r>
+        <w:rPr/>
+        <w:t xml:space="preserve"> có lý do và ngày hiệu lực; khi chính sách đổi tiếp, tạo quyết định mới thay thế. Sau 1 năm bạn có lịch sử đầy đủ vì sao chính sách như hiện tại.</w:t>
+      </w:r>
+    </w:p>
+    <w:p>
+      <w:pPr>
+        <w:pStyle w:val="Normal"/>
+        <w:pBdr>
+          <w:left w:val="single" w:sz="24" w:space="8" w:color="000000"/>
+        </w:pBdr>
+        <w:shd w:val="clear" w:color="auto" w:fill="F2F2F2"/>
+        <w:spacing w:before="0" w:after="160"/>
+        <w:ind w:left="200" w:right="200"/>
+        <w:rPr/>
+      </w:pPr>
+      <w:r>
+        <w:rPr/>
+      </w:r>
+    </w:p>
+    <w:p>
+      <w:pPr>
+        <w:pStyle w:val="Heading1"/>
+        <w:rPr/>
+      </w:pPr>
+      <w:bookmarkStart w:id="79" w:name="__RefHeading___Toc2796_3067172540"/>
+      <w:bookmarkEnd w:id="79"/>
+      <w:r>
+        <w:rPr/>
+        <w:t>17. Vinh danh - lời khen, điểm và đổi quà</w:t>
+      </w:r>
+    </w:p>
+    <w:p>
+      <w:pPr>
+        <w:pStyle w:val="Heading2"/>
+        <w:rPr/>
+      </w:pPr>
+      <w:bookmarkStart w:id="80" w:name="__RefHeading___Toc2798_3067172540"/>
+      <w:bookmarkEnd w:id="80"/>
+      <w:r>
+        <w:rPr/>
+        <w:t>17.1 Gửi lời khen (thư cảm ơn)</w:t>
+      </w:r>
+    </w:p>
+    <w:p>
+      <w:pPr>
+        <w:pStyle w:val="ListParagraph"/>
+        <w:numPr>
+          <w:ilvl w:val="0"/>
+          <w:numId w:val="46"/>
+        </w:numPr>
+        <w:spacing w:lineRule="exact" w:line="290" w:before="0" w:after="60"/>
+        <w:rPr/>
+      </w:pPr>
+      <w:r>
+        <w:rPr/>
+        <w:t xml:space="preserve">Mở </w:t>
+      </w:r>
+      <w:r>
+        <w:rPr>
+          <w:b/>
+          <w:bCs/>
+        </w:rPr>
+        <w:t>Vinh danh</w:t>
+      </w:r>
+      <w:r>
+        <w:rPr/>
+        <w:t xml:space="preserve"> trên sidebar → </w:t>
+      </w:r>
+      <w:r>
+        <w:rPr>
+          <w:b/>
+          <w:bCs/>
+        </w:rPr>
+        <w:t>Gửi lời khen</w:t>
+      </w:r>
+      <w:r>
+        <w:rPr/>
+        <w:t>.</w:t>
+      </w:r>
+    </w:p>
+    <w:p>
+      <w:pPr>
+        <w:pStyle w:val="ListParagraph"/>
+        <w:numPr>
+          <w:ilvl w:val="0"/>
+          <w:numId w:val="20"/>
+        </w:numPr>
+        <w:spacing w:lineRule="exact" w:line="290" w:before="0" w:after="60"/>
+        <w:rPr/>
+      </w:pPr>
+      <w:r>
+        <w:rPr/>
+        <w:t>Chọn người nhận, mẫu thiệp, giá trị (VD: tận tâm, hợp tác), task liên quan (tuỳ chọn) và chế độ công khai/riêng tư.</w:t>
+      </w:r>
+    </w:p>
+    <w:p>
+      <w:pPr>
+        <w:pStyle w:val="ListParagraph"/>
+        <w:numPr>
+          <w:ilvl w:val="0"/>
+          <w:numId w:val="20"/>
+        </w:numPr>
+        <w:spacing w:lineRule="exact" w:line="290" w:before="0" w:after="60"/>
+        <w:rPr/>
+      </w:pPr>
+      <w:r>
+        <w:rPr/>
+        <w:t>Viết vài ý hoặc nhờ AI gợi ý từ lịch sử làm việc chung (task đã làm cùng, phê duyệt, phản hồi…). Sửa lời chào, lời kết, chữ ký nếu muốn.</w:t>
+      </w:r>
+    </w:p>
+    <w:p>
+      <w:pPr>
+        <w:pStyle w:val="ListParagraph"/>
+        <w:numPr>
+          <w:ilvl w:val="0"/>
+          <w:numId w:val="20"/>
+        </w:numPr>
+        <w:spacing w:lineRule="exact" w:line="290" w:before="0" w:after="60"/>
+        <w:rPr/>
+      </w:pPr>
+      <w:r>
+        <w:rPr/>
+        <w:t>Gửi. Người nhận thấy phong bì bật lên và có thể thả cảm xúc; bạn được báo lại.</w:t>
+      </w:r>
+    </w:p>
+    <w:p>
+      <w:pPr>
+        <w:pStyle w:val="Heading2"/>
+        <w:rPr/>
+      </w:pPr>
+      <w:bookmarkStart w:id="81" w:name="__RefHeading___Toc2800_3067172540"/>
+      <w:bookmarkEnd w:id="81"/>
+      <w:r>
+        <w:rPr/>
+        <w:t>17.2 Bảng vinh danh và điểm</w:t>
+      </w:r>
+    </w:p>
+    <w:p>
+      <w:pPr>
+        <w:pStyle w:val="ListParagraph"/>
+        <w:numPr>
+          <w:ilvl w:val="0"/>
+          <w:numId w:val="1"/>
+        </w:numPr>
+        <w:spacing w:lineRule="exact" w:line="290" w:before="0" w:after="60"/>
+        <w:rPr/>
+      </w:pPr>
+      <w:r>
+        <w:rPr>
+          <w:b/>
+          <w:bCs/>
+        </w:rPr>
+        <w:t>Bảng vinh danh</w:t>
+      </w:r>
+      <w:r>
+        <w:rPr/>
+        <w:t>: xếp hạng theo task hoàn thành, giờ làm, điểm, số lời khen; chọn tuần/tháng/quý/năm hoặc khoảng ngày; xem "ai hỗ trợ tôi nhiều nhất".</w:t>
+      </w:r>
+    </w:p>
+    <w:p>
+      <w:pPr>
+        <w:pStyle w:val="ListParagraph"/>
+        <w:numPr>
+          <w:ilvl w:val="0"/>
+          <w:numId w:val="1"/>
+        </w:numPr>
+        <w:spacing w:lineRule="exact" w:line="290" w:before="0" w:after="60"/>
+        <w:rPr/>
+      </w:pPr>
+      <w:r>
+        <w:rPr/>
+        <w:t>Điểm được cộng tự động từ hoạt động thật (hoàn thành task, đúng hạn, bình luận, hỗ trợ, lời khen, viết wiki, quyết định, giờ focus, phê duyệt) theo quy tắc admin đặt.</w:t>
+      </w:r>
+    </w:p>
+    <w:p>
+      <w:pPr>
+        <w:pStyle w:val="ListParagraph"/>
+        <w:numPr>
+          <w:ilvl w:val="0"/>
+          <w:numId w:val="1"/>
+        </w:numPr>
+        <w:spacing w:lineRule="exact" w:line="290" w:before="0" w:after="60"/>
+        <w:rPr/>
+      </w:pPr>
+      <w:r>
+        <w:rPr/>
+        <w:t>Bạn luôn thấy điểm của mình; điểm của người khác có thể bị ẩn tuỳ cài đặt.</w:t>
+      </w:r>
+    </w:p>
+    <w:p>
+      <w:pPr>
+        <w:pStyle w:val="Heading2"/>
+        <w:rPr/>
+      </w:pPr>
+      <w:bookmarkStart w:id="82" w:name="__RefHeading___Toc2802_3067172540"/>
+      <w:bookmarkEnd w:id="82"/>
+      <w:r>
+        <w:rPr/>
+        <w:t>17.3 Đổi quà</w:t>
+      </w:r>
+    </w:p>
+    <w:p>
+      <w:pPr>
+        <w:pStyle w:val="ListParagraph"/>
+        <w:numPr>
+          <w:ilvl w:val="0"/>
+          <w:numId w:val="47"/>
+        </w:numPr>
+        <w:spacing w:lineRule="exact" w:line="290" w:before="0" w:after="60"/>
+        <w:rPr/>
+      </w:pPr>
+      <w:r>
+        <w:rPr/>
+        <w:t xml:space="preserve">Tab </w:t>
+      </w:r>
+      <w:r>
+        <w:rPr>
+          <w:b/>
+          <w:bCs/>
+        </w:rPr>
+        <w:t>Đổi quà</w:t>
+      </w:r>
+      <w:r>
+        <w:rPr/>
+        <w:t>: xem danh mục quà (ảnh, số điểm, giá trị, số lượng còn).</w:t>
+      </w:r>
+    </w:p>
+    <w:p>
+      <w:pPr>
+        <w:pStyle w:val="ListParagraph"/>
+        <w:numPr>
+          <w:ilvl w:val="0"/>
+          <w:numId w:val="21"/>
+        </w:numPr>
+        <w:spacing w:lineRule="exact" w:line="290" w:before="0" w:after="60"/>
+        <w:rPr/>
+      </w:pPr>
+      <w:r>
+        <w:rPr/>
+        <w:t>Bấm vào quà để xem lớn, thêm ghi chú cho người duyệt, gửi yêu cầu. Điểm được giữ lại trong lúc chờ duyệt.</w:t>
+      </w:r>
+    </w:p>
+    <w:p>
+      <w:pPr>
+        <w:pStyle w:val="ListParagraph"/>
+        <w:numPr>
+          <w:ilvl w:val="0"/>
+          <w:numId w:val="21"/>
+        </w:numPr>
+        <w:spacing w:lineRule="exact" w:line="290" w:before="0" w:after="60"/>
+        <w:rPr/>
+      </w:pPr>
+      <w:r>
+        <w:rPr/>
+        <w:t xml:space="preserve">Người quản lý vinh danh duyệt hoặc từ chối ngay trong </w:t>
+      </w:r>
+      <w:r>
+        <w:rPr>
+          <w:b/>
+          <w:bCs/>
+        </w:rPr>
+        <w:t>Trung tâm xử lý</w:t>
+      </w:r>
+      <w:r>
+        <w:rPr/>
+        <w:t xml:space="preserve">. Theo dõi ở tab </w:t>
+      </w:r>
+      <w:r>
+        <w:rPr>
+          <w:b/>
+          <w:bCs/>
+        </w:rPr>
+        <w:t>Lịch sử nhận quà</w:t>
+      </w:r>
+      <w:r>
+        <w:rPr/>
+        <w:t>.</w:t>
+      </w:r>
+    </w:p>
+    <w:p>
+      <w:pPr>
+        <w:pStyle w:val="Heading2"/>
+        <w:rPr/>
+      </w:pPr>
+      <w:bookmarkStart w:id="83" w:name="__RefHeading___Toc2804_3067172540"/>
+      <w:bookmarkEnd w:id="83"/>
+      <w:r>
+        <w:rPr/>
+        <w:t>17.4 Dành cho quản trị</w:t>
+      </w:r>
+    </w:p>
+    <w:tbl>
+      <w:tblPr>
+        <w:tblW w:w="9638" w:type="dxa"/>
+        <w:jc w:val="left"/>
+        <w:tblInd w:w="0" w:type="dxa"/>
+        <w:tblLayout w:type="fixed"/>
+        <w:tblCellMar>
+          <w:top w:w="70" w:type="dxa"/>
+          <w:left w:w="110" w:type="dxa"/>
+          <w:bottom w:w="70" w:type="dxa"/>
+          <w:right w:w="110" w:type="dxa"/>
+        </w:tblCellMar>
+      </w:tblPr>
+      <w:tblGrid>
+        <w:gridCol w:w="5220"/>
+        <w:gridCol w:w="4417"/>
+      </w:tblGrid>
+      <w:tr>
+        <w:trPr>
+          <w:tblHeader w:val="true"/>
+        </w:trPr>
+        <w:tc>
+          <w:tcPr>
+            <w:tcW w:w="5220" w:type="dxa"/>
+            <w:tcBorders>
+              <w:top w:val="single" w:sz="4" w:space="0" w:color="808080"/>
+              <w:left w:val="single" w:sz="4" w:space="0" w:color="808080"/>
+              <w:bottom w:val="single" w:sz="4" w:space="0" w:color="808080"/>
+              <w:right w:val="single" w:sz="4" w:space="0" w:color="808080"/>
+            </w:tcBorders>
+            <w:shd w:color="auto" w:fill="D9D9D9" w:val="clear"/>
+          </w:tcPr>
+          <w:p>
+            <w:pPr>
+              <w:pStyle w:val="Normal"/>
+              <w:spacing w:lineRule="exact" w:line="260" w:before="0" w:after="40"/>
+              <w:rPr/>
+            </w:pPr>
+            <w:r>
+              <w:rPr>
+                <w:b/>
+                <w:bCs/>
+                <w:color w:val="000000"/>
+                <w:sz w:val="19"/>
+                <w:szCs w:val="19"/>
+              </w:rPr>
+              <w:t>Việc</w:t>
+            </w:r>
+          </w:p>
+        </w:tc>
+        <w:tc>
+          <w:tcPr>
+            <w:tcW w:w="4417" w:type="dxa"/>
+            <w:tcBorders>
+              <w:top w:val="single" w:sz="4" w:space="0" w:color="808080"/>
+              <w:left w:val="single" w:sz="4" w:space="0" w:color="808080"/>
+              <w:bottom w:val="single" w:sz="4" w:space="0" w:color="808080"/>
+              <w:right w:val="single" w:sz="4" w:space="0" w:color="808080"/>
+            </w:tcBorders>
+            <w:shd w:color="auto" w:fill="D9D9D9" w:val="clear"/>
+          </w:tcPr>
+          <w:p>
+            <w:pPr>
+              <w:pStyle w:val="Normal"/>
+              <w:spacing w:lineRule="exact" w:line="260" w:before="0" w:after="40"/>
+              <w:rPr/>
+            </w:pPr>
+            <w:r>
+              <w:rPr>
+                <w:b/>
+                <w:bCs/>
+                <w:color w:val="000000"/>
+                <w:sz w:val="19"/>
+                <w:szCs w:val="19"/>
+              </w:rPr>
+              <w:t>Ở đâu</w:t>
+            </w:r>
+          </w:p>
+        </w:tc>
+      </w:tr>
+      <w:tr>
+        <w:trPr/>
+        <w:tc>
+          <w:tcPr>
+            <w:tcW w:w="5220" w:type="dxa"/>
+            <w:tcBorders>
+              <w:top w:val="single" w:sz="4" w:space="0" w:color="808080"/>
+              <w:left w:val="single" w:sz="4" w:space="0" w:color="808080"/>
+              <w:bottom w:val="single" w:sz="4" w:space="0" w:color="808080"/>
+              <w:right w:val="single" w:sz="4" w:space="0" w:color="808080"/>
+            </w:tcBorders>
+          </w:tcPr>
+          <w:p>
+            <w:pPr>
+              <w:pStyle w:val="Normal"/>
+              <w:spacing w:lineRule="exact" w:line="260" w:before="0" w:after="40"/>
+              <w:rPr/>
+            </w:pPr>
+            <w:r>
+              <w:rPr>
+                <w:b w:val="false"/>
+                <w:bCs w:val="false"/>
+                <w:sz w:val="19"/>
+                <w:szCs w:val="19"/>
+              </w:rPr>
+              <w:t>Đặt quy tắc điểm, ngày bắt đầu tính, tính lại điểm</w:t>
+            </w:r>
+          </w:p>
+        </w:tc>
+        <w:tc>
+          <w:tcPr>
+            <w:tcW w:w="4417" w:type="dxa"/>
+            <w:tcBorders>
+              <w:top w:val="single" w:sz="4" w:space="0" w:color="808080"/>
+              <w:left w:val="single" w:sz="4" w:space="0" w:color="808080"/>
+              <w:bottom w:val="single" w:sz="4" w:space="0" w:color="808080"/>
+              <w:right w:val="single" w:sz="4" w:space="0" w:color="808080"/>
+            </w:tcBorders>
+          </w:tcPr>
+          <w:p>
+            <w:pPr>
+              <w:pStyle w:val="Normal"/>
+              <w:spacing w:lineRule="exact" w:line="260" w:before="0" w:after="40"/>
+              <w:rPr/>
+            </w:pPr>
+            <w:r>
+              <w:rPr>
+                <w:b w:val="false"/>
+                <w:bCs w:val="false"/>
+                <w:sz w:val="19"/>
+                <w:szCs w:val="19"/>
+              </w:rPr>
+              <w:t>Vinh danh → Quản trị</w:t>
+            </w:r>
+          </w:p>
+        </w:tc>
+      </w:tr>
+      <w:tr>
+        <w:trPr/>
+        <w:tc>
+          <w:tcPr>
+            <w:tcW w:w="5220" w:type="dxa"/>
+            <w:tcBorders>
+              <w:top w:val="single" w:sz="4" w:space="0" w:color="808080"/>
+              <w:left w:val="single" w:sz="4" w:space="0" w:color="808080"/>
+              <w:bottom w:val="single" w:sz="4" w:space="0" w:color="808080"/>
+              <w:right w:val="single" w:sz="4" w:space="0" w:color="808080"/>
+            </w:tcBorders>
+          </w:tcPr>
+          <w:p>
+            <w:pPr>
+              <w:pStyle w:val="Normal"/>
+              <w:spacing w:lineRule="exact" w:line="260" w:before="0" w:after="40"/>
+              <w:rPr/>
+            </w:pPr>
+            <w:r>
+              <w:rPr>
+                <w:b w:val="false"/>
+                <w:bCs w:val="false"/>
+                <w:sz w:val="19"/>
+                <w:szCs w:val="19"/>
+              </w:rPr>
+              <w:t>Chỉ định người quản lý vinh danh; ẩn/hiện điểm từng người</w:t>
+            </w:r>
+          </w:p>
+        </w:tc>
+        <w:tc>
+          <w:tcPr>
+            <w:tcW w:w="4417" w:type="dxa"/>
+            <w:tcBorders>
+              <w:top w:val="single" w:sz="4" w:space="0" w:color="808080"/>
+              <w:left w:val="single" w:sz="4" w:space="0" w:color="808080"/>
+              <w:bottom w:val="single" w:sz="4" w:space="0" w:color="808080"/>
+              <w:right w:val="single" w:sz="4" w:space="0" w:color="808080"/>
+            </w:tcBorders>
+          </w:tcPr>
+          <w:p>
+            <w:pPr>
+              <w:pStyle w:val="Normal"/>
+              <w:spacing w:lineRule="exact" w:line="260" w:before="0" w:after="40"/>
+              <w:rPr/>
+            </w:pPr>
+            <w:r>
+              <w:rPr>
+                <w:b w:val="false"/>
+                <w:bCs w:val="false"/>
+                <w:sz w:val="19"/>
+                <w:szCs w:val="19"/>
+              </w:rPr>
+              <w:t>Vinh danh → Quản trị</w:t>
+            </w:r>
+          </w:p>
+        </w:tc>
+      </w:tr>
+      <w:tr>
+        <w:trPr/>
+        <w:tc>
+          <w:tcPr>
+            <w:tcW w:w="5220" w:type="dxa"/>
+            <w:tcBorders>
+              <w:top w:val="single" w:sz="4" w:space="0" w:color="808080"/>
+              <w:left w:val="single" w:sz="4" w:space="0" w:color="808080"/>
+              <w:bottom w:val="single" w:sz="4" w:space="0" w:color="808080"/>
+              <w:right w:val="single" w:sz="4" w:space="0" w:color="808080"/>
+            </w:tcBorders>
+          </w:tcPr>
+          <w:p>
+            <w:pPr>
+              <w:pStyle w:val="Normal"/>
+              <w:spacing w:lineRule="exact" w:line="260" w:before="0" w:after="40"/>
+              <w:rPr/>
+            </w:pPr>
+            <w:r>
+              <w:rPr>
+                <w:b w:val="false"/>
+                <w:bCs w:val="false"/>
+                <w:sz w:val="19"/>
+                <w:szCs w:val="19"/>
+              </w:rPr>
+              <w:t>Thêm/sửa quà (ảnh, điểm, giá, tồn kho)</w:t>
+            </w:r>
+          </w:p>
+        </w:tc>
+        <w:tc>
+          <w:tcPr>
+            <w:tcW w:w="4417" w:type="dxa"/>
+            <w:tcBorders>
+              <w:top w:val="single" w:sz="4" w:space="0" w:color="808080"/>
+              <w:left w:val="single" w:sz="4" w:space="0" w:color="808080"/>
+              <w:bottom w:val="single" w:sz="4" w:space="0" w:color="808080"/>
+              <w:right w:val="single" w:sz="4" w:space="0" w:color="808080"/>
+            </w:tcBorders>
+          </w:tcPr>
+          <w:p>
+            <w:pPr>
+              <w:pStyle w:val="Normal"/>
+              <w:spacing w:lineRule="exact" w:line="260" w:before="0" w:after="40"/>
+              <w:rPr/>
+            </w:pPr>
+            <w:r>
+              <w:rPr>
+                <w:b w:val="false"/>
+                <w:bCs w:val="false"/>
+                <w:sz w:val="19"/>
+                <w:szCs w:val="19"/>
+              </w:rPr>
+              <w:t>Vinh danh → Quản trị / Đổi quà</w:t>
+            </w:r>
+          </w:p>
+        </w:tc>
+      </w:tr>
+    </w:tbl>
+    <w:p>
+      <w:pPr>
+        <w:pStyle w:val="Heading1"/>
+        <w:rPr/>
+      </w:pPr>
+      <w:bookmarkStart w:id="84" w:name="__RefHeading___Toc2806_3067172540"/>
+      <w:bookmarkEnd w:id="84"/>
+      <w:r>
+        <w:rPr/>
+        <w:t>18. Agent Work - giao việc nhiều bước cho AI</w:t>
+      </w:r>
+    </w:p>
+    <w:p>
+      <w:pPr>
+        <w:pStyle w:val="Normal"/>
+        <w:spacing w:lineRule="exact" w:line="300" w:before="0" w:after="120"/>
+        <w:rPr/>
+      </w:pPr>
+      <w:r>
+        <w:rPr>
+          <w:b/>
+          <w:bCs/>
+        </w:rPr>
+        <w:t>Agent Work</w:t>
+      </w:r>
+      <w:r>
+        <w:rPr/>
+        <w:t xml:space="preserve"> để AI làm những việc nhiều bước theo </w:t>
+      </w:r>
+      <w:r>
+        <w:rPr>
+          <w:b/>
+          <w:bCs/>
+        </w:rPr>
+        <w:t>skill</w:t>
+      </w:r>
+      <w:r>
+        <w:rPr/>
+        <w:t xml:space="preserve"> (bộ hướng dẫn) do bạn hoặc tổ chức định nghĩa, ví dụ soạn báo cáo tuần từ dữ liệu task, chuẩn bị tài liệu onboarding. AI luôn hỏi bạn xác nhận trước khi chạy.</w:t>
+      </w:r>
+    </w:p>
+    <w:tbl>
+      <w:tblPr>
+        <w:tblW w:w="9638" w:type="dxa"/>
+        <w:jc w:val="left"/>
+        <w:tblInd w:w="0" w:type="dxa"/>
+        <w:tblLayout w:type="fixed"/>
+        <w:tblCellMar>
+          <w:top w:w="70" w:type="dxa"/>
+          <w:left w:w="110" w:type="dxa"/>
+          <w:bottom w:w="70" w:type="dxa"/>
+          <w:right w:w="110" w:type="dxa"/>
+        </w:tblCellMar>
+      </w:tblPr>
+      <w:tblGrid>
+        <w:gridCol w:w="2410"/>
+        <w:gridCol w:w="7227"/>
+      </w:tblGrid>
+      <w:tr>
+        <w:trPr>
+          <w:tblHeader w:val="true"/>
+        </w:trPr>
+        <w:tc>
+          <w:tcPr>
+            <w:tcW w:w="2410" w:type="dxa"/>
+            <w:tcBorders>
+              <w:top w:val="single" w:sz="4" w:space="0" w:color="808080"/>
+              <w:left w:val="single" w:sz="4" w:space="0" w:color="808080"/>
+              <w:bottom w:val="single" w:sz="4" w:space="0" w:color="808080"/>
+              <w:right w:val="single" w:sz="4" w:space="0" w:color="808080"/>
+            </w:tcBorders>
+            <w:shd w:color="auto" w:fill="D9D9D9" w:val="clear"/>
+          </w:tcPr>
+          <w:p>
+            <w:pPr>
+              <w:pStyle w:val="Normal"/>
+              <w:spacing w:lineRule="exact" w:line="260" w:before="0" w:after="40"/>
+              <w:rPr/>
+            </w:pPr>
+            <w:r>
+              <w:rPr>
+                <w:b/>
+                <w:bCs/>
+                <w:color w:val="000000"/>
+                <w:sz w:val="19"/>
+                <w:szCs w:val="19"/>
+              </w:rPr>
+              <w:t>Tab</w:t>
+            </w:r>
+          </w:p>
+        </w:tc>
+        <w:tc>
+          <w:tcPr>
+            <w:tcW w:w="7227" w:type="dxa"/>
+            <w:tcBorders>
+              <w:top w:val="single" w:sz="4" w:space="0" w:color="808080"/>
+              <w:left w:val="single" w:sz="4" w:space="0" w:color="808080"/>
+              <w:bottom w:val="single" w:sz="4" w:space="0" w:color="808080"/>
+              <w:right w:val="single" w:sz="4" w:space="0" w:color="808080"/>
+            </w:tcBorders>
+            <w:shd w:color="auto" w:fill="D9D9D9" w:val="clear"/>
+          </w:tcPr>
+          <w:p>
+            <w:pPr>
+              <w:pStyle w:val="Normal"/>
+              <w:spacing w:lineRule="exact" w:line="260" w:before="0" w:after="40"/>
+              <w:rPr/>
+            </w:pPr>
+            <w:r>
+              <w:rPr>
+                <w:b/>
+                <w:bCs/>
+                <w:color w:val="000000"/>
+                <w:sz w:val="19"/>
+                <w:szCs w:val="19"/>
+              </w:rPr>
+              <w:t>Nội dung</w:t>
+            </w:r>
+          </w:p>
+        </w:tc>
+      </w:tr>
+      <w:tr>
+        <w:trPr/>
+        <w:tc>
+          <w:tcPr>
+            <w:tcW w:w="2410" w:type="dxa"/>
+            <w:tcBorders>
+              <w:top w:val="single" w:sz="4" w:space="0" w:color="808080"/>
+              <w:left w:val="single" w:sz="4" w:space="0" w:color="808080"/>
+              <w:bottom w:val="single" w:sz="4" w:space="0" w:color="808080"/>
+              <w:right w:val="single" w:sz="4" w:space="0" w:color="808080"/>
+            </w:tcBorders>
+          </w:tcPr>
+          <w:p>
+            <w:pPr>
+              <w:pStyle w:val="Normal"/>
+              <w:spacing w:lineRule="exact" w:line="260" w:before="0" w:after="40"/>
+              <w:rPr/>
+            </w:pPr>
+            <w:r>
+              <w:rPr>
+                <w:b w:val="false"/>
+                <w:bCs w:val="false"/>
+                <w:sz w:val="19"/>
+                <w:szCs w:val="19"/>
+              </w:rPr>
+              <w:t>Tổng quan</w:t>
+            </w:r>
+          </w:p>
+        </w:tc>
+        <w:tc>
+          <w:tcPr>
+            <w:tcW w:w="7227" w:type="dxa"/>
+            <w:tcBorders>
+              <w:top w:val="single" w:sz="4" w:space="0" w:color="808080"/>
+              <w:left w:val="single" w:sz="4" w:space="0" w:color="808080"/>
+              <w:bottom w:val="single" w:sz="4" w:space="0" w:color="808080"/>
+              <w:right w:val="single" w:sz="4" w:space="0" w:color="808080"/>
+            </w:tcBorders>
+          </w:tcPr>
+          <w:p>
+            <w:pPr>
+              <w:pStyle w:val="Normal"/>
+              <w:spacing w:lineRule="exact" w:line="260" w:before="0" w:after="40"/>
+              <w:rPr/>
+            </w:pPr>
+            <w:r>
+              <w:rPr>
+                <w:b w:val="false"/>
+                <w:bCs w:val="false"/>
+                <w:sz w:val="19"/>
+                <w:szCs w:val="19"/>
+              </w:rPr>
+              <w:t>Tình hình các việc agent đang làm và đề xuất mới</w:t>
+            </w:r>
+          </w:p>
+        </w:tc>
+      </w:tr>
+      <w:tr>
+        <w:trPr/>
+        <w:tc>
+          <w:tcPr>
+            <w:tcW w:w="2410" w:type="dxa"/>
+            <w:tcBorders>
+              <w:top w:val="single" w:sz="4" w:space="0" w:color="808080"/>
+              <w:left w:val="single" w:sz="4" w:space="0" w:color="808080"/>
+              <w:bottom w:val="single" w:sz="4" w:space="0" w:color="808080"/>
+              <w:right w:val="single" w:sz="4" w:space="0" w:color="808080"/>
+            </w:tcBorders>
+          </w:tcPr>
+          <w:p>
+            <w:pPr>
+              <w:pStyle w:val="Normal"/>
+              <w:spacing w:lineRule="exact" w:line="260" w:before="0" w:after="40"/>
+              <w:rPr/>
+            </w:pPr>
+            <w:r>
+              <w:rPr>
+                <w:b w:val="false"/>
+                <w:bCs w:val="false"/>
+                <w:sz w:val="19"/>
+                <w:szCs w:val="19"/>
+              </w:rPr>
+              <w:t>Đề xuất</w:t>
+            </w:r>
+          </w:p>
+        </w:tc>
+        <w:tc>
+          <w:tcPr>
+            <w:tcW w:w="7227" w:type="dxa"/>
+            <w:tcBorders>
+              <w:top w:val="single" w:sz="4" w:space="0" w:color="808080"/>
+              <w:left w:val="single" w:sz="4" w:space="0" w:color="808080"/>
+              <w:bottom w:val="single" w:sz="4" w:space="0" w:color="808080"/>
+              <w:right w:val="single" w:sz="4" w:space="0" w:color="808080"/>
+            </w:tcBorders>
+          </w:tcPr>
+          <w:p>
+            <w:pPr>
+              <w:pStyle w:val="Normal"/>
+              <w:spacing w:lineRule="exact" w:line="260" w:before="0" w:after="40"/>
+              <w:rPr/>
+            </w:pPr>
+            <w:r>
+              <w:rPr>
+                <w:b w:val="false"/>
+                <w:bCs w:val="false"/>
+                <w:sz w:val="19"/>
+                <w:szCs w:val="19"/>
+              </w:rPr>
+              <w:t>AI gợi ý việc có thể làm cho task của bạn (lý do, mục tiêu, tác động, độ tin cậy); chấp nhận, sửa mục tiêu hoặc bỏ qua</w:t>
+            </w:r>
+          </w:p>
+        </w:tc>
+      </w:tr>
+      <w:tr>
+        <w:trPr/>
+        <w:tc>
+          <w:tcPr>
+            <w:tcW w:w="2410" w:type="dxa"/>
+            <w:tcBorders>
+              <w:top w:val="single" w:sz="4" w:space="0" w:color="808080"/>
+              <w:left w:val="single" w:sz="4" w:space="0" w:color="808080"/>
+              <w:bottom w:val="single" w:sz="4" w:space="0" w:color="808080"/>
+              <w:right w:val="single" w:sz="4" w:space="0" w:color="808080"/>
+            </w:tcBorders>
+          </w:tcPr>
+          <w:p>
+            <w:pPr>
+              <w:pStyle w:val="Normal"/>
+              <w:spacing w:lineRule="exact" w:line="260" w:before="0" w:after="40"/>
+              <w:rPr/>
+            </w:pPr>
+            <w:r>
+              <w:rPr>
+                <w:b w:val="false"/>
+                <w:bCs w:val="false"/>
+                <w:sz w:val="19"/>
+                <w:szCs w:val="19"/>
+              </w:rPr>
+              <w:t>Công việc Agent</w:t>
+            </w:r>
+          </w:p>
+        </w:tc>
+        <w:tc>
+          <w:tcPr>
+            <w:tcW w:w="7227" w:type="dxa"/>
+            <w:tcBorders>
+              <w:top w:val="single" w:sz="4" w:space="0" w:color="808080"/>
+              <w:left w:val="single" w:sz="4" w:space="0" w:color="808080"/>
+              <w:bottom w:val="single" w:sz="4" w:space="0" w:color="808080"/>
+              <w:right w:val="single" w:sz="4" w:space="0" w:color="808080"/>
+            </w:tcBorders>
+          </w:tcPr>
+          <w:p>
+            <w:pPr>
+              <w:pStyle w:val="Normal"/>
+              <w:spacing w:lineRule="exact" w:line="260" w:before="0" w:after="40"/>
+              <w:rPr/>
+            </w:pPr>
+            <w:r>
+              <w:rPr>
+                <w:b w:val="false"/>
+                <w:bCs w:val="false"/>
+                <w:sz w:val="19"/>
+                <w:szCs w:val="19"/>
+              </w:rPr>
+              <w:t>Các lượt chạy: lên kế hoạch → đang chạy → chờ phê duyệt → hoàn thành/thất bại; huỷ khi cần</w:t>
+            </w:r>
+          </w:p>
+        </w:tc>
+      </w:tr>
+      <w:tr>
+        <w:trPr/>
+        <w:tc>
+          <w:tcPr>
+            <w:tcW w:w="2410" w:type="dxa"/>
+            <w:tcBorders>
+              <w:top w:val="single" w:sz="4" w:space="0" w:color="808080"/>
+              <w:left w:val="single" w:sz="4" w:space="0" w:color="808080"/>
+              <w:bottom w:val="single" w:sz="4" w:space="0" w:color="808080"/>
+              <w:right w:val="single" w:sz="4" w:space="0" w:color="808080"/>
+            </w:tcBorders>
+          </w:tcPr>
+          <w:p>
+            <w:pPr>
+              <w:pStyle w:val="Normal"/>
+              <w:spacing w:lineRule="exact" w:line="260" w:before="0" w:after="40"/>
+              <w:rPr/>
+            </w:pPr>
+            <w:r>
+              <w:rPr>
+                <w:b w:val="false"/>
+                <w:bCs w:val="false"/>
+                <w:sz w:val="19"/>
+                <w:szCs w:val="19"/>
+              </w:rPr>
+              <w:t>Skills</w:t>
+            </w:r>
+          </w:p>
+        </w:tc>
+        <w:tc>
+          <w:tcPr>
+            <w:tcW w:w="7227" w:type="dxa"/>
+            <w:tcBorders>
+              <w:top w:val="single" w:sz="4" w:space="0" w:color="808080"/>
+              <w:left w:val="single" w:sz="4" w:space="0" w:color="808080"/>
+              <w:bottom w:val="single" w:sz="4" w:space="0" w:color="808080"/>
+              <w:right w:val="single" w:sz="4" w:space="0" w:color="808080"/>
+            </w:tcBorders>
+          </w:tcPr>
+          <w:p>
+            <w:pPr>
+              <w:pStyle w:val="Normal"/>
+              <w:spacing w:lineRule="exact" w:line="260" w:before="0" w:after="40"/>
+              <w:rPr/>
+            </w:pPr>
+            <w:r>
+              <w:rPr>
+                <w:b w:val="false"/>
+                <w:bCs w:val="false"/>
+                <w:sz w:val="19"/>
+                <w:szCs w:val="19"/>
+              </w:rPr>
+              <w:t>Tạo/sửa skill: hướng dẫn, công cụ được dùng, file tham chiếu, mẫu đầu ra (Markdown, Word, Excel, PowerPoint, PDF); chia sẻ riêng tư / người cụ thể / toàn tổ chức</w:t>
+            </w:r>
+          </w:p>
+        </w:tc>
+      </w:tr>
+      <w:tr>
+        <w:trPr/>
+        <w:tc>
+          <w:tcPr>
+            <w:tcW w:w="2410" w:type="dxa"/>
+            <w:tcBorders>
+              <w:top w:val="single" w:sz="4" w:space="0" w:color="808080"/>
+              <w:left w:val="single" w:sz="4" w:space="0" w:color="808080"/>
+              <w:bottom w:val="single" w:sz="4" w:space="0" w:color="808080"/>
+              <w:right w:val="single" w:sz="4" w:space="0" w:color="808080"/>
+            </w:tcBorders>
+          </w:tcPr>
+          <w:p>
+            <w:pPr>
+              <w:pStyle w:val="Normal"/>
+              <w:spacing w:lineRule="exact" w:line="260" w:before="0" w:after="40"/>
+              <w:rPr/>
+            </w:pPr>
+            <w:r>
+              <w:rPr>
+                <w:b w:val="false"/>
+                <w:bCs w:val="false"/>
+                <w:sz w:val="19"/>
+                <w:szCs w:val="19"/>
+              </w:rPr>
+              <w:t>Thư viện output</w:t>
+            </w:r>
+          </w:p>
+        </w:tc>
+        <w:tc>
+          <w:tcPr>
+            <w:tcW w:w="7227" w:type="dxa"/>
+            <w:tcBorders>
+              <w:top w:val="single" w:sz="4" w:space="0" w:color="808080"/>
+              <w:left w:val="single" w:sz="4" w:space="0" w:color="808080"/>
+              <w:bottom w:val="single" w:sz="4" w:space="0" w:color="808080"/>
+              <w:right w:val="single" w:sz="4" w:space="0" w:color="808080"/>
+            </w:tcBorders>
+          </w:tcPr>
+          <w:p>
+            <w:pPr>
+              <w:pStyle w:val="Normal"/>
+              <w:spacing w:lineRule="exact" w:line="260" w:before="0" w:after="40"/>
+              <w:rPr/>
+            </w:pPr>
+            <w:r>
+              <w:rPr>
+                <w:b w:val="false"/>
+                <w:bCs w:val="false"/>
+                <w:sz w:val="19"/>
+                <w:szCs w:val="19"/>
+              </w:rPr>
+              <w:t>Kết quả AI tạo ra, xem hoặc tải về</w:t>
+            </w:r>
+          </w:p>
+        </w:tc>
+      </w:tr>
+      <w:tr>
+        <w:trPr/>
+        <w:tc>
+          <w:tcPr>
+            <w:tcW w:w="2410" w:type="dxa"/>
+            <w:tcBorders>
+              <w:top w:val="single" w:sz="4" w:space="0" w:color="808080"/>
+              <w:left w:val="single" w:sz="4" w:space="0" w:color="808080"/>
+              <w:bottom w:val="single" w:sz="4" w:space="0" w:color="808080"/>
+              <w:right w:val="single" w:sz="4" w:space="0" w:color="808080"/>
+            </w:tcBorders>
+          </w:tcPr>
+          <w:p>
+            <w:pPr>
+              <w:pStyle w:val="Normal"/>
+              <w:spacing w:lineRule="exact" w:line="260" w:before="0" w:after="40"/>
+              <w:rPr/>
+            </w:pPr>
+            <w:r>
+              <w:rPr>
+                <w:b w:val="false"/>
+                <w:bCs w:val="false"/>
+                <w:sz w:val="19"/>
+                <w:szCs w:val="19"/>
+              </w:rPr>
+              <w:t>Lịch sử / Cài đặt</w:t>
+            </w:r>
+          </w:p>
+        </w:tc>
+        <w:tc>
+          <w:tcPr>
+            <w:tcW w:w="7227" w:type="dxa"/>
+            <w:tcBorders>
+              <w:top w:val="single" w:sz="4" w:space="0" w:color="808080"/>
+              <w:left w:val="single" w:sz="4" w:space="0" w:color="808080"/>
+              <w:bottom w:val="single" w:sz="4" w:space="0" w:color="808080"/>
+              <w:right w:val="single" w:sz="4" w:space="0" w:color="808080"/>
+            </w:tcBorders>
+          </w:tcPr>
+          <w:p>
+            <w:pPr>
+              <w:pStyle w:val="Normal"/>
+              <w:spacing w:lineRule="exact" w:line="260" w:before="0" w:after="40"/>
+              <w:rPr/>
+            </w:pPr>
+            <w:r>
+              <w:rPr>
+                <w:b w:val="false"/>
+                <w:bCs w:val="false"/>
+                <w:sz w:val="19"/>
+                <w:szCs w:val="19"/>
+              </w:rPr>
+              <w:t>Nhật ký các lượt chạy; mức chủ động của gợi ý (im lặng / thông minh / chủ động)</w:t>
+            </w:r>
+          </w:p>
+        </w:tc>
+      </w:tr>
+    </w:tbl>
+    <w:p>
+      <w:pPr>
+        <w:pStyle w:val="Normal"/>
+        <w:pBdr>
+          <w:left w:val="single" w:sz="24" w:space="8" w:color="000000"/>
+        </w:pBdr>
+        <w:shd w:val="clear" w:color="auto" w:fill="F2F2F2"/>
+        <w:spacing w:before="120" w:after="0"/>
+        <w:ind w:left="200" w:right="200"/>
+        <w:rPr/>
+      </w:pPr>
+      <w:r>
+        <w:rPr>
+          <w:b/>
+          <w:bCs/>
+          <w:color w:val="000000"/>
+        </w:rPr>
+        <w:t>Việc nhạy cảm luôn cần phê duyệt</w:t>
+      </w:r>
+    </w:p>
+    <w:p>
+      <w:pPr>
+        <w:pStyle w:val="Normal"/>
+        <w:pBdr>
+          <w:left w:val="single" w:sz="24" w:space="8" w:color="000000"/>
+        </w:pBdr>
+        <w:shd w:val="clear" w:color="auto" w:fill="F2F2F2"/>
+        <w:spacing w:lineRule="exact" w:line="290" w:before="0" w:after="0"/>
+        <w:ind w:left="200" w:right="200"/>
+        <w:rPr/>
+      </w:pPr>
+      <w:r>
+        <w:rPr/>
+        <w:t xml:space="preserve">Lương, pháp lý, chấm dứt hợp đồng, liên lạc ra bên ngoài, xoá dữ liệu, đổi quyền và ghi trực tiếp vào dữ liệu đều dừng ở bước </w:t>
+      </w:r>
+      <w:r>
+        <w:rPr>
+          <w:b/>
+          <w:bCs/>
+        </w:rPr>
+        <w:t>chờ phê duyệt</w:t>
+      </w:r>
+      <w:r>
+        <w:rPr/>
+        <w:t xml:space="preserve"> - agent không tự làm.</w:t>
+      </w:r>
+    </w:p>
+    <w:p>
+      <w:pPr>
+        <w:pStyle w:val="Normal"/>
+        <w:pBdr>
+          <w:left w:val="single" w:sz="24" w:space="8" w:color="000000"/>
+        </w:pBdr>
+        <w:shd w:val="clear" w:color="auto" w:fill="F2F2F2"/>
+        <w:spacing w:before="0" w:after="160"/>
+        <w:ind w:left="200" w:right="200"/>
+        <w:rPr/>
+      </w:pPr>
+      <w:r>
+        <w:rPr/>
+      </w:r>
+    </w:p>
+    <w:p>
+      <w:pPr>
+        <w:pStyle w:val="Heading1"/>
+        <w:rPr/>
+      </w:pPr>
+      <w:bookmarkStart w:id="85" w:name="__RefHeading___Toc2808_3067172540"/>
+      <w:bookmarkEnd w:id="85"/>
+      <w:r>
+        <w:rPr/>
+        <w:t>19. Nhập và xuất dữ liệu</w:t>
+      </w:r>
+    </w:p>
+    <w:p>
+      <w:pPr>
+        <w:pStyle w:val="Heading2"/>
+        <w:rPr/>
+      </w:pPr>
+      <w:bookmarkStart w:id="86" w:name="__RefHeading___Toc2810_3067172540"/>
+      <w:bookmarkEnd w:id="86"/>
+      <w:r>
+        <w:rPr/>
+        <w:t>19.1 Nhập task từ Excel/CSV</w:t>
+      </w:r>
+    </w:p>
+    <w:p>
+      <w:pPr>
+        <w:pStyle w:val="ListParagraph"/>
+        <w:numPr>
+          <w:ilvl w:val="0"/>
+          <w:numId w:val="48"/>
+        </w:numPr>
+        <w:spacing w:lineRule="exact" w:line="290" w:before="0" w:after="60"/>
+        <w:rPr/>
+      </w:pPr>
+      <w:r>
+        <w:rPr>
+          <w:b/>
+          <w:bCs/>
+        </w:rPr>
+        <w:t>Cài đặt</w:t>
+      </w:r>
+      <w:r>
+        <w:rPr/>
+        <w:t xml:space="preserve"> → </w:t>
+      </w:r>
+      <w:r>
+        <w:rPr>
+          <w:b/>
+          <w:bCs/>
+        </w:rPr>
+        <w:t>Nhập / xuất dữ liệu</w:t>
+      </w:r>
+      <w:r>
+        <w:rPr/>
+        <w:t xml:space="preserve"> → chọn dự án.</w:t>
+      </w:r>
+    </w:p>
+    <w:p>
+      <w:pPr>
+        <w:pStyle w:val="ListParagraph"/>
+        <w:numPr>
+          <w:ilvl w:val="0"/>
+          <w:numId w:val="22"/>
+        </w:numPr>
+        <w:spacing w:lineRule="exact" w:line="290" w:before="0" w:after="60"/>
+        <w:rPr/>
+      </w:pPr>
+      <w:r>
+        <w:rPr/>
+        <w:t xml:space="preserve">Bấm </w:t>
+      </w:r>
+      <w:r>
+        <w:rPr>
+          <w:b/>
+          <w:bCs/>
+        </w:rPr>
+        <w:t>Tải file mẫu import</w:t>
+      </w:r>
+      <w:r>
+        <w:rPr/>
+        <w:t>. File gồm sheet "Tasks" để điền và sheet hướng dẫn mô tả từng cột, giá trị hợp lệ và danh sách thành viên.</w:t>
+      </w:r>
+    </w:p>
+    <w:p>
+      <w:pPr>
+        <w:pStyle w:val="ListParagraph"/>
+        <w:numPr>
+          <w:ilvl w:val="0"/>
+          <w:numId w:val="22"/>
+        </w:numPr>
+        <w:spacing w:lineRule="exact" w:line="290" w:before="0" w:after="60"/>
+        <w:rPr/>
+      </w:pPr>
+      <w:r>
+        <w:rPr/>
+        <w:t>Điền dữ liệu (tối đa 1.000 dòng mỗi lần). Người phụ trách ghi theo email hoặc tên; trường lựa chọn ghi đúng nhãn.</w:t>
+      </w:r>
+    </w:p>
+    <w:p>
+      <w:pPr>
+        <w:pStyle w:val="ListParagraph"/>
+        <w:numPr>
+          <w:ilvl w:val="0"/>
+          <w:numId w:val="22"/>
+        </w:numPr>
+        <w:spacing w:lineRule="exact" w:line="290" w:before="0" w:after="60"/>
+        <w:rPr/>
+      </w:pPr>
+      <w:r>
+        <w:rPr/>
+        <w:t xml:space="preserve">Bấm </w:t>
+      </w:r>
+      <w:r>
+        <w:rPr>
+          <w:b/>
+          <w:bCs/>
+        </w:rPr>
+        <w:t>Nhập Excel / CSV</w:t>
+      </w:r>
+      <w:r>
+        <w:rPr/>
+        <w:t xml:space="preserve"> và chọn file.</w:t>
+      </w:r>
+    </w:p>
+    <w:p>
+      <w:pPr>
+        <w:pStyle w:val="Normal"/>
+        <w:pBdr>
+          <w:left w:val="single" w:sz="24" w:space="8" w:color="000000"/>
+        </w:pBdr>
+        <w:shd w:val="clear" w:color="auto" w:fill="F2F2F2"/>
+        <w:spacing w:before="120" w:after="0"/>
+        <w:ind w:left="200" w:right="200"/>
+        <w:rPr/>
+      </w:pPr>
+      <w:r>
+        <w:rPr>
+          <w:b/>
+          <w:bCs/>
+          <w:color w:val="000000"/>
+        </w:rPr>
+        <w:t>Nguyên tắc "tất cả hoặc không"</w:t>
+      </w:r>
+    </w:p>
+    <w:p>
+      <w:pPr>
+        <w:pStyle w:val="Normal"/>
+        <w:pBdr>
+          <w:left w:val="single" w:sz="24" w:space="8" w:color="000000"/>
+        </w:pBdr>
+        <w:shd w:val="clear" w:color="auto" w:fill="F2F2F2"/>
+        <w:spacing w:lineRule="exact" w:line="290" w:before="0" w:after="0"/>
+        <w:ind w:left="200" w:right="200"/>
+        <w:rPr/>
+      </w:pPr>
+      <w:r>
+        <w:rPr/>
+        <w:t>Mọi dòng được kiểm tra trước khi nhập. Chỉ cần một dòng sai, không dòng nào được nhập - thông báo lỗi chỉ rõ dòng và cột cần sửa. Nhờ vậy dữ liệu không bị nhập dở dang.</w:t>
+      </w:r>
+    </w:p>
+    <w:p>
+      <w:pPr>
+        <w:pStyle w:val="Normal"/>
+        <w:pBdr>
+          <w:left w:val="single" w:sz="24" w:space="8" w:color="000000"/>
+        </w:pBdr>
+        <w:shd w:val="clear" w:color="auto" w:fill="F2F2F2"/>
+        <w:spacing w:before="0" w:after="160"/>
+        <w:ind w:left="200" w:right="200"/>
+        <w:rPr/>
+      </w:pPr>
+      <w:r>
+        <w:rPr/>
+      </w:r>
+    </w:p>
+    <w:p>
+      <w:pPr>
+        <w:pStyle w:val="Heading2"/>
+        <w:rPr/>
+      </w:pPr>
+      <w:bookmarkStart w:id="87" w:name="__RefHeading___Toc2812_3067172540"/>
+      <w:bookmarkEnd w:id="87"/>
+      <w:r>
+        <w:rPr/>
+        <w:t>19.2 Xuất dữ liệu</w:t>
+      </w:r>
+    </w:p>
+    <w:p>
+      <w:pPr>
+        <w:pStyle w:val="ListParagraph"/>
+        <w:numPr>
+          <w:ilvl w:val="0"/>
+          <w:numId w:val="1"/>
+        </w:numPr>
+        <w:spacing w:lineRule="exact" w:line="290" w:before="0" w:after="60"/>
+        <w:rPr/>
+      </w:pPr>
+      <w:r>
+        <w:rPr/>
+        <w:t xml:space="preserve">Toàn bộ task của dự án: </w:t>
+      </w:r>
+      <w:r>
+        <w:rPr>
+          <w:b/>
+          <w:bCs/>
+        </w:rPr>
+        <w:t>Cài đặt</w:t>
+      </w:r>
+      <w:r>
+        <w:rPr/>
+        <w:t xml:space="preserve"> → </w:t>
+      </w:r>
+      <w:r>
+        <w:rPr>
+          <w:b/>
+          <w:bCs/>
+        </w:rPr>
+        <w:t>Nhập / xuất dữ liệu</w:t>
+      </w:r>
+      <w:r>
+        <w:rPr/>
+        <w:t xml:space="preserve"> → </w:t>
+      </w:r>
+      <w:r>
+        <w:rPr>
+          <w:b/>
+          <w:bCs/>
+        </w:rPr>
+        <w:t>Xuất</w:t>
+      </w:r>
+      <w:r>
+        <w:rPr/>
+        <w:t xml:space="preserve"> (CSV hoặc Excel).</w:t>
+      </w:r>
+    </w:p>
+    <w:p>
+      <w:pPr>
+        <w:pStyle w:val="ListParagraph"/>
+        <w:numPr>
+          <w:ilvl w:val="0"/>
+          <w:numId w:val="1"/>
+        </w:numPr>
+        <w:spacing w:lineRule="exact" w:line="290" w:before="0" w:after="60"/>
+        <w:rPr/>
+      </w:pPr>
+      <w:r>
+        <w:rPr/>
         <w:t xml:space="preserve">Theo view: nút </w:t>
       </w:r>
       <w:r>
@@ -20186,11 +23535,11 @@
         <w:pStyle w:val="Heading1"/>
         <w:rPr/>
       </w:pPr>
-      <w:bookmarkStart w:id="76" w:name="__RefHeading___Toc2439_2814984431"/>
-      <w:bookmarkEnd w:id="76"/>
-      <w:r>
-        <w:rPr/>
-        <w:t>17. Cài đặt cá nhân và giao diện</w:t>
+      <w:bookmarkStart w:id="88" w:name="__RefHeading___Toc2814_3067172540"/>
+      <w:bookmarkEnd w:id="88"/>
+      <w:r>
+        <w:rPr/>
+        <w:t>20. Cài đặt cá nhân và giao diện</w:t>
       </w:r>
     </w:p>
     <w:p>
@@ -20198,11 +23547,11 @@
         <w:pStyle w:val="Heading2"/>
         <w:rPr/>
       </w:pPr>
-      <w:bookmarkStart w:id="77" w:name="__RefHeading___Toc2441_2814984431"/>
-      <w:bookmarkEnd w:id="77"/>
-      <w:r>
-        <w:rPr/>
-        <w:t>17.1 Hồ sơ</w:t>
+      <w:bookmarkStart w:id="89" w:name="__RefHeading___Toc2816_3067172540"/>
+      <w:bookmarkEnd w:id="89"/>
+      <w:r>
+        <w:rPr/>
+        <w:t>20.1 Hồ sơ</w:t>
       </w:r>
     </w:p>
     <w:p>
@@ -20232,11 +23581,11 @@
         <w:pStyle w:val="Heading2"/>
         <w:rPr/>
       </w:pPr>
-      <w:bookmarkStart w:id="78" w:name="__RefHeading___Toc2443_2814984431"/>
-      <w:bookmarkEnd w:id="78"/>
-      <w:r>
-        <w:rPr/>
-        <w:t>17.2 Giao diện và ngôn ngữ</w:t>
+      <w:bookmarkStart w:id="90" w:name="__RefHeading___Toc2818_3067172540"/>
+      <w:bookmarkEnd w:id="90"/>
+      <w:r>
+        <w:rPr/>
+        <w:t>20.2 Giao diện và ngôn ngữ</w:t>
       </w:r>
     </w:p>
     <w:p>
@@ -20910,11 +24259,11 @@
         <w:pStyle w:val="Heading1"/>
         <w:rPr/>
       </w:pPr>
-      <w:bookmarkStart w:id="79" w:name="__RefHeading___Toc2445_2814984431"/>
-      <w:bookmarkEnd w:id="79"/>
-      <w:r>
-        <w:rPr/>
-        <w:t>18. Ứng dụng Windows</w:t>
+      <w:bookmarkStart w:id="91" w:name="__RefHeading___Toc2820_3067172540"/>
+      <w:bookmarkEnd w:id="91"/>
+      <w:r>
+        <w:rPr/>
+        <w:t>21. Ứng dụng Windows</w:t>
       </w:r>
     </w:p>
     <w:p>
@@ -20922,7 +24271,7 @@
         <w:pStyle w:val="ListParagraph"/>
         <w:numPr>
           <w:ilvl w:val="0"/>
-          <w:numId w:val="41"/>
+          <w:numId w:val="49"/>
         </w:numPr>
         <w:spacing w:lineRule="exact" w:line="290" w:before="0" w:after="60"/>
         <w:rPr/>
@@ -20948,7 +24297,7 @@
         <w:pStyle w:val="ListParagraph"/>
         <w:numPr>
           <w:ilvl w:val="0"/>
-          <w:numId w:val="19"/>
+          <w:numId w:val="23"/>
         </w:numPr>
         <w:spacing w:lineRule="exact" w:line="290" w:before="0" w:after="60"/>
         <w:rPr/>
@@ -20963,7 +24312,7 @@
         <w:pStyle w:val="ListParagraph"/>
         <w:numPr>
           <w:ilvl w:val="0"/>
-          <w:numId w:val="19"/>
+          <w:numId w:val="23"/>
         </w:numPr>
         <w:spacing w:lineRule="exact" w:line="290" w:before="0" w:after="60"/>
         <w:rPr/>
@@ -20989,11 +24338,11 @@
         <w:pStyle w:val="Heading1"/>
         <w:rPr/>
       </w:pPr>
-      <w:bookmarkStart w:id="80" w:name="__RefHeading___Toc2447_2814984431"/>
-      <w:bookmarkEnd w:id="80"/>
-      <w:r>
-        <w:rPr/>
-        <w:t>19. Gợi ý thiết lập cho các quy trình HR</w:t>
+      <w:bookmarkStart w:id="92" w:name="__RefHeading___Toc2822_3067172540"/>
+      <w:bookmarkEnd w:id="92"/>
+      <w:r>
+        <w:rPr/>
+        <w:t>22. Gợi ý thiết lập cho các quy trình HR</w:t>
       </w:r>
     </w:p>
     <w:p>
@@ -21001,11 +24350,11 @@
         <w:pStyle w:val="Heading2"/>
         <w:rPr/>
       </w:pPr>
-      <w:bookmarkStart w:id="81" w:name="__RefHeading___Toc2449_2814984431"/>
-      <w:bookmarkEnd w:id="81"/>
-      <w:r>
-        <w:rPr/>
-        <w:t>19.1 Onboarding nhân viên mới</w:t>
+      <w:bookmarkStart w:id="93" w:name="__RefHeading___Toc2824_3067172540"/>
+      <w:bookmarkEnd w:id="93"/>
+      <w:r>
+        <w:rPr/>
+        <w:t>22.1 Onboarding nhân viên mới</w:t>
       </w:r>
     </w:p>
     <w:p>
@@ -21013,7 +24362,7 @@
         <w:pStyle w:val="ListParagraph"/>
         <w:numPr>
           <w:ilvl w:val="0"/>
-          <w:numId w:val="42"/>
+          <w:numId w:val="50"/>
         </w:numPr>
         <w:spacing w:lineRule="exact" w:line="290" w:before="0" w:after="60"/>
         <w:rPr/>
@@ -21028,7 +24377,7 @@
         <w:pStyle w:val="ListParagraph"/>
         <w:numPr>
           <w:ilvl w:val="0"/>
-          <w:numId w:val="20"/>
+          <w:numId w:val="24"/>
         </w:numPr>
         <w:spacing w:lineRule="exact" w:line="290" w:before="0" w:after="60"/>
         <w:rPr/>
@@ -21054,7 +24403,7 @@
         <w:pStyle w:val="ListParagraph"/>
         <w:numPr>
           <w:ilvl w:val="0"/>
-          <w:numId w:val="20"/>
+          <w:numId w:val="24"/>
         </w:numPr>
         <w:spacing w:lineRule="exact" w:line="290" w:before="0" w:after="60"/>
         <w:rPr/>
@@ -21069,7 +24418,7 @@
         <w:pStyle w:val="ListParagraph"/>
         <w:numPr>
           <w:ilvl w:val="0"/>
-          <w:numId w:val="20"/>
+          <w:numId w:val="24"/>
         </w:numPr>
         <w:spacing w:lineRule="exact" w:line="290" w:before="0" w:after="60"/>
         <w:rPr/>
@@ -21084,7 +24433,7 @@
         <w:pStyle w:val="ListParagraph"/>
         <w:numPr>
           <w:ilvl w:val="0"/>
-          <w:numId w:val="20"/>
+          <w:numId w:val="24"/>
         </w:numPr>
         <w:spacing w:lineRule="exact" w:line="290" w:before="0" w:after="60"/>
         <w:rPr/>
@@ -21099,11 +24448,11 @@
         <w:pStyle w:val="Heading2"/>
         <w:rPr/>
       </w:pPr>
-      <w:bookmarkStart w:id="82" w:name="__RefHeading___Toc2451_2814984431"/>
-      <w:bookmarkEnd w:id="82"/>
-      <w:r>
-        <w:rPr/>
-        <w:t>19.2 Chu kỳ lương hằng tháng (C&amp;B)</w:t>
+      <w:bookmarkStart w:id="94" w:name="__RefHeading___Toc2826_3067172540"/>
+      <w:bookmarkEnd w:id="94"/>
+      <w:r>
+        <w:rPr/>
+        <w:t>22.2 Chu kỳ lương hằng tháng (C&amp;B)</w:t>
       </w:r>
     </w:p>
     <w:p>
@@ -21111,7 +24460,7 @@
         <w:pStyle w:val="ListParagraph"/>
         <w:numPr>
           <w:ilvl w:val="0"/>
-          <w:numId w:val="43"/>
+          <w:numId w:val="51"/>
         </w:numPr>
         <w:spacing w:lineRule="exact" w:line="290" w:before="0" w:after="60"/>
         <w:rPr/>
@@ -21137,7 +24486,7 @@
         <w:pStyle w:val="ListParagraph"/>
         <w:numPr>
           <w:ilvl w:val="0"/>
-          <w:numId w:val="21"/>
+          <w:numId w:val="25"/>
         </w:numPr>
         <w:spacing w:lineRule="exact" w:line="290" w:before="0" w:after="60"/>
         <w:rPr/>
@@ -21152,7 +24501,7 @@
         <w:pStyle w:val="ListParagraph"/>
         <w:numPr>
           <w:ilvl w:val="0"/>
-          <w:numId w:val="21"/>
+          <w:numId w:val="25"/>
         </w:numPr>
         <w:spacing w:lineRule="exact" w:line="290" w:before="0" w:after="60"/>
         <w:rPr/>
@@ -21178,7 +24527,7 @@
         <w:pStyle w:val="ListParagraph"/>
         <w:numPr>
           <w:ilvl w:val="0"/>
-          <w:numId w:val="21"/>
+          <w:numId w:val="25"/>
         </w:numPr>
         <w:spacing w:lineRule="exact" w:line="290" w:before="0" w:after="60"/>
         <w:rPr/>
@@ -21193,7 +24542,7 @@
         <w:pStyle w:val="ListParagraph"/>
         <w:numPr>
           <w:ilvl w:val="0"/>
-          <w:numId w:val="21"/>
+          <w:numId w:val="25"/>
         </w:numPr>
         <w:spacing w:lineRule="exact" w:line="290" w:before="0" w:after="60"/>
         <w:rPr/>
@@ -21219,11 +24568,11 @@
         <w:pStyle w:val="Heading2"/>
         <w:rPr/>
       </w:pPr>
-      <w:bookmarkStart w:id="83" w:name="__RefHeading___Toc2453_2814984431"/>
-      <w:bookmarkEnd w:id="83"/>
-      <w:r>
-        <w:rPr/>
-        <w:t>19.3 Tuyển dụng (TA)</w:t>
+      <w:bookmarkStart w:id="95" w:name="__RefHeading___Toc2828_3067172540"/>
+      <w:bookmarkEnd w:id="95"/>
+      <w:r>
+        <w:rPr/>
+        <w:t>22.3 Tuyển dụng (TA)</w:t>
       </w:r>
     </w:p>
     <w:p>
@@ -21276,11 +24625,11 @@
         <w:pStyle w:val="Heading2"/>
         <w:rPr/>
       </w:pPr>
-      <w:bookmarkStart w:id="84" w:name="__RefHeading___Toc2455_2814984431"/>
-      <w:bookmarkEnd w:id="84"/>
-      <w:r>
-        <w:rPr/>
-        <w:t>19.4 Đào tạo (L&amp;D)</w:t>
+      <w:bookmarkStart w:id="96" w:name="__RefHeading___Toc2830_3067172540"/>
+      <w:bookmarkEnd w:id="96"/>
+      <w:r>
+        <w:rPr/>
+        <w:t>22.4 Đào tạo (L&amp;D)</w:t>
       </w:r>
     </w:p>
     <w:p>
@@ -21333,11 +24682,11 @@
         <w:pStyle w:val="Heading2"/>
         <w:rPr/>
       </w:pPr>
-      <w:bookmarkStart w:id="85" w:name="__RefHeading___Toc2457_2814984431"/>
-      <w:bookmarkEnd w:id="85"/>
-      <w:r>
-        <w:rPr/>
-        <w:t>19.5 Báo cáo tuần cho quản lý</w:t>
+      <w:bookmarkStart w:id="97" w:name="__RefHeading___Toc2832_3067172540"/>
+      <w:bookmarkEnd w:id="97"/>
+      <w:r>
+        <w:rPr/>
+        <w:t>22.5 Báo cáo tuần cho quản lý</w:t>
       </w:r>
     </w:p>
     <w:p>
@@ -21397,11 +24746,11 @@
         <w:pStyle w:val="Heading1"/>
         <w:rPr/>
       </w:pPr>
-      <w:bookmarkStart w:id="86" w:name="__RefHeading___Toc2459_2814984431"/>
-      <w:bookmarkEnd w:id="86"/>
-      <w:r>
-        <w:rPr/>
-        <w:t>20. Câu hỏi thường gặp và xử lý sự cố</w:t>
+      <w:bookmarkStart w:id="98" w:name="__RefHeading___Toc2834_3067172540"/>
+      <w:bookmarkEnd w:id="98"/>
+      <w:r>
+        <w:rPr/>
+        <w:t>23. Câu hỏi thường gặp và xử lý sự cố</w:t>
       </w:r>
     </w:p>
     <w:tbl>
@@ -22220,7 +25569,235 @@
                 <w:sz w:val="19"/>
                 <w:szCs w:val="19"/>
               </w:rPr>
-              <w:t>Liên hệ admin hệ thống để được cấp mật khẩu tạm. Nếu dùng Google, chỉ cần Đăng nhập với Google.</w:t>
+              <w:t>Bấm Quên mật khẩu? ở màn hình đăng nhập để nhận link đặt lại qua email (hạn 1 giờ). Không thấy thư: xem thư rác, hoặc nhờ admin cấp mật khẩu tạm. Nếu dùng Google/Microsoft, chỉ cần đăng nhập bằng nút tương ứng.</w:t>
+            </w:r>
+          </w:p>
+        </w:tc>
+      </w:tr>
+      <w:tr>
+        <w:trPr/>
+        <w:tc>
+          <w:tcPr>
+            <w:tcW w:w="3213" w:type="dxa"/>
+            <w:tcBorders>
+              <w:top w:val="single" w:sz="4" w:space="0" w:color="808080"/>
+              <w:left w:val="single" w:sz="4" w:space="0" w:color="808080"/>
+              <w:bottom w:val="single" w:sz="4" w:space="0" w:color="808080"/>
+              <w:right w:val="single" w:sz="4" w:space="0" w:color="808080"/>
+            </w:tcBorders>
+          </w:tcPr>
+          <w:p>
+            <w:pPr>
+              <w:pStyle w:val="Normal"/>
+              <w:spacing w:lineRule="exact" w:line="260" w:before="0" w:after="40"/>
+              <w:rPr/>
+            </w:pPr>
+            <w:r>
+              <w:rPr>
+                <w:b w:val="false"/>
+                <w:bCs w:val="false"/>
+                <w:sz w:val="19"/>
+                <w:szCs w:val="19"/>
+              </w:rPr>
+              <w:t>Không nhận được email xác minh</w:t>
+            </w:r>
+          </w:p>
+        </w:tc>
+        <w:tc>
+          <w:tcPr>
+            <w:tcW w:w="6424" w:type="dxa"/>
+            <w:tcBorders>
+              <w:top w:val="single" w:sz="4" w:space="0" w:color="808080"/>
+              <w:left w:val="single" w:sz="4" w:space="0" w:color="808080"/>
+              <w:bottom w:val="single" w:sz="4" w:space="0" w:color="808080"/>
+              <w:right w:val="single" w:sz="4" w:space="0" w:color="808080"/>
+            </w:tcBorders>
+          </w:tcPr>
+          <w:p>
+            <w:pPr>
+              <w:pStyle w:val="Normal"/>
+              <w:spacing w:lineRule="exact" w:line="260" w:before="0" w:after="40"/>
+              <w:rPr/>
+            </w:pPr>
+            <w:r>
+              <w:rPr>
+                <w:b w:val="false"/>
+                <w:bCs w:val="false"/>
+                <w:sz w:val="19"/>
+                <w:szCs w:val="19"/>
+              </w:rPr>
+              <w:t>Kiểm tra thư rác; bấm gửi lại. Nếu banner báo máy chủ chưa cấu hình email, nhờ quản trị viên xác minh giúp.</w:t>
+            </w:r>
+          </w:p>
+        </w:tc>
+      </w:tr>
+      <w:tr>
+        <w:trPr/>
+        <w:tc>
+          <w:tcPr>
+            <w:tcW w:w="3213" w:type="dxa"/>
+            <w:tcBorders>
+              <w:top w:val="single" w:sz="4" w:space="0" w:color="808080"/>
+              <w:left w:val="single" w:sz="4" w:space="0" w:color="808080"/>
+              <w:bottom w:val="single" w:sz="4" w:space="0" w:color="808080"/>
+              <w:right w:val="single" w:sz="4" w:space="0" w:color="808080"/>
+            </w:tcBorders>
+          </w:tcPr>
+          <w:p>
+            <w:pPr>
+              <w:pStyle w:val="Normal"/>
+              <w:spacing w:lineRule="exact" w:line="260" w:before="0" w:after="40"/>
+              <w:rPr/>
+            </w:pPr>
+            <w:r>
+              <w:rPr>
+                <w:b w:val="false"/>
+                <w:bCs w:val="false"/>
+                <w:sz w:val="19"/>
+                <w:szCs w:val="19"/>
+              </w:rPr>
+              <w:t>Đăng nhập Microsoft báo lỗi tài khoản/tenant</w:t>
+            </w:r>
+          </w:p>
+        </w:tc>
+        <w:tc>
+          <w:tcPr>
+            <w:tcW w:w="6424" w:type="dxa"/>
+            <w:tcBorders>
+              <w:top w:val="single" w:sz="4" w:space="0" w:color="808080"/>
+              <w:left w:val="single" w:sz="4" w:space="0" w:color="808080"/>
+              <w:bottom w:val="single" w:sz="4" w:space="0" w:color="808080"/>
+              <w:right w:val="single" w:sz="4" w:space="0" w:color="808080"/>
+            </w:tcBorders>
+          </w:tcPr>
+          <w:p>
+            <w:pPr>
+              <w:pStyle w:val="Normal"/>
+              <w:spacing w:lineRule="exact" w:line="260" w:before="0" w:after="40"/>
+              <w:rPr/>
+            </w:pPr>
+            <w:r>
+              <w:rPr>
+                <w:b w:val="false"/>
+                <w:bCs w:val="false"/>
+                <w:sz w:val="19"/>
+                <w:szCs w:val="19"/>
+              </w:rPr>
+              <w:t>Tài khoản của bạn không thuộc tổ chức được phép, hoặc app chưa bật cho tài khoản Microsoft cá nhân. Dùng email/mật khẩu hoặc báo quản trị.</w:t>
+            </w:r>
+          </w:p>
+        </w:tc>
+      </w:tr>
+      <w:tr>
+        <w:trPr/>
+        <w:tc>
+          <w:tcPr>
+            <w:tcW w:w="3213" w:type="dxa"/>
+            <w:tcBorders>
+              <w:top w:val="single" w:sz="4" w:space="0" w:color="808080"/>
+              <w:left w:val="single" w:sz="4" w:space="0" w:color="808080"/>
+              <w:bottom w:val="single" w:sz="4" w:space="0" w:color="808080"/>
+              <w:right w:val="single" w:sz="4" w:space="0" w:color="808080"/>
+            </w:tcBorders>
+          </w:tcPr>
+          <w:p>
+            <w:pPr>
+              <w:pStyle w:val="Normal"/>
+              <w:spacing w:lineRule="exact" w:line="260" w:before="0" w:after="40"/>
+              <w:rPr/>
+            </w:pPr>
+            <w:r>
+              <w:rPr>
+                <w:b w:val="false"/>
+                <w:bCs w:val="false"/>
+                <w:sz w:val="19"/>
+                <w:szCs w:val="19"/>
+              </w:rPr>
+              <w:t>AI không đọc được file đính kèm</w:t>
+            </w:r>
+          </w:p>
+        </w:tc>
+        <w:tc>
+          <w:tcPr>
+            <w:tcW w:w="6424" w:type="dxa"/>
+            <w:tcBorders>
+              <w:top w:val="single" w:sz="4" w:space="0" w:color="808080"/>
+              <w:left w:val="single" w:sz="4" w:space="0" w:color="808080"/>
+              <w:bottom w:val="single" w:sz="4" w:space="0" w:color="808080"/>
+              <w:right w:val="single" w:sz="4" w:space="0" w:color="808080"/>
+            </w:tcBorders>
+          </w:tcPr>
+          <w:p>
+            <w:pPr>
+              <w:pStyle w:val="Normal"/>
+              <w:spacing w:lineRule="exact" w:line="260" w:before="0" w:after="40"/>
+              <w:rPr/>
+            </w:pPr>
+            <w:r>
+              <w:rPr>
+                <w:b w:val="false"/>
+                <w:bCs w:val="false"/>
+                <w:sz w:val="19"/>
+                <w:szCs w:val="19"/>
+              </w:rPr>
+              <w:t>Chỉ nhận ảnh PNG/JPG/WebP/GIF, PDF, Word, Excel, PowerPoint, TXT, CSV, JSON, HTML; tối đa 5 file / 4 MB mỗi tin nhắn. Ảnh HEIC hãy đổi sang JPG; .doc/.xls hãy lưu lại thành .docx/.xlsx.</w:t>
+            </w:r>
+          </w:p>
+        </w:tc>
+      </w:tr>
+      <w:tr>
+        <w:trPr/>
+        <w:tc>
+          <w:tcPr>
+            <w:tcW w:w="3213" w:type="dxa"/>
+            <w:tcBorders>
+              <w:top w:val="single" w:sz="4" w:space="0" w:color="808080"/>
+              <w:left w:val="single" w:sz="4" w:space="0" w:color="808080"/>
+              <w:bottom w:val="single" w:sz="4" w:space="0" w:color="808080"/>
+              <w:right w:val="single" w:sz="4" w:space="0" w:color="808080"/>
+            </w:tcBorders>
+          </w:tcPr>
+          <w:p>
+            <w:pPr>
+              <w:pStyle w:val="Normal"/>
+              <w:spacing w:lineRule="exact" w:line="260" w:before="0" w:after="40"/>
+              <w:rPr/>
+            </w:pPr>
+            <w:r>
+              <w:rPr>
+                <w:b w:val="false"/>
+                <w:bCs w:val="false"/>
+                <w:sz w:val="19"/>
+                <w:szCs w:val="19"/>
+              </w:rPr>
+              <w:t>Lọc OKR theo khoảng ngày không thấy mục tiêu</w:t>
+            </w:r>
+          </w:p>
+        </w:tc>
+        <w:tc>
+          <w:tcPr>
+            <w:tcW w:w="6424" w:type="dxa"/>
+            <w:tcBorders>
+              <w:top w:val="single" w:sz="4" w:space="0" w:color="808080"/>
+              <w:left w:val="single" w:sz="4" w:space="0" w:color="808080"/>
+              <w:bottom w:val="single" w:sz="4" w:space="0" w:color="808080"/>
+              <w:right w:val="single" w:sz="4" w:space="0" w:color="808080"/>
+            </w:tcBorders>
+          </w:tcPr>
+          <w:p>
+            <w:pPr>
+              <w:pStyle w:val="Normal"/>
+              <w:spacing w:lineRule="exact" w:line="260" w:before="0" w:after="40"/>
+              <w:rPr/>
+            </w:pPr>
+            <w:r>
+              <w:rPr>
+                <w:b w:val="false"/>
+                <w:bCs w:val="false"/>
+                <w:sz w:val="19"/>
+                <w:szCs w:val="19"/>
+              </w:rPr>
+              <w:t>Mục tiêu cần có ngày bắt đầu/kết thúc hoặc nhãn chu kỳ dạng "Q3 2026" / "2026"; mục tiêu không có ngày sẽ không hiện khi lọc theo khoảng ngày.</w:t>
             </w:r>
           </w:p>
         </w:tc>
@@ -22422,7 +25999,7 @@
     </w:r>
     <w:r>
       <w:rPr/>
-      <w:t>23</w:t>
+      <w:t>27</w:t>
     </w:r>
     <w:r>
       <w:rPr/>
@@ -22450,7 +26027,7 @@
     </w:r>
     <w:r>
       <w:rPr/>
-      <w:t>23</w:t>
+      <w:t>27</w:t>
     </w:r>
     <w:r>
       <w:rPr/>
@@ -24868,6 +28445,450 @@
   <w:abstractNum w:abstractNumId="22">
     <w:lvl w:ilvl="0">
       <w:start w:val="1"/>
+      <w:numFmt w:val="decimal"/>
+      <w:lvlText w:val="%1."/>
+      <w:lvlJc w:val="left"/>
+      <w:pPr>
+        <w:tabs>
+          <w:tab w:val="num" w:pos="0"/>
+        </w:tabs>
+        <w:ind w:left="540" w:hanging="300"/>
+      </w:pPr>
+      <w:rPr/>
+    </w:lvl>
+    <w:lvl w:ilvl="1">
+      <w:start w:val="1"/>
+      <w:numFmt w:val="decimal"/>
+      <w:lvlText w:val="%2."/>
+      <w:lvlJc w:val="left"/>
+      <w:pPr>
+        <w:tabs>
+          <w:tab w:val="num" w:pos="1080"/>
+        </w:tabs>
+        <w:ind w:left="1080" w:hanging="360"/>
+      </w:pPr>
+    </w:lvl>
+    <w:lvl w:ilvl="2">
+      <w:start w:val="1"/>
+      <w:numFmt w:val="decimal"/>
+      <w:lvlText w:val="%3."/>
+      <w:lvlJc w:val="left"/>
+      <w:pPr>
+        <w:tabs>
+          <w:tab w:val="num" w:pos="1440"/>
+        </w:tabs>
+        <w:ind w:left="1440" w:hanging="360"/>
+      </w:pPr>
+    </w:lvl>
+    <w:lvl w:ilvl="3">
+      <w:start w:val="1"/>
+      <w:numFmt w:val="decimal"/>
+      <w:lvlText w:val="%4."/>
+      <w:lvlJc w:val="left"/>
+      <w:pPr>
+        <w:tabs>
+          <w:tab w:val="num" w:pos="1800"/>
+        </w:tabs>
+        <w:ind w:left="1800" w:hanging="360"/>
+      </w:pPr>
+    </w:lvl>
+    <w:lvl w:ilvl="4">
+      <w:start w:val="1"/>
+      <w:numFmt w:val="decimal"/>
+      <w:lvlText w:val="%5."/>
+      <w:lvlJc w:val="left"/>
+      <w:pPr>
+        <w:tabs>
+          <w:tab w:val="num" w:pos="2160"/>
+        </w:tabs>
+        <w:ind w:left="2160" w:hanging="360"/>
+      </w:pPr>
+    </w:lvl>
+    <w:lvl w:ilvl="5">
+      <w:start w:val="1"/>
+      <w:numFmt w:val="decimal"/>
+      <w:lvlText w:val="%6."/>
+      <w:lvlJc w:val="left"/>
+      <w:pPr>
+        <w:tabs>
+          <w:tab w:val="num" w:pos="2520"/>
+        </w:tabs>
+        <w:ind w:left="2520" w:hanging="360"/>
+      </w:pPr>
+    </w:lvl>
+    <w:lvl w:ilvl="6">
+      <w:start w:val="1"/>
+      <w:numFmt w:val="decimal"/>
+      <w:lvlText w:val="%7."/>
+      <w:lvlJc w:val="left"/>
+      <w:pPr>
+        <w:tabs>
+          <w:tab w:val="num" w:pos="2880"/>
+        </w:tabs>
+        <w:ind w:left="2880" w:hanging="360"/>
+      </w:pPr>
+    </w:lvl>
+    <w:lvl w:ilvl="7">
+      <w:start w:val="1"/>
+      <w:numFmt w:val="decimal"/>
+      <w:lvlText w:val="%8."/>
+      <w:lvlJc w:val="left"/>
+      <w:pPr>
+        <w:tabs>
+          <w:tab w:val="num" w:pos="3240"/>
+        </w:tabs>
+        <w:ind w:left="3240" w:hanging="360"/>
+      </w:pPr>
+    </w:lvl>
+    <w:lvl w:ilvl="8">
+      <w:start w:val="1"/>
+      <w:numFmt w:val="decimal"/>
+      <w:lvlText w:val="%9."/>
+      <w:lvlJc w:val="left"/>
+      <w:pPr>
+        <w:tabs>
+          <w:tab w:val="num" w:pos="3600"/>
+        </w:tabs>
+        <w:ind w:left="3600" w:hanging="360"/>
+      </w:pPr>
+    </w:lvl>
+  </w:abstractNum>
+  <w:abstractNum w:abstractNumId="23">
+    <w:lvl w:ilvl="0">
+      <w:start w:val="1"/>
+      <w:numFmt w:val="decimal"/>
+      <w:lvlText w:val="%1."/>
+      <w:lvlJc w:val="left"/>
+      <w:pPr>
+        <w:tabs>
+          <w:tab w:val="num" w:pos="0"/>
+        </w:tabs>
+        <w:ind w:left="540" w:hanging="300"/>
+      </w:pPr>
+      <w:rPr/>
+    </w:lvl>
+    <w:lvl w:ilvl="1">
+      <w:start w:val="1"/>
+      <w:numFmt w:val="decimal"/>
+      <w:lvlText w:val="%2."/>
+      <w:lvlJc w:val="left"/>
+      <w:pPr>
+        <w:tabs>
+          <w:tab w:val="num" w:pos="1080"/>
+        </w:tabs>
+        <w:ind w:left="1080" w:hanging="360"/>
+      </w:pPr>
+    </w:lvl>
+    <w:lvl w:ilvl="2">
+      <w:start w:val="1"/>
+      <w:numFmt w:val="decimal"/>
+      <w:lvlText w:val="%3."/>
+      <w:lvlJc w:val="left"/>
+      <w:pPr>
+        <w:tabs>
+          <w:tab w:val="num" w:pos="1440"/>
+        </w:tabs>
+        <w:ind w:left="1440" w:hanging="360"/>
+      </w:pPr>
+    </w:lvl>
+    <w:lvl w:ilvl="3">
+      <w:start w:val="1"/>
+      <w:numFmt w:val="decimal"/>
+      <w:lvlText w:val="%4."/>
+      <w:lvlJc w:val="left"/>
+      <w:pPr>
+        <w:tabs>
+          <w:tab w:val="num" w:pos="1800"/>
+        </w:tabs>
+        <w:ind w:left="1800" w:hanging="360"/>
+      </w:pPr>
+    </w:lvl>
+    <w:lvl w:ilvl="4">
+      <w:start w:val="1"/>
+      <w:numFmt w:val="decimal"/>
+      <w:lvlText w:val="%5."/>
+      <w:lvlJc w:val="left"/>
+      <w:pPr>
+        <w:tabs>
+          <w:tab w:val="num" w:pos="2160"/>
+        </w:tabs>
+        <w:ind w:left="2160" w:hanging="360"/>
+      </w:pPr>
+    </w:lvl>
+    <w:lvl w:ilvl="5">
+      <w:start w:val="1"/>
+      <w:numFmt w:val="decimal"/>
+      <w:lvlText w:val="%6."/>
+      <w:lvlJc w:val="left"/>
+      <w:pPr>
+        <w:tabs>
+          <w:tab w:val="num" w:pos="2520"/>
+        </w:tabs>
+        <w:ind w:left="2520" w:hanging="360"/>
+      </w:pPr>
+    </w:lvl>
+    <w:lvl w:ilvl="6">
+      <w:start w:val="1"/>
+      <w:numFmt w:val="decimal"/>
+      <w:lvlText w:val="%7."/>
+      <w:lvlJc w:val="left"/>
+      <w:pPr>
+        <w:tabs>
+          <w:tab w:val="num" w:pos="2880"/>
+        </w:tabs>
+        <w:ind w:left="2880" w:hanging="360"/>
+      </w:pPr>
+    </w:lvl>
+    <w:lvl w:ilvl="7">
+      <w:start w:val="1"/>
+      <w:numFmt w:val="decimal"/>
+      <w:lvlText w:val="%8."/>
+      <w:lvlJc w:val="left"/>
+      <w:pPr>
+        <w:tabs>
+          <w:tab w:val="num" w:pos="3240"/>
+        </w:tabs>
+        <w:ind w:left="3240" w:hanging="360"/>
+      </w:pPr>
+    </w:lvl>
+    <w:lvl w:ilvl="8">
+      <w:start w:val="1"/>
+      <w:numFmt w:val="decimal"/>
+      <w:lvlText w:val="%9."/>
+      <w:lvlJc w:val="left"/>
+      <w:pPr>
+        <w:tabs>
+          <w:tab w:val="num" w:pos="3600"/>
+        </w:tabs>
+        <w:ind w:left="3600" w:hanging="360"/>
+      </w:pPr>
+    </w:lvl>
+  </w:abstractNum>
+  <w:abstractNum w:abstractNumId="24">
+    <w:lvl w:ilvl="0">
+      <w:start w:val="1"/>
+      <w:numFmt w:val="decimal"/>
+      <w:lvlText w:val="%1."/>
+      <w:lvlJc w:val="left"/>
+      <w:pPr>
+        <w:tabs>
+          <w:tab w:val="num" w:pos="0"/>
+        </w:tabs>
+        <w:ind w:left="540" w:hanging="300"/>
+      </w:pPr>
+      <w:rPr/>
+    </w:lvl>
+    <w:lvl w:ilvl="1">
+      <w:start w:val="1"/>
+      <w:numFmt w:val="decimal"/>
+      <w:lvlText w:val="%2."/>
+      <w:lvlJc w:val="left"/>
+      <w:pPr>
+        <w:tabs>
+          <w:tab w:val="num" w:pos="1080"/>
+        </w:tabs>
+        <w:ind w:left="1080" w:hanging="360"/>
+      </w:pPr>
+    </w:lvl>
+    <w:lvl w:ilvl="2">
+      <w:start w:val="1"/>
+      <w:numFmt w:val="decimal"/>
+      <w:lvlText w:val="%3."/>
+      <w:lvlJc w:val="left"/>
+      <w:pPr>
+        <w:tabs>
+          <w:tab w:val="num" w:pos="1440"/>
+        </w:tabs>
+        <w:ind w:left="1440" w:hanging="360"/>
+      </w:pPr>
+    </w:lvl>
+    <w:lvl w:ilvl="3">
+      <w:start w:val="1"/>
+      <w:numFmt w:val="decimal"/>
+      <w:lvlText w:val="%4."/>
+      <w:lvlJc w:val="left"/>
+      <w:pPr>
+        <w:tabs>
+          <w:tab w:val="num" w:pos="1800"/>
+        </w:tabs>
+        <w:ind w:left="1800" w:hanging="360"/>
+      </w:pPr>
+    </w:lvl>
+    <w:lvl w:ilvl="4">
+      <w:start w:val="1"/>
+      <w:numFmt w:val="decimal"/>
+      <w:lvlText w:val="%5."/>
+      <w:lvlJc w:val="left"/>
+      <w:pPr>
+        <w:tabs>
+          <w:tab w:val="num" w:pos="2160"/>
+        </w:tabs>
+        <w:ind w:left="2160" w:hanging="360"/>
+      </w:pPr>
+    </w:lvl>
+    <w:lvl w:ilvl="5">
+      <w:start w:val="1"/>
+      <w:numFmt w:val="decimal"/>
+      <w:lvlText w:val="%6."/>
+      <w:lvlJc w:val="left"/>
+      <w:pPr>
+        <w:tabs>
+          <w:tab w:val="num" w:pos="2520"/>
+        </w:tabs>
+        <w:ind w:left="2520" w:hanging="360"/>
+      </w:pPr>
+    </w:lvl>
+    <w:lvl w:ilvl="6">
+      <w:start w:val="1"/>
+      <w:numFmt w:val="decimal"/>
+      <w:lvlText w:val="%7."/>
+      <w:lvlJc w:val="left"/>
+      <w:pPr>
+        <w:tabs>
+          <w:tab w:val="num" w:pos="2880"/>
+        </w:tabs>
+        <w:ind w:left="2880" w:hanging="360"/>
+      </w:pPr>
+    </w:lvl>
+    <w:lvl w:ilvl="7">
+      <w:start w:val="1"/>
+      <w:numFmt w:val="decimal"/>
+      <w:lvlText w:val="%8."/>
+      <w:lvlJc w:val="left"/>
+      <w:pPr>
+        <w:tabs>
+          <w:tab w:val="num" w:pos="3240"/>
+        </w:tabs>
+        <w:ind w:left="3240" w:hanging="360"/>
+      </w:pPr>
+    </w:lvl>
+    <w:lvl w:ilvl="8">
+      <w:start w:val="1"/>
+      <w:numFmt w:val="decimal"/>
+      <w:lvlText w:val="%9."/>
+      <w:lvlJc w:val="left"/>
+      <w:pPr>
+        <w:tabs>
+          <w:tab w:val="num" w:pos="3600"/>
+        </w:tabs>
+        <w:ind w:left="3600" w:hanging="360"/>
+      </w:pPr>
+    </w:lvl>
+  </w:abstractNum>
+  <w:abstractNum w:abstractNumId="25">
+    <w:lvl w:ilvl="0">
+      <w:start w:val="1"/>
+      <w:numFmt w:val="decimal"/>
+      <w:lvlText w:val="%1."/>
+      <w:lvlJc w:val="left"/>
+      <w:pPr>
+        <w:tabs>
+          <w:tab w:val="num" w:pos="0"/>
+        </w:tabs>
+        <w:ind w:left="540" w:hanging="300"/>
+      </w:pPr>
+      <w:rPr/>
+    </w:lvl>
+    <w:lvl w:ilvl="1">
+      <w:start w:val="1"/>
+      <w:numFmt w:val="decimal"/>
+      <w:lvlText w:val="%2."/>
+      <w:lvlJc w:val="left"/>
+      <w:pPr>
+        <w:tabs>
+          <w:tab w:val="num" w:pos="1080"/>
+        </w:tabs>
+        <w:ind w:left="1080" w:hanging="360"/>
+      </w:pPr>
+    </w:lvl>
+    <w:lvl w:ilvl="2">
+      <w:start w:val="1"/>
+      <w:numFmt w:val="decimal"/>
+      <w:lvlText w:val="%3."/>
+      <w:lvlJc w:val="left"/>
+      <w:pPr>
+        <w:tabs>
+          <w:tab w:val="num" w:pos="1440"/>
+        </w:tabs>
+        <w:ind w:left="1440" w:hanging="360"/>
+      </w:pPr>
+    </w:lvl>
+    <w:lvl w:ilvl="3">
+      <w:start w:val="1"/>
+      <w:numFmt w:val="decimal"/>
+      <w:lvlText w:val="%4."/>
+      <w:lvlJc w:val="left"/>
+      <w:pPr>
+        <w:tabs>
+          <w:tab w:val="num" w:pos="1800"/>
+        </w:tabs>
+        <w:ind w:left="1800" w:hanging="360"/>
+      </w:pPr>
+    </w:lvl>
+    <w:lvl w:ilvl="4">
+      <w:start w:val="1"/>
+      <w:numFmt w:val="decimal"/>
+      <w:lvlText w:val="%5."/>
+      <w:lvlJc w:val="left"/>
+      <w:pPr>
+        <w:tabs>
+          <w:tab w:val="num" w:pos="2160"/>
+        </w:tabs>
+        <w:ind w:left="2160" w:hanging="360"/>
+      </w:pPr>
+    </w:lvl>
+    <w:lvl w:ilvl="5">
+      <w:start w:val="1"/>
+      <w:numFmt w:val="decimal"/>
+      <w:lvlText w:val="%6."/>
+      <w:lvlJc w:val="left"/>
+      <w:pPr>
+        <w:tabs>
+          <w:tab w:val="num" w:pos="2520"/>
+        </w:tabs>
+        <w:ind w:left="2520" w:hanging="360"/>
+      </w:pPr>
+    </w:lvl>
+    <w:lvl w:ilvl="6">
+      <w:start w:val="1"/>
+      <w:numFmt w:val="decimal"/>
+      <w:lvlText w:val="%7."/>
+      <w:lvlJc w:val="left"/>
+      <w:pPr>
+        <w:tabs>
+          <w:tab w:val="num" w:pos="2880"/>
+        </w:tabs>
+        <w:ind w:left="2880" w:hanging="360"/>
+      </w:pPr>
+    </w:lvl>
+    <w:lvl w:ilvl="7">
+      <w:start w:val="1"/>
+      <w:numFmt w:val="decimal"/>
+      <w:lvlText w:val="%8."/>
+      <w:lvlJc w:val="left"/>
+      <w:pPr>
+        <w:tabs>
+          <w:tab w:val="num" w:pos="3240"/>
+        </w:tabs>
+        <w:ind w:left="3240" w:hanging="360"/>
+      </w:pPr>
+    </w:lvl>
+    <w:lvl w:ilvl="8">
+      <w:start w:val="1"/>
+      <w:numFmt w:val="decimal"/>
+      <w:lvlText w:val="%9."/>
+      <w:lvlJc w:val="left"/>
+      <w:pPr>
+        <w:tabs>
+          <w:tab w:val="num" w:pos="3600"/>
+        </w:tabs>
+        <w:ind w:left="3600" w:hanging="360"/>
+      </w:pPr>
+    </w:lvl>
+  </w:abstractNum>
+  <w:abstractNum w:abstractNumId="26">
+    <w:lvl w:ilvl="0">
+      <w:start w:val="1"/>
       <w:numFmt w:val="none"/>
       <w:suff w:val="nothing"/>
       <w:lvlText w:val=""/>
@@ -25051,127 +29072,163 @@
     <w:abstractNumId w:val="22"/>
   </w:num>
   <w:num w:numId="23">
+    <w:abstractNumId w:val="23"/>
+  </w:num>
+  <w:num w:numId="24">
+    <w:abstractNumId w:val="24"/>
+  </w:num>
+  <w:num w:numId="25">
+    <w:abstractNumId w:val="25"/>
+  </w:num>
+  <w:num w:numId="26">
+    <w:abstractNumId w:val="26"/>
+  </w:num>
+  <w:num w:numId="27">
     <w:abstractNumId w:val="1"/>
     <w:lvlOverride w:ilvl="0">
       <w:startOverride w:val="1"/>
     </w:lvlOverride>
   </w:num>
-  <w:num w:numId="24">
+  <w:num w:numId="28">
     <w:abstractNumId w:val="2"/>
     <w:lvlOverride w:ilvl="0">
       <w:startOverride w:val="1"/>
     </w:lvlOverride>
   </w:num>
-  <w:num w:numId="25">
+  <w:num w:numId="29">
     <w:abstractNumId w:val="3"/>
     <w:lvlOverride w:ilvl="0">
       <w:startOverride w:val="1"/>
     </w:lvlOverride>
   </w:num>
-  <w:num w:numId="26">
+  <w:num w:numId="30">
     <w:abstractNumId w:val="4"/>
     <w:lvlOverride w:ilvl="0">
       <w:startOverride w:val="1"/>
     </w:lvlOverride>
   </w:num>
-  <w:num w:numId="27">
+  <w:num w:numId="31">
     <w:abstractNumId w:val="5"/>
     <w:lvlOverride w:ilvl="0">
       <w:startOverride w:val="1"/>
     </w:lvlOverride>
   </w:num>
-  <w:num w:numId="28">
+  <w:num w:numId="32">
     <w:abstractNumId w:val="6"/>
     <w:lvlOverride w:ilvl="0">
       <w:startOverride w:val="1"/>
     </w:lvlOverride>
   </w:num>
-  <w:num w:numId="29">
+  <w:num w:numId="33">
     <w:abstractNumId w:val="7"/>
     <w:lvlOverride w:ilvl="0">
       <w:startOverride w:val="1"/>
     </w:lvlOverride>
   </w:num>
-  <w:num w:numId="30">
+  <w:num w:numId="34">
     <w:abstractNumId w:val="8"/>
     <w:lvlOverride w:ilvl="0">
       <w:startOverride w:val="1"/>
     </w:lvlOverride>
   </w:num>
-  <w:num w:numId="31">
+  <w:num w:numId="35">
     <w:abstractNumId w:val="9"/>
     <w:lvlOverride w:ilvl="0">
       <w:startOverride w:val="1"/>
     </w:lvlOverride>
   </w:num>
-  <w:num w:numId="32">
+  <w:num w:numId="36">
     <w:abstractNumId w:val="10"/>
     <w:lvlOverride w:ilvl="0">
       <w:startOverride w:val="1"/>
     </w:lvlOverride>
   </w:num>
-  <w:num w:numId="33">
+  <w:num w:numId="37">
     <w:abstractNumId w:val="11"/>
     <w:lvlOverride w:ilvl="0">
       <w:startOverride w:val="1"/>
     </w:lvlOverride>
   </w:num>
-  <w:num w:numId="34">
+  <w:num w:numId="38">
     <w:abstractNumId w:val="12"/>
     <w:lvlOverride w:ilvl="0">
       <w:startOverride w:val="1"/>
     </w:lvlOverride>
   </w:num>
-  <w:num w:numId="35">
+  <w:num w:numId="39">
     <w:abstractNumId w:val="13"/>
     <w:lvlOverride w:ilvl="0">
       <w:startOverride w:val="1"/>
     </w:lvlOverride>
   </w:num>
-  <w:num w:numId="36">
+  <w:num w:numId="40">
     <w:abstractNumId w:val="14"/>
     <w:lvlOverride w:ilvl="0">
       <w:startOverride w:val="1"/>
     </w:lvlOverride>
   </w:num>
-  <w:num w:numId="37">
+  <w:num w:numId="41">
     <w:abstractNumId w:val="15"/>
     <w:lvlOverride w:ilvl="0">
       <w:startOverride w:val="1"/>
     </w:lvlOverride>
   </w:num>
-  <w:num w:numId="38">
+  <w:num w:numId="42">
     <w:abstractNumId w:val="16"/>
     <w:lvlOverride w:ilvl="0">
       <w:startOverride w:val="1"/>
     </w:lvlOverride>
   </w:num>
-  <w:num w:numId="39">
+  <w:num w:numId="43">
     <w:abstractNumId w:val="17"/>
     <w:lvlOverride w:ilvl="0">
       <w:startOverride w:val="1"/>
     </w:lvlOverride>
   </w:num>
-  <w:num w:numId="40">
+  <w:num w:numId="44">
     <w:abstractNumId w:val="18"/>
     <w:lvlOverride w:ilvl="0">
       <w:startOverride w:val="1"/>
     </w:lvlOverride>
   </w:num>
-  <w:num w:numId="41">
+  <w:num w:numId="45">
     <w:abstractNumId w:val="19"/>
     <w:lvlOverride w:ilvl="0">
       <w:startOverride w:val="1"/>
     </w:lvlOverride>
   </w:num>
-  <w:num w:numId="42">
+  <w:num w:numId="46">
     <w:abstractNumId w:val="20"/>
     <w:lvlOverride w:ilvl="0">
       <w:startOverride w:val="1"/>
     </w:lvlOverride>
   </w:num>
-  <w:num w:numId="43">
+  <w:num w:numId="47">
     <w:abstractNumId w:val="21"/>
+    <w:lvlOverride w:ilvl="0">
+      <w:startOverride w:val="1"/>
+    </w:lvlOverride>
+  </w:num>
+  <w:num w:numId="48">
+    <w:abstractNumId w:val="22"/>
+    <w:lvlOverride w:ilvl="0">
+      <w:startOverride w:val="1"/>
+    </w:lvlOverride>
+  </w:num>
+  <w:num w:numId="49">
+    <w:abstractNumId w:val="23"/>
+    <w:lvlOverride w:ilvl="0">
+      <w:startOverride w:val="1"/>
+    </w:lvlOverride>
+  </w:num>
+  <w:num w:numId="50">
+    <w:abstractNumId w:val="24"/>
+    <w:lvlOverride w:ilvl="0">
+      <w:startOverride w:val="1"/>
+    </w:lvlOverride>
+  </w:num>
+  <w:num w:numId="51">
+    <w:abstractNumId w:val="25"/>
     <w:lvlOverride w:ilvl="0">
       <w:startOverride w:val="1"/>
     </w:lvlOverride>

--- a/docs/woli-Huong-dan-su-dung.docx
+++ b/docs/woli-Huong-dan-su-dung.docx
@@ -161,7 +161,7 @@
           <w:sz w:val="22"/>
           <w:szCs w:val="22"/>
         </w:rPr>
-        <w:t>3.0</w:t>
+        <w:t>3.1</w:t>
       </w:r>
     </w:p>
     <w:p>
@@ -186,7 +186,7 @@
           <w:sz w:val="22"/>
           <w:szCs w:val="22"/>
         </w:rPr>
-        <w:t>15/10/2026</w:t>
+        <w:t>16/10/2026</w:t>
       </w:r>
     </w:p>
     <w:p>
@@ -275,7 +275,7 @@
             </w:rPr>
             <w:fldChar w:fldCharType="separate"/>
           </w:r>
-          <w:hyperlink w:anchor="__RefHeading___Toc2638_3067172540">
+          <w:hyperlink w:anchor="__RefHeading___Toc2790_1517123387">
             <w:r>
               <w:rPr>
                 <w:rStyle w:val="IndexLink"/>
@@ -295,7 +295,7 @@
             </w:tabs>
             <w:rPr/>
           </w:pPr>
-          <w:hyperlink w:anchor="__RefHeading___Toc2640_3067172540">
+          <w:hyperlink w:anchor="__RefHeading___Toc2792_1517123387">
             <w:r>
               <w:rPr>
                 <w:rStyle w:val="IndexLink"/>
@@ -315,7 +315,7 @@
             </w:tabs>
             <w:rPr/>
           </w:pPr>
-          <w:hyperlink w:anchor="__RefHeading___Toc2642_3067172540">
+          <w:hyperlink w:anchor="__RefHeading___Toc2794_1517123387">
             <w:r>
               <w:rPr>
                 <w:rStyle w:val="IndexLink"/>
@@ -335,7 +335,7 @@
             </w:tabs>
             <w:rPr/>
           </w:pPr>
-          <w:hyperlink w:anchor="__RefHeading___Toc2644_3067172540">
+          <w:hyperlink w:anchor="__RefHeading___Toc2796_1517123387">
             <w:r>
               <w:rPr>
                 <w:rStyle w:val="IndexLink"/>
@@ -355,14 +355,14 @@
             </w:tabs>
             <w:rPr/>
           </w:pPr>
-          <w:hyperlink w:anchor="__RefHeading___Toc2646_3067172540">
+          <w:hyperlink w:anchor="__RefHeading___Toc2798_1517123387">
             <w:r>
               <w:rPr>
                 <w:rStyle w:val="IndexLink"/>
               </w:rPr>
               <w:t>1.3 Các khái niệm cần biết</w:t>
               <w:tab/>
-              <w:t>4</w:t>
+              <w:t>5</w:t>
             </w:r>
           </w:hyperlink>
         </w:p>
@@ -375,7 +375,7 @@
             </w:tabs>
             <w:rPr/>
           </w:pPr>
-          <w:hyperlink w:anchor="__RefHeading___Toc2648_3067172540">
+          <w:hyperlink w:anchor="__RefHeading___Toc2800_1517123387">
             <w:r>
               <w:rPr>
                 <w:rStyle w:val="IndexLink"/>
@@ -395,7 +395,7 @@
             </w:tabs>
             <w:rPr/>
           </w:pPr>
-          <w:hyperlink w:anchor="__RefHeading___Toc2650_3067172540">
+          <w:hyperlink w:anchor="__RefHeading___Toc2802_1517123387">
             <w:r>
               <w:rPr>
                 <w:rStyle w:val="IndexLink"/>
@@ -415,7 +415,7 @@
             </w:tabs>
             <w:rPr/>
           </w:pPr>
-          <w:hyperlink w:anchor="__RefHeading___Toc2652_3067172540">
+          <w:hyperlink w:anchor="__RefHeading___Toc2804_1517123387">
             <w:r>
               <w:rPr>
                 <w:rStyle w:val="IndexLink"/>
@@ -435,7 +435,7 @@
             </w:tabs>
             <w:rPr/>
           </w:pPr>
-          <w:hyperlink w:anchor="__RefHeading___Toc2654_3067172540">
+          <w:hyperlink w:anchor="__RefHeading___Toc2806_1517123387">
             <w:r>
               <w:rPr>
                 <w:rStyle w:val="IndexLink"/>
@@ -455,7 +455,7 @@
             </w:tabs>
             <w:rPr/>
           </w:pPr>
-          <w:hyperlink w:anchor="__RefHeading___Toc2656_3067172540">
+          <w:hyperlink w:anchor="__RefHeading___Toc2808_1517123387">
             <w:r>
               <w:rPr>
                 <w:rStyle w:val="IndexLink"/>
@@ -475,7 +475,7 @@
             </w:tabs>
             <w:rPr/>
           </w:pPr>
-          <w:hyperlink w:anchor="__RefHeading___Toc2658_3067172540">
+          <w:hyperlink w:anchor="__RefHeading___Toc2810_1517123387">
             <w:r>
               <w:rPr>
                 <w:rStyle w:val="IndexLink"/>
@@ -495,7 +495,7 @@
             </w:tabs>
             <w:rPr/>
           </w:pPr>
-          <w:hyperlink w:anchor="__RefHeading___Toc2660_3067172540">
+          <w:hyperlink w:anchor="__RefHeading___Toc2812_1517123387">
             <w:r>
               <w:rPr>
                 <w:rStyle w:val="IndexLink"/>
@@ -515,7 +515,7 @@
             </w:tabs>
             <w:rPr/>
           </w:pPr>
-          <w:hyperlink w:anchor="__RefHeading___Toc2662_3067172540">
+          <w:hyperlink w:anchor="__RefHeading___Toc2814_1517123387">
             <w:r>
               <w:rPr>
                 <w:rStyle w:val="IndexLink"/>
@@ -535,7 +535,7 @@
             </w:tabs>
             <w:rPr/>
           </w:pPr>
-          <w:hyperlink w:anchor="__RefHeading___Toc2664_3067172540">
+          <w:hyperlink w:anchor="__RefHeading___Toc2816_1517123387">
             <w:r>
               <w:rPr>
                 <w:rStyle w:val="IndexLink"/>
@@ -555,7 +555,7 @@
             </w:tabs>
             <w:rPr/>
           </w:pPr>
-          <w:hyperlink w:anchor="__RefHeading___Toc2666_3067172540">
+          <w:hyperlink w:anchor="__RefHeading___Toc2818_1517123387">
             <w:r>
               <w:rPr>
                 <w:rStyle w:val="IndexLink"/>
@@ -575,7 +575,7 @@
             </w:tabs>
             <w:rPr/>
           </w:pPr>
-          <w:hyperlink w:anchor="__RefHeading___Toc2668_3067172540">
+          <w:hyperlink w:anchor="__RefHeading___Toc2820_1517123387">
             <w:r>
               <w:rPr>
                 <w:rStyle w:val="IndexLink"/>
@@ -595,14 +595,14 @@
             </w:tabs>
             <w:rPr/>
           </w:pPr>
-          <w:hyperlink w:anchor="__RefHeading___Toc2670_3067172540">
+          <w:hyperlink w:anchor="__RefHeading___Toc2822_1517123387">
             <w:r>
               <w:rPr>
                 <w:rStyle w:val="IndexLink"/>
               </w:rPr>
               <w:t>4.2 Ẩn dự án với một số người</w:t>
               <w:tab/>
-              <w:t>7</w:t>
+              <w:t>8</w:t>
             </w:r>
           </w:hyperlink>
         </w:p>
@@ -615,7 +615,7 @@
             </w:tabs>
             <w:rPr/>
           </w:pPr>
-          <w:hyperlink w:anchor="__RefHeading___Toc2672_3067172540">
+          <w:hyperlink w:anchor="__RefHeading___Toc2824_1517123387">
             <w:r>
               <w:rPr>
                 <w:rStyle w:val="IndexLink"/>
@@ -635,7 +635,7 @@
             </w:tabs>
             <w:rPr/>
           </w:pPr>
-          <w:hyperlink w:anchor="__RefHeading___Toc2674_3067172540">
+          <w:hyperlink w:anchor="__RefHeading___Toc2826_1517123387">
             <w:r>
               <w:rPr>
                 <w:rStyle w:val="IndexLink"/>
@@ -655,14 +655,14 @@
             </w:tabs>
             <w:rPr/>
           </w:pPr>
-          <w:hyperlink w:anchor="__RefHeading___Toc2676_3067172540">
+          <w:hyperlink w:anchor="__RefHeading___Toc2828_1517123387">
             <w:r>
               <w:rPr>
                 <w:rStyle w:val="IndexLink"/>
               </w:rPr>
               <w:t>5.2 Link mời chung</w:t>
               <w:tab/>
-              <w:t>8</w:t>
+              <w:t>9</w:t>
             </w:r>
           </w:hyperlink>
         </w:p>
@@ -675,7 +675,7 @@
             </w:tabs>
             <w:rPr/>
           </w:pPr>
-          <w:hyperlink w:anchor="__RefHeading___Toc2678_3067172540">
+          <w:hyperlink w:anchor="__RefHeading___Toc2830_1517123387">
             <w:r>
               <w:rPr>
                 <w:rStyle w:val="IndexLink"/>
@@ -695,7 +695,7 @@
             </w:tabs>
             <w:rPr/>
           </w:pPr>
-          <w:hyperlink w:anchor="__RefHeading___Toc2680_3067172540">
+          <w:hyperlink w:anchor="__RefHeading___Toc2832_1517123387">
             <w:r>
               <w:rPr>
                 <w:rStyle w:val="IndexLink"/>
@@ -715,7 +715,7 @@
             </w:tabs>
             <w:rPr/>
           </w:pPr>
-          <w:hyperlink w:anchor="__RefHeading___Toc2682_3067172540">
+          <w:hyperlink w:anchor="__RefHeading___Toc2834_1517123387">
             <w:r>
               <w:rPr>
                 <w:rStyle w:val="IndexLink"/>
@@ -735,7 +735,7 @@
             </w:tabs>
             <w:rPr/>
           </w:pPr>
-          <w:hyperlink w:anchor="__RefHeading___Toc2684_3067172540">
+          <w:hyperlink w:anchor="__RefHeading___Toc2836_1517123387">
             <w:r>
               <w:rPr>
                 <w:rStyle w:val="IndexLink"/>
@@ -755,7 +755,7 @@
             </w:tabs>
             <w:rPr/>
           </w:pPr>
-          <w:hyperlink w:anchor="__RefHeading___Toc2686_3067172540">
+          <w:hyperlink w:anchor="__RefHeading___Toc2838_1517123387">
             <w:r>
               <w:rPr>
                 <w:rStyle w:val="IndexLink"/>
@@ -775,7 +775,7 @@
             </w:tabs>
             <w:rPr/>
           </w:pPr>
-          <w:hyperlink w:anchor="__RefHeading___Toc2688_3067172540">
+          <w:hyperlink w:anchor="__RefHeading___Toc2840_1517123387">
             <w:r>
               <w:rPr>
                 <w:rStyle w:val="IndexLink"/>
@@ -795,7 +795,7 @@
             </w:tabs>
             <w:rPr/>
           </w:pPr>
-          <w:hyperlink w:anchor="__RefHeading___Toc2690_3067172540">
+          <w:hyperlink w:anchor="__RefHeading___Toc2842_1517123387">
             <w:r>
               <w:rPr>
                 <w:rStyle w:val="IndexLink"/>
@@ -815,14 +815,14 @@
             </w:tabs>
             <w:rPr/>
           </w:pPr>
-          <w:hyperlink w:anchor="__RefHeading___Toc2692_3067172540">
+          <w:hyperlink w:anchor="__RefHeading___Toc2844_1517123387">
             <w:r>
               <w:rPr>
                 <w:rStyle w:val="IndexLink"/>
               </w:rPr>
               <w:t>7.2 Ghi nhanh ý tưởng (quick capture)</w:t>
               <w:tab/>
-              <w:t>10</w:t>
+              <w:t>11</w:t>
             </w:r>
           </w:hyperlink>
         </w:p>
@@ -835,7 +835,7 @@
             </w:tabs>
             <w:rPr/>
           </w:pPr>
-          <w:hyperlink w:anchor="__RefHeading___Toc2694_3067172540">
+          <w:hyperlink w:anchor="__RefHeading___Toc2846_1517123387">
             <w:r>
               <w:rPr>
                 <w:rStyle w:val="IndexLink"/>
@@ -855,7 +855,7 @@
             </w:tabs>
             <w:rPr/>
           </w:pPr>
-          <w:hyperlink w:anchor="__RefHeading___Toc2696_3067172540">
+          <w:hyperlink w:anchor="__RefHeading___Toc2848_1517123387">
             <w:r>
               <w:rPr>
                 <w:rStyle w:val="IndexLink"/>
@@ -875,7 +875,7 @@
             </w:tabs>
             <w:rPr/>
           </w:pPr>
-          <w:hyperlink w:anchor="__RefHeading___Toc2698_3067172540">
+          <w:hyperlink w:anchor="__RefHeading___Toc2850_1517123387">
             <w:r>
               <w:rPr>
                 <w:rStyle w:val="IndexLink"/>
@@ -895,7 +895,7 @@
             </w:tabs>
             <w:rPr/>
           </w:pPr>
-          <w:hyperlink w:anchor="__RefHeading___Toc2700_3067172540">
+          <w:hyperlink w:anchor="__RefHeading___Toc2852_1517123387">
             <w:r>
               <w:rPr>
                 <w:rStyle w:val="IndexLink"/>
@@ -915,14 +915,14 @@
             </w:tabs>
             <w:rPr/>
           </w:pPr>
-          <w:hyperlink w:anchor="__RefHeading___Toc2702_3067172540">
+          <w:hyperlink w:anchor="__RefHeading___Toc2854_1517123387">
             <w:r>
               <w:rPr>
                 <w:rStyle w:val="IndexLink"/>
               </w:rPr>
               <w:t>9. Task</w:t>
               <w:tab/>
-              <w:t>11</w:t>
+              <w:t>12</w:t>
             </w:r>
           </w:hyperlink>
         </w:p>
@@ -935,14 +935,14 @@
             </w:tabs>
             <w:rPr/>
           </w:pPr>
-          <w:hyperlink w:anchor="__RefHeading___Toc2704_3067172540">
+          <w:hyperlink w:anchor="__RefHeading___Toc2856_1517123387">
             <w:r>
               <w:rPr>
                 <w:rStyle w:val="IndexLink"/>
               </w:rPr>
               <w:t>9.1 Tạo task</w:t>
               <w:tab/>
-              <w:t>11</w:t>
+              <w:t>12</w:t>
             </w:r>
           </w:hyperlink>
         </w:p>
@@ -955,7 +955,7 @@
             </w:tabs>
             <w:rPr/>
           </w:pPr>
-          <w:hyperlink w:anchor="__RefHeading___Toc2706_3067172540">
+          <w:hyperlink w:anchor="__RefHeading___Toc2858_1517123387">
             <w:r>
               <w:rPr>
                 <w:rStyle w:val="IndexLink"/>
@@ -975,7 +975,7 @@
             </w:tabs>
             <w:rPr/>
           </w:pPr>
-          <w:hyperlink w:anchor="__RefHeading___Toc2708_3067172540">
+          <w:hyperlink w:anchor="__RefHeading___Toc2860_1517123387">
             <w:r>
               <w:rPr>
                 <w:rStyle w:val="IndexLink"/>
@@ -995,14 +995,14 @@
             </w:tabs>
             <w:rPr/>
           </w:pPr>
-          <w:hyperlink w:anchor="__RefHeading___Toc2710_3067172540">
+          <w:hyperlink w:anchor="__RefHeading___Toc2862_1517123387">
             <w:r>
               <w:rPr>
                 <w:rStyle w:val="IndexLink"/>
               </w:rPr>
               <w:t>9.4 Trường tuỳ chỉnh</w:t>
               <w:tab/>
-              <w:t>12</w:t>
+              <w:t>13</w:t>
             </w:r>
           </w:hyperlink>
         </w:p>
@@ -1015,7 +1015,7 @@
             </w:tabs>
             <w:rPr/>
           </w:pPr>
-          <w:hyperlink w:anchor="__RefHeading___Toc2712_3067172540">
+          <w:hyperlink w:anchor="__RefHeading___Toc2864_1517123387">
             <w:r>
               <w:rPr>
                 <w:rStyle w:val="IndexLink"/>
@@ -1035,7 +1035,7 @@
             </w:tabs>
             <w:rPr/>
           </w:pPr>
-          <w:hyperlink w:anchor="__RefHeading___Toc2714_3067172540">
+          <w:hyperlink w:anchor="__RefHeading___Toc2866_1517123387">
             <w:r>
               <w:rPr>
                 <w:rStyle w:val="IndexLink"/>
@@ -1055,14 +1055,14 @@
             </w:tabs>
             <w:rPr/>
           </w:pPr>
-          <w:hyperlink w:anchor="__RefHeading___Toc2716_3067172540">
+          <w:hyperlink w:anchor="__RefHeading___Toc2868_1517123387">
             <w:r>
               <w:rPr>
                 <w:rStyle w:val="IndexLink"/>
               </w:rPr>
               <w:t>9.7 Chế độ tập trung (Focus mode)</w:t>
               <w:tab/>
-              <w:t>13</w:t>
+              <w:t>14</w:t>
             </w:r>
           </w:hyperlink>
         </w:p>
@@ -1075,7 +1075,7 @@
             </w:tabs>
             <w:rPr/>
           </w:pPr>
-          <w:hyperlink w:anchor="__RefHeading___Toc2718_3067172540">
+          <w:hyperlink w:anchor="__RefHeading___Toc2870_1517123387">
             <w:r>
               <w:rPr>
                 <w:rStyle w:val="IndexLink"/>
@@ -1095,7 +1095,7 @@
             </w:tabs>
             <w:rPr/>
           </w:pPr>
-          <w:hyperlink w:anchor="__RefHeading___Toc2720_3067172540">
+          <w:hyperlink w:anchor="__RefHeading___Toc2872_1517123387">
             <w:r>
               <w:rPr>
                 <w:rStyle w:val="IndexLink"/>
@@ -1115,14 +1115,14 @@
             </w:tabs>
             <w:rPr/>
           </w:pPr>
-          <w:hyperlink w:anchor="__RefHeading___Toc2722_3067172540">
+          <w:hyperlink w:anchor="__RefHeading___Toc2874_1517123387">
             <w:r>
               <w:rPr>
                 <w:rStyle w:val="IndexLink"/>
               </w:rPr>
               <w:t>10.2 Bảng</w:t>
               <w:tab/>
-              <w:t>14</w:t>
+              <w:t>15</w:t>
             </w:r>
           </w:hyperlink>
         </w:p>
@@ -1135,14 +1135,14 @@
             </w:tabs>
             <w:rPr/>
           </w:pPr>
-          <w:hyperlink w:anchor="__RefHeading___Toc2724_3067172540">
+          <w:hyperlink w:anchor="__RefHeading___Toc2876_1517123387">
             <w:r>
               <w:rPr>
                 <w:rStyle w:val="IndexLink"/>
               </w:rPr>
               <w:t>10.3 Kanban</w:t>
               <w:tab/>
-              <w:t>14</w:t>
+              <w:t>15</w:t>
             </w:r>
           </w:hyperlink>
         </w:p>
@@ -1155,14 +1155,14 @@
             </w:tabs>
             <w:rPr/>
           </w:pPr>
-          <w:hyperlink w:anchor="__RefHeading___Toc2726_3067172540">
+          <w:hyperlink w:anchor="__RefHeading___Toc2878_1517123387">
             <w:r>
               <w:rPr>
                 <w:rStyle w:val="IndexLink"/>
               </w:rPr>
               <w:t>10.4 Lịch</w:t>
               <w:tab/>
-              <w:t>14</w:t>
+              <w:t>15</w:t>
             </w:r>
           </w:hyperlink>
         </w:p>
@@ -1175,14 +1175,14 @@
             </w:tabs>
             <w:rPr/>
           </w:pPr>
-          <w:hyperlink w:anchor="__RefHeading___Toc2728_3067172540">
+          <w:hyperlink w:anchor="__RefHeading___Toc2880_1517123387">
             <w:r>
               <w:rPr>
                 <w:rStyle w:val="IndexLink"/>
               </w:rPr>
               <w:t>10.5 Gantt</w:t>
               <w:tab/>
-              <w:t>14</w:t>
+              <w:t>15</w:t>
             </w:r>
           </w:hyperlink>
         </w:p>
@@ -1195,7 +1195,7 @@
             </w:tabs>
             <w:rPr/>
           </w:pPr>
-          <w:hyperlink w:anchor="__RefHeading___Toc2730_3067172540">
+          <w:hyperlink w:anchor="__RefHeading___Toc2882_1517123387">
             <w:r>
               <w:rPr>
                 <w:rStyle w:val="IndexLink"/>
@@ -1215,7 +1215,7 @@
             </w:tabs>
             <w:rPr/>
           </w:pPr>
-          <w:hyperlink w:anchor="__RefHeading___Toc2732_3067172540">
+          <w:hyperlink w:anchor="__RefHeading___Toc2884_1517123387">
             <w:r>
               <w:rPr>
                 <w:rStyle w:val="IndexLink"/>
@@ -1235,7 +1235,7 @@
             </w:tabs>
             <w:rPr/>
           </w:pPr>
-          <w:hyperlink w:anchor="__RefHeading___Toc2734_3067172540">
+          <w:hyperlink w:anchor="__RefHeading___Toc2886_1517123387">
             <w:r>
               <w:rPr>
                 <w:rStyle w:val="IndexLink"/>
@@ -1255,14 +1255,94 @@
             </w:tabs>
             <w:rPr/>
           </w:pPr>
-          <w:hyperlink w:anchor="__RefHeading___Toc2736_3067172540">
+          <w:hyperlink w:anchor="__RefHeading___Toc2888_1517123387">
             <w:r>
               <w:rPr>
                 <w:rStyle w:val="IndexLink"/>
               </w:rPr>
-              <w:t>10.9 Báo cáo (biểu đồ và pivot)</w:t>
+              <w:t>10.9 Bảng điều khiển (Dashboard) của dự án</w:t>
               <w:tab/>
               <w:t>15</w:t>
+            </w:r>
+          </w:hyperlink>
+        </w:p>
+        <w:p>
+          <w:pPr>
+            <w:pStyle w:val="TOC2"/>
+            <w:tabs>
+              <w:tab w:val="clear" w:pos="9355"/>
+              <w:tab w:val="right" w:pos="9637" w:leader="dot"/>
+            </w:tabs>
+            <w:rPr/>
+          </w:pPr>
+          <w:hyperlink w:anchor="__RefHeading___Toc2890_1517123387">
+            <w:r>
+              <w:rPr>
+                <w:rStyle w:val="IndexLink"/>
+              </w:rPr>
+              <w:t>10.10 Mở task từ mọi view</w:t>
+              <w:tab/>
+              <w:t>16</w:t>
+            </w:r>
+          </w:hyperlink>
+        </w:p>
+        <w:p>
+          <w:pPr>
+            <w:pStyle w:val="TOC2"/>
+            <w:tabs>
+              <w:tab w:val="clear" w:pos="9355"/>
+              <w:tab w:val="right" w:pos="9637" w:leader="dot"/>
+            </w:tabs>
+            <w:rPr/>
+          </w:pPr>
+          <w:hyperlink w:anchor="__RefHeading___Toc2892_1517123387">
+            <w:r>
+              <w:rPr>
+                <w:rStyle w:val="IndexLink"/>
+              </w:rPr>
+              <w:t>10.11 Tạo cả bảng điều khiển bằng AI</w:t>
+              <w:tab/>
+              <w:t>16</w:t>
+            </w:r>
+          </w:hyperlink>
+        </w:p>
+        <w:p>
+          <w:pPr>
+            <w:pStyle w:val="TOC2"/>
+            <w:tabs>
+              <w:tab w:val="clear" w:pos="9355"/>
+              <w:tab w:val="right" w:pos="9637" w:leader="dot"/>
+            </w:tabs>
+            <w:rPr/>
+          </w:pPr>
+          <w:hyperlink w:anchor="__RefHeading___Toc2894_1517123387">
+            <w:r>
+              <w:rPr>
+                <w:rStyle w:val="IndexLink"/>
+              </w:rPr>
+              <w:t>10.12 Báo cáo PDF bằng AI và thư viện báo cáo</w:t>
+              <w:tab/>
+              <w:t>16</w:t>
+            </w:r>
+          </w:hyperlink>
+        </w:p>
+        <w:p>
+          <w:pPr>
+            <w:pStyle w:val="TOC2"/>
+            <w:tabs>
+              <w:tab w:val="clear" w:pos="9355"/>
+              <w:tab w:val="right" w:pos="9637" w:leader="dot"/>
+            </w:tabs>
+            <w:rPr/>
+          </w:pPr>
+          <w:hyperlink w:anchor="__RefHeading___Toc2896_1517123387">
+            <w:r>
+              <w:rPr>
+                <w:rStyle w:val="IndexLink"/>
+              </w:rPr>
+              <w:t>10.13 Widget AI Narrative - diễn giải tự cập nhật</w:t>
+              <w:tab/>
+              <w:t>17</w:t>
             </w:r>
           </w:hyperlink>
         </w:p>
@@ -1275,14 +1355,14 @@
             </w:tabs>
             <w:rPr/>
           </w:pPr>
-          <w:hyperlink w:anchor="__RefHeading___Toc2738_3067172540">
+          <w:hyperlink w:anchor="__RefHeading___Toc2898_1517123387">
             <w:r>
               <w:rPr>
                 <w:rStyle w:val="IndexLink"/>
               </w:rPr>
               <w:t>11. OKR - Mục tiêu và kết quả then chốt</w:t>
               <w:tab/>
-              <w:t>15</w:t>
+              <w:t>17</w:t>
             </w:r>
           </w:hyperlink>
         </w:p>
@@ -1295,14 +1375,14 @@
             </w:tabs>
             <w:rPr/>
           </w:pPr>
-          <w:hyperlink w:anchor="__RefHeading___Toc2740_3067172540">
+          <w:hyperlink w:anchor="__RefHeading___Toc2900_1517123387">
             <w:r>
               <w:rPr>
                 <w:rStyle w:val="IndexLink"/>
               </w:rPr>
               <w:t>11.1 Hiểu nhanh về OKR trong woli</w:t>
               <w:tab/>
-              <w:t>15</w:t>
+              <w:t>17</w:t>
             </w:r>
           </w:hyperlink>
         </w:p>
@@ -1315,14 +1395,14 @@
             </w:tabs>
             <w:rPr/>
           </w:pPr>
-          <w:hyperlink w:anchor="__RefHeading___Toc2742_3067172540">
+          <w:hyperlink w:anchor="__RefHeading___Toc2902_1517123387">
             <w:r>
               <w:rPr>
                 <w:rStyle w:val="IndexLink"/>
               </w:rPr>
               <w:t>11.2 Tạo mục tiêu</w:t>
               <w:tab/>
-              <w:t>16</w:t>
+              <w:t>17</w:t>
             </w:r>
           </w:hyperlink>
         </w:p>
@@ -1335,14 +1415,14 @@
             </w:tabs>
             <w:rPr/>
           </w:pPr>
-          <w:hyperlink w:anchor="__RefHeading___Toc2744_3067172540">
+          <w:hyperlink w:anchor="__RefHeading___Toc2904_1517123387">
             <w:r>
               <w:rPr>
                 <w:rStyle w:val="IndexLink"/>
               </w:rPr>
               <w:t>11.3 Thêm key result</w:t>
               <w:tab/>
-              <w:t>16</w:t>
+              <w:t>18</w:t>
             </w:r>
           </w:hyperlink>
         </w:p>
@@ -1355,14 +1435,14 @@
             </w:tabs>
             <w:rPr/>
           </w:pPr>
-          <w:hyperlink w:anchor="__RefHeading___Toc2746_3067172540">
+          <w:hyperlink w:anchor="__RefHeading___Toc2906_1517123387">
             <w:r>
               <w:rPr>
                 <w:rStyle w:val="IndexLink"/>
               </w:rPr>
               <w:t>11.4 Liên kết task với OKR</w:t>
               <w:tab/>
-              <w:t>16</w:t>
+              <w:t>18</w:t>
             </w:r>
           </w:hyperlink>
         </w:p>
@@ -1375,14 +1455,14 @@
             </w:tabs>
             <w:rPr/>
           </w:pPr>
-          <w:hyperlink w:anchor="__RefHeading___Toc2748_3067172540">
+          <w:hyperlink w:anchor="__RefHeading___Toc2908_1517123387">
             <w:r>
               <w:rPr>
                 <w:rStyle w:val="IndexLink"/>
               </w:rPr>
               <w:t>11.5 Cascade - mục tiêu con</w:t>
               <w:tab/>
-              <w:t>16</w:t>
+              <w:t>18</w:t>
             </w:r>
           </w:hyperlink>
         </w:p>
@@ -1395,14 +1475,14 @@
             </w:tabs>
             <w:rPr/>
           </w:pPr>
-          <w:hyperlink w:anchor="__RefHeading___Toc2750_3067172540">
+          <w:hyperlink w:anchor="__RefHeading___Toc2910_1517123387">
             <w:r>
               <w:rPr>
                 <w:rStyle w:val="IndexLink"/>
               </w:rPr>
               <w:t>12. Báo cáo và dashboard</w:t>
               <w:tab/>
-              <w:t>17</w:t>
+              <w:t>18</w:t>
             </w:r>
           </w:hyperlink>
         </w:p>
@@ -1415,14 +1495,14 @@
             </w:tabs>
             <w:rPr/>
           </w:pPr>
-          <w:hyperlink w:anchor="__RefHeading___Toc2752_3067172540">
+          <w:hyperlink w:anchor="__RefHeading___Toc2912_1517123387">
             <w:r>
               <w:rPr>
                 <w:rStyle w:val="IndexLink"/>
               </w:rPr>
               <w:t>12.1 Tạo dashboard và widget</w:t>
               <w:tab/>
-              <w:t>17</w:t>
+              <w:t>18</w:t>
             </w:r>
           </w:hyperlink>
         </w:p>
@@ -1435,14 +1515,14 @@
             </w:tabs>
             <w:rPr/>
           </w:pPr>
-          <w:hyperlink w:anchor="__RefHeading___Toc2754_3067172540">
+          <w:hyperlink w:anchor="__RefHeading___Toc2914_1517123387">
             <w:r>
               <w:rPr>
                 <w:rStyle w:val="IndexLink"/>
               </w:rPr>
               <w:t>12.2 Sắp xếp, lọc và xem chi tiết</w:t>
               <w:tab/>
-              <w:t>17</w:t>
+              <w:t>19</w:t>
             </w:r>
           </w:hyperlink>
         </w:p>
@@ -1455,14 +1535,14 @@
             </w:tabs>
             <w:rPr/>
           </w:pPr>
-          <w:hyperlink w:anchor="__RefHeading___Toc2756_3067172540">
+          <w:hyperlink w:anchor="__RefHeading___Toc2916_1517123387">
             <w:r>
               <w:rPr>
                 <w:rStyle w:val="IndexLink"/>
               </w:rPr>
               <w:t>13. Wiki - kho tri thức</w:t>
               <w:tab/>
-              <w:t>17</w:t>
+              <w:t>19</w:t>
             </w:r>
           </w:hyperlink>
         </w:p>
@@ -1475,14 +1555,14 @@
             </w:tabs>
             <w:rPr/>
           </w:pPr>
-          <w:hyperlink w:anchor="__RefHeading___Toc2758_3067172540">
+          <w:hyperlink w:anchor="__RefHeading___Toc2918_1517123387">
             <w:r>
               <w:rPr>
                 <w:rStyle w:val="IndexLink"/>
               </w:rPr>
               <w:t>13.1 Tạo wiki và phân quyền</w:t>
               <w:tab/>
-              <w:t>17</w:t>
+              <w:t>19</w:t>
             </w:r>
           </w:hyperlink>
         </w:p>
@@ -1495,14 +1575,14 @@
             </w:tabs>
             <w:rPr/>
           </w:pPr>
-          <w:hyperlink w:anchor="__RefHeading___Toc2760_3067172540">
+          <w:hyperlink w:anchor="__RefHeading___Toc2920_1517123387">
             <w:r>
               <w:rPr>
                 <w:rStyle w:val="IndexLink"/>
               </w:rPr>
               <w:t>13.2 Làm việc với trang wiki</w:t>
               <w:tab/>
-              <w:t>18</w:t>
+              <w:t>20</w:t>
             </w:r>
           </w:hyperlink>
         </w:p>
@@ -1515,14 +1595,14 @@
             </w:tabs>
             <w:rPr/>
           </w:pPr>
-          <w:hyperlink w:anchor="__RefHeading___Toc2762_3067172540">
+          <w:hyperlink w:anchor="__RefHeading___Toc2922_1517123387">
             <w:r>
               <w:rPr>
                 <w:rStyle w:val="IndexLink"/>
               </w:rPr>
               <w:t>13.3 AI của wiki</w:t>
               <w:tab/>
-              <w:t>18</w:t>
+              <w:t>20</w:t>
             </w:r>
           </w:hyperlink>
         </w:p>
@@ -1535,14 +1615,14 @@
             </w:tabs>
             <w:rPr/>
           </w:pPr>
-          <w:hyperlink w:anchor="__RefHeading___Toc2764_3067172540">
+          <w:hyperlink w:anchor="__RefHeading___Toc2924_1517123387">
             <w:r>
               <w:rPr>
                 <w:rStyle w:val="IndexLink"/>
               </w:rPr>
               <w:t>13.4 Trang bị giới hạn</w:t>
               <w:tab/>
-              <w:t>18</w:t>
+              <w:t>20</w:t>
             </w:r>
           </w:hyperlink>
         </w:p>
@@ -1555,14 +1635,14 @@
             </w:tabs>
             <w:rPr/>
           </w:pPr>
-          <w:hyperlink w:anchor="__RefHeading___Toc2766_3067172540">
+          <w:hyperlink w:anchor="__RefHeading___Toc2926_1517123387">
             <w:r>
               <w:rPr>
                 <w:rStyle w:val="IndexLink"/>
               </w:rPr>
               <w:t>14. Trung tâm xử lý và thông báo</w:t>
               <w:tab/>
-              <w:t>18</w:t>
+              <w:t>20</w:t>
             </w:r>
           </w:hyperlink>
         </w:p>
@@ -1575,14 +1655,14 @@
             </w:tabs>
             <w:rPr/>
           </w:pPr>
-          <w:hyperlink w:anchor="__RefHeading___Toc2768_3067172540">
+          <w:hyperlink w:anchor="__RefHeading___Toc2928_1517123387">
             <w:r>
               <w:rPr>
                 <w:rStyle w:val="IndexLink"/>
               </w:rPr>
               <w:t>14.1 Chế độ xem và nhóm</w:t>
               <w:tab/>
-              <w:t>18</w:t>
+              <w:t>20</w:t>
             </w:r>
           </w:hyperlink>
         </w:p>
@@ -1595,14 +1675,14 @@
             </w:tabs>
             <w:rPr/>
           </w:pPr>
-          <w:hyperlink w:anchor="__RefHeading___Toc2770_3067172540">
+          <w:hyperlink w:anchor="__RefHeading___Toc2930_1517123387">
             <w:r>
               <w:rPr>
                 <w:rStyle w:val="IndexLink"/>
               </w:rPr>
               <w:t>14.2 Các loại thông báo và thao tác</w:t>
               <w:tab/>
-              <w:t>19</w:t>
+              <w:t>21</w:t>
             </w:r>
           </w:hyperlink>
         </w:p>
@@ -1615,14 +1695,14 @@
             </w:tabs>
             <w:rPr/>
           </w:pPr>
-          <w:hyperlink w:anchor="__RefHeading___Toc2772_3067172540">
+          <w:hyperlink w:anchor="__RefHeading___Toc2932_1517123387">
             <w:r>
               <w:rPr>
                 <w:rStyle w:val="IndexLink"/>
               </w:rPr>
               <w:t>14.3 Tạm hoãn và đánh dấu xong</w:t>
               <w:tab/>
-              <w:t>19</w:t>
+              <w:t>21</w:t>
             </w:r>
           </w:hyperlink>
         </w:p>
@@ -1635,14 +1715,14 @@
             </w:tabs>
             <w:rPr/>
           </w:pPr>
-          <w:hyperlink w:anchor="__RefHeading___Toc2774_3067172540">
+          <w:hyperlink w:anchor="__RefHeading___Toc2934_1517123387">
             <w:r>
               <w:rPr>
                 <w:rStyle w:val="IndexLink"/>
               </w:rPr>
               <w:t>15. Trợ lý AI - Workspace Intelligence</w:t>
               <w:tab/>
-              <w:t>19</w:t>
+              <w:t>21</w:t>
             </w:r>
           </w:hyperlink>
         </w:p>
@@ -1655,14 +1735,14 @@
             </w:tabs>
             <w:rPr/>
           </w:pPr>
-          <w:hyperlink w:anchor="__RefHeading___Toc2776_3067172540">
+          <w:hyperlink w:anchor="__RefHeading___Toc2936_1517123387">
             <w:r>
               <w:rPr>
                 <w:rStyle w:val="IndexLink"/>
               </w:rPr>
               <w:t>15.1 AI làm được gì</w:t>
               <w:tab/>
-              <w:t>19</w:t>
+              <w:t>21</w:t>
             </w:r>
           </w:hyperlink>
         </w:p>
@@ -1675,14 +1755,14 @@
             </w:tabs>
             <w:rPr/>
           </w:pPr>
-          <w:hyperlink w:anchor="__RefHeading___Toc2778_3067172540">
+          <w:hyperlink w:anchor="__RefHeading___Toc2938_1517123387">
             <w:r>
               <w:rPr>
                 <w:rStyle w:val="IndexLink"/>
               </w:rPr>
               <w:t>15.2 Hỏi AI và viết báo cáo</w:t>
               <w:tab/>
-              <w:t>20</w:t>
+              <w:t>22</w:t>
             </w:r>
           </w:hyperlink>
         </w:p>
@@ -1695,14 +1775,14 @@
             </w:tabs>
             <w:rPr/>
           </w:pPr>
-          <w:hyperlink w:anchor="__RefHeading___Toc2780_3067172540">
+          <w:hyperlink w:anchor="__RefHeading___Toc2940_1517123387">
             <w:r>
               <w:rPr>
                 <w:rStyle w:val="IndexLink"/>
               </w:rPr>
               <w:t>15.3 Nút AI trong từng màn hình</w:t>
               <w:tab/>
-              <w:t>20</w:t>
+              <w:t>22</w:t>
             </w:r>
           </w:hyperlink>
         </w:p>
@@ -1715,14 +1795,14 @@
             </w:tabs>
             <w:rPr/>
           </w:pPr>
-          <w:hyperlink w:anchor="__RefHeading___Toc2782_3067172540">
+          <w:hyperlink w:anchor="__RefHeading___Toc2942_1517123387">
             <w:r>
               <w:rPr>
                 <w:rStyle w:val="IndexLink"/>
               </w:rPr>
               <w:t>15.4 Cá nhân hoá AI</w:t>
               <w:tab/>
-              <w:t>20</w:t>
+              <w:t>22</w:t>
             </w:r>
           </w:hyperlink>
         </w:p>
@@ -1735,14 +1815,14 @@
             </w:tabs>
             <w:rPr/>
           </w:pPr>
-          <w:hyperlink w:anchor="__RefHeading___Toc2784_3067172540">
+          <w:hyperlink w:anchor="__RefHeading___Toc2944_1517123387">
             <w:r>
               <w:rPr>
                 <w:rStyle w:val="IndexLink"/>
               </w:rPr>
               <w:t>15.5 Mẹo viết yêu cầu hiệu quả</w:t>
               <w:tab/>
-              <w:t>20</w:t>
+              <w:t>22</w:t>
             </w:r>
           </w:hyperlink>
         </w:p>
@@ -1755,14 +1835,14 @@
             </w:tabs>
             <w:rPr/>
           </w:pPr>
-          <w:hyperlink w:anchor="__RefHeading___Toc2786_3067172540">
+          <w:hyperlink w:anchor="__RefHeading___Toc2946_1517123387">
             <w:r>
               <w:rPr>
                 <w:rStyle w:val="IndexLink"/>
               </w:rPr>
               <w:t>15.6 Tạo task bằng AI và AI trong dự án</w:t>
               <w:tab/>
-              <w:t>20</w:t>
+              <w:t>22</w:t>
             </w:r>
           </w:hyperlink>
         </w:p>
@@ -1775,14 +1855,34 @@
             </w:tabs>
             <w:rPr/>
           </w:pPr>
-          <w:hyperlink w:anchor="__RefHeading___Toc2788_3067172540">
+          <w:hyperlink w:anchor="__RefHeading___Toc2948_1517123387">
             <w:r>
               <w:rPr>
                 <w:rStyle w:val="IndexLink"/>
               </w:rPr>
               <w:t>15.7 Đính kèm ảnh và file để AI đọc</w:t>
               <w:tab/>
-              <w:t>21</w:t>
+              <w:t>23</w:t>
+            </w:r>
+          </w:hyperlink>
+        </w:p>
+        <w:p>
+          <w:pPr>
+            <w:pStyle w:val="TOC2"/>
+            <w:tabs>
+              <w:tab w:val="clear" w:pos="9355"/>
+              <w:tab w:val="right" w:pos="9637" w:leader="dot"/>
+            </w:tabs>
+            <w:rPr/>
+          </w:pPr>
+          <w:hyperlink w:anchor="__RefHeading___Toc2950_1517123387">
+            <w:r>
+              <w:rPr>
+                <w:rStyle w:val="IndexLink"/>
+              </w:rPr>
+              <w:t>15.8 Giới hạn ký tự, hiển thị và khi AI chậm</w:t>
+              <w:tab/>
+              <w:t>23</w:t>
             </w:r>
           </w:hyperlink>
         </w:p>
@@ -1795,14 +1895,14 @@
             </w:tabs>
             <w:rPr/>
           </w:pPr>
-          <w:hyperlink w:anchor="__RefHeading___Toc2790_3067172540">
+          <w:hyperlink w:anchor="__RefHeading___Toc2952_1517123387">
             <w:r>
               <w:rPr>
                 <w:rStyle w:val="IndexLink"/>
               </w:rPr>
               <w:t>16. Second Brain - bộ não thứ hai của công việc</w:t>
               <w:tab/>
-              <w:t>21</w:t>
+              <w:t>24</w:t>
             </w:r>
           </w:hyperlink>
         </w:p>
@@ -1815,14 +1915,14 @@
             </w:tabs>
             <w:rPr/>
           </w:pPr>
-          <w:hyperlink w:anchor="__RefHeading___Toc2792_3067172540">
+          <w:hyperlink w:anchor="__RefHeading___Toc2954_1517123387">
             <w:r>
               <w:rPr>
                 <w:rStyle w:val="IndexLink"/>
               </w:rPr>
               <w:t>16.1 Các tab chính</w:t>
               <w:tab/>
-              <w:t>22</w:t>
+              <w:t>24</w:t>
             </w:r>
           </w:hyperlink>
         </w:p>
@@ -1835,14 +1935,14 @@
             </w:tabs>
             <w:rPr/>
           </w:pPr>
-          <w:hyperlink w:anchor="__RefHeading___Toc2794_3067172540">
+          <w:hyperlink w:anchor="__RefHeading___Toc2956_1517123387">
             <w:r>
               <w:rPr>
                 <w:rStyle w:val="IndexLink"/>
               </w:rPr>
               <w:t>16.2 Liên kết tri thức trong trang wiki</w:t>
               <w:tab/>
-              <w:t>22</w:t>
+              <w:t>24</w:t>
             </w:r>
           </w:hyperlink>
         </w:p>
@@ -1855,14 +1955,14 @@
             </w:tabs>
             <w:rPr/>
           </w:pPr>
-          <w:hyperlink w:anchor="__RefHeading___Toc2796_3067172540">
+          <w:hyperlink w:anchor="__RefHeading___Toc2958_1517123387">
             <w:r>
               <w:rPr>
                 <w:rStyle w:val="IndexLink"/>
               </w:rPr>
               <w:t>17. Vinh danh - lời khen, điểm và đổi quà</w:t>
               <w:tab/>
-              <w:t>22</w:t>
+              <w:t>25</w:t>
             </w:r>
           </w:hyperlink>
         </w:p>
@@ -1875,14 +1975,14 @@
             </w:tabs>
             <w:rPr/>
           </w:pPr>
-          <w:hyperlink w:anchor="__RefHeading___Toc2798_3067172540">
+          <w:hyperlink w:anchor="__RefHeading___Toc2960_1517123387">
             <w:r>
               <w:rPr>
                 <w:rStyle w:val="IndexLink"/>
               </w:rPr>
               <w:t>17.1 Gửi lời khen (thư cảm ơn)</w:t>
               <w:tab/>
-              <w:t>22</w:t>
+              <w:t>25</w:t>
             </w:r>
           </w:hyperlink>
         </w:p>
@@ -1895,14 +1995,14 @@
             </w:tabs>
             <w:rPr/>
           </w:pPr>
-          <w:hyperlink w:anchor="__RefHeading___Toc2800_3067172540">
+          <w:hyperlink w:anchor="__RefHeading___Toc2962_1517123387">
             <w:r>
               <w:rPr>
                 <w:rStyle w:val="IndexLink"/>
               </w:rPr>
               <w:t>17.2 Bảng vinh danh và điểm</w:t>
               <w:tab/>
-              <w:t>23</w:t>
+              <w:t>25</w:t>
             </w:r>
           </w:hyperlink>
         </w:p>
@@ -1915,14 +2015,14 @@
             </w:tabs>
             <w:rPr/>
           </w:pPr>
-          <w:hyperlink w:anchor="__RefHeading___Toc2802_3067172540">
+          <w:hyperlink w:anchor="__RefHeading___Toc2964_1517123387">
             <w:r>
               <w:rPr>
                 <w:rStyle w:val="IndexLink"/>
               </w:rPr>
               <w:t>17.3 Đổi quà</w:t>
               <w:tab/>
-              <w:t>23</w:t>
+              <w:t>25</w:t>
             </w:r>
           </w:hyperlink>
         </w:p>
@@ -1935,14 +2035,14 @@
             </w:tabs>
             <w:rPr/>
           </w:pPr>
-          <w:hyperlink w:anchor="__RefHeading___Toc2804_3067172540">
+          <w:hyperlink w:anchor="__RefHeading___Toc2966_1517123387">
             <w:r>
               <w:rPr>
                 <w:rStyle w:val="IndexLink"/>
               </w:rPr>
               <w:t>17.4 Dành cho quản trị</w:t>
               <w:tab/>
-              <w:t>23</w:t>
+              <w:t>25</w:t>
             </w:r>
           </w:hyperlink>
         </w:p>
@@ -1955,14 +2055,14 @@
             </w:tabs>
             <w:rPr/>
           </w:pPr>
-          <w:hyperlink w:anchor="__RefHeading___Toc2806_3067172540">
+          <w:hyperlink w:anchor="__RefHeading___Toc2968_1517123387">
             <w:r>
               <w:rPr>
                 <w:rStyle w:val="IndexLink"/>
               </w:rPr>
               <w:t>18. Agent Work - giao việc nhiều bước cho AI</w:t>
               <w:tab/>
-              <w:t>23</w:t>
+              <w:t>25</w:t>
             </w:r>
           </w:hyperlink>
         </w:p>
@@ -1975,14 +2075,14 @@
             </w:tabs>
             <w:rPr/>
           </w:pPr>
-          <w:hyperlink w:anchor="__RefHeading___Toc2808_3067172540">
+          <w:hyperlink w:anchor="__RefHeading___Toc2970_1517123387">
             <w:r>
               <w:rPr>
                 <w:rStyle w:val="IndexLink"/>
               </w:rPr>
               <w:t>19. Nhập và xuất dữ liệu</w:t>
               <w:tab/>
-              <w:t>24</w:t>
+              <w:t>26</w:t>
             </w:r>
           </w:hyperlink>
         </w:p>
@@ -1995,14 +2095,14 @@
             </w:tabs>
             <w:rPr/>
           </w:pPr>
-          <w:hyperlink w:anchor="__RefHeading___Toc2810_3067172540">
+          <w:hyperlink w:anchor="__RefHeading___Toc2972_1517123387">
             <w:r>
               <w:rPr>
                 <w:rStyle w:val="IndexLink"/>
               </w:rPr>
               <w:t>19.1 Nhập task từ Excel/CSV</w:t>
               <w:tab/>
-              <w:t>24</w:t>
+              <w:t>26</w:t>
             </w:r>
           </w:hyperlink>
         </w:p>
@@ -2015,14 +2115,14 @@
             </w:tabs>
             <w:rPr/>
           </w:pPr>
-          <w:hyperlink w:anchor="__RefHeading___Toc2812_3067172540">
+          <w:hyperlink w:anchor="__RefHeading___Toc2974_1517123387">
             <w:r>
               <w:rPr>
                 <w:rStyle w:val="IndexLink"/>
               </w:rPr>
               <w:t>19.2 Xuất dữ liệu</w:t>
               <w:tab/>
-              <w:t>24</w:t>
+              <w:t>26</w:t>
             </w:r>
           </w:hyperlink>
         </w:p>
@@ -2035,14 +2135,14 @@
             </w:tabs>
             <w:rPr/>
           </w:pPr>
-          <w:hyperlink w:anchor="__RefHeading___Toc2814_3067172540">
+          <w:hyperlink w:anchor="__RefHeading___Toc2976_1517123387">
             <w:r>
               <w:rPr>
                 <w:rStyle w:val="IndexLink"/>
               </w:rPr>
               <w:t>20. Cài đặt cá nhân và giao diện</w:t>
               <w:tab/>
-              <w:t>24</w:t>
+              <w:t>26</w:t>
             </w:r>
           </w:hyperlink>
         </w:p>
@@ -2055,14 +2155,14 @@
             </w:tabs>
             <w:rPr/>
           </w:pPr>
-          <w:hyperlink w:anchor="__RefHeading___Toc2816_3067172540">
+          <w:hyperlink w:anchor="__RefHeading___Toc2978_1517123387">
             <w:r>
               <w:rPr>
                 <w:rStyle w:val="IndexLink"/>
               </w:rPr>
               <w:t>20.1 Hồ sơ</w:t>
               <w:tab/>
-              <w:t>24</w:t>
+              <w:t>26</w:t>
             </w:r>
           </w:hyperlink>
         </w:p>
@@ -2075,14 +2175,14 @@
             </w:tabs>
             <w:rPr/>
           </w:pPr>
-          <w:hyperlink w:anchor="__RefHeading___Toc2818_3067172540">
+          <w:hyperlink w:anchor="__RefHeading___Toc2980_1517123387">
             <w:r>
               <w:rPr>
                 <w:rStyle w:val="IndexLink"/>
               </w:rPr>
               <w:t>20.2 Giao diện và ngôn ngữ</w:t>
               <w:tab/>
-              <w:t>24</w:t>
+              <w:t>26</w:t>
             </w:r>
           </w:hyperlink>
         </w:p>
@@ -2095,14 +2195,14 @@
             </w:tabs>
             <w:rPr/>
           </w:pPr>
-          <w:hyperlink w:anchor="__RefHeading___Toc2820_3067172540">
+          <w:hyperlink w:anchor="__RefHeading___Toc2982_1517123387">
             <w:r>
               <w:rPr>
                 <w:rStyle w:val="IndexLink"/>
               </w:rPr>
               <w:t>21. Ứng dụng Windows</w:t>
               <w:tab/>
-              <w:t>25</w:t>
+              <w:t>27</w:t>
             </w:r>
           </w:hyperlink>
         </w:p>
@@ -2115,14 +2215,14 @@
             </w:tabs>
             <w:rPr/>
           </w:pPr>
-          <w:hyperlink w:anchor="__RefHeading___Toc2822_3067172540">
+          <w:hyperlink w:anchor="__RefHeading___Toc2984_1517123387">
             <w:r>
               <w:rPr>
                 <w:rStyle w:val="IndexLink"/>
               </w:rPr>
               <w:t>22. Gợi ý thiết lập cho các quy trình HR</w:t>
               <w:tab/>
-              <w:t>25</w:t>
+              <w:t>27</w:t>
             </w:r>
           </w:hyperlink>
         </w:p>
@@ -2135,14 +2235,14 @@
             </w:tabs>
             <w:rPr/>
           </w:pPr>
-          <w:hyperlink w:anchor="__RefHeading___Toc2824_3067172540">
+          <w:hyperlink w:anchor="__RefHeading___Toc2986_1517123387">
             <w:r>
               <w:rPr>
                 <w:rStyle w:val="IndexLink"/>
               </w:rPr>
               <w:t>22.1 Onboarding nhân viên mới</w:t>
               <w:tab/>
-              <w:t>25</w:t>
+              <w:t>27</w:t>
             </w:r>
           </w:hyperlink>
         </w:p>
@@ -2155,14 +2255,14 @@
             </w:tabs>
             <w:rPr/>
           </w:pPr>
-          <w:hyperlink w:anchor="__RefHeading___Toc2826_3067172540">
+          <w:hyperlink w:anchor="__RefHeading___Toc2988_1517123387">
             <w:r>
               <w:rPr>
                 <w:rStyle w:val="IndexLink"/>
               </w:rPr>
               <w:t>22.2 Chu kỳ lương hằng tháng (C&amp;B)</w:t>
               <w:tab/>
-              <w:t>25</w:t>
+              <w:t>27</w:t>
             </w:r>
           </w:hyperlink>
         </w:p>
@@ -2175,14 +2275,14 @@
             </w:tabs>
             <w:rPr/>
           </w:pPr>
-          <w:hyperlink w:anchor="__RefHeading___Toc2828_3067172540">
+          <w:hyperlink w:anchor="__RefHeading___Toc2990_1517123387">
             <w:r>
               <w:rPr>
                 <w:rStyle w:val="IndexLink"/>
               </w:rPr>
               <w:t>22.3 Tuyển dụng (TA)</w:t>
               <w:tab/>
-              <w:t>25</w:t>
+              <w:t>27</w:t>
             </w:r>
           </w:hyperlink>
         </w:p>
@@ -2195,14 +2295,14 @@
             </w:tabs>
             <w:rPr/>
           </w:pPr>
-          <w:hyperlink w:anchor="__RefHeading___Toc2830_3067172540">
+          <w:hyperlink w:anchor="__RefHeading___Toc2992_1517123387">
             <w:r>
               <w:rPr>
                 <w:rStyle w:val="IndexLink"/>
               </w:rPr>
               <w:t>22.4 Đào tạo (L&amp;D)</w:t>
               <w:tab/>
-              <w:t>25</w:t>
+              <w:t>28</w:t>
             </w:r>
           </w:hyperlink>
         </w:p>
@@ -2215,14 +2315,14 @@
             </w:tabs>
             <w:rPr/>
           </w:pPr>
-          <w:hyperlink w:anchor="__RefHeading___Toc2832_3067172540">
+          <w:hyperlink w:anchor="__RefHeading___Toc2994_1517123387">
             <w:r>
               <w:rPr>
                 <w:rStyle w:val="IndexLink"/>
               </w:rPr>
               <w:t>22.5 Báo cáo tuần cho quản lý</w:t>
               <w:tab/>
-              <w:t>25</w:t>
+              <w:t>28</w:t>
             </w:r>
           </w:hyperlink>
         </w:p>
@@ -2235,14 +2335,14 @@
             </w:tabs>
             <w:rPr/>
           </w:pPr>
-          <w:hyperlink w:anchor="__RefHeading___Toc2834_3067172540">
+          <w:hyperlink w:anchor="__RefHeading___Toc2996_1517123387">
             <w:r>
               <w:rPr>
                 <w:rStyle w:val="IndexLink"/>
               </w:rPr>
               <w:t>23. Câu hỏi thường gặp và xử lý sự cố</w:t>
               <w:tab/>
-              <w:t>26</w:t>
+              <w:t>28</w:t>
             </w:r>
           </w:hyperlink>
           <w:r>
@@ -2272,7 +2372,7 @@
         <w:pStyle w:val="Heading1"/>
         <w:rPr/>
       </w:pPr>
-      <w:bookmarkStart w:id="0" w:name="__RefHeading___Toc2638_3067172540"/>
+      <w:bookmarkStart w:id="0" w:name="__RefHeading___Toc2790_1517123387"/>
       <w:bookmarkEnd w:id="0"/>
       <w:r>
         <w:rPr/>
@@ -2525,7 +2625,7 @@
                 <w:sz w:val="19"/>
                 <w:szCs w:val="19"/>
               </w:rPr>
-              <w:t>3.0 (15/10/2026) - bổ sung Second Brain, Vinh danh, Agent Work, tuỳ chỉnh Home, AI tạo task và đọc file đính kèm, quên mật khẩu, đăng nhập Microsoft, chu kỳ OKR mới</w:t>
+              <w:t>3.1 (16/10/2026) - Bảng điều khiển, báo cáo PDF bằng AI và thư viện báo cáo, AI Narrative, AI dựng cả dashboard, Second Brain Home theo ngày/tuần/tháng/năm, Nhật ký &amp; Quyết định, mở task từ mọi view, bộ đếm ký tự, icon và mô tả vai trò wiki. (3.0: Second Brain, Vinh danh, Agent Work, tuỳ chỉnh Home, AI tạo task và đọc file, quên mật khẩu, đăng nhập Microsoft, chu kỳ OKR mới)</w:t>
             </w:r>
           </w:p>
         </w:tc>
@@ -2672,7 +2772,7 @@
         <w:pStyle w:val="Heading1"/>
         <w:rPr/>
       </w:pPr>
-      <w:bookmarkStart w:id="1" w:name="__RefHeading___Toc2640_3067172540"/>
+      <w:bookmarkStart w:id="1" w:name="__RefHeading___Toc2792_1517123387"/>
       <w:bookmarkEnd w:id="1"/>
       <w:r>
         <w:rPr/>
@@ -2684,7 +2784,7 @@
         <w:pStyle w:val="Heading2"/>
         <w:rPr/>
       </w:pPr>
-      <w:bookmarkStart w:id="2" w:name="__RefHeading___Toc2642_3067172540"/>
+      <w:bookmarkStart w:id="2" w:name="__RefHeading___Toc2794_1517123387"/>
       <w:bookmarkEnd w:id="2"/>
       <w:r>
         <w:rPr/>
@@ -3365,7 +3465,7 @@
         <w:pStyle w:val="Heading2"/>
         <w:rPr/>
       </w:pPr>
-      <w:bookmarkStart w:id="3" w:name="__RefHeading___Toc2644_3067172540"/>
+      <w:bookmarkStart w:id="3" w:name="__RefHeading___Toc2796_1517123387"/>
       <w:bookmarkEnd w:id="3"/>
       <w:r>
         <w:rPr/>
@@ -3377,7 +3477,7 @@
         <w:pStyle w:val="ListParagraph"/>
         <w:numPr>
           <w:ilvl w:val="0"/>
-          <w:numId w:val="27"/>
+          <w:numId w:val="30"/>
         </w:numPr>
         <w:spacing w:lineRule="exact" w:line="290" w:before="0" w:after="60"/>
         <w:rPr/>
@@ -3421,7 +3521,7 @@
         <w:pStyle w:val="Heading2"/>
         <w:rPr/>
       </w:pPr>
-      <w:bookmarkStart w:id="4" w:name="__RefHeading___Toc2646_3067172540"/>
+      <w:bookmarkStart w:id="4" w:name="__RefHeading___Toc2798_1517123387"/>
       <w:bookmarkEnd w:id="4"/>
       <w:r>
         <w:rPr/>
@@ -4300,7 +4400,7 @@
         <w:pStyle w:val="Heading1"/>
         <w:rPr/>
       </w:pPr>
-      <w:bookmarkStart w:id="5" w:name="__RefHeading___Toc2648_3067172540"/>
+      <w:bookmarkStart w:id="5" w:name="__RefHeading___Toc2800_1517123387"/>
       <w:bookmarkEnd w:id="5"/>
       <w:r>
         <w:rPr/>
@@ -4312,7 +4412,7 @@
         <w:pStyle w:val="Heading2"/>
         <w:rPr/>
       </w:pPr>
-      <w:bookmarkStart w:id="6" w:name="__RefHeading___Toc2650_3067172540"/>
+      <w:bookmarkStart w:id="6" w:name="__RefHeading___Toc2802_1517123387"/>
       <w:bookmarkEnd w:id="6"/>
       <w:r>
         <w:rPr/>
@@ -4346,7 +4446,7 @@
         <w:pStyle w:val="ListParagraph"/>
         <w:numPr>
           <w:ilvl w:val="0"/>
-          <w:numId w:val="28"/>
+          <w:numId w:val="31"/>
         </w:numPr>
         <w:spacing w:lineRule="exact" w:line="290" w:before="0" w:after="60"/>
         <w:rPr/>
@@ -4507,7 +4607,7 @@
         <w:pStyle w:val="Heading2"/>
         <w:rPr/>
       </w:pPr>
-      <w:bookmarkStart w:id="7" w:name="__RefHeading___Toc2652_3067172540"/>
+      <w:bookmarkStart w:id="7" w:name="__RefHeading___Toc2804_1517123387"/>
       <w:bookmarkEnd w:id="7"/>
       <w:r>
         <w:rPr/>
@@ -4695,7 +4795,7 @@
         <w:pStyle w:val="Heading2"/>
         <w:rPr/>
       </w:pPr>
-      <w:bookmarkStart w:id="8" w:name="__RefHeading___Toc2654_3067172540"/>
+      <w:bookmarkStart w:id="8" w:name="__RefHeading___Toc2806_1517123387"/>
       <w:bookmarkEnd w:id="8"/>
       <w:r>
         <w:rPr/>
@@ -5027,7 +5127,7 @@
         <w:pStyle w:val="Heading2"/>
         <w:rPr/>
       </w:pPr>
-      <w:bookmarkStart w:id="9" w:name="__RefHeading___Toc2656_3067172540"/>
+      <w:bookmarkStart w:id="9" w:name="__RefHeading___Toc2808_1517123387"/>
       <w:bookmarkEnd w:id="9"/>
       <w:r>
         <w:rPr/>
@@ -5424,7 +5524,7 @@
         <w:pStyle w:val="Heading1"/>
         <w:rPr/>
       </w:pPr>
-      <w:bookmarkStart w:id="10" w:name="__RefHeading___Toc2658_3067172540"/>
+      <w:bookmarkStart w:id="10" w:name="__RefHeading___Toc2810_1517123387"/>
       <w:bookmarkEnd w:id="10"/>
       <w:r>
         <w:rPr/>
@@ -5436,7 +5536,7 @@
         <w:pStyle w:val="Heading2"/>
         <w:rPr/>
       </w:pPr>
-      <w:bookmarkStart w:id="11" w:name="__RefHeading___Toc2660_3067172540"/>
+      <w:bookmarkStart w:id="11" w:name="__RefHeading___Toc2812_1517123387"/>
       <w:bookmarkEnd w:id="11"/>
       <w:r>
         <w:rPr/>
@@ -5700,7 +5800,7 @@
         <w:pStyle w:val="Heading2"/>
         <w:rPr/>
       </w:pPr>
-      <w:bookmarkStart w:id="12" w:name="__RefHeading___Toc2662_3067172540"/>
+      <w:bookmarkStart w:id="12" w:name="__RefHeading___Toc2814_1517123387"/>
       <w:bookmarkEnd w:id="12"/>
       <w:r>
         <w:rPr/>
@@ -5712,7 +5812,7 @@
         <w:pStyle w:val="ListParagraph"/>
         <w:numPr>
           <w:ilvl w:val="0"/>
-          <w:numId w:val="29"/>
+          <w:numId w:val="32"/>
         </w:numPr>
         <w:spacing w:lineRule="exact" w:line="290" w:before="0" w:after="60"/>
         <w:rPr/>
@@ -6200,7 +6300,7 @@
         <w:pStyle w:val="Heading2"/>
         <w:rPr/>
       </w:pPr>
-      <w:bookmarkStart w:id="13" w:name="__RefHeading___Toc2664_3067172540"/>
+      <w:bookmarkStart w:id="13" w:name="__RefHeading___Toc2816_1517123387"/>
       <w:bookmarkEnd w:id="13"/>
       <w:r>
         <w:rPr/>
@@ -6253,7 +6353,7 @@
         <w:pStyle w:val="Heading1"/>
         <w:rPr/>
       </w:pPr>
-      <w:bookmarkStart w:id="14" w:name="__RefHeading___Toc2666_3067172540"/>
+      <w:bookmarkStart w:id="14" w:name="__RefHeading___Toc2818_1517123387"/>
       <w:bookmarkEnd w:id="14"/>
       <w:r>
         <w:rPr/>
@@ -6265,7 +6365,7 @@
         <w:pStyle w:val="Heading2"/>
         <w:rPr/>
       </w:pPr>
-      <w:bookmarkStart w:id="15" w:name="__RefHeading___Toc2668_3067172540"/>
+      <w:bookmarkStart w:id="15" w:name="__RefHeading___Toc2820_1517123387"/>
       <w:bookmarkEnd w:id="15"/>
       <w:r>
         <w:rPr/>
@@ -6973,7 +7073,7 @@
         <w:pStyle w:val="Heading2"/>
         <w:rPr/>
       </w:pPr>
-      <w:bookmarkStart w:id="16" w:name="__RefHeading___Toc2670_3067172540"/>
+      <w:bookmarkStart w:id="16" w:name="__RefHeading___Toc2822_1517123387"/>
       <w:bookmarkEnd w:id="16"/>
       <w:r>
         <w:rPr/>
@@ -7003,7 +7103,7 @@
         <w:pStyle w:val="ListParagraph"/>
         <w:numPr>
           <w:ilvl w:val="0"/>
-          <w:numId w:val="30"/>
+          <w:numId w:val="33"/>
         </w:numPr>
         <w:spacing w:lineRule="exact" w:line="290" w:before="0" w:after="60"/>
         <w:rPr/>
@@ -7181,7 +7281,7 @@
         <w:pStyle w:val="Heading1"/>
         <w:rPr/>
       </w:pPr>
-      <w:bookmarkStart w:id="17" w:name="__RefHeading___Toc2672_3067172540"/>
+      <w:bookmarkStart w:id="17" w:name="__RefHeading___Toc2824_1517123387"/>
       <w:bookmarkEnd w:id="17"/>
       <w:r>
         <w:rPr/>
@@ -7237,7 +7337,7 @@
         <w:pStyle w:val="Heading2"/>
         <w:rPr/>
       </w:pPr>
-      <w:bookmarkStart w:id="18" w:name="__RefHeading___Toc2674_3067172540"/>
+      <w:bookmarkStart w:id="18" w:name="__RefHeading___Toc2826_1517123387"/>
       <w:bookmarkEnd w:id="18"/>
       <w:r>
         <w:rPr/>
@@ -7249,7 +7349,7 @@
         <w:pStyle w:val="ListParagraph"/>
         <w:numPr>
           <w:ilvl w:val="0"/>
-          <w:numId w:val="31"/>
+          <w:numId w:val="34"/>
         </w:numPr>
         <w:spacing w:lineRule="exact" w:line="290" w:before="0" w:after="60"/>
         <w:rPr/>
@@ -7837,7 +7937,7 @@
         <w:pStyle w:val="Heading2"/>
         <w:rPr/>
       </w:pPr>
-      <w:bookmarkStart w:id="19" w:name="__RefHeading___Toc2676_3067172540"/>
+      <w:bookmarkStart w:id="19" w:name="__RefHeading___Toc2828_1517123387"/>
       <w:bookmarkEnd w:id="19"/>
       <w:r>
         <w:rPr/>
@@ -7867,7 +7967,7 @@
         <w:pStyle w:val="ListParagraph"/>
         <w:numPr>
           <w:ilvl w:val="0"/>
-          <w:numId w:val="32"/>
+          <w:numId w:val="35"/>
         </w:numPr>
         <w:spacing w:lineRule="exact" w:line="290" w:before="0" w:after="60"/>
         <w:rPr/>
@@ -8055,7 +8155,7 @@
         <w:pStyle w:val="Heading2"/>
         <w:rPr/>
       </w:pPr>
-      <w:bookmarkStart w:id="20" w:name="__RefHeading___Toc2678_3067172540"/>
+      <w:bookmarkStart w:id="20" w:name="__RefHeading___Toc2830_1517123387"/>
       <w:bookmarkEnd w:id="20"/>
       <w:r>
         <w:rPr/>
@@ -8444,7 +8544,7 @@
         <w:pStyle w:val="Heading1"/>
         <w:rPr/>
       </w:pPr>
-      <w:bookmarkStart w:id="21" w:name="__RefHeading___Toc2680_3067172540"/>
+      <w:bookmarkStart w:id="21" w:name="__RefHeading___Toc2832_1517123387"/>
       <w:bookmarkEnd w:id="21"/>
       <w:r>
         <w:rPr/>
@@ -8478,7 +8578,7 @@
         <w:pStyle w:val="Heading2"/>
         <w:rPr/>
       </w:pPr>
-      <w:bookmarkStart w:id="22" w:name="__RefHeading___Toc2682_3067172540"/>
+      <w:bookmarkStart w:id="22" w:name="__RefHeading___Toc2834_1517123387"/>
       <w:bookmarkEnd w:id="22"/>
       <w:r>
         <w:rPr/>
@@ -9357,7 +9457,7 @@
         <w:pStyle w:val="Heading2"/>
         <w:rPr/>
       </w:pPr>
-      <w:bookmarkStart w:id="23" w:name="__RefHeading___Toc2684_3067172540"/>
+      <w:bookmarkStart w:id="23" w:name="__RefHeading___Toc2836_1517123387"/>
       <w:bookmarkEnd w:id="23"/>
       <w:r>
         <w:rPr/>
@@ -9643,7 +9743,7 @@
         <w:pStyle w:val="Heading2"/>
         <w:rPr/>
       </w:pPr>
-      <w:bookmarkStart w:id="24" w:name="__RefHeading___Toc2686_3067172540"/>
+      <w:bookmarkStart w:id="24" w:name="__RefHeading___Toc2838_1517123387"/>
       <w:bookmarkEnd w:id="24"/>
       <w:r>
         <w:rPr/>
@@ -9655,7 +9755,7 @@
         <w:pStyle w:val="ListParagraph"/>
         <w:numPr>
           <w:ilvl w:val="0"/>
-          <w:numId w:val="33"/>
+          <w:numId w:val="36"/>
         </w:numPr>
         <w:spacing w:lineRule="exact" w:line="290" w:before="0" w:after="60"/>
         <w:rPr/>
@@ -9817,7 +9917,7 @@
         <w:pStyle w:val="Heading1"/>
         <w:rPr/>
       </w:pPr>
-      <w:bookmarkStart w:id="25" w:name="__RefHeading___Toc2688_3067172540"/>
+      <w:bookmarkStart w:id="25" w:name="__RefHeading___Toc2840_1517123387"/>
       <w:bookmarkEnd w:id="25"/>
       <w:r>
         <w:rPr/>
@@ -9829,7 +9929,7 @@
         <w:pStyle w:val="Heading2"/>
         <w:rPr/>
       </w:pPr>
-      <w:bookmarkStart w:id="26" w:name="__RefHeading___Toc2690_3067172540"/>
+      <w:bookmarkStart w:id="26" w:name="__RefHeading___Toc2842_1517123387"/>
       <w:bookmarkEnd w:id="26"/>
       <w:r>
         <w:rPr/>
@@ -9863,7 +9963,7 @@
         <w:pStyle w:val="Heading2"/>
         <w:rPr/>
       </w:pPr>
-      <w:bookmarkStart w:id="27" w:name="__RefHeading___Toc2692_3067172540"/>
+      <w:bookmarkStart w:id="27" w:name="__RefHeading___Toc2844_1517123387"/>
       <w:bookmarkEnd w:id="27"/>
       <w:r>
         <w:rPr/>
@@ -9893,7 +9993,7 @@
         <w:pStyle w:val="ListParagraph"/>
         <w:numPr>
           <w:ilvl w:val="0"/>
-          <w:numId w:val="34"/>
+          <w:numId w:val="37"/>
         </w:numPr>
         <w:spacing w:lineRule="exact" w:line="290" w:before="0" w:after="60"/>
         <w:rPr/>
@@ -10026,7 +10126,7 @@
         <w:pStyle w:val="Heading1"/>
         <w:rPr/>
       </w:pPr>
-      <w:bookmarkStart w:id="28" w:name="__RefHeading___Toc2694_3067172540"/>
+      <w:bookmarkStart w:id="28" w:name="__RefHeading___Toc2846_1517123387"/>
       <w:bookmarkEnd w:id="28"/>
       <w:r>
         <w:rPr/>
@@ -10038,7 +10138,7 @@
         <w:pStyle w:val="Heading2"/>
         <w:rPr/>
       </w:pPr>
-      <w:bookmarkStart w:id="29" w:name="__RefHeading___Toc2696_3067172540"/>
+      <w:bookmarkStart w:id="29" w:name="__RefHeading___Toc2848_1517123387"/>
       <w:bookmarkEnd w:id="29"/>
       <w:r>
         <w:rPr/>
@@ -10072,7 +10172,7 @@
         <w:pStyle w:val="ListParagraph"/>
         <w:numPr>
           <w:ilvl w:val="0"/>
-          <w:numId w:val="35"/>
+          <w:numId w:val="38"/>
         </w:numPr>
         <w:spacing w:lineRule="exact" w:line="290" w:before="0" w:after="60"/>
         <w:rPr/>
@@ -10272,7 +10372,7 @@
         <w:pStyle w:val="Heading2"/>
         <w:rPr/>
       </w:pPr>
-      <w:bookmarkStart w:id="30" w:name="__RefHeading___Toc2698_3067172540"/>
+      <w:bookmarkStart w:id="30" w:name="__RefHeading___Toc2850_1517123387"/>
       <w:bookmarkEnd w:id="30"/>
       <w:r>
         <w:rPr/>
@@ -10661,7 +10761,7 @@
         <w:pStyle w:val="Heading2"/>
         <w:rPr/>
       </w:pPr>
-      <w:bookmarkStart w:id="31" w:name="__RefHeading___Toc2700_3067172540"/>
+      <w:bookmarkStart w:id="31" w:name="__RefHeading___Toc2852_1517123387"/>
       <w:bookmarkEnd w:id="31"/>
       <w:r>
         <w:rPr/>
@@ -10706,7 +10806,7 @@
         <w:pStyle w:val="Heading1"/>
         <w:rPr/>
       </w:pPr>
-      <w:bookmarkStart w:id="32" w:name="__RefHeading___Toc2702_3067172540"/>
+      <w:bookmarkStart w:id="32" w:name="__RefHeading___Toc2854_1517123387"/>
       <w:bookmarkEnd w:id="32"/>
       <w:r>
         <w:rPr/>
@@ -10718,7 +10818,7 @@
         <w:pStyle w:val="Heading2"/>
         <w:rPr/>
       </w:pPr>
-      <w:bookmarkStart w:id="33" w:name="__RefHeading___Toc2704_3067172540"/>
+      <w:bookmarkStart w:id="33" w:name="__RefHeading___Toc2856_1517123387"/>
       <w:bookmarkEnd w:id="33"/>
       <w:r>
         <w:rPr/>
@@ -11153,7 +11253,7 @@
         <w:pStyle w:val="Heading2"/>
         <w:rPr/>
       </w:pPr>
-      <w:bookmarkStart w:id="34" w:name="__RefHeading___Toc2706_3067172540"/>
+      <w:bookmarkStart w:id="34" w:name="__RefHeading___Toc2858_1517123387"/>
       <w:bookmarkEnd w:id="34"/>
       <w:r>
         <w:rPr/>
@@ -11254,7 +11354,7 @@
         <w:pStyle w:val="Heading2"/>
         <w:rPr/>
       </w:pPr>
-      <w:bookmarkStart w:id="35" w:name="__RefHeading___Toc2708_3067172540"/>
+      <w:bookmarkStart w:id="35" w:name="__RefHeading___Toc2860_1517123387"/>
       <w:bookmarkEnd w:id="35"/>
       <w:r>
         <w:rPr/>
@@ -12202,7 +12302,7 @@
         <w:pStyle w:val="Heading2"/>
         <w:rPr/>
       </w:pPr>
-      <w:bookmarkStart w:id="36" w:name="__RefHeading___Toc2710_3067172540"/>
+      <w:bookmarkStart w:id="36" w:name="__RefHeading___Toc2862_1517123387"/>
       <w:bookmarkEnd w:id="36"/>
       <w:r>
         <w:rPr/>
@@ -12688,7 +12788,7 @@
         <w:pStyle w:val="Heading2"/>
         <w:rPr/>
       </w:pPr>
-      <w:bookmarkStart w:id="37" w:name="__RefHeading___Toc2712_3067172540"/>
+      <w:bookmarkStart w:id="37" w:name="__RefHeading___Toc2864_1517123387"/>
       <w:bookmarkEnd w:id="37"/>
       <w:r>
         <w:rPr/>
@@ -13237,7 +13337,7 @@
         <w:pStyle w:val="Heading2"/>
         <w:rPr/>
       </w:pPr>
-      <w:bookmarkStart w:id="38" w:name="__RefHeading___Toc2714_3067172540"/>
+      <w:bookmarkStart w:id="38" w:name="__RefHeading___Toc2866_1517123387"/>
       <w:bookmarkEnd w:id="38"/>
       <w:r>
         <w:rPr/>
@@ -13267,7 +13367,7 @@
         <w:pStyle w:val="ListParagraph"/>
         <w:numPr>
           <w:ilvl w:val="0"/>
-          <w:numId w:val="36"/>
+          <w:numId w:val="39"/>
         </w:numPr>
         <w:spacing w:lineRule="exact" w:line="290" w:before="0" w:after="60"/>
         <w:rPr/>
@@ -13470,7 +13570,7 @@
         <w:pStyle w:val="Heading2"/>
         <w:rPr/>
       </w:pPr>
-      <w:bookmarkStart w:id="39" w:name="__RefHeading___Toc2716_3067172540"/>
+      <w:bookmarkStart w:id="39" w:name="__RefHeading___Toc2868_1517123387"/>
       <w:bookmarkEnd w:id="39"/>
       <w:r>
         <w:rPr/>
@@ -13482,7 +13582,7 @@
         <w:pStyle w:val="ListParagraph"/>
         <w:numPr>
           <w:ilvl w:val="0"/>
-          <w:numId w:val="37"/>
+          <w:numId w:val="40"/>
         </w:numPr>
         <w:spacing w:lineRule="exact" w:line="290" w:before="0" w:after="60"/>
         <w:rPr/>
@@ -13696,7 +13796,7 @@
         <w:pStyle w:val="Heading1"/>
         <w:rPr/>
       </w:pPr>
-      <w:bookmarkStart w:id="40" w:name="__RefHeading___Toc2718_3067172540"/>
+      <w:bookmarkStart w:id="40" w:name="__RefHeading___Toc2870_1517123387"/>
       <w:bookmarkEnd w:id="40"/>
       <w:r>
         <w:rPr/>
@@ -13752,7 +13852,7 @@
         <w:pStyle w:val="Heading2"/>
         <w:rPr/>
       </w:pPr>
-      <w:bookmarkStart w:id="41" w:name="__RefHeading___Toc2720_3067172540"/>
+      <w:bookmarkStart w:id="41" w:name="__RefHeading___Toc2872_1517123387"/>
       <w:bookmarkEnd w:id="41"/>
       <w:r>
         <w:rPr/>
@@ -14415,7 +14515,7 @@
         <w:pStyle w:val="Heading2"/>
         <w:rPr/>
       </w:pPr>
-      <w:bookmarkStart w:id="42" w:name="__RefHeading___Toc2722_3067172540"/>
+      <w:bookmarkStart w:id="42" w:name="__RefHeading___Toc2874_1517123387"/>
       <w:bookmarkEnd w:id="42"/>
       <w:r>
         <w:rPr/>
@@ -14438,7 +14538,7 @@
         <w:pStyle w:val="Heading2"/>
         <w:rPr/>
       </w:pPr>
-      <w:bookmarkStart w:id="43" w:name="__RefHeading___Toc2724_3067172540"/>
+      <w:bookmarkStart w:id="43" w:name="__RefHeading___Toc2876_1517123387"/>
       <w:bookmarkEnd w:id="43"/>
       <w:r>
         <w:rPr/>
@@ -14494,7 +14594,7 @@
         <w:pStyle w:val="Heading2"/>
         <w:rPr/>
       </w:pPr>
-      <w:bookmarkStart w:id="44" w:name="__RefHeading___Toc2726_3067172540"/>
+      <w:bookmarkStart w:id="44" w:name="__RefHeading___Toc2878_1517123387"/>
       <w:bookmarkEnd w:id="44"/>
       <w:r>
         <w:rPr/>
@@ -14561,7 +14661,7 @@
         <w:pStyle w:val="Heading2"/>
         <w:rPr/>
       </w:pPr>
-      <w:bookmarkStart w:id="45" w:name="__RefHeading___Toc2728_3067172540"/>
+      <w:bookmarkStart w:id="45" w:name="__RefHeading___Toc2880_1517123387"/>
       <w:bookmarkEnd w:id="45"/>
       <w:r>
         <w:rPr/>
@@ -14584,7 +14684,7 @@
         <w:pStyle w:val="Heading2"/>
         <w:rPr/>
       </w:pPr>
-      <w:bookmarkStart w:id="46" w:name="__RefHeading___Toc2730_3067172540"/>
+      <w:bookmarkStart w:id="46" w:name="__RefHeading___Toc2882_1517123387"/>
       <w:bookmarkEnd w:id="46"/>
       <w:r>
         <w:rPr/>
@@ -14673,7 +14773,7 @@
         <w:pStyle w:val="Heading2"/>
         <w:rPr/>
       </w:pPr>
-      <w:bookmarkStart w:id="47" w:name="__RefHeading___Toc2732_3067172540"/>
+      <w:bookmarkStart w:id="47" w:name="__RefHeading___Toc2884_1517123387"/>
       <w:bookmarkEnd w:id="47"/>
       <w:r>
         <w:rPr/>
@@ -14696,7 +14796,7 @@
         <w:pStyle w:val="ListParagraph"/>
         <w:numPr>
           <w:ilvl w:val="0"/>
-          <w:numId w:val="38"/>
+          <w:numId w:val="41"/>
         </w:numPr>
         <w:spacing w:lineRule="exact" w:line="290" w:before="0" w:after="60"/>
         <w:rPr/>
@@ -14818,7 +14918,7 @@
         <w:pStyle w:val="Heading2"/>
         <w:rPr/>
       </w:pPr>
-      <w:bookmarkStart w:id="48" w:name="__RefHeading___Toc2734_3067172540"/>
+      <w:bookmarkStart w:id="48" w:name="__RefHeading___Toc2886_1517123387"/>
       <w:bookmarkEnd w:id="48"/>
       <w:r>
         <w:rPr/>
@@ -14885,11 +14985,11 @@
         <w:pStyle w:val="Heading2"/>
         <w:rPr/>
       </w:pPr>
-      <w:bookmarkStart w:id="49" w:name="__RefHeading___Toc2736_3067172540"/>
+      <w:bookmarkStart w:id="49" w:name="__RefHeading___Toc2888_1517123387"/>
       <w:bookmarkEnd w:id="49"/>
       <w:r>
         <w:rPr/>
-        <w:t>10.9 Báo cáo (biểu đồ và pivot)</w:t>
+        <w:t>10.9 Bảng điều khiển (Dashboard) của dự án</w:t>
       </w:r>
     </w:p>
     <w:p>
@@ -14897,7 +14997,7 @@
         <w:pStyle w:val="ListParagraph"/>
         <w:numPr>
           <w:ilvl w:val="0"/>
-          <w:numId w:val="39"/>
+          <w:numId w:val="42"/>
         </w:numPr>
         <w:spacing w:lineRule="exact" w:line="290" w:before="0" w:after="60"/>
         <w:rPr/>
@@ -14911,11 +15011,11 @@
           <w:b/>
           <w:bCs/>
         </w:rPr>
-        <w:t>Báo cáo (biểu đồ &amp; pivot)</w:t>
-      </w:r>
-      <w:r>
-        <w:rPr/>
-        <w:t>.</w:t>
+        <w:t>Bảng điều khiển</w:t>
+      </w:r>
+      <w:r>
+        <w:rPr/>
+        <w:t xml:space="preserve"> (trước đây tên là "Báo cáo (biểu đồ &amp; pivot)"; view cũ mang tên mặc định đã được đổi tên tự động).</w:t>
       </w:r>
     </w:p>
     <w:p>
@@ -14963,7 +15063,7 @@
       </w:r>
       <w:r>
         <w:rPr/>
-        <w:t xml:space="preserve"> (mô tả biểu đồ bạn muốn).</w:t>
+        <w:t xml:space="preserve"> (mô tả một biểu đồ hoặc cả bố cục bảng điều khiển - xem 10.11).</w:t>
       </w:r>
     </w:p>
     <w:p>
@@ -14978,7 +15078,18 @@
       </w:pPr>
       <w:r>
         <w:rPr/>
-        <w:t xml:space="preserve">Với mỗi biểu đồ chọn: loại (Số tổng KPI, Cột, Thanh ngang, Cột chồng, Thanh chồng, Đường, Vùng, Tròn, Vành khuyên, Bảng pivot), </w:t>
+        <w:t xml:space="preserve">Với mỗi biểu đồ chọn: loại (Số tổng KPI, Cột, Thanh ngang, Cột chồng, Thanh chồng, Đường, Vùng, Tròn, Vành khuyên, Bảng pivot, </w:t>
+      </w:r>
+      <w:r>
+        <w:rPr>
+          <w:b/>
+          <w:bCs/>
+        </w:rPr>
+        <w:t>AI narrative</w:t>
+      </w:r>
+      <w:r>
+        <w:rPr/>
+        <w:t xml:space="preserve">), </w:t>
       </w:r>
       <w:r>
         <w:rPr>
@@ -15113,7 +15224,7 @@
       </w:pPr>
       <w:r>
         <w:rPr/>
-        <w:t xml:space="preserve">Tạo một view Báo cáo với bộ lọc "tháng này" để có báo cáo tháng tự cập nhật; bấm </w:t>
+        <w:t xml:space="preserve">Tạo một Bảng điều khiển với bộ lọc "tháng này" để có báo cáo tháng tự cập nhật; bấm </w:t>
       </w:r>
       <w:r>
         <w:rPr>
@@ -15144,11 +15255,829 @@
     </w:p>
     <w:p>
       <w:pPr>
+        <w:pStyle w:val="Heading2"/>
+        <w:rPr/>
+      </w:pPr>
+      <w:bookmarkStart w:id="50" w:name="__RefHeading___Toc2890_1517123387"/>
+      <w:bookmarkEnd w:id="50"/>
+      <w:r>
+        <w:rPr/>
+        <w:t>10.10 Mở task từ mọi view</w:t>
+      </w:r>
+    </w:p>
+    <w:p>
+      <w:pPr>
+        <w:pStyle w:val="Normal"/>
+        <w:spacing w:lineRule="exact" w:line="300" w:before="0" w:after="120"/>
+        <w:rPr/>
+      </w:pPr>
+      <w:r>
+        <w:rPr/>
+        <w:t>Ở mọi view (Tất cả task, Kanban, Eisenhower, Gantt, Lịch, Gallery, Bảng điều khiển) bạn mở task theo cùng một cách. Dữ liệu luôn đồng bộ: sửa ở panel bên cạnh là mọi view cập nhật ngay.</w:t>
+      </w:r>
+    </w:p>
+    <w:tbl>
+      <w:tblPr>
+        <w:tblW w:w="9638" w:type="dxa"/>
+        <w:jc w:val="left"/>
+        <w:tblInd w:w="0" w:type="dxa"/>
+        <w:tblLayout w:type="fixed"/>
+        <w:tblCellMar>
+          <w:top w:w="70" w:type="dxa"/>
+          <w:left w:w="110" w:type="dxa"/>
+          <w:bottom w:w="70" w:type="dxa"/>
+          <w:right w:w="110" w:type="dxa"/>
+        </w:tblCellMar>
+      </w:tblPr>
+      <w:tblGrid>
+        <w:gridCol w:w="2609"/>
+        <w:gridCol w:w="7028"/>
+      </w:tblGrid>
+      <w:tr>
+        <w:trPr>
+          <w:tblHeader w:val="true"/>
+        </w:trPr>
+        <w:tc>
+          <w:tcPr>
+            <w:tcW w:w="2609" w:type="dxa"/>
+            <w:tcBorders>
+              <w:top w:val="single" w:sz="4" w:space="0" w:color="808080"/>
+              <w:left w:val="single" w:sz="4" w:space="0" w:color="808080"/>
+              <w:bottom w:val="single" w:sz="4" w:space="0" w:color="808080"/>
+              <w:right w:val="single" w:sz="4" w:space="0" w:color="808080"/>
+            </w:tcBorders>
+            <w:shd w:color="auto" w:fill="D9D9D9" w:val="clear"/>
+          </w:tcPr>
+          <w:p>
+            <w:pPr>
+              <w:pStyle w:val="Normal"/>
+              <w:spacing w:lineRule="exact" w:line="260" w:before="0" w:after="40"/>
+              <w:rPr/>
+            </w:pPr>
+            <w:r>
+              <w:rPr>
+                <w:b/>
+                <w:bCs/>
+                <w:color w:val="000000"/>
+                <w:sz w:val="19"/>
+                <w:szCs w:val="19"/>
+              </w:rPr>
+              <w:t>View</w:t>
+            </w:r>
+          </w:p>
+        </w:tc>
+        <w:tc>
+          <w:tcPr>
+            <w:tcW w:w="7028" w:type="dxa"/>
+            <w:tcBorders>
+              <w:top w:val="single" w:sz="4" w:space="0" w:color="808080"/>
+              <w:left w:val="single" w:sz="4" w:space="0" w:color="808080"/>
+              <w:bottom w:val="single" w:sz="4" w:space="0" w:color="808080"/>
+              <w:right w:val="single" w:sz="4" w:space="0" w:color="808080"/>
+            </w:tcBorders>
+            <w:shd w:color="auto" w:fill="D9D9D9" w:val="clear"/>
+          </w:tcPr>
+          <w:p>
+            <w:pPr>
+              <w:pStyle w:val="Normal"/>
+              <w:spacing w:lineRule="exact" w:line="260" w:before="0" w:after="40"/>
+              <w:rPr/>
+            </w:pPr>
+            <w:r>
+              <w:rPr>
+                <w:b/>
+                <w:bCs/>
+                <w:color w:val="000000"/>
+                <w:sz w:val="19"/>
+                <w:szCs w:val="19"/>
+              </w:rPr>
+              <w:t>Cách mở</w:t>
+            </w:r>
+          </w:p>
+        </w:tc>
+      </w:tr>
+      <w:tr>
+        <w:trPr/>
+        <w:tc>
+          <w:tcPr>
+            <w:tcW w:w="2609" w:type="dxa"/>
+            <w:tcBorders>
+              <w:top w:val="single" w:sz="4" w:space="0" w:color="808080"/>
+              <w:left w:val="single" w:sz="4" w:space="0" w:color="808080"/>
+              <w:bottom w:val="single" w:sz="4" w:space="0" w:color="808080"/>
+              <w:right w:val="single" w:sz="4" w:space="0" w:color="808080"/>
+            </w:tcBorders>
+          </w:tcPr>
+          <w:p>
+            <w:pPr>
+              <w:pStyle w:val="Normal"/>
+              <w:spacing w:lineRule="exact" w:line="260" w:before="0" w:after="40"/>
+              <w:rPr/>
+            </w:pPr>
+            <w:r>
+              <w:rPr>
+                <w:b w:val="false"/>
+                <w:bCs w:val="false"/>
+                <w:sz w:val="19"/>
+                <w:szCs w:val="19"/>
+              </w:rPr>
+              <w:t>Kanban, Eisenhower</w:t>
+            </w:r>
+          </w:p>
+        </w:tc>
+        <w:tc>
+          <w:tcPr>
+            <w:tcW w:w="7028" w:type="dxa"/>
+            <w:tcBorders>
+              <w:top w:val="single" w:sz="4" w:space="0" w:color="808080"/>
+              <w:left w:val="single" w:sz="4" w:space="0" w:color="808080"/>
+              <w:bottom w:val="single" w:sz="4" w:space="0" w:color="808080"/>
+              <w:right w:val="single" w:sz="4" w:space="0" w:color="808080"/>
+            </w:tcBorders>
+          </w:tcPr>
+          <w:p>
+            <w:pPr>
+              <w:pStyle w:val="Normal"/>
+              <w:spacing w:lineRule="exact" w:line="260" w:before="0" w:after="40"/>
+              <w:rPr/>
+            </w:pPr>
+            <w:r>
+              <w:rPr>
+                <w:b w:val="false"/>
+                <w:bCs w:val="false"/>
+                <w:sz w:val="19"/>
+                <w:szCs w:val="19"/>
+              </w:rPr>
+              <w:t>Bấm vào thẻ → panel bên cạnh. Rê chuột lên thẻ (hoặc trên điện thoại luôn hiện) có 2 nút: Mở ở panel bên cạnh và Mở thành trang</w:t>
+            </w:r>
+          </w:p>
+        </w:tc>
+      </w:tr>
+      <w:tr>
+        <w:trPr/>
+        <w:tc>
+          <w:tcPr>
+            <w:tcW w:w="2609" w:type="dxa"/>
+            <w:tcBorders>
+              <w:top w:val="single" w:sz="4" w:space="0" w:color="808080"/>
+              <w:left w:val="single" w:sz="4" w:space="0" w:color="808080"/>
+              <w:bottom w:val="single" w:sz="4" w:space="0" w:color="808080"/>
+              <w:right w:val="single" w:sz="4" w:space="0" w:color="808080"/>
+            </w:tcBorders>
+          </w:tcPr>
+          <w:p>
+            <w:pPr>
+              <w:pStyle w:val="Normal"/>
+              <w:spacing w:lineRule="exact" w:line="260" w:before="0" w:after="40"/>
+              <w:rPr/>
+            </w:pPr>
+            <w:r>
+              <w:rPr>
+                <w:b w:val="false"/>
+                <w:bCs w:val="false"/>
+                <w:sz w:val="19"/>
+                <w:szCs w:val="19"/>
+              </w:rPr>
+              <w:t>Tất cả task (bảng), Gantt</w:t>
+            </w:r>
+          </w:p>
+        </w:tc>
+        <w:tc>
+          <w:tcPr>
+            <w:tcW w:w="7028" w:type="dxa"/>
+            <w:tcBorders>
+              <w:top w:val="single" w:sz="4" w:space="0" w:color="808080"/>
+              <w:left w:val="single" w:sz="4" w:space="0" w:color="808080"/>
+              <w:bottom w:val="single" w:sz="4" w:space="0" w:color="808080"/>
+              <w:right w:val="single" w:sz="4" w:space="0" w:color="808080"/>
+            </w:tcBorders>
+          </w:tcPr>
+          <w:p>
+            <w:pPr>
+              <w:pStyle w:val="Normal"/>
+              <w:spacing w:lineRule="exact" w:line="260" w:before="0" w:after="40"/>
+              <w:rPr/>
+            </w:pPr>
+            <w:r>
+              <w:rPr>
+                <w:b w:val="false"/>
+                <w:bCs w:val="false"/>
+                <w:sz w:val="19"/>
+                <w:szCs w:val="19"/>
+              </w:rPr>
+              <w:t>Rê chuột lên dòng → 2 nút cạnh tên task. Gantt: nhấp đúp vào thanh thời gian để mở</w:t>
+            </w:r>
+          </w:p>
+        </w:tc>
+      </w:tr>
+      <w:tr>
+        <w:trPr/>
+        <w:tc>
+          <w:tcPr>
+            <w:tcW w:w="2609" w:type="dxa"/>
+            <w:tcBorders>
+              <w:top w:val="single" w:sz="4" w:space="0" w:color="808080"/>
+              <w:left w:val="single" w:sz="4" w:space="0" w:color="808080"/>
+              <w:bottom w:val="single" w:sz="4" w:space="0" w:color="808080"/>
+              <w:right w:val="single" w:sz="4" w:space="0" w:color="808080"/>
+            </w:tcBorders>
+          </w:tcPr>
+          <w:p>
+            <w:pPr>
+              <w:pStyle w:val="Normal"/>
+              <w:spacing w:lineRule="exact" w:line="260" w:before="0" w:after="40"/>
+              <w:rPr/>
+            </w:pPr>
+            <w:r>
+              <w:rPr>
+                <w:b w:val="false"/>
+                <w:bCs w:val="false"/>
+                <w:sz w:val="19"/>
+                <w:szCs w:val="19"/>
+              </w:rPr>
+              <w:t>Lịch, Gallery</w:t>
+            </w:r>
+          </w:p>
+        </w:tc>
+        <w:tc>
+          <w:tcPr>
+            <w:tcW w:w="7028" w:type="dxa"/>
+            <w:tcBorders>
+              <w:top w:val="single" w:sz="4" w:space="0" w:color="808080"/>
+              <w:left w:val="single" w:sz="4" w:space="0" w:color="808080"/>
+              <w:bottom w:val="single" w:sz="4" w:space="0" w:color="808080"/>
+              <w:right w:val="single" w:sz="4" w:space="0" w:color="808080"/>
+            </w:tcBorders>
+          </w:tcPr>
+          <w:p>
+            <w:pPr>
+              <w:pStyle w:val="Normal"/>
+              <w:spacing w:lineRule="exact" w:line="260" w:before="0" w:after="40"/>
+              <w:rPr/>
+            </w:pPr>
+            <w:r>
+              <w:rPr>
+                <w:b w:val="false"/>
+                <w:bCs w:val="false"/>
+                <w:sz w:val="19"/>
+                <w:szCs w:val="19"/>
+              </w:rPr>
+              <w:t>Bấm vào task/thẻ → panel bên cạnh; trong panel có nút Mở thành trang</w:t>
+            </w:r>
+          </w:p>
+        </w:tc>
+      </w:tr>
+      <w:tr>
+        <w:trPr/>
+        <w:tc>
+          <w:tcPr>
+            <w:tcW w:w="2609" w:type="dxa"/>
+            <w:tcBorders>
+              <w:top w:val="single" w:sz="4" w:space="0" w:color="808080"/>
+              <w:left w:val="single" w:sz="4" w:space="0" w:color="808080"/>
+              <w:bottom w:val="single" w:sz="4" w:space="0" w:color="808080"/>
+              <w:right w:val="single" w:sz="4" w:space="0" w:color="808080"/>
+            </w:tcBorders>
+          </w:tcPr>
+          <w:p>
+            <w:pPr>
+              <w:pStyle w:val="Normal"/>
+              <w:spacing w:lineRule="exact" w:line="260" w:before="0" w:after="40"/>
+              <w:rPr/>
+            </w:pPr>
+            <w:r>
+              <w:rPr>
+                <w:b w:val="false"/>
+                <w:bCs w:val="false"/>
+                <w:sz w:val="19"/>
+                <w:szCs w:val="19"/>
+              </w:rPr>
+              <w:t>Bảng điều khiển</w:t>
+            </w:r>
+          </w:p>
+        </w:tc>
+        <w:tc>
+          <w:tcPr>
+            <w:tcW w:w="7028" w:type="dxa"/>
+            <w:tcBorders>
+              <w:top w:val="single" w:sz="4" w:space="0" w:color="808080"/>
+              <w:left w:val="single" w:sz="4" w:space="0" w:color="808080"/>
+              <w:bottom w:val="single" w:sz="4" w:space="0" w:color="808080"/>
+              <w:right w:val="single" w:sz="4" w:space="0" w:color="808080"/>
+            </w:tcBorders>
+          </w:tcPr>
+          <w:p>
+            <w:pPr>
+              <w:pStyle w:val="Normal"/>
+              <w:spacing w:lineRule="exact" w:line="260" w:before="0" w:after="40"/>
+              <w:rPr/>
+            </w:pPr>
+            <w:r>
+              <w:rPr>
+                <w:b w:val="false"/>
+                <w:bCs w:val="false"/>
+                <w:sz w:val="19"/>
+                <w:szCs w:val="19"/>
+              </w:rPr>
+              <w:t>Bấm vào phần biểu đồ → danh sách task → bấm task để mở</w:t>
+            </w:r>
+          </w:p>
+        </w:tc>
+      </w:tr>
+    </w:tbl>
+    <w:p>
+      <w:pPr>
+        <w:pStyle w:val="Heading2"/>
+        <w:rPr/>
+      </w:pPr>
+      <w:bookmarkStart w:id="51" w:name="__RefHeading___Toc2892_1517123387"/>
+      <w:bookmarkEnd w:id="51"/>
+      <w:r>
+        <w:rPr/>
+        <w:t>10.11 Tạo cả bảng điều khiển bằng AI</w:t>
+      </w:r>
+    </w:p>
+    <w:p>
+      <w:pPr>
+        <w:pStyle w:val="ListParagraph"/>
+        <w:numPr>
+          <w:ilvl w:val="0"/>
+          <w:numId w:val="43"/>
+        </w:numPr>
+        <w:spacing w:lineRule="exact" w:line="290" w:before="0" w:after="60"/>
+        <w:rPr/>
+      </w:pPr>
+      <w:r>
+        <w:rPr/>
+        <w:t xml:space="preserve">Bấm </w:t>
+      </w:r>
+      <w:r>
+        <w:rPr>
+          <w:b/>
+          <w:bCs/>
+        </w:rPr>
+        <w:t>Tạo bằng AI</w:t>
+      </w:r>
+      <w:r>
+        <w:rPr/>
+        <w:t xml:space="preserve"> trên Bảng điều khiển (hoặc trên dashboard của workspace).</w:t>
+      </w:r>
+    </w:p>
+    <w:p>
+      <w:pPr>
+        <w:pStyle w:val="ListParagraph"/>
+        <w:numPr>
+          <w:ilvl w:val="0"/>
+          <w:numId w:val="14"/>
+        </w:numPr>
+        <w:spacing w:lineRule="exact" w:line="290" w:before="0" w:after="60"/>
+        <w:rPr/>
+      </w:pPr>
+      <w:r>
+        <w:rPr/>
+        <w:t>Mô tả một biểu đồ, hoặc cả bố cục: hàng KPI, các khối, chia cột 40/60, phần dưới… (tối đa 6.000 ký tự; dòng nhỏ bên dưới cho biết đã gõ bao nhiêu / tối đa).</w:t>
+      </w:r>
+    </w:p>
+    <w:p>
+      <w:pPr>
+        <w:pStyle w:val="ListParagraph"/>
+        <w:numPr>
+          <w:ilvl w:val="0"/>
+          <w:numId w:val="14"/>
+        </w:numPr>
+        <w:spacing w:lineRule="exact" w:line="290" w:before="0" w:after="60"/>
+        <w:rPr/>
+      </w:pPr>
+      <w:r>
+        <w:rPr/>
+        <w:t xml:space="preserve">Với dashboard của workspace, chọn </w:t>
+      </w:r>
+      <w:r>
+        <w:rPr>
+          <w:b/>
+          <w:bCs/>
+        </w:rPr>
+        <w:t>Thêm vào dashboard này</w:t>
+      </w:r>
+      <w:r>
+        <w:rPr/>
+        <w:t xml:space="preserve">, </w:t>
+      </w:r>
+      <w:r>
+        <w:rPr>
+          <w:b/>
+          <w:bCs/>
+        </w:rPr>
+        <w:t>Thay toàn bộ widget</w:t>
+      </w:r>
+      <w:r>
+        <w:rPr/>
+        <w:t xml:space="preserve"> hoặc </w:t>
+      </w:r>
+      <w:r>
+        <w:rPr>
+          <w:b/>
+          <w:bCs/>
+        </w:rPr>
+        <w:t>Tạo dashboard mới</w:t>
+      </w:r>
+      <w:r>
+        <w:rPr/>
+        <w:t xml:space="preserve"> (AI đặt tên và mở dashboard mới).</w:t>
+      </w:r>
+    </w:p>
+    <w:p>
+      <w:pPr>
+        <w:pStyle w:val="ListParagraph"/>
+        <w:numPr>
+          <w:ilvl w:val="0"/>
+          <w:numId w:val="14"/>
+        </w:numPr>
+        <w:spacing w:lineRule="exact" w:line="290" w:before="0" w:after="60"/>
+        <w:rPr/>
+      </w:pPr>
+      <w:r>
+        <w:rPr/>
+        <w:t xml:space="preserve">Bấm </w:t>
+      </w:r>
+      <w:r>
+        <w:rPr>
+          <w:b/>
+          <w:bCs/>
+        </w:rPr>
+        <w:t>Tạo</w:t>
+      </w:r>
+      <w:r>
+        <w:rPr/>
+        <w:t>: AI dựng tối đa 16 widget (12 trên Bảng điều khiển của dự án) theo đúng thứ tự và độ rộng bạn mô tả. Mọi widget vẫn chỉnh sửa được như bình thường.</w:t>
+      </w:r>
+    </w:p>
+    <w:p>
+      <w:pPr>
+        <w:pStyle w:val="Normal"/>
+        <w:pBdr>
+          <w:left w:val="single" w:sz="24" w:space="8" w:color="000000"/>
+        </w:pBdr>
+        <w:shd w:val="clear" w:color="auto" w:fill="F2F2F2"/>
+        <w:spacing w:before="120" w:after="0"/>
+        <w:ind w:left="200" w:right="200"/>
+        <w:rPr/>
+      </w:pPr>
+      <w:r>
+        <w:rPr>
+          <w:b/>
+          <w:bCs/>
+          <w:color w:val="000000"/>
+        </w:rPr>
+        <w:t>Mẹo</w:t>
+      </w:r>
+    </w:p>
+    <w:p>
+      <w:pPr>
+        <w:pStyle w:val="Normal"/>
+        <w:pBdr>
+          <w:left w:val="single" w:sz="24" w:space="8" w:color="000000"/>
+        </w:pBdr>
+        <w:shd w:val="clear" w:color="auto" w:fill="F2F2F2"/>
+        <w:spacing w:lineRule="exact" w:line="290" w:before="0" w:after="0"/>
+        <w:ind w:left="200" w:right="200"/>
+        <w:rPr/>
+      </w:pPr>
+      <w:r>
+        <w:rPr/>
+        <w:t>Phần nào AI không dựng được từ dữ liệu (VD: dữ liệu không phải là một trường) sẽ được bỏ qua hoặc thay bằng biểu đồ gần nhất. Hãy nêu rõ tên trường ("Trạng thái", "Category", "Giờ ước tính") để kết quả chính xác hơn.</w:t>
+      </w:r>
+    </w:p>
+    <w:p>
+      <w:pPr>
+        <w:pStyle w:val="Normal"/>
+        <w:pBdr>
+          <w:left w:val="single" w:sz="24" w:space="8" w:color="000000"/>
+        </w:pBdr>
+        <w:shd w:val="clear" w:color="auto" w:fill="F2F2F2"/>
+        <w:spacing w:before="0" w:after="160"/>
+        <w:ind w:left="200" w:right="200"/>
+        <w:rPr/>
+      </w:pPr>
+      <w:r>
+        <w:rPr/>
+      </w:r>
+    </w:p>
+    <w:p>
+      <w:pPr>
+        <w:pStyle w:val="Heading2"/>
+        <w:rPr/>
+      </w:pPr>
+      <w:bookmarkStart w:id="52" w:name="__RefHeading___Toc2894_1517123387"/>
+      <w:bookmarkEnd w:id="52"/>
+      <w:r>
+        <w:rPr/>
+        <w:t>10.12 Báo cáo PDF bằng AI và thư viện báo cáo</w:t>
+      </w:r>
+    </w:p>
+    <w:p>
+      <w:pPr>
+        <w:pStyle w:val="ListParagraph"/>
+        <w:numPr>
+          <w:ilvl w:val="0"/>
+          <w:numId w:val="44"/>
+        </w:numPr>
+        <w:spacing w:lineRule="exact" w:line="290" w:before="0" w:after="60"/>
+        <w:rPr/>
+      </w:pPr>
+      <w:r>
+        <w:rPr/>
+        <w:t xml:space="preserve">Trên Bảng điều khiển (hoặc dashboard workspace) bấm </w:t>
+      </w:r>
+      <w:r>
+        <w:rPr>
+          <w:b/>
+          <w:bCs/>
+        </w:rPr>
+        <w:t>Báo cáo PDF bằng AI</w:t>
+      </w:r>
+      <w:r>
+        <w:rPr/>
+        <w:t>.</w:t>
+      </w:r>
+    </w:p>
+    <w:p>
+      <w:pPr>
+        <w:pStyle w:val="ListParagraph"/>
+        <w:numPr>
+          <w:ilvl w:val="0"/>
+          <w:numId w:val="15"/>
+        </w:numPr>
+        <w:spacing w:lineRule="exact" w:line="290" w:before="0" w:after="60"/>
+        <w:rPr/>
+      </w:pPr>
+      <w:r>
+        <w:rPr/>
+        <w:t xml:space="preserve">AI hỏi bạn muốn báo cáo thế nào. Chọn một gợi ý (báo cáo đầy đủ, chỉ visualization, tóm tắt 1 trang theo mục tiêu, rủi ro và việc quá hạn) hoặc tự viết yêu cầu: mục tiêu, người đọc, biểu đồ cần đưa vào, mức phân tích; đặt </w:t>
+      </w:r>
+      <w:r>
+        <w:rPr>
+          <w:b/>
+          <w:bCs/>
+        </w:rPr>
+        <w:t>tên file</w:t>
+      </w:r>
+      <w:r>
+        <w:rPr/>
+        <w:t xml:space="preserve"> nếu muốn.</w:t>
+      </w:r>
+    </w:p>
+    <w:p>
+      <w:pPr>
+        <w:pStyle w:val="ListParagraph"/>
+        <w:numPr>
+          <w:ilvl w:val="0"/>
+          <w:numId w:val="15"/>
+        </w:numPr>
+        <w:spacing w:lineRule="exact" w:line="290" w:before="0" w:after="60"/>
+        <w:rPr/>
+      </w:pPr>
+      <w:r>
+        <w:rPr/>
+        <w:t xml:space="preserve">Bấm </w:t>
+      </w:r>
+      <w:r>
+        <w:rPr>
+          <w:b/>
+          <w:bCs/>
+        </w:rPr>
+        <w:t>Tạo báo cáo</w:t>
+      </w:r>
+      <w:r>
+        <w:rPr/>
+        <w:t xml:space="preserve">: AI soạn báo cáo kèm </w:t>
+      </w:r>
+      <w:r>
+        <w:rPr>
+          <w:b/>
+          <w:bCs/>
+        </w:rPr>
+        <w:t>đúng các biểu đồ đang hiển thị</w:t>
+      </w:r>
+      <w:r>
+        <w:rPr/>
+        <w:t xml:space="preserve"> và phần phân tích; bạn xem trước ngay trong cửa sổ.</w:t>
+      </w:r>
+    </w:p>
+    <w:p>
+      <w:pPr>
+        <w:pStyle w:val="ListParagraph"/>
+        <w:numPr>
+          <w:ilvl w:val="0"/>
+          <w:numId w:val="15"/>
+        </w:numPr>
+        <w:spacing w:lineRule="exact" w:line="290" w:before="0" w:after="60"/>
+        <w:rPr/>
+      </w:pPr>
+      <w:r>
+        <w:rPr>
+          <w:b/>
+          <w:bCs/>
+        </w:rPr>
+        <w:t>Tải PDF</w:t>
+      </w:r>
+      <w:r>
+        <w:rPr/>
+        <w:t>: mở hộp thoại in của trình duyệt → chọn "Lưu thành PDF" (tên file gợi ý theo tên bạn đặt).</w:t>
+      </w:r>
+    </w:p>
+    <w:p>
+      <w:pPr>
+        <w:pStyle w:val="ListParagraph"/>
+        <w:numPr>
+          <w:ilvl w:val="0"/>
+          <w:numId w:val="15"/>
+        </w:numPr>
+        <w:spacing w:lineRule="exact" w:line="290" w:before="0" w:after="60"/>
+        <w:rPr/>
+      </w:pPr>
+      <w:r>
+        <w:rPr>
+          <w:b/>
+          <w:bCs/>
+        </w:rPr>
+        <w:t>Lưu vào thư viện</w:t>
+      </w:r>
+      <w:r>
+        <w:rPr/>
+        <w:t xml:space="preserve">: báo cáo được lưu kèm biểu đồ tại thời điểm tạo. Mở </w:t>
+      </w:r>
+      <w:r>
+        <w:rPr>
+          <w:b/>
+          <w:bCs/>
+        </w:rPr>
+        <w:t>Thư viện báo cáo</w:t>
+      </w:r>
+      <w:r>
+        <w:rPr/>
+        <w:t xml:space="preserve"> bất cứ lúc nào để xem lại, tải lại hoặc xóa.</w:t>
+      </w:r>
+    </w:p>
+    <w:p>
+      <w:pPr>
+        <w:pStyle w:val="Normal"/>
+        <w:spacing w:lineRule="exact" w:line="300" w:before="0" w:after="120"/>
+        <w:rPr/>
+      </w:pPr>
+      <w:r>
+        <w:rPr/>
+        <w:t xml:space="preserve">Thư viện báo cáo là </w:t>
+      </w:r>
+      <w:r>
+        <w:rPr>
+          <w:b/>
+          <w:bCs/>
+        </w:rPr>
+        <w:t>riêng tư</w:t>
+      </w:r>
+      <w:r>
+        <w:rPr/>
+        <w:t xml:space="preserve">: chỉ người tạo báo cáo xem được (báo cáo chứa số liệu theo quyền của người tạo). Thư viện có trên Bảng điều khiển của dự án, trên dashboard và ở trang </w:t>
+      </w:r>
+      <w:r>
+        <w:rPr>
+          <w:b/>
+          <w:bCs/>
+        </w:rPr>
+        <w:t>Báo cáo &amp; dashboard</w:t>
+      </w:r>
+      <w:r>
+        <w:rPr/>
+        <w:t>; bỏ tick "Chỉ báo cáo của dashboard này" để xem tất cả.</w:t>
+      </w:r>
+    </w:p>
+    <w:p>
+      <w:pPr>
+        <w:pStyle w:val="Heading2"/>
+        <w:rPr/>
+      </w:pPr>
+      <w:bookmarkStart w:id="53" w:name="__RefHeading___Toc2896_1517123387"/>
+      <w:bookmarkEnd w:id="53"/>
+      <w:r>
+        <w:rPr/>
+        <w:t>10.13 Widget AI Narrative - diễn giải tự cập nhật</w:t>
+      </w:r>
+    </w:p>
+    <w:p>
+      <w:pPr>
+        <w:pStyle w:val="ListParagraph"/>
+        <w:numPr>
+          <w:ilvl w:val="0"/>
+          <w:numId w:val="45"/>
+        </w:numPr>
+        <w:spacing w:lineRule="exact" w:line="290" w:before="0" w:after="60"/>
+        <w:rPr/>
+      </w:pPr>
+      <w:r>
+        <w:rPr>
+          <w:b/>
+          <w:bCs/>
+        </w:rPr>
+        <w:t>Thêm biểu đồ</w:t>
+      </w:r>
+      <w:r>
+        <w:rPr/>
+        <w:t xml:space="preserve"> → loại </w:t>
+      </w:r>
+      <w:r>
+        <w:rPr>
+          <w:b/>
+          <w:bCs/>
+        </w:rPr>
+        <w:t>AI narrative</w:t>
+      </w:r>
+      <w:r>
+        <w:rPr/>
+        <w:t xml:space="preserve"> (hoặc nhờ </w:t>
+      </w:r>
+      <w:r>
+        <w:rPr>
+          <w:b/>
+          <w:bCs/>
+        </w:rPr>
+        <w:t>Tạo bằng AI</w:t>
+      </w:r>
+      <w:r>
+        <w:rPr/>
+        <w:t xml:space="preserve"> thêm phần phân tích).</w:t>
+      </w:r>
+    </w:p>
+    <w:p>
+      <w:pPr>
+        <w:pStyle w:val="ListParagraph"/>
+        <w:numPr>
+          <w:ilvl w:val="0"/>
+          <w:numId w:val="16"/>
+        </w:numPr>
+        <w:spacing w:lineRule="exact" w:line="290" w:before="0" w:after="60"/>
+        <w:rPr/>
+      </w:pPr>
+      <w:r>
+        <w:rPr/>
+        <w:t xml:space="preserve">Tuỳ chọn: nhập </w:t>
+      </w:r>
+      <w:r>
+        <w:rPr>
+          <w:b/>
+          <w:bCs/>
+        </w:rPr>
+        <w:t>Trọng tâm cho AI</w:t>
+      </w:r>
+      <w:r>
+        <w:rPr/>
+        <w:t xml:space="preserve"> (tối đa 500 ký tự), VD "Nhấn mạnh rủi ro quá hạn và ai đang quá tải, viết cho Giám đốc nhân sự".</w:t>
+      </w:r>
+    </w:p>
+    <w:p>
+      <w:pPr>
+        <w:pStyle w:val="ListParagraph"/>
+        <w:numPr>
+          <w:ilvl w:val="0"/>
+          <w:numId w:val="16"/>
+        </w:numPr>
+        <w:spacing w:lineRule="exact" w:line="290" w:before="0" w:after="60"/>
+        <w:rPr/>
+      </w:pPr>
+      <w:r>
+        <w:rPr/>
+        <w:t>Widget đọc mọi biểu đồ khác trên bảng (theo bộ lọc đang áp dụng) và viết 1 câu tiêu đề + 2-4 ý chính kèm số liệu + 1 gợi ý hành động.</w:t>
+      </w:r>
+    </w:p>
+    <w:p>
+      <w:pPr>
+        <w:pStyle w:val="Normal"/>
+        <w:spacing w:lineRule="exact" w:line="300" w:before="0" w:after="120"/>
+        <w:rPr/>
+      </w:pPr>
+      <w:r>
+        <w:rPr/>
+        <w:t xml:space="preserve">Khi số liệu thay đổi (lọc, sửa task, thêm biểu đồ) đoạn diễn giải </w:t>
+      </w:r>
+      <w:r>
+        <w:rPr>
+          <w:b/>
+          <w:bCs/>
+        </w:rPr>
+        <w:t>tự viết lại</w:t>
+      </w:r>
+      <w:r>
+        <w:rPr/>
+        <w:t>; dòng dưới cùng cho biết lúc cập nhật, nút ↻ để viết lại ngay. Cùng một số liệu sẽ không gọi AI lại.</w:t>
+      </w:r>
+    </w:p>
+    <w:p>
+      <w:pPr>
         <w:pStyle w:val="Heading1"/>
         <w:rPr/>
       </w:pPr>
-      <w:bookmarkStart w:id="50" w:name="__RefHeading___Toc2738_3067172540"/>
-      <w:bookmarkEnd w:id="50"/>
+      <w:bookmarkStart w:id="54" w:name="__RefHeading___Toc2898_1517123387"/>
+      <w:bookmarkEnd w:id="54"/>
       <w:r>
         <w:rPr/>
         <w:t>11. OKR - Mục tiêu và kết quả then chốt</w:t>
@@ -15159,8 +16088,8 @@
         <w:pStyle w:val="Heading2"/>
         <w:rPr/>
       </w:pPr>
-      <w:bookmarkStart w:id="51" w:name="__RefHeading___Toc2740_3067172540"/>
-      <w:bookmarkEnd w:id="51"/>
+      <w:bookmarkStart w:id="55" w:name="__RefHeading___Toc2900_1517123387"/>
+      <w:bookmarkEnd w:id="55"/>
       <w:r>
         <w:rPr/>
         <w:t>11.1 Hiểu nhanh về OKR trong woli</w:t>
@@ -15520,8 +16449,8 @@
         <w:pStyle w:val="Heading2"/>
         <w:rPr/>
       </w:pPr>
-      <w:bookmarkStart w:id="52" w:name="__RefHeading___Toc2742_3067172540"/>
-      <w:bookmarkEnd w:id="52"/>
+      <w:bookmarkStart w:id="56" w:name="__RefHeading___Toc2902_1517123387"/>
+      <w:bookmarkEnd w:id="56"/>
       <w:r>
         <w:rPr/>
         <w:t>11.2 Tạo mục tiêu</w:t>
@@ -15532,7 +16461,7 @@
         <w:pStyle w:val="ListParagraph"/>
         <w:numPr>
           <w:ilvl w:val="0"/>
-          <w:numId w:val="40"/>
+          <w:numId w:val="46"/>
         </w:numPr>
         <w:spacing w:lineRule="exact" w:line="290" w:before="0" w:after="60"/>
         <w:rPr/>
@@ -15580,7 +16509,7 @@
         <w:pStyle w:val="ListParagraph"/>
         <w:numPr>
           <w:ilvl w:val="0"/>
-          <w:numId w:val="14"/>
+          <w:numId w:val="17"/>
         </w:numPr>
         <w:spacing w:lineRule="exact" w:line="290" w:before="0" w:after="60"/>
         <w:rPr/>
@@ -15705,7 +16634,7 @@
         <w:pStyle w:val="ListParagraph"/>
         <w:numPr>
           <w:ilvl w:val="0"/>
-          <w:numId w:val="14"/>
+          <w:numId w:val="17"/>
         </w:numPr>
         <w:spacing w:lineRule="exact" w:line="290" w:before="0" w:after="60"/>
         <w:rPr/>
@@ -15720,8 +16649,8 @@
         <w:pStyle w:val="Heading2"/>
         <w:rPr/>
       </w:pPr>
-      <w:bookmarkStart w:id="53" w:name="__RefHeading___Toc2744_3067172540"/>
-      <w:bookmarkEnd w:id="53"/>
+      <w:bookmarkStart w:id="57" w:name="__RefHeading___Toc2904_1517123387"/>
+      <w:bookmarkEnd w:id="57"/>
       <w:r>
         <w:rPr/>
         <w:t>11.3 Thêm key result</w:t>
@@ -16245,8 +17174,8 @@
         <w:pStyle w:val="Heading2"/>
         <w:rPr/>
       </w:pPr>
-      <w:bookmarkStart w:id="54" w:name="__RefHeading___Toc2746_3067172540"/>
-      <w:bookmarkEnd w:id="54"/>
+      <w:bookmarkStart w:id="58" w:name="__RefHeading___Toc2906_1517123387"/>
+      <w:bookmarkEnd w:id="58"/>
       <w:r>
         <w:rPr/>
         <w:t>11.4 Liên kết task với OKR</w:t>
@@ -16257,7 +17186,7 @@
         <w:pStyle w:val="ListParagraph"/>
         <w:numPr>
           <w:ilvl w:val="0"/>
-          <w:numId w:val="41"/>
+          <w:numId w:val="47"/>
         </w:numPr>
         <w:spacing w:lineRule="exact" w:line="290" w:before="0" w:after="60"/>
         <w:rPr/>
@@ -16283,7 +17212,7 @@
         <w:pStyle w:val="ListParagraph"/>
         <w:numPr>
           <w:ilvl w:val="0"/>
-          <w:numId w:val="15"/>
+          <w:numId w:val="18"/>
         </w:numPr>
         <w:spacing w:lineRule="exact" w:line="290" w:before="0" w:after="60"/>
         <w:rPr/>
@@ -16298,7 +17227,7 @@
         <w:pStyle w:val="ListParagraph"/>
         <w:numPr>
           <w:ilvl w:val="0"/>
-          <w:numId w:val="15"/>
+          <w:numId w:val="18"/>
         </w:numPr>
         <w:spacing w:lineRule="exact" w:line="290" w:before="0" w:after="60"/>
         <w:rPr/>
@@ -16313,8 +17242,8 @@
         <w:pStyle w:val="Heading2"/>
         <w:rPr/>
       </w:pPr>
-      <w:bookmarkStart w:id="55" w:name="__RefHeading___Toc2748_3067172540"/>
-      <w:bookmarkEnd w:id="55"/>
+      <w:bookmarkStart w:id="59" w:name="__RefHeading___Toc2908_1517123387"/>
+      <w:bookmarkEnd w:id="59"/>
       <w:r>
         <w:rPr/>
         <w:t>11.5 Cascade - mục tiêu con</w:t>
@@ -16387,8 +17316,8 @@
         <w:pStyle w:val="Heading1"/>
         <w:rPr/>
       </w:pPr>
-      <w:bookmarkStart w:id="56" w:name="__RefHeading___Toc2750_3067172540"/>
-      <w:bookmarkEnd w:id="56"/>
+      <w:bookmarkStart w:id="60" w:name="__RefHeading___Toc2910_1517123387"/>
+      <w:bookmarkEnd w:id="60"/>
       <w:r>
         <w:rPr/>
         <w:t>12. Báo cáo và dashboard</w:t>
@@ -16421,8 +17350,8 @@
         <w:pStyle w:val="Heading2"/>
         <w:rPr/>
       </w:pPr>
-      <w:bookmarkStart w:id="57" w:name="__RefHeading___Toc2752_3067172540"/>
-      <w:bookmarkEnd w:id="57"/>
+      <w:bookmarkStart w:id="61" w:name="__RefHeading___Toc2912_1517123387"/>
+      <w:bookmarkEnd w:id="61"/>
       <w:r>
         <w:rPr/>
         <w:t>12.1 Tạo dashboard và widget</w:t>
@@ -16433,7 +17362,7 @@
         <w:pStyle w:val="ListParagraph"/>
         <w:numPr>
           <w:ilvl w:val="0"/>
-          <w:numId w:val="42"/>
+          <w:numId w:val="48"/>
         </w:numPr>
         <w:spacing w:lineRule="exact" w:line="290" w:before="0" w:after="60"/>
         <w:rPr/>
@@ -16459,7 +17388,7 @@
         <w:pStyle w:val="ListParagraph"/>
         <w:numPr>
           <w:ilvl w:val="0"/>
-          <w:numId w:val="16"/>
+          <w:numId w:val="19"/>
         </w:numPr>
         <w:spacing w:lineRule="exact" w:line="290" w:before="0" w:after="60"/>
         <w:rPr/>
@@ -16529,7 +17458,7 @@
         <w:pStyle w:val="ListParagraph"/>
         <w:numPr>
           <w:ilvl w:val="0"/>
-          <w:numId w:val="16"/>
+          <w:numId w:val="19"/>
         </w:numPr>
         <w:spacing w:lineRule="exact" w:line="290" w:before="0" w:after="60"/>
         <w:rPr/>
@@ -16547,7 +17476,7 @@
       </w:r>
       <w:r>
         <w:rPr/>
-        <w:t xml:space="preserve"> và mô tả, ví dụ "tổng quan trạng thái và khối lượng việc theo người".</w:t>
+        <w:t xml:space="preserve"> và mô tả một widget hoặc cả bộ dashboard (xem 10.11): chọn thêm vào, thay toàn bộ, hoặc tạo dashboard mới.</w:t>
       </w:r>
     </w:p>
     <w:tbl>
@@ -17200,14 +18129,71 @@
           </w:p>
         </w:tc>
       </w:tr>
+      <w:tr>
+        <w:trPr/>
+        <w:tc>
+          <w:tcPr>
+            <w:tcW w:w="2609" w:type="dxa"/>
+            <w:tcBorders>
+              <w:top w:val="single" w:sz="4" w:space="0" w:color="808080"/>
+              <w:left w:val="single" w:sz="4" w:space="0" w:color="808080"/>
+              <w:bottom w:val="single" w:sz="4" w:space="0" w:color="808080"/>
+              <w:right w:val="single" w:sz="4" w:space="0" w:color="808080"/>
+            </w:tcBorders>
+          </w:tcPr>
+          <w:p>
+            <w:pPr>
+              <w:pStyle w:val="Normal"/>
+              <w:spacing w:lineRule="exact" w:line="260" w:before="0" w:after="40"/>
+              <w:rPr/>
+            </w:pPr>
+            <w:r>
+              <w:rPr>
+                <w:b w:val="false"/>
+                <w:bCs w:val="false"/>
+                <w:sz w:val="19"/>
+                <w:szCs w:val="19"/>
+              </w:rPr>
+              <w:t>AI Narrative</w:t>
+            </w:r>
+          </w:p>
+        </w:tc>
+        <w:tc>
+          <w:tcPr>
+            <w:tcW w:w="7028" w:type="dxa"/>
+            <w:tcBorders>
+              <w:top w:val="single" w:sz="4" w:space="0" w:color="808080"/>
+              <w:left w:val="single" w:sz="4" w:space="0" w:color="808080"/>
+              <w:bottom w:val="single" w:sz="4" w:space="0" w:color="808080"/>
+              <w:right w:val="single" w:sz="4" w:space="0" w:color="808080"/>
+            </w:tcBorders>
+          </w:tcPr>
+          <w:p>
+            <w:pPr>
+              <w:pStyle w:val="Normal"/>
+              <w:spacing w:lineRule="exact" w:line="260" w:before="0" w:after="40"/>
+              <w:rPr/>
+            </w:pPr>
+            <w:r>
+              <w:rPr>
+                <w:b w:val="false"/>
+                <w:bCs w:val="false"/>
+                <w:sz w:val="19"/>
+                <w:szCs w:val="19"/>
+              </w:rPr>
+              <w:t>Đoạn diễn giải AI tự cập nhật theo các widget khác (xem 10.13)</w:t>
+            </w:r>
+          </w:p>
+        </w:tc>
+      </w:tr>
     </w:tbl>
     <w:p>
       <w:pPr>
         <w:pStyle w:val="Heading2"/>
         <w:rPr/>
       </w:pPr>
-      <w:bookmarkStart w:id="58" w:name="__RefHeading___Toc2754_3067172540"/>
-      <w:bookmarkEnd w:id="58"/>
+      <w:bookmarkStart w:id="62" w:name="__RefHeading___Toc2914_1517123387"/>
+      <w:bookmarkEnd w:id="62"/>
       <w:r>
         <w:rPr/>
         <w:t>12.2 Sắp xếp, lọc và xem chi tiết</w:t>
@@ -17325,74 +18311,70 @@
     </w:p>
     <w:p>
       <w:pPr>
-        <w:pStyle w:val="Normal"/>
-        <w:spacing w:lineRule="exact" w:line="300" w:before="0" w:after="120"/>
-        <w:rPr/>
-      </w:pPr>
-      <w:r>
-        <w:rPr/>
-        <w:t>Dashboard luôn tính từ dữ liệu hiện tại; mỗi người chỉ thấy số liệu của dự án mình được xem.</w:t>
-      </w:r>
-    </w:p>
-    <w:p>
-      <w:pPr>
-        <w:pStyle w:val="Heading1"/>
-        <w:rPr/>
-      </w:pPr>
-      <w:bookmarkStart w:id="59" w:name="__RefHeading___Toc2756_3067172540"/>
-      <w:bookmarkEnd w:id="59"/>
-      <w:r>
-        <w:rPr/>
-        <w:t>13. Wiki - kho tri thức</w:t>
-      </w:r>
-    </w:p>
-    <w:p>
-      <w:pPr>
-        <w:pStyle w:val="Heading2"/>
-        <w:rPr/>
-      </w:pPr>
-      <w:bookmarkStart w:id="60" w:name="__RefHeading___Toc2758_3067172540"/>
-      <w:bookmarkEnd w:id="60"/>
-      <w:r>
-        <w:rPr/>
-        <w:t>13.1 Tạo wiki và phân quyền</w:t>
-      </w:r>
-    </w:p>
-    <w:p>
-      <w:pPr>
         <w:pStyle w:val="ListParagraph"/>
         <w:numPr>
           <w:ilvl w:val="0"/>
-          <w:numId w:val="43"/>
+          <w:numId w:val="1"/>
         </w:numPr>
         <w:spacing w:lineRule="exact" w:line="290" w:before="0" w:after="60"/>
         <w:rPr/>
       </w:pPr>
       <w:r>
-        <w:rPr/>
-        <w:t xml:space="preserve">Sidebar → </w:t>
-      </w:r>
-      <w:r>
-        <w:rPr>
-          <w:b/>
-          <w:bCs/>
-        </w:rPr>
-        <w:t>Wiki</w:t>
-      </w:r>
-      <w:r>
-        <w:rPr/>
-        <w:t xml:space="preserve"> → </w:t>
-      </w:r>
-      <w:r>
-        <w:rPr>
-          <w:b/>
-          <w:bCs/>
-        </w:rPr>
-        <w:t>Tạo wiki</w:t>
-      </w:r>
-      <w:r>
-        <w:rPr/>
-        <w:t>: nhập tên, mô tả, chọn quyền truy cập:</w:t>
+        <w:rPr>
+          <w:b/>
+          <w:bCs/>
+        </w:rPr>
+        <w:t>Báo cáo PDF bằng AI</w:t>
+      </w:r>
+      <w:r>
+        <w:rPr/>
+        <w:t xml:space="preserve"> và </w:t>
+      </w:r>
+      <w:r>
+        <w:rPr>
+          <w:b/>
+          <w:bCs/>
+        </w:rPr>
+        <w:t>Thư viện báo cáo</w:t>
+      </w:r>
+      <w:r>
+        <w:rPr/>
+        <w:t>: như trên Bảng điều khiển của dự án (xem 10.12).</w:t>
+      </w:r>
+    </w:p>
+    <w:p>
+      <w:pPr>
+        <w:pStyle w:val="Normal"/>
+        <w:spacing w:lineRule="exact" w:line="300" w:before="0" w:after="120"/>
+        <w:rPr/>
+      </w:pPr>
+      <w:r>
+        <w:rPr/>
+        <w:t>Dashboard luôn tính từ dữ liệu hiện tại; mỗi người chỉ thấy số liệu của dự án mình được xem.</w:t>
+      </w:r>
+    </w:p>
+    <w:p>
+      <w:pPr>
+        <w:pStyle w:val="Heading1"/>
+        <w:rPr/>
+      </w:pPr>
+      <w:bookmarkStart w:id="63" w:name="__RefHeading___Toc2916_1517123387"/>
+      <w:bookmarkEnd w:id="63"/>
+      <w:r>
+        <w:rPr/>
+        <w:t>13. Wiki - kho tri thức</w:t>
+      </w:r>
+    </w:p>
+    <w:p>
+      <w:pPr>
+        <w:pStyle w:val="Heading2"/>
+        <w:rPr/>
+      </w:pPr>
+      <w:bookmarkStart w:id="64" w:name="__RefHeading___Toc2918_1517123387"/>
+      <w:bookmarkEnd w:id="64"/>
+      <w:r>
+        <w:rPr/>
+        <w:t>13.1 Tạo wiki và phân quyền</w:t>
       </w:r>
     </w:p>
     <w:p>
@@ -17400,21 +18382,36 @@
         <w:pStyle w:val="ListParagraph"/>
         <w:numPr>
           <w:ilvl w:val="0"/>
-          <w:numId w:val="17"/>
+          <w:numId w:val="49"/>
         </w:numPr>
         <w:spacing w:lineRule="exact" w:line="290" w:before="0" w:after="60"/>
         <w:rPr/>
       </w:pPr>
       <w:r>
-        <w:rPr>
-          <w:b/>
-          <w:bCs/>
-        </w:rPr>
-        <w:t>Cả workspace</w:t>
-      </w:r>
-      <w:r>
-        <w:rPr/>
-        <w:t xml:space="preserve"> - mọi thành viên mở được với vai trò mặc định (Chỉ xem hoặc Được chỉnh sửa).</w:t>
+        <w:rPr/>
+        <w:t xml:space="preserve">Sidebar → </w:t>
+      </w:r>
+      <w:r>
+        <w:rPr>
+          <w:b/>
+          <w:bCs/>
+        </w:rPr>
+        <w:t>Wiki</w:t>
+      </w:r>
+      <w:r>
+        <w:rPr/>
+        <w:t xml:space="preserve"> → </w:t>
+      </w:r>
+      <w:r>
+        <w:rPr>
+          <w:b/>
+          <w:bCs/>
+        </w:rPr>
+        <w:t>Tạo wiki</w:t>
+      </w:r>
+      <w:r>
+        <w:rPr/>
+        <w:t>: nhập tên, mô tả, chọn quyền truy cập:</w:t>
       </w:r>
     </w:p>
     <w:p>
@@ -17422,7 +18419,7 @@
         <w:pStyle w:val="ListParagraph"/>
         <w:numPr>
           <w:ilvl w:val="0"/>
-          <w:numId w:val="17"/>
+          <w:numId w:val="20"/>
         </w:numPr>
         <w:spacing w:lineRule="exact" w:line="290" w:before="0" w:after="60"/>
         <w:rPr/>
@@ -17432,11 +18429,11 @@
           <w:b/>
           <w:bCs/>
         </w:rPr>
-        <w:t>Chỉ người được thêm</w:t>
-      </w:r>
-      <w:r>
-        <w:rPr/>
-        <w:t xml:space="preserve"> - riêng tư; chỉ người trong danh sách (và quản trị workspace) mở được.</w:t>
+        <w:t>Cả workspace</w:t>
+      </w:r>
+      <w:r>
+        <w:rPr/>
+        <w:t xml:space="preserve"> - mọi thành viên mở được với vai trò mặc định (Chỉ xem hoặc Được chỉnh sửa).</w:t>
       </w:r>
     </w:p>
     <w:p>
@@ -17444,12 +18441,34 @@
         <w:pStyle w:val="ListParagraph"/>
         <w:numPr>
           <w:ilvl w:val="0"/>
-          <w:numId w:val="17"/>
+          <w:numId w:val="20"/>
         </w:numPr>
         <w:spacing w:lineRule="exact" w:line="290" w:before="0" w:after="60"/>
         <w:rPr/>
       </w:pPr>
       <w:r>
+        <w:rPr>
+          <w:b/>
+          <w:bCs/>
+        </w:rPr>
+        <w:t>Chỉ người được thêm</w:t>
+      </w:r>
+      <w:r>
+        <w:rPr/>
+        <w:t xml:space="preserve"> - riêng tư; chỉ người trong danh sách (và quản trị workspace) mở được.</w:t>
+      </w:r>
+    </w:p>
+    <w:p>
+      <w:pPr>
+        <w:pStyle w:val="ListParagraph"/>
+        <w:numPr>
+          <w:ilvl w:val="0"/>
+          <w:numId w:val="20"/>
+        </w:numPr>
+        <w:spacing w:lineRule="exact" w:line="290" w:before="0" w:after="60"/>
+        <w:rPr/>
+      </w:pPr>
+      <w:r>
         <w:rPr/>
         <w:t xml:space="preserve">Mở </w:t>
       </w:r>
@@ -17495,7 +18514,336 @@
       </w:r>
       <w:r>
         <w:rPr/>
+        <w:t xml:space="preserve">. Mỗi lựa chọn trong danh sách đều có dòng mô tả; mục </w:t>
+      </w:r>
+      <w:r>
+        <w:rPr>
+          <w:b/>
+          <w:bCs/>
+        </w:rPr>
+        <w:t>Mỗi vai trò được làm gì</w:t>
+      </w:r>
+      <w:r>
+        <w:rPr/>
+        <w:t xml:space="preserve"> liệt kê đầy đủ.</w:t>
+      </w:r>
+    </w:p>
+    <w:p>
+      <w:pPr>
+        <w:pStyle w:val="ListParagraph"/>
+        <w:numPr>
+          <w:ilvl w:val="0"/>
+          <w:numId w:val="20"/>
+        </w:numPr>
+        <w:spacing w:lineRule="exact" w:line="290" w:before="0" w:after="60"/>
+        <w:rPr/>
+      </w:pPr>
+      <w:r>
+        <w:rPr>
+          <w:b/>
+          <w:bCs/>
+        </w:rPr>
+        <w:t>Icon của wiki</w:t>
+      </w:r>
+      <w:r>
+        <w:rPr/>
+        <w:t xml:space="preserve">: bấm ô icon cạnh tên (khi tạo wiki hoặc trong </w:t>
+      </w:r>
+      <w:r>
+        <w:rPr>
+          <w:b/>
+          <w:bCs/>
+        </w:rPr>
+        <w:t>Ai có quyền truy cập</w:t>
+      </w:r>
+      <w:r>
+        <w:rPr/>
+        <w:t xml:space="preserve">) → chọn emoji trong lưới, dán emoji bất kỳ, hoặc </w:t>
+      </w:r>
+      <w:r>
+        <w:rPr>
+          <w:b/>
+          <w:bCs/>
+        </w:rPr>
+        <w:t>Không icon</w:t>
+      </w:r>
+      <w:r>
+        <w:rPr/>
         <w:t>.</w:t>
+      </w:r>
+    </w:p>
+    <w:tbl>
+      <w:tblPr>
+        <w:tblW w:w="9638" w:type="dxa"/>
+        <w:jc w:val="left"/>
+        <w:tblInd w:w="0" w:type="dxa"/>
+        <w:tblLayout w:type="fixed"/>
+        <w:tblCellMar>
+          <w:top w:w="70" w:type="dxa"/>
+          <w:left w:w="110" w:type="dxa"/>
+          <w:bottom w:w="70" w:type="dxa"/>
+          <w:right w:w="110" w:type="dxa"/>
+        </w:tblCellMar>
+      </w:tblPr>
+      <w:tblGrid>
+        <w:gridCol w:w="2609"/>
+        <w:gridCol w:w="7028"/>
+      </w:tblGrid>
+      <w:tr>
+        <w:trPr>
+          <w:tblHeader w:val="true"/>
+        </w:trPr>
+        <w:tc>
+          <w:tcPr>
+            <w:tcW w:w="2609" w:type="dxa"/>
+            <w:tcBorders>
+              <w:top w:val="single" w:sz="4" w:space="0" w:color="808080"/>
+              <w:left w:val="single" w:sz="4" w:space="0" w:color="808080"/>
+              <w:bottom w:val="single" w:sz="4" w:space="0" w:color="808080"/>
+              <w:right w:val="single" w:sz="4" w:space="0" w:color="808080"/>
+            </w:tcBorders>
+            <w:shd w:color="auto" w:fill="D9D9D9" w:val="clear"/>
+          </w:tcPr>
+          <w:p>
+            <w:pPr>
+              <w:pStyle w:val="Normal"/>
+              <w:spacing w:lineRule="exact" w:line="260" w:before="0" w:after="40"/>
+              <w:rPr/>
+            </w:pPr>
+            <w:r>
+              <w:rPr>
+                <w:b/>
+                <w:bCs/>
+                <w:color w:val="000000"/>
+                <w:sz w:val="19"/>
+                <w:szCs w:val="19"/>
+              </w:rPr>
+              <w:t>Vai trò trong wiki</w:t>
+            </w:r>
+          </w:p>
+        </w:tc>
+        <w:tc>
+          <w:tcPr>
+            <w:tcW w:w="7028" w:type="dxa"/>
+            <w:tcBorders>
+              <w:top w:val="single" w:sz="4" w:space="0" w:color="808080"/>
+              <w:left w:val="single" w:sz="4" w:space="0" w:color="808080"/>
+              <w:bottom w:val="single" w:sz="4" w:space="0" w:color="808080"/>
+              <w:right w:val="single" w:sz="4" w:space="0" w:color="808080"/>
+            </w:tcBorders>
+            <w:shd w:color="auto" w:fill="D9D9D9" w:val="clear"/>
+          </w:tcPr>
+          <w:p>
+            <w:pPr>
+              <w:pStyle w:val="Normal"/>
+              <w:spacing w:lineRule="exact" w:line="260" w:before="0" w:after="40"/>
+              <w:rPr/>
+            </w:pPr>
+            <w:r>
+              <w:rPr>
+                <w:b/>
+                <w:bCs/>
+                <w:color w:val="000000"/>
+                <w:sz w:val="19"/>
+                <w:szCs w:val="19"/>
+              </w:rPr>
+              <w:t>Được làm gì</w:t>
+            </w:r>
+          </w:p>
+        </w:tc>
+      </w:tr>
+      <w:tr>
+        <w:trPr/>
+        <w:tc>
+          <w:tcPr>
+            <w:tcW w:w="2609" w:type="dxa"/>
+            <w:tcBorders>
+              <w:top w:val="single" w:sz="4" w:space="0" w:color="808080"/>
+              <w:left w:val="single" w:sz="4" w:space="0" w:color="808080"/>
+              <w:bottom w:val="single" w:sz="4" w:space="0" w:color="808080"/>
+              <w:right w:val="single" w:sz="4" w:space="0" w:color="808080"/>
+            </w:tcBorders>
+          </w:tcPr>
+          <w:p>
+            <w:pPr>
+              <w:pStyle w:val="Normal"/>
+              <w:spacing w:lineRule="exact" w:line="260" w:before="0" w:after="40"/>
+              <w:rPr/>
+            </w:pPr>
+            <w:r>
+              <w:rPr>
+                <w:b w:val="false"/>
+                <w:bCs w:val="false"/>
+                <w:sz w:val="19"/>
+                <w:szCs w:val="19"/>
+              </w:rPr>
+              <w:t>Chỉ xem</w:t>
+            </w:r>
+          </w:p>
+        </w:tc>
+        <w:tc>
+          <w:tcPr>
+            <w:tcW w:w="7028" w:type="dxa"/>
+            <w:tcBorders>
+              <w:top w:val="single" w:sz="4" w:space="0" w:color="808080"/>
+              <w:left w:val="single" w:sz="4" w:space="0" w:color="808080"/>
+              <w:bottom w:val="single" w:sz="4" w:space="0" w:color="808080"/>
+              <w:right w:val="single" w:sz="4" w:space="0" w:color="808080"/>
+            </w:tcBorders>
+          </w:tcPr>
+          <w:p>
+            <w:pPr>
+              <w:pStyle w:val="Normal"/>
+              <w:spacing w:lineRule="exact" w:line="260" w:before="0" w:after="40"/>
+              <w:rPr/>
+            </w:pPr>
+            <w:r>
+              <w:rPr>
+                <w:b w:val="false"/>
+                <w:bCs w:val="false"/>
+                <w:sz w:val="19"/>
+                <w:szCs w:val="19"/>
+              </w:rPr>
+              <w:t>Đọc trang, bình luận và hỏi AI của wiki (AI trả lời dựa trên tài liệu tham khảo, nhưng chỉ Editor trở lên mới mở/quản lý tài liệu)</w:t>
+            </w:r>
+          </w:p>
+        </w:tc>
+      </w:tr>
+      <w:tr>
+        <w:trPr/>
+        <w:tc>
+          <w:tcPr>
+            <w:tcW w:w="2609" w:type="dxa"/>
+            <w:tcBorders>
+              <w:top w:val="single" w:sz="4" w:space="0" w:color="808080"/>
+              <w:left w:val="single" w:sz="4" w:space="0" w:color="808080"/>
+              <w:bottom w:val="single" w:sz="4" w:space="0" w:color="808080"/>
+              <w:right w:val="single" w:sz="4" w:space="0" w:color="808080"/>
+            </w:tcBorders>
+          </w:tcPr>
+          <w:p>
+            <w:pPr>
+              <w:pStyle w:val="Normal"/>
+              <w:spacing w:lineRule="exact" w:line="260" w:before="0" w:after="40"/>
+              <w:rPr/>
+            </w:pPr>
+            <w:r>
+              <w:rPr>
+                <w:b w:val="false"/>
+                <w:bCs w:val="false"/>
+                <w:sz w:val="19"/>
+                <w:szCs w:val="19"/>
+              </w:rPr>
+              <w:t>Được chỉnh sửa</w:t>
+            </w:r>
+          </w:p>
+        </w:tc>
+        <w:tc>
+          <w:tcPr>
+            <w:tcW w:w="7028" w:type="dxa"/>
+            <w:tcBorders>
+              <w:top w:val="single" w:sz="4" w:space="0" w:color="808080"/>
+              <w:left w:val="single" w:sz="4" w:space="0" w:color="808080"/>
+              <w:bottom w:val="single" w:sz="4" w:space="0" w:color="808080"/>
+              <w:right w:val="single" w:sz="4" w:space="0" w:color="808080"/>
+            </w:tcBorders>
+          </w:tcPr>
+          <w:p>
+            <w:pPr>
+              <w:pStyle w:val="Normal"/>
+              <w:spacing w:lineRule="exact" w:line="260" w:before="0" w:after="40"/>
+              <w:rPr/>
+            </w:pPr>
+            <w:r>
+              <w:rPr>
+                <w:b w:val="false"/>
+                <w:bCs w:val="false"/>
+                <w:sz w:val="19"/>
+                <w:szCs w:val="19"/>
+              </w:rPr>
+              <w:t>Mọi quyền của Chỉ xem + tạo, sửa, xóa trang, tải file, quản lý tài liệu kiến thức cho AI</w:t>
+            </w:r>
+          </w:p>
+        </w:tc>
+      </w:tr>
+      <w:tr>
+        <w:trPr/>
+        <w:tc>
+          <w:tcPr>
+            <w:tcW w:w="2609" w:type="dxa"/>
+            <w:tcBorders>
+              <w:top w:val="single" w:sz="4" w:space="0" w:color="808080"/>
+              <w:left w:val="single" w:sz="4" w:space="0" w:color="808080"/>
+              <w:bottom w:val="single" w:sz="4" w:space="0" w:color="808080"/>
+              <w:right w:val="single" w:sz="4" w:space="0" w:color="808080"/>
+            </w:tcBorders>
+          </w:tcPr>
+          <w:p>
+            <w:pPr>
+              <w:pStyle w:val="Normal"/>
+              <w:spacing w:lineRule="exact" w:line="260" w:before="0" w:after="40"/>
+              <w:rPr/>
+            </w:pPr>
+            <w:r>
+              <w:rPr>
+                <w:b w:val="false"/>
+                <w:bCs w:val="false"/>
+                <w:sz w:val="19"/>
+                <w:szCs w:val="19"/>
+              </w:rPr>
+              <w:t>Quản lý</w:t>
+            </w:r>
+          </w:p>
+        </w:tc>
+        <w:tc>
+          <w:tcPr>
+            <w:tcW w:w="7028" w:type="dxa"/>
+            <w:tcBorders>
+              <w:top w:val="single" w:sz="4" w:space="0" w:color="808080"/>
+              <w:left w:val="single" w:sz="4" w:space="0" w:color="808080"/>
+              <w:bottom w:val="single" w:sz="4" w:space="0" w:color="808080"/>
+              <w:right w:val="single" w:sz="4" w:space="0" w:color="808080"/>
+            </w:tcBorders>
+          </w:tcPr>
+          <w:p>
+            <w:pPr>
+              <w:pStyle w:val="Normal"/>
+              <w:spacing w:lineRule="exact" w:line="260" w:before="0" w:after="40"/>
+              <w:rPr/>
+            </w:pPr>
+            <w:r>
+              <w:rPr>
+                <w:b w:val="false"/>
+                <w:bCs w:val="false"/>
+                <w:sz w:val="19"/>
+                <w:szCs w:val="19"/>
+              </w:rPr>
+              <w:t>Mọi quyền của Được chỉnh sửa + đổi cài đặt, thành viên và vai trò, cài đặt AI, xóa wiki</w:t>
+            </w:r>
+          </w:p>
+        </w:tc>
+      </w:tr>
+    </w:tbl>
+    <w:p>
+      <w:pPr>
+        <w:pStyle w:val="Normal"/>
+        <w:spacing w:lineRule="exact" w:line="300" w:before="0" w:after="120"/>
+        <w:rPr/>
+      </w:pPr>
+      <w:r>
+        <w:rPr/>
+        <w:t xml:space="preserve">Quản trị workspace và người tạo wiki luôn là Quản lý. Thành viên có vai trò </w:t>
+      </w:r>
+      <w:r>
+        <w:rPr>
+          <w:b/>
+          <w:bCs/>
+        </w:rPr>
+        <w:t>Chỉ xem</w:t>
+      </w:r>
+      <w:r>
+        <w:rPr/>
+        <w:t xml:space="preserve"> ở workspace chỉ được xem trong wiki, trừ khi được đặt làm Quản lý. Các chỗ khác có phân quyền (vai trò workspace khi mời/đổi vai trò, chia sẻ Agent skill) cũng đều có mô tả ngay dưới lựa chọn.</w:t>
       </w:r>
     </w:p>
     <w:p>
@@ -17565,8 +18913,8 @@
         <w:pStyle w:val="Heading2"/>
         <w:rPr/>
       </w:pPr>
-      <w:bookmarkStart w:id="61" w:name="__RefHeading___Toc2760_3067172540"/>
-      <w:bookmarkEnd w:id="61"/>
+      <w:bookmarkStart w:id="65" w:name="__RefHeading___Toc2920_1517123387"/>
+      <w:bookmarkEnd w:id="65"/>
       <w:r>
         <w:rPr/>
         <w:t>13.2 Làm việc với trang wiki</w:t>
@@ -17943,8 +19291,8 @@
         <w:pStyle w:val="Heading2"/>
         <w:rPr/>
       </w:pPr>
-      <w:bookmarkStart w:id="62" w:name="__RefHeading___Toc2762_3067172540"/>
-      <w:bookmarkEnd w:id="62"/>
+      <w:bookmarkStart w:id="66" w:name="__RefHeading___Toc2922_1517123387"/>
+      <w:bookmarkEnd w:id="66"/>
       <w:r>
         <w:rPr/>
         <w:t>13.3 AI của wiki</w:t>
@@ -18076,8 +19424,8 @@
         <w:pStyle w:val="Heading2"/>
         <w:rPr/>
       </w:pPr>
-      <w:bookmarkStart w:id="63" w:name="__RefHeading___Toc2764_3067172540"/>
-      <w:bookmarkEnd w:id="63"/>
+      <w:bookmarkStart w:id="67" w:name="__RefHeading___Toc2924_1517123387"/>
+      <w:bookmarkEnd w:id="67"/>
       <w:r>
         <w:rPr/>
         <w:t>13.4 Trang bị giới hạn</w:t>
@@ -18099,8 +19447,8 @@
         <w:pStyle w:val="Heading1"/>
         <w:rPr/>
       </w:pPr>
-      <w:bookmarkStart w:id="64" w:name="__RefHeading___Toc2766_3067172540"/>
-      <w:bookmarkEnd w:id="64"/>
+      <w:bookmarkStart w:id="68" w:name="__RefHeading___Toc2926_1517123387"/>
+      <w:bookmarkEnd w:id="68"/>
       <w:r>
         <w:rPr/>
         <w:t>14. Trung tâm xử lý và thông báo</w:t>
@@ -18129,8 +19477,8 @@
         <w:pStyle w:val="Heading2"/>
         <w:rPr/>
       </w:pPr>
-      <w:bookmarkStart w:id="65" w:name="__RefHeading___Toc2768_3067172540"/>
-      <w:bookmarkEnd w:id="65"/>
+      <w:bookmarkStart w:id="69" w:name="__RefHeading___Toc2928_1517123387"/>
+      <w:bookmarkEnd w:id="69"/>
       <w:r>
         <w:rPr/>
         <w:t>14.1 Chế độ xem và nhóm</w:t>
@@ -18204,8 +19552,8 @@
         <w:pStyle w:val="Heading2"/>
         <w:rPr/>
       </w:pPr>
-      <w:bookmarkStart w:id="66" w:name="__RefHeading___Toc2770_3067172540"/>
-      <w:bookmarkEnd w:id="66"/>
+      <w:bookmarkStart w:id="70" w:name="__RefHeading___Toc2930_1517123387"/>
+      <w:bookmarkEnd w:id="70"/>
       <w:r>
         <w:rPr/>
         <w:t>14.2 Các loại thông báo và thao tác</w:t>
@@ -19251,8 +20599,8 @@
         <w:pStyle w:val="Heading2"/>
         <w:rPr/>
       </w:pPr>
-      <w:bookmarkStart w:id="67" w:name="__RefHeading___Toc2772_3067172540"/>
-      <w:bookmarkEnd w:id="67"/>
+      <w:bookmarkStart w:id="71" w:name="__RefHeading___Toc2932_1517123387"/>
+      <w:bookmarkEnd w:id="71"/>
       <w:r>
         <w:rPr/>
         <w:t>14.3 Tạm hoãn và đánh dấu xong</w:t>
@@ -19318,8 +20666,8 @@
         <w:pStyle w:val="Heading1"/>
         <w:rPr/>
       </w:pPr>
-      <w:bookmarkStart w:id="68" w:name="__RefHeading___Toc2774_3067172540"/>
-      <w:bookmarkEnd w:id="68"/>
+      <w:bookmarkStart w:id="72" w:name="__RefHeading___Toc2934_1517123387"/>
+      <w:bookmarkEnd w:id="72"/>
       <w:r>
         <w:rPr/>
         <w:t>15. Trợ lý AI - Workspace Intelligence</w:t>
@@ -19330,8 +20678,8 @@
         <w:pStyle w:val="Heading2"/>
         <w:rPr/>
       </w:pPr>
-      <w:bookmarkStart w:id="69" w:name="__RefHeading___Toc2776_3067172540"/>
-      <w:bookmarkEnd w:id="69"/>
+      <w:bookmarkStart w:id="73" w:name="__RefHeading___Toc2936_1517123387"/>
+      <w:bookmarkEnd w:id="73"/>
       <w:r>
         <w:rPr/>
         <w:t>15.1 AI làm được gì</w:t>
@@ -19787,8 +21135,8 @@
         <w:pStyle w:val="Heading2"/>
         <w:rPr/>
       </w:pPr>
-      <w:bookmarkStart w:id="70" w:name="__RefHeading___Toc2778_3067172540"/>
-      <w:bookmarkEnd w:id="70"/>
+      <w:bookmarkStart w:id="74" w:name="__RefHeading___Toc2938_1517123387"/>
+      <w:bookmarkEnd w:id="74"/>
       <w:r>
         <w:rPr/>
         <w:t>15.2 Hỏi AI và viết báo cáo</w:t>
@@ -19799,7 +21147,7 @@
         <w:pStyle w:val="ListParagraph"/>
         <w:numPr>
           <w:ilvl w:val="0"/>
-          <w:numId w:val="44"/>
+          <w:numId w:val="50"/>
         </w:numPr>
         <w:spacing w:lineRule="exact" w:line="290" w:before="0" w:after="60"/>
         <w:rPr/>
@@ -19836,7 +21184,7 @@
         <w:pStyle w:val="ListParagraph"/>
         <w:numPr>
           <w:ilvl w:val="0"/>
-          <w:numId w:val="18"/>
+          <w:numId w:val="21"/>
         </w:numPr>
         <w:spacing w:lineRule="exact" w:line="290" w:before="0" w:after="60"/>
         <w:rPr/>
@@ -19851,7 +21199,7 @@
         <w:pStyle w:val="ListParagraph"/>
         <w:numPr>
           <w:ilvl w:val="0"/>
-          <w:numId w:val="18"/>
+          <w:numId w:val="21"/>
         </w:numPr>
         <w:spacing w:lineRule="exact" w:line="290" w:before="0" w:after="60"/>
         <w:rPr/>
@@ -19866,7 +21214,7 @@
         <w:pStyle w:val="ListParagraph"/>
         <w:numPr>
           <w:ilvl w:val="0"/>
-          <w:numId w:val="18"/>
+          <w:numId w:val="21"/>
         </w:numPr>
         <w:spacing w:lineRule="exact" w:line="290" w:before="0" w:after="60"/>
         <w:rPr/>
@@ -19914,8 +21262,8 @@
         <w:pStyle w:val="Heading2"/>
         <w:rPr/>
       </w:pPr>
-      <w:bookmarkStart w:id="71" w:name="__RefHeading___Toc2780_3067172540"/>
-      <w:bookmarkEnd w:id="71"/>
+      <w:bookmarkStart w:id="75" w:name="__RefHeading___Toc2940_1517123387"/>
+      <w:bookmarkEnd w:id="75"/>
       <w:r>
         <w:rPr/>
         <w:t>15.3 Nút AI trong từng màn hình</w:t>
@@ -20292,8 +21640,8 @@
         <w:pStyle w:val="Heading2"/>
         <w:rPr/>
       </w:pPr>
-      <w:bookmarkStart w:id="72" w:name="__RefHeading___Toc2782_3067172540"/>
-      <w:bookmarkEnd w:id="72"/>
+      <w:bookmarkStart w:id="76" w:name="__RefHeading___Toc2942_1517123387"/>
+      <w:bookmarkEnd w:id="76"/>
       <w:r>
         <w:rPr/>
         <w:t>15.4 Cá nhân hoá AI</w:t>
@@ -20326,8 +21674,8 @@
         <w:pStyle w:val="Heading2"/>
         <w:rPr/>
       </w:pPr>
-      <w:bookmarkStart w:id="73" w:name="__RefHeading___Toc2784_3067172540"/>
-      <w:bookmarkEnd w:id="73"/>
+      <w:bookmarkStart w:id="77" w:name="__RefHeading___Toc2944_1517123387"/>
+      <w:bookmarkEnd w:id="77"/>
       <w:r>
         <w:rPr/>
         <w:t>15.5 Mẹo viết yêu cầu hiệu quả</w:t>
@@ -20536,8 +21884,8 @@
         <w:pStyle w:val="Heading2"/>
         <w:rPr/>
       </w:pPr>
-      <w:bookmarkStart w:id="74" w:name="__RefHeading___Toc2786_3067172540"/>
-      <w:bookmarkEnd w:id="74"/>
+      <w:bookmarkStart w:id="78" w:name="__RefHeading___Toc2946_1517123387"/>
+      <w:bookmarkEnd w:id="78"/>
       <w:r>
         <w:rPr/>
         <w:t>15.6 Tạo task bằng AI và AI trong dự án</w:t>
@@ -20581,7 +21929,7 @@
         <w:pStyle w:val="ListParagraph"/>
         <w:numPr>
           <w:ilvl w:val="0"/>
-          <w:numId w:val="45"/>
+          <w:numId w:val="51"/>
         </w:numPr>
         <w:spacing w:lineRule="exact" w:line="290" w:before="0" w:after="60"/>
         <w:rPr/>
@@ -20629,7 +21977,7 @@
         <w:pStyle w:val="ListParagraph"/>
         <w:numPr>
           <w:ilvl w:val="0"/>
-          <w:numId w:val="19"/>
+          <w:numId w:val="22"/>
         </w:numPr>
         <w:spacing w:lineRule="exact" w:line="290" w:before="0" w:after="60"/>
         <w:rPr/>
@@ -20644,7 +21992,7 @@
         <w:pStyle w:val="ListParagraph"/>
         <w:numPr>
           <w:ilvl w:val="0"/>
-          <w:numId w:val="19"/>
+          <w:numId w:val="22"/>
         </w:numPr>
         <w:spacing w:lineRule="exact" w:line="290" w:before="0" w:after="60"/>
         <w:rPr/>
@@ -20659,7 +22007,7 @@
         <w:pStyle w:val="ListParagraph"/>
         <w:numPr>
           <w:ilvl w:val="0"/>
-          <w:numId w:val="19"/>
+          <w:numId w:val="22"/>
         </w:numPr>
         <w:spacing w:lineRule="exact" w:line="290" w:before="0" w:after="60"/>
         <w:rPr/>
@@ -20792,8 +22140,8 @@
         <w:pStyle w:val="Heading2"/>
         <w:rPr/>
       </w:pPr>
-      <w:bookmarkStart w:id="75" w:name="__RefHeading___Toc2788_3067172540"/>
-      <w:bookmarkEnd w:id="75"/>
+      <w:bookmarkStart w:id="79" w:name="__RefHeading___Toc2948_1517123387"/>
+      <w:bookmarkEnd w:id="79"/>
       <w:r>
         <w:rPr/>
         <w:t>15.7 Đính kèm ảnh và file để AI đọc</w:t>
@@ -21519,11 +22867,101 @@
     </w:p>
     <w:p>
       <w:pPr>
+        <w:pStyle w:val="Heading2"/>
+        <w:rPr/>
+      </w:pPr>
+      <w:bookmarkStart w:id="80" w:name="__RefHeading___Toc2950_1517123387"/>
+      <w:bookmarkEnd w:id="80"/>
+      <w:r>
+        <w:rPr/>
+        <w:t>15.8 Giới hạn ký tự, hiển thị và khi AI chậm</w:t>
+      </w:r>
+    </w:p>
+    <w:p>
+      <w:pPr>
+        <w:pStyle w:val="ListParagraph"/>
+        <w:numPr>
+          <w:ilvl w:val="0"/>
+          <w:numId w:val="1"/>
+        </w:numPr>
+        <w:spacing w:lineRule="exact" w:line="290" w:before="0" w:after="60"/>
+        <w:rPr/>
+      </w:pPr>
+      <w:r>
+        <w:rPr/>
+        <w:t xml:space="preserve">Mọi ô nhập có giới hạn (chat AI 8.000, tạo task bằng AI 4.000, Hỏi Second Brain 4.000, Tạo bằng AI 6.000, báo cáo PDF 4.000, ghi chú phê duyệt 2.000…) đều có dòng nhỏ bên dưới: </w:t>
+      </w:r>
+      <w:r>
+        <w:rPr>
+          <w:b/>
+          <w:bCs/>
+        </w:rPr>
+        <w:t>Tối đa N ký tự</w:t>
+      </w:r>
+      <w:r>
+        <w:rPr/>
+        <w:t xml:space="preserve"> và bộ đếm </w:t>
+      </w:r>
+      <w:r>
+        <w:rPr>
+          <w:b/>
+          <w:bCs/>
+        </w:rPr>
+        <w:t>đã gõ / tối đa</w:t>
+      </w:r>
+      <w:r>
+        <w:rPr/>
+        <w:t xml:space="preserve"> (chuyển màu cam khi gần hết, đỏ khi chạm giới hạn).</w:t>
+      </w:r>
+    </w:p>
+    <w:p>
+      <w:pPr>
+        <w:pStyle w:val="ListParagraph"/>
+        <w:numPr>
+          <w:ilvl w:val="0"/>
+          <w:numId w:val="1"/>
+        </w:numPr>
+        <w:spacing w:lineRule="exact" w:line="290" w:before="0" w:after="60"/>
+        <w:rPr/>
+      </w:pPr>
+      <w:r>
+        <w:rPr/>
+        <w:t>Câu trả lời AI (kể cả khối code, bảng, ảnh) tự xuống dòng theo độ rộng khung chat, không còn thanh cuộn ngang.</w:t>
+      </w:r>
+    </w:p>
+    <w:p>
+      <w:pPr>
+        <w:pStyle w:val="ListParagraph"/>
+        <w:numPr>
+          <w:ilvl w:val="0"/>
+          <w:numId w:val="1"/>
+        </w:numPr>
+        <w:spacing w:lineRule="exact" w:line="290" w:before="0" w:after="60"/>
+        <w:rPr/>
+      </w:pPr>
+      <w:r>
+        <w:rPr/>
+        <w:t xml:space="preserve">Các tác vụ AI dài (Hỏi Second Brain, Báo cáo PDF, Tạo bằng AI, AI Insight) chỉ cần Gemini </w:t>
+      </w:r>
+      <w:r>
+        <w:rPr>
+          <w:b/>
+          <w:bCs/>
+        </w:rPr>
+        <w:t>bắt đầu</w:t>
+      </w:r>
+      <w:r>
+        <w:rPr/>
+        <w:t xml:space="preserve"> trả lời kịp giờ là sẽ viết tiếp cho xong. Nếu vẫn báo "Gemini is taking too long" thì Google đang quá tải: thử lại sau ít phút hoặc hỏi phạm vi hẹp hơn.</w:t>
+      </w:r>
+    </w:p>
+    <w:p>
+      <w:pPr>
         <w:pStyle w:val="Heading1"/>
         <w:rPr/>
       </w:pPr>
-      <w:bookmarkStart w:id="76" w:name="__RefHeading___Toc2790_3067172540"/>
-      <w:bookmarkEnd w:id="76"/>
+      <w:bookmarkStart w:id="81" w:name="__RefHeading___Toc2952_1517123387"/>
+      <w:bookmarkEnd w:id="81"/>
       <w:r>
         <w:rPr/>
         <w:t>16. Second Brain - bộ não thứ hai của công việc</w:t>
@@ -21552,8 +22990,8 @@
         <w:pStyle w:val="Heading2"/>
         <w:rPr/>
       </w:pPr>
-      <w:bookmarkStart w:id="77" w:name="__RefHeading___Toc2792_3067172540"/>
-      <w:bookmarkEnd w:id="77"/>
+      <w:bookmarkStart w:id="82" w:name="__RefHeading___Toc2954_1517123387"/>
+      <w:bookmarkEnd w:id="82"/>
       <w:r>
         <w:rPr/>
         <w:t>16.1 Các tab chính</w:t>
@@ -21664,7 +23102,7 @@
                 <w:sz w:val="19"/>
                 <w:szCs w:val="19"/>
               </w:rPr>
-              <w:t>Hôm nay cho bạn</w:t>
+              <w:t>Second Brain Home</w:t>
             </w:r>
           </w:p>
         </w:tc>
@@ -21691,7 +23129,7 @@
                 <w:sz w:val="19"/>
                 <w:szCs w:val="19"/>
               </w:rPr>
-              <w:t>Việc cần chú ý, insight, hoạt động gần đây, trang nên ôn lại hôm nay</w:t>
+              <w:t>Chọn Xem theo: Ngày / Tuần / Tháng / Năm (lựa chọn được nhớ trên máy). Ngày: việc cần chú ý, insight, hoạt động gần đây, trang nên ôn hôm nay. Tuần / Tháng / Năm: tổng kết có cấu trúc - việc đã xong, quyết định, tri thức mới, việc còn treo, gợi ý tự động hoá; nút ‹ › để lùi/tiến kỳ; AI viết tổng kết cho đúng kỳ đang xem (kế hoạch tuần/tháng/năm tới) và lưu thành trang wiki</w:t>
             </w:r>
           </w:p>
         </w:tc>
@@ -21748,7 +23186,7 @@
                 <w:sz w:val="19"/>
                 <w:szCs w:val="19"/>
               </w:rPr>
-              <w:t>Hỏi AI trong phạm vi chọn (tất cả / dự án / wiki / nguồn chọn / ghi chú của tôi); câu trả lời có trích dẫn [S1], [S2]… bấm để mở nguồn</w:t>
+              <w:t>Hỏi AI trong phạm vi chọn (tất cả / dự án / wiki / nguồn chọn / ghi chú của tôi); câu trả lời có trích dẫn [S1], [S2]… bấm để mở nguồn. Câu trả lời dài vẫn hoàn tất khi Gemini chậm</w:t>
             </w:r>
           </w:p>
         </w:tc>
@@ -21778,7 +23216,7 @@
                 <w:sz w:val="19"/>
                 <w:szCs w:val="19"/>
               </w:rPr>
-              <w:t>Nhật ký</w:t>
+              <w:t>Nhật ký &amp; Quyết định</w:t>
             </w:r>
           </w:p>
         </w:tc>
@@ -21805,7 +23243,7 @@
                 <w:sz w:val="19"/>
                 <w:szCs w:val="19"/>
               </w:rPr>
-              <w:t>Nhật ký ngày tự tổng hợp (việc đã xong, task mới, cuộc họp, quyết định, giờ focus) + ghi chú của bạn; Lưu đưa ghi chú vào lịch sử</w:t>
+              <w:t>Nút chuyển Nhật ký / Quyết định. Nhật ký: tự tổng hợp việc đã xong, task mới, cuộc họp, quyết định, giờ focus + ghi chú của bạn; Lưu đưa ghi chú vào lịch sử. Quyết định: lý do, phương án đã cân nhắc, bằng chứng, người liên quan, owner, ngày rà soát; quyết định mới có thể thay thế quyết định cũ</w:t>
             </w:r>
           </w:p>
         </w:tc>
@@ -21835,7 +23273,7 @@
                 <w:sz w:val="19"/>
                 <w:szCs w:val="19"/>
               </w:rPr>
-              <w:t>Quyết định</w:t>
+              <w:t>Graph</w:t>
             </w:r>
           </w:p>
         </w:tc>
@@ -21862,7 +23300,7 @@
                 <w:sz w:val="19"/>
                 <w:szCs w:val="19"/>
               </w:rPr>
-              <w:t>Sổ quyết định: lý do, phương án đã cân nhắc, bằng chứng, người liên quan, owner, ngày rà soát; quyết định mới có thể thay thế quyết định cũ</w:t>
+              <w:t>Đồ thị liên kết giữa trang, task, dự án, OKR, người, quyết định; lọc theo loại, bấm để mở, chuột phải để lấy làm tâm</w:t>
             </w:r>
           </w:p>
         </w:tc>
@@ -21924,128 +23362,25 @@
           </w:p>
         </w:tc>
       </w:tr>
-      <w:tr>
-        <w:trPr/>
-        <w:tc>
-          <w:tcPr>
-            <w:tcW w:w="2410" w:type="dxa"/>
-            <w:tcBorders>
-              <w:top w:val="single" w:sz="4" w:space="0" w:color="808080"/>
-              <w:left w:val="single" w:sz="4" w:space="0" w:color="808080"/>
-              <w:bottom w:val="single" w:sz="4" w:space="0" w:color="808080"/>
-              <w:right w:val="single" w:sz="4" w:space="0" w:color="808080"/>
-            </w:tcBorders>
-          </w:tcPr>
-          <w:p>
-            <w:pPr>
-              <w:pStyle w:val="Normal"/>
-              <w:spacing w:lineRule="exact" w:line="260" w:before="0" w:after="40"/>
-              <w:rPr/>
-            </w:pPr>
-            <w:r>
-              <w:rPr>
-                <w:b w:val="false"/>
-                <w:bCs w:val="false"/>
-                <w:sz w:val="19"/>
-                <w:szCs w:val="19"/>
-              </w:rPr>
-              <w:t>Weekly review</w:t>
-            </w:r>
-          </w:p>
-        </w:tc>
-        <w:tc>
-          <w:tcPr>
-            <w:tcW w:w="7227" w:type="dxa"/>
-            <w:tcBorders>
-              <w:top w:val="single" w:sz="4" w:space="0" w:color="808080"/>
-              <w:left w:val="single" w:sz="4" w:space="0" w:color="808080"/>
-              <w:bottom w:val="single" w:sz="4" w:space="0" w:color="808080"/>
-              <w:right w:val="single" w:sz="4" w:space="0" w:color="808080"/>
-            </w:tcBorders>
-          </w:tcPr>
-          <w:p>
-            <w:pPr>
-              <w:pStyle w:val="Normal"/>
-              <w:spacing w:lineRule="exact" w:line="260" w:before="0" w:after="40"/>
-              <w:rPr/>
-            </w:pPr>
-            <w:r>
-              <w:rPr>
-                <w:b w:val="false"/>
-                <w:bCs w:val="false"/>
-                <w:sz w:val="19"/>
-                <w:szCs w:val="19"/>
-              </w:rPr>
-              <w:t>Tổng kết tuần có cấu trúc: thành quả, tri thức mới, việc còn treo, gợi ý tự động hoá, kế hoạch tuần sau</w:t>
-            </w:r>
-          </w:p>
-        </w:tc>
-      </w:tr>
-      <w:tr>
-        <w:trPr/>
-        <w:tc>
-          <w:tcPr>
-            <w:tcW w:w="2410" w:type="dxa"/>
-            <w:tcBorders>
-              <w:top w:val="single" w:sz="4" w:space="0" w:color="808080"/>
-              <w:left w:val="single" w:sz="4" w:space="0" w:color="808080"/>
-              <w:bottom w:val="single" w:sz="4" w:space="0" w:color="808080"/>
-              <w:right w:val="single" w:sz="4" w:space="0" w:color="808080"/>
-            </w:tcBorders>
-          </w:tcPr>
-          <w:p>
-            <w:pPr>
-              <w:pStyle w:val="Normal"/>
-              <w:spacing w:lineRule="exact" w:line="260" w:before="0" w:after="40"/>
-              <w:rPr/>
-            </w:pPr>
-            <w:r>
-              <w:rPr>
-                <w:b w:val="false"/>
-                <w:bCs w:val="false"/>
-                <w:sz w:val="19"/>
-                <w:szCs w:val="19"/>
-              </w:rPr>
-              <w:t>Graph</w:t>
-            </w:r>
-          </w:p>
-        </w:tc>
-        <w:tc>
-          <w:tcPr>
-            <w:tcW w:w="7227" w:type="dxa"/>
-            <w:tcBorders>
-              <w:top w:val="single" w:sz="4" w:space="0" w:color="808080"/>
-              <w:left w:val="single" w:sz="4" w:space="0" w:color="808080"/>
-              <w:bottom w:val="single" w:sz="4" w:space="0" w:color="808080"/>
-              <w:right w:val="single" w:sz="4" w:space="0" w:color="808080"/>
-            </w:tcBorders>
-          </w:tcPr>
-          <w:p>
-            <w:pPr>
-              <w:pStyle w:val="Normal"/>
-              <w:spacing w:lineRule="exact" w:line="260" w:before="0" w:after="40"/>
-              <w:rPr/>
-            </w:pPr>
-            <w:r>
-              <w:rPr>
-                <w:b w:val="false"/>
-                <w:bCs w:val="false"/>
-                <w:sz w:val="19"/>
-                <w:szCs w:val="19"/>
-              </w:rPr>
-              <w:t>Đồ thị liên kết giữa trang, task, dự án, OKR, người, quyết định; lọc theo loại, bấm để mở, chuột phải để lấy làm tâm</w:t>
-            </w:r>
-          </w:p>
-        </w:tc>
-      </w:tr>
     </w:tbl>
     <w:p>
       <w:pPr>
+        <w:pStyle w:val="Normal"/>
+        <w:spacing w:lineRule="exact" w:line="300" w:before="0" w:after="120"/>
+        <w:rPr/>
+      </w:pPr>
+      <w:r>
+        <w:rPr/>
+        <w:t>Link cũ tới "Hôm nay cho bạn", "Weekly review" hay "Quyết định" vẫn mở đúng chỗ mới.</w:t>
+      </w:r>
+    </w:p>
+    <w:p>
+      <w:pPr>
         <w:pStyle w:val="Heading2"/>
         <w:rPr/>
       </w:pPr>
-      <w:bookmarkStart w:id="78" w:name="__RefHeading___Toc2794_3067172540"/>
-      <w:bookmarkEnd w:id="78"/>
+      <w:bookmarkStart w:id="83" w:name="__RefHeading___Toc2956_1517123387"/>
+      <w:bookmarkEnd w:id="83"/>
       <w:r>
         <w:rPr/>
         <w:t>16.2 Liên kết tri thức trong trang wiki</w:t>
@@ -22213,8 +23548,8 @@
         <w:pStyle w:val="Heading1"/>
         <w:rPr/>
       </w:pPr>
-      <w:bookmarkStart w:id="79" w:name="__RefHeading___Toc2796_3067172540"/>
-      <w:bookmarkEnd w:id="79"/>
+      <w:bookmarkStart w:id="84" w:name="__RefHeading___Toc2958_1517123387"/>
+      <w:bookmarkEnd w:id="84"/>
       <w:r>
         <w:rPr/>
         <w:t>17. Vinh danh - lời khen, điểm và đổi quà</w:t>
@@ -22225,8 +23560,8 @@
         <w:pStyle w:val="Heading2"/>
         <w:rPr/>
       </w:pPr>
-      <w:bookmarkStart w:id="80" w:name="__RefHeading___Toc2798_3067172540"/>
-      <w:bookmarkEnd w:id="80"/>
+      <w:bookmarkStart w:id="85" w:name="__RefHeading___Toc2960_1517123387"/>
+      <w:bookmarkEnd w:id="85"/>
       <w:r>
         <w:rPr/>
         <w:t>17.1 Gửi lời khen (thư cảm ơn)</w:t>
@@ -22237,7 +23572,7 @@
         <w:pStyle w:val="ListParagraph"/>
         <w:numPr>
           <w:ilvl w:val="0"/>
-          <w:numId w:val="46"/>
+          <w:numId w:val="52"/>
         </w:numPr>
         <w:spacing w:lineRule="exact" w:line="290" w:before="0" w:after="60"/>
         <w:rPr/>
@@ -22274,7 +23609,7 @@
         <w:pStyle w:val="ListParagraph"/>
         <w:numPr>
           <w:ilvl w:val="0"/>
-          <w:numId w:val="20"/>
+          <w:numId w:val="23"/>
         </w:numPr>
         <w:spacing w:lineRule="exact" w:line="290" w:before="0" w:after="60"/>
         <w:rPr/>
@@ -22289,7 +23624,7 @@
         <w:pStyle w:val="ListParagraph"/>
         <w:numPr>
           <w:ilvl w:val="0"/>
-          <w:numId w:val="20"/>
+          <w:numId w:val="23"/>
         </w:numPr>
         <w:spacing w:lineRule="exact" w:line="290" w:before="0" w:after="60"/>
         <w:rPr/>
@@ -22304,7 +23639,7 @@
         <w:pStyle w:val="ListParagraph"/>
         <w:numPr>
           <w:ilvl w:val="0"/>
-          <w:numId w:val="20"/>
+          <w:numId w:val="23"/>
         </w:numPr>
         <w:spacing w:lineRule="exact" w:line="290" w:before="0" w:after="60"/>
         <w:rPr/>
@@ -22319,8 +23654,8 @@
         <w:pStyle w:val="Heading2"/>
         <w:rPr/>
       </w:pPr>
-      <w:bookmarkStart w:id="81" w:name="__RefHeading___Toc2800_3067172540"/>
-      <w:bookmarkEnd w:id="81"/>
+      <w:bookmarkStart w:id="86" w:name="__RefHeading___Toc2962_1517123387"/>
+      <w:bookmarkEnd w:id="86"/>
       <w:r>
         <w:rPr/>
         <w:t>17.2 Bảng vinh danh và điểm</w:t>
@@ -22383,8 +23718,8 @@
         <w:pStyle w:val="Heading2"/>
         <w:rPr/>
       </w:pPr>
-      <w:bookmarkStart w:id="82" w:name="__RefHeading___Toc2802_3067172540"/>
-      <w:bookmarkEnd w:id="82"/>
+      <w:bookmarkStart w:id="87" w:name="__RefHeading___Toc2964_1517123387"/>
+      <w:bookmarkEnd w:id="87"/>
       <w:r>
         <w:rPr/>
         <w:t>17.3 Đổi quà</w:t>
@@ -22395,7 +23730,7 @@
         <w:pStyle w:val="ListParagraph"/>
         <w:numPr>
           <w:ilvl w:val="0"/>
-          <w:numId w:val="47"/>
+          <w:numId w:val="53"/>
         </w:numPr>
         <w:spacing w:lineRule="exact" w:line="290" w:before="0" w:after="60"/>
         <w:rPr/>
@@ -22421,7 +23756,7 @@
         <w:pStyle w:val="ListParagraph"/>
         <w:numPr>
           <w:ilvl w:val="0"/>
-          <w:numId w:val="21"/>
+          <w:numId w:val="24"/>
         </w:numPr>
         <w:spacing w:lineRule="exact" w:line="290" w:before="0" w:after="60"/>
         <w:rPr/>
@@ -22436,7 +23771,7 @@
         <w:pStyle w:val="ListParagraph"/>
         <w:numPr>
           <w:ilvl w:val="0"/>
-          <w:numId w:val="21"/>
+          <w:numId w:val="24"/>
         </w:numPr>
         <w:spacing w:lineRule="exact" w:line="290" w:before="0" w:after="60"/>
         <w:rPr/>
@@ -22473,8 +23808,8 @@
         <w:pStyle w:val="Heading2"/>
         <w:rPr/>
       </w:pPr>
-      <w:bookmarkStart w:id="83" w:name="__RefHeading___Toc2804_3067172540"/>
-      <w:bookmarkEnd w:id="83"/>
+      <w:bookmarkStart w:id="88" w:name="__RefHeading___Toc2966_1517123387"/>
+      <w:bookmarkEnd w:id="88"/>
       <w:r>
         <w:rPr/>
         <w:t>17.4 Dành cho quản trị</w:t>
@@ -22737,8 +24072,8 @@
         <w:pStyle w:val="Heading1"/>
         <w:rPr/>
       </w:pPr>
-      <w:bookmarkStart w:id="84" w:name="__RefHeading___Toc2806_3067172540"/>
-      <w:bookmarkEnd w:id="84"/>
+      <w:bookmarkStart w:id="89" w:name="__RefHeading___Toc2968_1517123387"/>
+      <w:bookmarkEnd w:id="89"/>
       <w:r>
         <w:rPr/>
         <w:t>18. Agent Work - giao việc nhiều bước cho AI</w:t>
@@ -23263,8 +24598,8 @@
         <w:pStyle w:val="Heading1"/>
         <w:rPr/>
       </w:pPr>
-      <w:bookmarkStart w:id="85" w:name="__RefHeading___Toc2808_3067172540"/>
-      <w:bookmarkEnd w:id="85"/>
+      <w:bookmarkStart w:id="90" w:name="__RefHeading___Toc2970_1517123387"/>
+      <w:bookmarkEnd w:id="90"/>
       <w:r>
         <w:rPr/>
         <w:t>19. Nhập và xuất dữ liệu</w:t>
@@ -23275,8 +24610,8 @@
         <w:pStyle w:val="Heading2"/>
         <w:rPr/>
       </w:pPr>
-      <w:bookmarkStart w:id="86" w:name="__RefHeading___Toc2810_3067172540"/>
-      <w:bookmarkEnd w:id="86"/>
+      <w:bookmarkStart w:id="91" w:name="__RefHeading___Toc2972_1517123387"/>
+      <w:bookmarkEnd w:id="91"/>
       <w:r>
         <w:rPr/>
         <w:t>19.1 Nhập task từ Excel/CSV</w:t>
@@ -23287,7 +24622,7 @@
         <w:pStyle w:val="ListParagraph"/>
         <w:numPr>
           <w:ilvl w:val="0"/>
-          <w:numId w:val="48"/>
+          <w:numId w:val="54"/>
         </w:numPr>
         <w:spacing w:lineRule="exact" w:line="290" w:before="0" w:after="60"/>
         <w:rPr/>
@@ -23320,7 +24655,7 @@
         <w:pStyle w:val="ListParagraph"/>
         <w:numPr>
           <w:ilvl w:val="0"/>
-          <w:numId w:val="22"/>
+          <w:numId w:val="25"/>
         </w:numPr>
         <w:spacing w:lineRule="exact" w:line="290" w:before="0" w:after="60"/>
         <w:rPr/>
@@ -23346,7 +24681,7 @@
         <w:pStyle w:val="ListParagraph"/>
         <w:numPr>
           <w:ilvl w:val="0"/>
-          <w:numId w:val="22"/>
+          <w:numId w:val="25"/>
         </w:numPr>
         <w:spacing w:lineRule="exact" w:line="290" w:before="0" w:after="60"/>
         <w:rPr/>
@@ -23361,7 +24696,7 @@
         <w:pStyle w:val="ListParagraph"/>
         <w:numPr>
           <w:ilvl w:val="0"/>
-          <w:numId w:val="22"/>
+          <w:numId w:val="25"/>
         </w:numPr>
         <w:spacing w:lineRule="exact" w:line="290" w:before="0" w:after="60"/>
         <w:rPr/>
@@ -23438,8 +24773,8 @@
         <w:pStyle w:val="Heading2"/>
         <w:rPr/>
       </w:pPr>
-      <w:bookmarkStart w:id="87" w:name="__RefHeading___Toc2812_3067172540"/>
-      <w:bookmarkEnd w:id="87"/>
+      <w:bookmarkStart w:id="92" w:name="__RefHeading___Toc2974_1517123387"/>
+      <w:bookmarkEnd w:id="92"/>
       <w:r>
         <w:rPr/>
         <w:t>19.2 Xuất dữ liệu</w:t>
@@ -23535,8 +24870,8 @@
         <w:pStyle w:val="Heading1"/>
         <w:rPr/>
       </w:pPr>
-      <w:bookmarkStart w:id="88" w:name="__RefHeading___Toc2814_3067172540"/>
-      <w:bookmarkEnd w:id="88"/>
+      <w:bookmarkStart w:id="93" w:name="__RefHeading___Toc2976_1517123387"/>
+      <w:bookmarkEnd w:id="93"/>
       <w:r>
         <w:rPr/>
         <w:t>20. Cài đặt cá nhân và giao diện</w:t>
@@ -23547,8 +24882,8 @@
         <w:pStyle w:val="Heading2"/>
         <w:rPr/>
       </w:pPr>
-      <w:bookmarkStart w:id="89" w:name="__RefHeading___Toc2816_3067172540"/>
-      <w:bookmarkEnd w:id="89"/>
+      <w:bookmarkStart w:id="94" w:name="__RefHeading___Toc2978_1517123387"/>
+      <w:bookmarkEnd w:id="94"/>
       <w:r>
         <w:rPr/>
         <w:t>20.1 Hồ sơ</w:t>
@@ -23581,8 +24916,8 @@
         <w:pStyle w:val="Heading2"/>
         <w:rPr/>
       </w:pPr>
-      <w:bookmarkStart w:id="90" w:name="__RefHeading___Toc2818_3067172540"/>
-      <w:bookmarkEnd w:id="90"/>
+      <w:bookmarkStart w:id="95" w:name="__RefHeading___Toc2980_1517123387"/>
+      <w:bookmarkEnd w:id="95"/>
       <w:r>
         <w:rPr/>
         <w:t>20.2 Giao diện và ngôn ngữ</w:t>
@@ -24259,8 +25594,8 @@
         <w:pStyle w:val="Heading1"/>
         <w:rPr/>
       </w:pPr>
-      <w:bookmarkStart w:id="91" w:name="__RefHeading___Toc2820_3067172540"/>
-      <w:bookmarkEnd w:id="91"/>
+      <w:bookmarkStart w:id="96" w:name="__RefHeading___Toc2982_1517123387"/>
+      <w:bookmarkEnd w:id="96"/>
       <w:r>
         <w:rPr/>
         <w:t>21. Ứng dụng Windows</w:t>
@@ -24271,7 +25606,7 @@
         <w:pStyle w:val="ListParagraph"/>
         <w:numPr>
           <w:ilvl w:val="0"/>
-          <w:numId w:val="49"/>
+          <w:numId w:val="55"/>
         </w:numPr>
         <w:spacing w:lineRule="exact" w:line="290" w:before="0" w:after="60"/>
         <w:rPr/>
@@ -24297,7 +25632,7 @@
         <w:pStyle w:val="ListParagraph"/>
         <w:numPr>
           <w:ilvl w:val="0"/>
-          <w:numId w:val="23"/>
+          <w:numId w:val="26"/>
         </w:numPr>
         <w:spacing w:lineRule="exact" w:line="290" w:before="0" w:after="60"/>
         <w:rPr/>
@@ -24312,7 +25647,7 @@
         <w:pStyle w:val="ListParagraph"/>
         <w:numPr>
           <w:ilvl w:val="0"/>
-          <w:numId w:val="23"/>
+          <w:numId w:val="26"/>
         </w:numPr>
         <w:spacing w:lineRule="exact" w:line="290" w:before="0" w:after="60"/>
         <w:rPr/>
@@ -24338,8 +25673,8 @@
         <w:pStyle w:val="Heading1"/>
         <w:rPr/>
       </w:pPr>
-      <w:bookmarkStart w:id="92" w:name="__RefHeading___Toc2822_3067172540"/>
-      <w:bookmarkEnd w:id="92"/>
+      <w:bookmarkStart w:id="97" w:name="__RefHeading___Toc2984_1517123387"/>
+      <w:bookmarkEnd w:id="97"/>
       <w:r>
         <w:rPr/>
         <w:t>22. Gợi ý thiết lập cho các quy trình HR</w:t>
@@ -24350,8 +25685,8 @@
         <w:pStyle w:val="Heading2"/>
         <w:rPr/>
       </w:pPr>
-      <w:bookmarkStart w:id="93" w:name="__RefHeading___Toc2824_3067172540"/>
-      <w:bookmarkEnd w:id="93"/>
+      <w:bookmarkStart w:id="98" w:name="__RefHeading___Toc2986_1517123387"/>
+      <w:bookmarkEnd w:id="98"/>
       <w:r>
         <w:rPr/>
         <w:t>22.1 Onboarding nhân viên mới</w:t>
@@ -24362,7 +25697,7 @@
         <w:pStyle w:val="ListParagraph"/>
         <w:numPr>
           <w:ilvl w:val="0"/>
-          <w:numId w:val="50"/>
+          <w:numId w:val="56"/>
         </w:numPr>
         <w:spacing w:lineRule="exact" w:line="290" w:before="0" w:after="60"/>
         <w:rPr/>
@@ -24377,7 +25712,7 @@
         <w:pStyle w:val="ListParagraph"/>
         <w:numPr>
           <w:ilvl w:val="0"/>
-          <w:numId w:val="24"/>
+          <w:numId w:val="27"/>
         </w:numPr>
         <w:spacing w:lineRule="exact" w:line="290" w:before="0" w:after="60"/>
         <w:rPr/>
@@ -24403,7 +25738,7 @@
         <w:pStyle w:val="ListParagraph"/>
         <w:numPr>
           <w:ilvl w:val="0"/>
-          <w:numId w:val="24"/>
+          <w:numId w:val="27"/>
         </w:numPr>
         <w:spacing w:lineRule="exact" w:line="290" w:before="0" w:after="60"/>
         <w:rPr/>
@@ -24418,7 +25753,7 @@
         <w:pStyle w:val="ListParagraph"/>
         <w:numPr>
           <w:ilvl w:val="0"/>
-          <w:numId w:val="24"/>
+          <w:numId w:val="27"/>
         </w:numPr>
         <w:spacing w:lineRule="exact" w:line="290" w:before="0" w:after="60"/>
         <w:rPr/>
@@ -24433,7 +25768,7 @@
         <w:pStyle w:val="ListParagraph"/>
         <w:numPr>
           <w:ilvl w:val="0"/>
-          <w:numId w:val="24"/>
+          <w:numId w:val="27"/>
         </w:numPr>
         <w:spacing w:lineRule="exact" w:line="290" w:before="0" w:after="60"/>
         <w:rPr/>
@@ -24448,8 +25783,8 @@
         <w:pStyle w:val="Heading2"/>
         <w:rPr/>
       </w:pPr>
-      <w:bookmarkStart w:id="94" w:name="__RefHeading___Toc2826_3067172540"/>
-      <w:bookmarkEnd w:id="94"/>
+      <w:bookmarkStart w:id="99" w:name="__RefHeading___Toc2988_1517123387"/>
+      <w:bookmarkEnd w:id="99"/>
       <w:r>
         <w:rPr/>
         <w:t>22.2 Chu kỳ lương hằng tháng (C&amp;B)</w:t>
@@ -24460,7 +25795,7 @@
         <w:pStyle w:val="ListParagraph"/>
         <w:numPr>
           <w:ilvl w:val="0"/>
-          <w:numId w:val="51"/>
+          <w:numId w:val="57"/>
         </w:numPr>
         <w:spacing w:lineRule="exact" w:line="290" w:before="0" w:after="60"/>
         <w:rPr/>
@@ -24486,7 +25821,7 @@
         <w:pStyle w:val="ListParagraph"/>
         <w:numPr>
           <w:ilvl w:val="0"/>
-          <w:numId w:val="25"/>
+          <w:numId w:val="28"/>
         </w:numPr>
         <w:spacing w:lineRule="exact" w:line="290" w:before="0" w:after="60"/>
         <w:rPr/>
@@ -24501,7 +25836,7 @@
         <w:pStyle w:val="ListParagraph"/>
         <w:numPr>
           <w:ilvl w:val="0"/>
-          <w:numId w:val="25"/>
+          <w:numId w:val="28"/>
         </w:numPr>
         <w:spacing w:lineRule="exact" w:line="290" w:before="0" w:after="60"/>
         <w:rPr/>
@@ -24527,7 +25862,7 @@
         <w:pStyle w:val="ListParagraph"/>
         <w:numPr>
           <w:ilvl w:val="0"/>
-          <w:numId w:val="25"/>
+          <w:numId w:val="28"/>
         </w:numPr>
         <w:spacing w:lineRule="exact" w:line="290" w:before="0" w:after="60"/>
         <w:rPr/>
@@ -24542,7 +25877,7 @@
         <w:pStyle w:val="ListParagraph"/>
         <w:numPr>
           <w:ilvl w:val="0"/>
-          <w:numId w:val="25"/>
+          <w:numId w:val="28"/>
         </w:numPr>
         <w:spacing w:lineRule="exact" w:line="290" w:before="0" w:after="60"/>
         <w:rPr/>
@@ -24568,8 +25903,8 @@
         <w:pStyle w:val="Heading2"/>
         <w:rPr/>
       </w:pPr>
-      <w:bookmarkStart w:id="95" w:name="__RefHeading___Toc2828_3067172540"/>
-      <w:bookmarkEnd w:id="95"/>
+      <w:bookmarkStart w:id="100" w:name="__RefHeading___Toc2990_1517123387"/>
+      <w:bookmarkEnd w:id="100"/>
       <w:r>
         <w:rPr/>
         <w:t>22.3 Tuyển dụng (TA)</w:t>
@@ -24625,8 +25960,8 @@
         <w:pStyle w:val="Heading2"/>
         <w:rPr/>
       </w:pPr>
-      <w:bookmarkStart w:id="96" w:name="__RefHeading___Toc2830_3067172540"/>
-      <w:bookmarkEnd w:id="96"/>
+      <w:bookmarkStart w:id="101" w:name="__RefHeading___Toc2992_1517123387"/>
+      <w:bookmarkEnd w:id="101"/>
       <w:r>
         <w:rPr/>
         <w:t>22.4 Đào tạo (L&amp;D)</w:t>
@@ -24682,8 +26017,8 @@
         <w:pStyle w:val="Heading2"/>
         <w:rPr/>
       </w:pPr>
-      <w:bookmarkStart w:id="97" w:name="__RefHeading___Toc2832_3067172540"/>
-      <w:bookmarkEnd w:id="97"/>
+      <w:bookmarkStart w:id="102" w:name="__RefHeading___Toc2994_1517123387"/>
+      <w:bookmarkEnd w:id="102"/>
       <w:r>
         <w:rPr/>
         <w:t>22.5 Báo cáo tuần cho quản lý</w:t>
@@ -24746,8 +26081,8 @@
         <w:pStyle w:val="Heading1"/>
         <w:rPr/>
       </w:pPr>
-      <w:bookmarkStart w:id="98" w:name="__RefHeading___Toc2834_3067172540"/>
-      <w:bookmarkEnd w:id="98"/>
+      <w:bookmarkStart w:id="103" w:name="__RefHeading___Toc2996_1517123387"/>
+      <w:bookmarkEnd w:id="103"/>
       <w:r>
         <w:rPr/>
         <w:t>23. Câu hỏi thường gặp và xử lý sự cố</w:t>
@@ -25999,7 +27334,7 @@
     </w:r>
     <w:r>
       <w:rPr/>
-      <w:t>27</w:t>
+      <w:t>29</w:t>
     </w:r>
     <w:r>
       <w:rPr/>
@@ -26027,7 +27362,7 @@
     </w:r>
     <w:r>
       <w:rPr/>
-      <w:t>27</w:t>
+      <w:t>29</w:t>
     </w:r>
     <w:r>
       <w:rPr/>
@@ -28889,6 +30224,339 @@
   <w:abstractNum w:abstractNumId="26">
     <w:lvl w:ilvl="0">
       <w:start w:val="1"/>
+      <w:numFmt w:val="decimal"/>
+      <w:lvlText w:val="%1."/>
+      <w:lvlJc w:val="left"/>
+      <w:pPr>
+        <w:tabs>
+          <w:tab w:val="num" w:pos="0"/>
+        </w:tabs>
+        <w:ind w:left="540" w:hanging="300"/>
+      </w:pPr>
+      <w:rPr/>
+    </w:lvl>
+    <w:lvl w:ilvl="1">
+      <w:start w:val="1"/>
+      <w:numFmt w:val="decimal"/>
+      <w:lvlText w:val="%2."/>
+      <w:lvlJc w:val="left"/>
+      <w:pPr>
+        <w:tabs>
+          <w:tab w:val="num" w:pos="1080"/>
+        </w:tabs>
+        <w:ind w:left="1080" w:hanging="360"/>
+      </w:pPr>
+    </w:lvl>
+    <w:lvl w:ilvl="2">
+      <w:start w:val="1"/>
+      <w:numFmt w:val="decimal"/>
+      <w:lvlText w:val="%3."/>
+      <w:lvlJc w:val="left"/>
+      <w:pPr>
+        <w:tabs>
+          <w:tab w:val="num" w:pos="1440"/>
+        </w:tabs>
+        <w:ind w:left="1440" w:hanging="360"/>
+      </w:pPr>
+    </w:lvl>
+    <w:lvl w:ilvl="3">
+      <w:start w:val="1"/>
+      <w:numFmt w:val="decimal"/>
+      <w:lvlText w:val="%4."/>
+      <w:lvlJc w:val="left"/>
+      <w:pPr>
+        <w:tabs>
+          <w:tab w:val="num" w:pos="1800"/>
+        </w:tabs>
+        <w:ind w:left="1800" w:hanging="360"/>
+      </w:pPr>
+    </w:lvl>
+    <w:lvl w:ilvl="4">
+      <w:start w:val="1"/>
+      <w:numFmt w:val="decimal"/>
+      <w:lvlText w:val="%5."/>
+      <w:lvlJc w:val="left"/>
+      <w:pPr>
+        <w:tabs>
+          <w:tab w:val="num" w:pos="2160"/>
+        </w:tabs>
+        <w:ind w:left="2160" w:hanging="360"/>
+      </w:pPr>
+    </w:lvl>
+    <w:lvl w:ilvl="5">
+      <w:start w:val="1"/>
+      <w:numFmt w:val="decimal"/>
+      <w:lvlText w:val="%6."/>
+      <w:lvlJc w:val="left"/>
+      <w:pPr>
+        <w:tabs>
+          <w:tab w:val="num" w:pos="2520"/>
+        </w:tabs>
+        <w:ind w:left="2520" w:hanging="360"/>
+      </w:pPr>
+    </w:lvl>
+    <w:lvl w:ilvl="6">
+      <w:start w:val="1"/>
+      <w:numFmt w:val="decimal"/>
+      <w:lvlText w:val="%7."/>
+      <w:lvlJc w:val="left"/>
+      <w:pPr>
+        <w:tabs>
+          <w:tab w:val="num" w:pos="2880"/>
+        </w:tabs>
+        <w:ind w:left="2880" w:hanging="360"/>
+      </w:pPr>
+    </w:lvl>
+    <w:lvl w:ilvl="7">
+      <w:start w:val="1"/>
+      <w:numFmt w:val="decimal"/>
+      <w:lvlText w:val="%8."/>
+      <w:lvlJc w:val="left"/>
+      <w:pPr>
+        <w:tabs>
+          <w:tab w:val="num" w:pos="3240"/>
+        </w:tabs>
+        <w:ind w:left="3240" w:hanging="360"/>
+      </w:pPr>
+    </w:lvl>
+    <w:lvl w:ilvl="8">
+      <w:start w:val="1"/>
+      <w:numFmt w:val="decimal"/>
+      <w:lvlText w:val="%9."/>
+      <w:lvlJc w:val="left"/>
+      <w:pPr>
+        <w:tabs>
+          <w:tab w:val="num" w:pos="3600"/>
+        </w:tabs>
+        <w:ind w:left="3600" w:hanging="360"/>
+      </w:pPr>
+    </w:lvl>
+  </w:abstractNum>
+  <w:abstractNum w:abstractNumId="27">
+    <w:lvl w:ilvl="0">
+      <w:start w:val="1"/>
+      <w:numFmt w:val="decimal"/>
+      <w:lvlText w:val="%1."/>
+      <w:lvlJc w:val="left"/>
+      <w:pPr>
+        <w:tabs>
+          <w:tab w:val="num" w:pos="0"/>
+        </w:tabs>
+        <w:ind w:left="540" w:hanging="300"/>
+      </w:pPr>
+      <w:rPr/>
+    </w:lvl>
+    <w:lvl w:ilvl="1">
+      <w:start w:val="1"/>
+      <w:numFmt w:val="decimal"/>
+      <w:lvlText w:val="%2."/>
+      <w:lvlJc w:val="left"/>
+      <w:pPr>
+        <w:tabs>
+          <w:tab w:val="num" w:pos="1080"/>
+        </w:tabs>
+        <w:ind w:left="1080" w:hanging="360"/>
+      </w:pPr>
+    </w:lvl>
+    <w:lvl w:ilvl="2">
+      <w:start w:val="1"/>
+      <w:numFmt w:val="decimal"/>
+      <w:lvlText w:val="%3."/>
+      <w:lvlJc w:val="left"/>
+      <w:pPr>
+        <w:tabs>
+          <w:tab w:val="num" w:pos="1440"/>
+        </w:tabs>
+        <w:ind w:left="1440" w:hanging="360"/>
+      </w:pPr>
+    </w:lvl>
+    <w:lvl w:ilvl="3">
+      <w:start w:val="1"/>
+      <w:numFmt w:val="decimal"/>
+      <w:lvlText w:val="%4."/>
+      <w:lvlJc w:val="left"/>
+      <w:pPr>
+        <w:tabs>
+          <w:tab w:val="num" w:pos="1800"/>
+        </w:tabs>
+        <w:ind w:left="1800" w:hanging="360"/>
+      </w:pPr>
+    </w:lvl>
+    <w:lvl w:ilvl="4">
+      <w:start w:val="1"/>
+      <w:numFmt w:val="decimal"/>
+      <w:lvlText w:val="%5."/>
+      <w:lvlJc w:val="left"/>
+      <w:pPr>
+        <w:tabs>
+          <w:tab w:val="num" w:pos="2160"/>
+        </w:tabs>
+        <w:ind w:left="2160" w:hanging="360"/>
+      </w:pPr>
+    </w:lvl>
+    <w:lvl w:ilvl="5">
+      <w:start w:val="1"/>
+      <w:numFmt w:val="decimal"/>
+      <w:lvlText w:val="%6."/>
+      <w:lvlJc w:val="left"/>
+      <w:pPr>
+        <w:tabs>
+          <w:tab w:val="num" w:pos="2520"/>
+        </w:tabs>
+        <w:ind w:left="2520" w:hanging="360"/>
+      </w:pPr>
+    </w:lvl>
+    <w:lvl w:ilvl="6">
+      <w:start w:val="1"/>
+      <w:numFmt w:val="decimal"/>
+      <w:lvlText w:val="%7."/>
+      <w:lvlJc w:val="left"/>
+      <w:pPr>
+        <w:tabs>
+          <w:tab w:val="num" w:pos="2880"/>
+        </w:tabs>
+        <w:ind w:left="2880" w:hanging="360"/>
+      </w:pPr>
+    </w:lvl>
+    <w:lvl w:ilvl="7">
+      <w:start w:val="1"/>
+      <w:numFmt w:val="decimal"/>
+      <w:lvlText w:val="%8."/>
+      <w:lvlJc w:val="left"/>
+      <w:pPr>
+        <w:tabs>
+          <w:tab w:val="num" w:pos="3240"/>
+        </w:tabs>
+        <w:ind w:left="3240" w:hanging="360"/>
+      </w:pPr>
+    </w:lvl>
+    <w:lvl w:ilvl="8">
+      <w:start w:val="1"/>
+      <w:numFmt w:val="decimal"/>
+      <w:lvlText w:val="%9."/>
+      <w:lvlJc w:val="left"/>
+      <w:pPr>
+        <w:tabs>
+          <w:tab w:val="num" w:pos="3600"/>
+        </w:tabs>
+        <w:ind w:left="3600" w:hanging="360"/>
+      </w:pPr>
+    </w:lvl>
+  </w:abstractNum>
+  <w:abstractNum w:abstractNumId="28">
+    <w:lvl w:ilvl="0">
+      <w:start w:val="1"/>
+      <w:numFmt w:val="decimal"/>
+      <w:lvlText w:val="%1."/>
+      <w:lvlJc w:val="left"/>
+      <w:pPr>
+        <w:tabs>
+          <w:tab w:val="num" w:pos="0"/>
+        </w:tabs>
+        <w:ind w:left="540" w:hanging="300"/>
+      </w:pPr>
+      <w:rPr/>
+    </w:lvl>
+    <w:lvl w:ilvl="1">
+      <w:start w:val="1"/>
+      <w:numFmt w:val="decimal"/>
+      <w:lvlText w:val="%2."/>
+      <w:lvlJc w:val="left"/>
+      <w:pPr>
+        <w:tabs>
+          <w:tab w:val="num" w:pos="1080"/>
+        </w:tabs>
+        <w:ind w:left="1080" w:hanging="360"/>
+      </w:pPr>
+    </w:lvl>
+    <w:lvl w:ilvl="2">
+      <w:start w:val="1"/>
+      <w:numFmt w:val="decimal"/>
+      <w:lvlText w:val="%3."/>
+      <w:lvlJc w:val="left"/>
+      <w:pPr>
+        <w:tabs>
+          <w:tab w:val="num" w:pos="1440"/>
+        </w:tabs>
+        <w:ind w:left="1440" w:hanging="360"/>
+      </w:pPr>
+    </w:lvl>
+    <w:lvl w:ilvl="3">
+      <w:start w:val="1"/>
+      <w:numFmt w:val="decimal"/>
+      <w:lvlText w:val="%4."/>
+      <w:lvlJc w:val="left"/>
+      <w:pPr>
+        <w:tabs>
+          <w:tab w:val="num" w:pos="1800"/>
+        </w:tabs>
+        <w:ind w:left="1800" w:hanging="360"/>
+      </w:pPr>
+    </w:lvl>
+    <w:lvl w:ilvl="4">
+      <w:start w:val="1"/>
+      <w:numFmt w:val="decimal"/>
+      <w:lvlText w:val="%5."/>
+      <w:lvlJc w:val="left"/>
+      <w:pPr>
+        <w:tabs>
+          <w:tab w:val="num" w:pos="2160"/>
+        </w:tabs>
+        <w:ind w:left="2160" w:hanging="360"/>
+      </w:pPr>
+    </w:lvl>
+    <w:lvl w:ilvl="5">
+      <w:start w:val="1"/>
+      <w:numFmt w:val="decimal"/>
+      <w:lvlText w:val="%6."/>
+      <w:lvlJc w:val="left"/>
+      <w:pPr>
+        <w:tabs>
+          <w:tab w:val="num" w:pos="2520"/>
+        </w:tabs>
+        <w:ind w:left="2520" w:hanging="360"/>
+      </w:pPr>
+    </w:lvl>
+    <w:lvl w:ilvl="6">
+      <w:start w:val="1"/>
+      <w:numFmt w:val="decimal"/>
+      <w:lvlText w:val="%7."/>
+      <w:lvlJc w:val="left"/>
+      <w:pPr>
+        <w:tabs>
+          <w:tab w:val="num" w:pos="2880"/>
+        </w:tabs>
+        <w:ind w:left="2880" w:hanging="360"/>
+      </w:pPr>
+    </w:lvl>
+    <w:lvl w:ilvl="7">
+      <w:start w:val="1"/>
+      <w:numFmt w:val="decimal"/>
+      <w:lvlText w:val="%8."/>
+      <w:lvlJc w:val="left"/>
+      <w:pPr>
+        <w:tabs>
+          <w:tab w:val="num" w:pos="3240"/>
+        </w:tabs>
+        <w:ind w:left="3240" w:hanging="360"/>
+      </w:pPr>
+    </w:lvl>
+    <w:lvl w:ilvl="8">
+      <w:start w:val="1"/>
+      <w:numFmt w:val="decimal"/>
+      <w:lvlText w:val="%9."/>
+      <w:lvlJc w:val="left"/>
+      <w:pPr>
+        <w:tabs>
+          <w:tab w:val="num" w:pos="3600"/>
+        </w:tabs>
+        <w:ind w:left="3600" w:hanging="360"/>
+      </w:pPr>
+    </w:lvl>
+  </w:abstractNum>
+  <w:abstractNum w:abstractNumId="29">
+    <w:lvl w:ilvl="0">
+      <w:start w:val="1"/>
       <w:numFmt w:val="none"/>
       <w:suff w:val="nothing"/>
       <w:lvlText w:val=""/>
@@ -29084,151 +30752,178 @@
     <w:abstractNumId w:val="26"/>
   </w:num>
   <w:num w:numId="27">
+    <w:abstractNumId w:val="27"/>
+  </w:num>
+  <w:num w:numId="28">
+    <w:abstractNumId w:val="28"/>
+  </w:num>
+  <w:num w:numId="29">
+    <w:abstractNumId w:val="29"/>
+  </w:num>
+  <w:num w:numId="30">
     <w:abstractNumId w:val="1"/>
     <w:lvlOverride w:ilvl="0">
       <w:startOverride w:val="1"/>
     </w:lvlOverride>
   </w:num>
-  <w:num w:numId="28">
+  <w:num w:numId="31">
     <w:abstractNumId w:val="2"/>
     <w:lvlOverride w:ilvl="0">
       <w:startOverride w:val="1"/>
     </w:lvlOverride>
   </w:num>
-  <w:num w:numId="29">
+  <w:num w:numId="32">
     <w:abstractNumId w:val="3"/>
     <w:lvlOverride w:ilvl="0">
       <w:startOverride w:val="1"/>
     </w:lvlOverride>
   </w:num>
-  <w:num w:numId="30">
+  <w:num w:numId="33">
     <w:abstractNumId w:val="4"/>
     <w:lvlOverride w:ilvl="0">
       <w:startOverride w:val="1"/>
     </w:lvlOverride>
   </w:num>
-  <w:num w:numId="31">
+  <w:num w:numId="34">
     <w:abstractNumId w:val="5"/>
     <w:lvlOverride w:ilvl="0">
       <w:startOverride w:val="1"/>
     </w:lvlOverride>
   </w:num>
-  <w:num w:numId="32">
+  <w:num w:numId="35">
     <w:abstractNumId w:val="6"/>
     <w:lvlOverride w:ilvl="0">
       <w:startOverride w:val="1"/>
     </w:lvlOverride>
   </w:num>
-  <w:num w:numId="33">
+  <w:num w:numId="36">
     <w:abstractNumId w:val="7"/>
     <w:lvlOverride w:ilvl="0">
       <w:startOverride w:val="1"/>
     </w:lvlOverride>
   </w:num>
-  <w:num w:numId="34">
+  <w:num w:numId="37">
     <w:abstractNumId w:val="8"/>
     <w:lvlOverride w:ilvl="0">
       <w:startOverride w:val="1"/>
     </w:lvlOverride>
   </w:num>
-  <w:num w:numId="35">
+  <w:num w:numId="38">
     <w:abstractNumId w:val="9"/>
     <w:lvlOverride w:ilvl="0">
       <w:startOverride w:val="1"/>
     </w:lvlOverride>
   </w:num>
-  <w:num w:numId="36">
+  <w:num w:numId="39">
     <w:abstractNumId w:val="10"/>
     <w:lvlOverride w:ilvl="0">
       <w:startOverride w:val="1"/>
     </w:lvlOverride>
   </w:num>
-  <w:num w:numId="37">
+  <w:num w:numId="40">
     <w:abstractNumId w:val="11"/>
     <w:lvlOverride w:ilvl="0">
       <w:startOverride w:val="1"/>
     </w:lvlOverride>
   </w:num>
-  <w:num w:numId="38">
+  <w:num w:numId="41">
     <w:abstractNumId w:val="12"/>
     <w:lvlOverride w:ilvl="0">
       <w:startOverride w:val="1"/>
     </w:lvlOverride>
   </w:num>
-  <w:num w:numId="39">
+  <w:num w:numId="42">
     <w:abstractNumId w:val="13"/>
     <w:lvlOverride w:ilvl="0">
       <w:startOverride w:val="1"/>
     </w:lvlOverride>
   </w:num>
-  <w:num w:numId="40">
+  <w:num w:numId="43">
     <w:abstractNumId w:val="14"/>
     <w:lvlOverride w:ilvl="0">
       <w:startOverride w:val="1"/>
     </w:lvlOverride>
   </w:num>
-  <w:num w:numId="41">
+  <w:num w:numId="44">
     <w:abstractNumId w:val="15"/>
     <w:lvlOverride w:ilvl="0">
       <w:startOverride w:val="1"/>
     </w:lvlOverride>
   </w:num>
-  <w:num w:numId="42">
+  <w:num w:numId="45">
     <w:abstractNumId w:val="16"/>
     <w:lvlOverride w:ilvl="0">
       <w:startOverride w:val="1"/>
     </w:lvlOverride>
   </w:num>
-  <w:num w:numId="43">
+  <w:num w:numId="46">
     <w:abstractNumId w:val="17"/>
     <w:lvlOverride w:ilvl="0">
       <w:startOverride w:val="1"/>
     </w:lvlOverride>
   </w:num>
-  <w:num w:numId="44">
+  <w:num w:numId="47">
     <w:abstractNumId w:val="18"/>
     <w:lvlOverride w:ilvl="0">
       <w:startOverride w:val="1"/>
     </w:lvlOverride>
   </w:num>
-  <w:num w:numId="45">
+  <w:num w:numId="48">
     <w:abstractNumId w:val="19"/>
     <w:lvlOverride w:ilvl="0">
       <w:startOverride w:val="1"/>
     </w:lvlOverride>
   </w:num>
-  <w:num w:numId="46">
+  <w:num w:numId="49">
     <w:abstractNumId w:val="20"/>
     <w:lvlOverride w:ilvl="0">
       <w:startOverride w:val="1"/>
     </w:lvlOverride>
   </w:num>
-  <w:num w:numId="47">
+  <w:num w:numId="50">
     <w:abstractNumId w:val="21"/>
     <w:lvlOverride w:ilvl="0">
       <w:startOverride w:val="1"/>
     </w:lvlOverride>
   </w:num>
-  <w:num w:numId="48">
+  <w:num w:numId="51">
     <w:abstractNumId w:val="22"/>
     <w:lvlOverride w:ilvl="0">
       <w:startOverride w:val="1"/>
     </w:lvlOverride>
   </w:num>
-  <w:num w:numId="49">
+  <w:num w:numId="52">
     <w:abstractNumId w:val="23"/>
     <w:lvlOverride w:ilvl="0">
       <w:startOverride w:val="1"/>
     </w:lvlOverride>
   </w:num>
-  <w:num w:numId="50">
+  <w:num w:numId="53">
     <w:abstractNumId w:val="24"/>
     <w:lvlOverride w:ilvl="0">
       <w:startOverride w:val="1"/>
     </w:lvlOverride>
   </w:num>
-  <w:num w:numId="51">
+  <w:num w:numId="54">
     <w:abstractNumId w:val="25"/>
+    <w:lvlOverride w:ilvl="0">
+      <w:startOverride w:val="1"/>
+    </w:lvlOverride>
+  </w:num>
+  <w:num w:numId="55">
+    <w:abstractNumId w:val="26"/>
+    <w:lvlOverride w:ilvl="0">
+      <w:startOverride w:val="1"/>
+    </w:lvlOverride>
+  </w:num>
+  <w:num w:numId="56">
+    <w:abstractNumId w:val="27"/>
+    <w:lvlOverride w:ilvl="0">
+      <w:startOverride w:val="1"/>
+    </w:lvlOverride>
+  </w:num>
+  <w:num w:numId="57">
+    <w:abstractNumId w:val="28"/>
     <w:lvlOverride w:ilvl="0">
       <w:startOverride w:val="1"/>
     </w:lvlOverride>

--- a/docs/woli-Huong-dan-su-dung.docx
+++ b/docs/woli-Huong-dan-su-dung.docx
@@ -161,7 +161,7 @@
           <w:sz w:val="22"/>
           <w:szCs w:val="22"/>
         </w:rPr>
-        <w:t>3.1</w:t>
+        <w:t>3.2</w:t>
       </w:r>
     </w:p>
     <w:p>
@@ -275,14 +275,14 @@
             </w:rPr>
             <w:fldChar w:fldCharType="separate"/>
           </w:r>
-          <w:hyperlink w:anchor="__RefHeading___Toc2790_1517123387">
+          <w:hyperlink w:anchor="__RefHeading___Toc3165_1943486259">
             <w:r>
               <w:rPr>
                 <w:rStyle w:val="IndexLink"/>
               </w:rPr>
               <w:t>Thông tin tài liệu</w:t>
               <w:tab/>
-              <w:t>3</w:t>
+              <w:t>4</w:t>
             </w:r>
           </w:hyperlink>
         </w:p>
@@ -295,7 +295,7 @@
             </w:tabs>
             <w:rPr/>
           </w:pPr>
-          <w:hyperlink w:anchor="__RefHeading___Toc2792_1517123387">
+          <w:hyperlink w:anchor="__RefHeading___Toc3167_1943486259">
             <w:r>
               <w:rPr>
                 <w:rStyle w:val="IndexLink"/>
@@ -315,7 +315,7 @@
             </w:tabs>
             <w:rPr/>
           </w:pPr>
-          <w:hyperlink w:anchor="__RefHeading___Toc2794_1517123387">
+          <w:hyperlink w:anchor="__RefHeading___Toc3169_1943486259">
             <w:r>
               <w:rPr>
                 <w:rStyle w:val="IndexLink"/>
@@ -335,14 +335,14 @@
             </w:tabs>
             <w:rPr/>
           </w:pPr>
-          <w:hyperlink w:anchor="__RefHeading___Toc2796_1517123387">
+          <w:hyperlink w:anchor="__RefHeading___Toc3171_1943486259">
             <w:r>
               <w:rPr>
                 <w:rStyle w:val="IndexLink"/>
               </w:rPr>
               <w:t>1.2 Nơi sử dụng</w:t>
               <w:tab/>
-              <w:t>4</w:t>
+              <w:t>5</w:t>
             </w:r>
           </w:hyperlink>
         </w:p>
@@ -355,7 +355,7 @@
             </w:tabs>
             <w:rPr/>
           </w:pPr>
-          <w:hyperlink w:anchor="__RefHeading___Toc2798_1517123387">
+          <w:hyperlink w:anchor="__RefHeading___Toc3173_1943486259">
             <w:r>
               <w:rPr>
                 <w:rStyle w:val="IndexLink"/>
@@ -375,7 +375,7 @@
             </w:tabs>
             <w:rPr/>
           </w:pPr>
-          <w:hyperlink w:anchor="__RefHeading___Toc2800_1517123387">
+          <w:hyperlink w:anchor="__RefHeading___Toc3175_1943486259">
             <w:r>
               <w:rPr>
                 <w:rStyle w:val="IndexLink"/>
@@ -395,7 +395,7 @@
             </w:tabs>
             <w:rPr/>
           </w:pPr>
-          <w:hyperlink w:anchor="__RefHeading___Toc2802_1517123387">
+          <w:hyperlink w:anchor="__RefHeading___Toc3177_1943486259">
             <w:r>
               <w:rPr>
                 <w:rStyle w:val="IndexLink"/>
@@ -415,14 +415,14 @@
             </w:tabs>
             <w:rPr/>
           </w:pPr>
-          <w:hyperlink w:anchor="__RefHeading___Toc2804_1517123387">
+          <w:hyperlink w:anchor="__RefHeading___Toc3179_1943486259">
             <w:r>
               <w:rPr>
                 <w:rStyle w:val="IndexLink"/>
               </w:rPr>
               <w:t>2.2 Đăng nhập, đăng xuất và đổi mật khẩu</w:t>
               <w:tab/>
-              <w:t>5</w:t>
+              <w:t>6</w:t>
             </w:r>
           </w:hyperlink>
         </w:p>
@@ -435,7 +435,7 @@
             </w:tabs>
             <w:rPr/>
           </w:pPr>
-          <w:hyperlink w:anchor="__RefHeading___Toc2806_1517123387">
+          <w:hyperlink w:anchor="__RefHeading___Toc3181_1943486259">
             <w:r>
               <w:rPr>
                 <w:rStyle w:val="IndexLink"/>
@@ -455,7 +455,7 @@
             </w:tabs>
             <w:rPr/>
           </w:pPr>
-          <w:hyperlink w:anchor="__RefHeading___Toc2808_1517123387">
+          <w:hyperlink w:anchor="__RefHeading___Toc3183_1943486259">
             <w:r>
               <w:rPr>
                 <w:rStyle w:val="IndexLink"/>
@@ -475,14 +475,14 @@
             </w:tabs>
             <w:rPr/>
           </w:pPr>
-          <w:hyperlink w:anchor="__RefHeading___Toc2810_1517123387">
+          <w:hyperlink w:anchor="__RefHeading___Toc3185_1943486259">
             <w:r>
               <w:rPr>
                 <w:rStyle w:val="IndexLink"/>
               </w:rPr>
               <w:t>3. Làm quen giao diện</w:t>
               <w:tab/>
-              <w:t>6</w:t>
+              <w:t>7</w:t>
             </w:r>
           </w:hyperlink>
         </w:p>
@@ -495,14 +495,14 @@
             </w:tabs>
             <w:rPr/>
           </w:pPr>
-          <w:hyperlink w:anchor="__RefHeading___Toc2812_1517123387">
+          <w:hyperlink w:anchor="__RefHeading___Toc3187_1943486259">
             <w:r>
               <w:rPr>
                 <w:rStyle w:val="IndexLink"/>
               </w:rPr>
               <w:t>3.1 Bố cục màn hình</w:t>
               <w:tab/>
-              <w:t>6</w:t>
+              <w:t>7</w:t>
             </w:r>
           </w:hyperlink>
         </w:p>
@@ -515,7 +515,7 @@
             </w:tabs>
             <w:rPr/>
           </w:pPr>
-          <w:hyperlink w:anchor="__RefHeading___Toc2814_1517123387">
+          <w:hyperlink w:anchor="__RefHeading___Toc3189_1943486259">
             <w:r>
               <w:rPr>
                 <w:rStyle w:val="IndexLink"/>
@@ -535,7 +535,7 @@
             </w:tabs>
             <w:rPr/>
           </w:pPr>
-          <w:hyperlink w:anchor="__RefHeading___Toc2816_1517123387">
+          <w:hyperlink w:anchor="__RefHeading___Toc3191_1943486259">
             <w:r>
               <w:rPr>
                 <w:rStyle w:val="IndexLink"/>
@@ -555,7 +555,7 @@
             </w:tabs>
             <w:rPr/>
           </w:pPr>
-          <w:hyperlink w:anchor="__RefHeading___Toc2818_1517123387">
+          <w:hyperlink w:anchor="__RefHeading___Toc3193_1943486259">
             <w:r>
               <w:rPr>
                 <w:rStyle w:val="IndexLink"/>
@@ -575,7 +575,7 @@
             </w:tabs>
             <w:rPr/>
           </w:pPr>
-          <w:hyperlink w:anchor="__RefHeading___Toc2820_1517123387">
+          <w:hyperlink w:anchor="__RefHeading___Toc3195_1943486259">
             <w:r>
               <w:rPr>
                 <w:rStyle w:val="IndexLink"/>
@@ -595,7 +595,7 @@
             </w:tabs>
             <w:rPr/>
           </w:pPr>
-          <w:hyperlink w:anchor="__RefHeading___Toc2822_1517123387">
+          <w:hyperlink w:anchor="__RefHeading___Toc3197_1943486259">
             <w:r>
               <w:rPr>
                 <w:rStyle w:val="IndexLink"/>
@@ -615,7 +615,7 @@
             </w:tabs>
             <w:rPr/>
           </w:pPr>
-          <w:hyperlink w:anchor="__RefHeading___Toc2824_1517123387">
+          <w:hyperlink w:anchor="__RefHeading___Toc3199_1943486259">
             <w:r>
               <w:rPr>
                 <w:rStyle w:val="IndexLink"/>
@@ -635,7 +635,7 @@
             </w:tabs>
             <w:rPr/>
           </w:pPr>
-          <w:hyperlink w:anchor="__RefHeading___Toc2826_1517123387">
+          <w:hyperlink w:anchor="__RefHeading___Toc3201_1943486259">
             <w:r>
               <w:rPr>
                 <w:rStyle w:val="IndexLink"/>
@@ -655,7 +655,7 @@
             </w:tabs>
             <w:rPr/>
           </w:pPr>
-          <w:hyperlink w:anchor="__RefHeading___Toc2828_1517123387">
+          <w:hyperlink w:anchor="__RefHeading___Toc3203_1943486259">
             <w:r>
               <w:rPr>
                 <w:rStyle w:val="IndexLink"/>
@@ -675,7 +675,7 @@
             </w:tabs>
             <w:rPr/>
           </w:pPr>
-          <w:hyperlink w:anchor="__RefHeading___Toc2830_1517123387">
+          <w:hyperlink w:anchor="__RefHeading___Toc3205_1943486259">
             <w:r>
               <w:rPr>
                 <w:rStyle w:val="IndexLink"/>
@@ -695,7 +695,7 @@
             </w:tabs>
             <w:rPr/>
           </w:pPr>
-          <w:hyperlink w:anchor="__RefHeading___Toc2832_1517123387">
+          <w:hyperlink w:anchor="__RefHeading___Toc3207_1943486259">
             <w:r>
               <w:rPr>
                 <w:rStyle w:val="IndexLink"/>
@@ -715,14 +715,14 @@
             </w:tabs>
             <w:rPr/>
           </w:pPr>
-          <w:hyperlink w:anchor="__RefHeading___Toc2834_1517123387">
+          <w:hyperlink w:anchor="__RefHeading___Toc3209_1943486259">
             <w:r>
               <w:rPr>
                 <w:rStyle w:val="IndexLink"/>
               </w:rPr>
               <w:t>6.1 Các khối trên trang chủ</w:t>
               <w:tab/>
-              <w:t>9</w:t>
+              <w:t>10</w:t>
             </w:r>
           </w:hyperlink>
         </w:p>
@@ -735,7 +735,7 @@
             </w:tabs>
             <w:rPr/>
           </w:pPr>
-          <w:hyperlink w:anchor="__RefHeading___Toc2836_1517123387">
+          <w:hyperlink w:anchor="__RefHeading___Toc3211_1943486259">
             <w:r>
               <w:rPr>
                 <w:rStyle w:val="IndexLink"/>
@@ -755,7 +755,7 @@
             </w:tabs>
             <w:rPr/>
           </w:pPr>
-          <w:hyperlink w:anchor="__RefHeading___Toc2838_1517123387">
+          <w:hyperlink w:anchor="__RefHeading___Toc3213_1943486259">
             <w:r>
               <w:rPr>
                 <w:rStyle w:val="IndexLink"/>
@@ -775,14 +775,14 @@
             </w:tabs>
             <w:rPr/>
           </w:pPr>
-          <w:hyperlink w:anchor="__RefHeading___Toc2840_1517123387">
+          <w:hyperlink w:anchor="__RefHeading___Toc3215_1943486259">
             <w:r>
               <w:rPr>
                 <w:rStyle w:val="IndexLink"/>
               </w:rPr>
               <w:t>7. Việc của tôi và ghi nhanh ý tưởng</w:t>
               <w:tab/>
-              <w:t>10</w:t>
+              <w:t>11</w:t>
             </w:r>
           </w:hyperlink>
         </w:p>
@@ -795,14 +795,14 @@
             </w:tabs>
             <w:rPr/>
           </w:pPr>
-          <w:hyperlink w:anchor="__RefHeading___Toc2842_1517123387">
+          <w:hyperlink w:anchor="__RefHeading___Toc3217_1943486259">
             <w:r>
               <w:rPr>
                 <w:rStyle w:val="IndexLink"/>
               </w:rPr>
               <w:t>7.1 Việc của tôi</w:t>
               <w:tab/>
-              <w:t>10</w:t>
+              <w:t>11</w:t>
             </w:r>
           </w:hyperlink>
         </w:p>
@@ -815,7 +815,7 @@
             </w:tabs>
             <w:rPr/>
           </w:pPr>
-          <w:hyperlink w:anchor="__RefHeading___Toc2844_1517123387">
+          <w:hyperlink w:anchor="__RefHeading___Toc3219_1943486259">
             <w:r>
               <w:rPr>
                 <w:rStyle w:val="IndexLink"/>
@@ -835,7 +835,7 @@
             </w:tabs>
             <w:rPr/>
           </w:pPr>
-          <w:hyperlink w:anchor="__RefHeading___Toc2846_1517123387">
+          <w:hyperlink w:anchor="__RefHeading___Toc3221_1943486259">
             <w:r>
               <w:rPr>
                 <w:rStyle w:val="IndexLink"/>
@@ -855,7 +855,7 @@
             </w:tabs>
             <w:rPr/>
           </w:pPr>
-          <w:hyperlink w:anchor="__RefHeading___Toc2848_1517123387">
+          <w:hyperlink w:anchor="__RefHeading___Toc3223_1943486259">
             <w:r>
               <w:rPr>
                 <w:rStyle w:val="IndexLink"/>
@@ -875,7 +875,7 @@
             </w:tabs>
             <w:rPr/>
           </w:pPr>
-          <w:hyperlink w:anchor="__RefHeading___Toc2850_1517123387">
+          <w:hyperlink w:anchor="__RefHeading___Toc3225_1943486259">
             <w:r>
               <w:rPr>
                 <w:rStyle w:val="IndexLink"/>
@@ -895,7 +895,7 @@
             </w:tabs>
             <w:rPr/>
           </w:pPr>
-          <w:hyperlink w:anchor="__RefHeading___Toc2852_1517123387">
+          <w:hyperlink w:anchor="__RefHeading___Toc3227_1943486259">
             <w:r>
               <w:rPr>
                 <w:rStyle w:val="IndexLink"/>
@@ -915,7 +915,7 @@
             </w:tabs>
             <w:rPr/>
           </w:pPr>
-          <w:hyperlink w:anchor="__RefHeading___Toc2854_1517123387">
+          <w:hyperlink w:anchor="__RefHeading___Toc3229_1943486259">
             <w:r>
               <w:rPr>
                 <w:rStyle w:val="IndexLink"/>
@@ -935,7 +935,7 @@
             </w:tabs>
             <w:rPr/>
           </w:pPr>
-          <w:hyperlink w:anchor="__RefHeading___Toc2856_1517123387">
+          <w:hyperlink w:anchor="__RefHeading___Toc3231_1943486259">
             <w:r>
               <w:rPr>
                 <w:rStyle w:val="IndexLink"/>
@@ -955,7 +955,7 @@
             </w:tabs>
             <w:rPr/>
           </w:pPr>
-          <w:hyperlink w:anchor="__RefHeading___Toc2858_1517123387">
+          <w:hyperlink w:anchor="__RefHeading___Toc3233_1943486259">
             <w:r>
               <w:rPr>
                 <w:rStyle w:val="IndexLink"/>
@@ -975,7 +975,7 @@
             </w:tabs>
             <w:rPr/>
           </w:pPr>
-          <w:hyperlink w:anchor="__RefHeading___Toc2860_1517123387">
+          <w:hyperlink w:anchor="__RefHeading___Toc3235_1943486259">
             <w:r>
               <w:rPr>
                 <w:rStyle w:val="IndexLink"/>
@@ -995,7 +995,7 @@
             </w:tabs>
             <w:rPr/>
           </w:pPr>
-          <w:hyperlink w:anchor="__RefHeading___Toc2862_1517123387">
+          <w:hyperlink w:anchor="__RefHeading___Toc3237_1943486259">
             <w:r>
               <w:rPr>
                 <w:rStyle w:val="IndexLink"/>
@@ -1015,7 +1015,7 @@
             </w:tabs>
             <w:rPr/>
           </w:pPr>
-          <w:hyperlink w:anchor="__RefHeading___Toc2864_1517123387">
+          <w:hyperlink w:anchor="__RefHeading___Toc3239_1943486259">
             <w:r>
               <w:rPr>
                 <w:rStyle w:val="IndexLink"/>
@@ -1035,7 +1035,7 @@
             </w:tabs>
             <w:rPr/>
           </w:pPr>
-          <w:hyperlink w:anchor="__RefHeading___Toc2866_1517123387">
+          <w:hyperlink w:anchor="__RefHeading___Toc3241_1943486259">
             <w:r>
               <w:rPr>
                 <w:rStyle w:val="IndexLink"/>
@@ -1055,7 +1055,7 @@
             </w:tabs>
             <w:rPr/>
           </w:pPr>
-          <w:hyperlink w:anchor="__RefHeading___Toc2868_1517123387">
+          <w:hyperlink w:anchor="__RefHeading___Toc3243_1943486259">
             <w:r>
               <w:rPr>
                 <w:rStyle w:val="IndexLink"/>
@@ -1075,7 +1075,7 @@
             </w:tabs>
             <w:rPr/>
           </w:pPr>
-          <w:hyperlink w:anchor="__RefHeading___Toc2870_1517123387">
+          <w:hyperlink w:anchor="__RefHeading___Toc3245_1943486259">
             <w:r>
               <w:rPr>
                 <w:rStyle w:val="IndexLink"/>
@@ -1095,7 +1095,7 @@
             </w:tabs>
             <w:rPr/>
           </w:pPr>
-          <w:hyperlink w:anchor="__RefHeading___Toc2872_1517123387">
+          <w:hyperlink w:anchor="__RefHeading___Toc3247_1943486259">
             <w:r>
               <w:rPr>
                 <w:rStyle w:val="IndexLink"/>
@@ -1115,7 +1115,7 @@
             </w:tabs>
             <w:rPr/>
           </w:pPr>
-          <w:hyperlink w:anchor="__RefHeading___Toc2874_1517123387">
+          <w:hyperlink w:anchor="__RefHeading___Toc3249_1943486259">
             <w:r>
               <w:rPr>
                 <w:rStyle w:val="IndexLink"/>
@@ -1135,7 +1135,7 @@
             </w:tabs>
             <w:rPr/>
           </w:pPr>
-          <w:hyperlink w:anchor="__RefHeading___Toc2876_1517123387">
+          <w:hyperlink w:anchor="__RefHeading___Toc3251_1943486259">
             <w:r>
               <w:rPr>
                 <w:rStyle w:val="IndexLink"/>
@@ -1155,7 +1155,7 @@
             </w:tabs>
             <w:rPr/>
           </w:pPr>
-          <w:hyperlink w:anchor="__RefHeading___Toc2878_1517123387">
+          <w:hyperlink w:anchor="__RefHeading___Toc3253_1943486259">
             <w:r>
               <w:rPr>
                 <w:rStyle w:val="IndexLink"/>
@@ -1175,7 +1175,7 @@
             </w:tabs>
             <w:rPr/>
           </w:pPr>
-          <w:hyperlink w:anchor="__RefHeading___Toc2880_1517123387">
+          <w:hyperlink w:anchor="__RefHeading___Toc3255_1943486259">
             <w:r>
               <w:rPr>
                 <w:rStyle w:val="IndexLink"/>
@@ -1195,7 +1195,7 @@
             </w:tabs>
             <w:rPr/>
           </w:pPr>
-          <w:hyperlink w:anchor="__RefHeading___Toc2882_1517123387">
+          <w:hyperlink w:anchor="__RefHeading___Toc3257_1943486259">
             <w:r>
               <w:rPr>
                 <w:rStyle w:val="IndexLink"/>
@@ -1215,7 +1215,7 @@
             </w:tabs>
             <w:rPr/>
           </w:pPr>
-          <w:hyperlink w:anchor="__RefHeading___Toc2884_1517123387">
+          <w:hyperlink w:anchor="__RefHeading___Toc3259_1943486259">
             <w:r>
               <w:rPr>
                 <w:rStyle w:val="IndexLink"/>
@@ -1235,7 +1235,7 @@
             </w:tabs>
             <w:rPr/>
           </w:pPr>
-          <w:hyperlink w:anchor="__RefHeading___Toc2886_1517123387">
+          <w:hyperlink w:anchor="__RefHeading___Toc3261_1943486259">
             <w:r>
               <w:rPr>
                 <w:rStyle w:val="IndexLink"/>
@@ -1255,7 +1255,7 @@
             </w:tabs>
             <w:rPr/>
           </w:pPr>
-          <w:hyperlink w:anchor="__RefHeading___Toc2888_1517123387">
+          <w:hyperlink w:anchor="__RefHeading___Toc3263_1943486259">
             <w:r>
               <w:rPr>
                 <w:rStyle w:val="IndexLink"/>
@@ -1275,7 +1275,7 @@
             </w:tabs>
             <w:rPr/>
           </w:pPr>
-          <w:hyperlink w:anchor="__RefHeading___Toc2890_1517123387">
+          <w:hyperlink w:anchor="__RefHeading___Toc3265_1943486259">
             <w:r>
               <w:rPr>
                 <w:rStyle w:val="IndexLink"/>
@@ -1295,7 +1295,7 @@
             </w:tabs>
             <w:rPr/>
           </w:pPr>
-          <w:hyperlink w:anchor="__RefHeading___Toc2892_1517123387">
+          <w:hyperlink w:anchor="__RefHeading___Toc3267_1943486259">
             <w:r>
               <w:rPr>
                 <w:rStyle w:val="IndexLink"/>
@@ -1315,7 +1315,7 @@
             </w:tabs>
             <w:rPr/>
           </w:pPr>
-          <w:hyperlink w:anchor="__RefHeading___Toc2894_1517123387">
+          <w:hyperlink w:anchor="__RefHeading___Toc3269_1943486259">
             <w:r>
               <w:rPr>
                 <w:rStyle w:val="IndexLink"/>
@@ -1335,7 +1335,7 @@
             </w:tabs>
             <w:rPr/>
           </w:pPr>
-          <w:hyperlink w:anchor="__RefHeading___Toc2896_1517123387">
+          <w:hyperlink w:anchor="__RefHeading___Toc3271_1943486259">
             <w:r>
               <w:rPr>
                 <w:rStyle w:val="IndexLink"/>
@@ -1355,7 +1355,7 @@
             </w:tabs>
             <w:rPr/>
           </w:pPr>
-          <w:hyperlink w:anchor="__RefHeading___Toc2898_1517123387">
+          <w:hyperlink w:anchor="__RefHeading___Toc3273_1943486259">
             <w:r>
               <w:rPr>
                 <w:rStyle w:val="IndexLink"/>
@@ -1375,7 +1375,7 @@
             </w:tabs>
             <w:rPr/>
           </w:pPr>
-          <w:hyperlink w:anchor="__RefHeading___Toc2900_1517123387">
+          <w:hyperlink w:anchor="__RefHeading___Toc3275_1943486259">
             <w:r>
               <w:rPr>
                 <w:rStyle w:val="IndexLink"/>
@@ -1395,7 +1395,7 @@
             </w:tabs>
             <w:rPr/>
           </w:pPr>
-          <w:hyperlink w:anchor="__RefHeading___Toc2902_1517123387">
+          <w:hyperlink w:anchor="__RefHeading___Toc3277_1943486259">
             <w:r>
               <w:rPr>
                 <w:rStyle w:val="IndexLink"/>
@@ -1415,7 +1415,7 @@
             </w:tabs>
             <w:rPr/>
           </w:pPr>
-          <w:hyperlink w:anchor="__RefHeading___Toc2904_1517123387">
+          <w:hyperlink w:anchor="__RefHeading___Toc3279_1943486259">
             <w:r>
               <w:rPr>
                 <w:rStyle w:val="IndexLink"/>
@@ -1435,7 +1435,7 @@
             </w:tabs>
             <w:rPr/>
           </w:pPr>
-          <w:hyperlink w:anchor="__RefHeading___Toc2906_1517123387">
+          <w:hyperlink w:anchor="__RefHeading___Toc3281_1943486259">
             <w:r>
               <w:rPr>
                 <w:rStyle w:val="IndexLink"/>
@@ -1455,7 +1455,7 @@
             </w:tabs>
             <w:rPr/>
           </w:pPr>
-          <w:hyperlink w:anchor="__RefHeading___Toc2908_1517123387">
+          <w:hyperlink w:anchor="__RefHeading___Toc3283_1943486259">
             <w:r>
               <w:rPr>
                 <w:rStyle w:val="IndexLink"/>
@@ -1475,7 +1475,7 @@
             </w:tabs>
             <w:rPr/>
           </w:pPr>
-          <w:hyperlink w:anchor="__RefHeading___Toc2910_1517123387">
+          <w:hyperlink w:anchor="__RefHeading___Toc3285_1943486259">
             <w:r>
               <w:rPr>
                 <w:rStyle w:val="IndexLink"/>
@@ -1495,7 +1495,7 @@
             </w:tabs>
             <w:rPr/>
           </w:pPr>
-          <w:hyperlink w:anchor="__RefHeading___Toc2912_1517123387">
+          <w:hyperlink w:anchor="__RefHeading___Toc3287_1943486259">
             <w:r>
               <w:rPr>
                 <w:rStyle w:val="IndexLink"/>
@@ -1515,7 +1515,7 @@
             </w:tabs>
             <w:rPr/>
           </w:pPr>
-          <w:hyperlink w:anchor="__RefHeading___Toc2914_1517123387">
+          <w:hyperlink w:anchor="__RefHeading___Toc3289_1943486259">
             <w:r>
               <w:rPr>
                 <w:rStyle w:val="IndexLink"/>
@@ -1535,7 +1535,7 @@
             </w:tabs>
             <w:rPr/>
           </w:pPr>
-          <w:hyperlink w:anchor="__RefHeading___Toc2916_1517123387">
+          <w:hyperlink w:anchor="__RefHeading___Toc3291_1943486259">
             <w:r>
               <w:rPr>
                 <w:rStyle w:val="IndexLink"/>
@@ -1555,7 +1555,7 @@
             </w:tabs>
             <w:rPr/>
           </w:pPr>
-          <w:hyperlink w:anchor="__RefHeading___Toc2918_1517123387">
+          <w:hyperlink w:anchor="__RefHeading___Toc3293_1943486259">
             <w:r>
               <w:rPr>
                 <w:rStyle w:val="IndexLink"/>
@@ -1575,7 +1575,7 @@
             </w:tabs>
             <w:rPr/>
           </w:pPr>
-          <w:hyperlink w:anchor="__RefHeading___Toc2920_1517123387">
+          <w:hyperlink w:anchor="__RefHeading___Toc3295_1943486259">
             <w:r>
               <w:rPr>
                 <w:rStyle w:val="IndexLink"/>
@@ -1595,7 +1595,7 @@
             </w:tabs>
             <w:rPr/>
           </w:pPr>
-          <w:hyperlink w:anchor="__RefHeading___Toc2922_1517123387">
+          <w:hyperlink w:anchor="__RefHeading___Toc3297_1943486259">
             <w:r>
               <w:rPr>
                 <w:rStyle w:val="IndexLink"/>
@@ -1615,7 +1615,7 @@
             </w:tabs>
             <w:rPr/>
           </w:pPr>
-          <w:hyperlink w:anchor="__RefHeading___Toc2924_1517123387">
+          <w:hyperlink w:anchor="__RefHeading___Toc3299_1943486259">
             <w:r>
               <w:rPr>
                 <w:rStyle w:val="IndexLink"/>
@@ -1635,7 +1635,7 @@
             </w:tabs>
             <w:rPr/>
           </w:pPr>
-          <w:hyperlink w:anchor="__RefHeading___Toc2926_1517123387">
+          <w:hyperlink w:anchor="__RefHeading___Toc3301_1943486259">
             <w:r>
               <w:rPr>
                 <w:rStyle w:val="IndexLink"/>
@@ -1655,7 +1655,7 @@
             </w:tabs>
             <w:rPr/>
           </w:pPr>
-          <w:hyperlink w:anchor="__RefHeading___Toc2928_1517123387">
+          <w:hyperlink w:anchor="__RefHeading___Toc3303_1943486259">
             <w:r>
               <w:rPr>
                 <w:rStyle w:val="IndexLink"/>
@@ -1675,7 +1675,7 @@
             </w:tabs>
             <w:rPr/>
           </w:pPr>
-          <w:hyperlink w:anchor="__RefHeading___Toc2930_1517123387">
+          <w:hyperlink w:anchor="__RefHeading___Toc3305_1943486259">
             <w:r>
               <w:rPr>
                 <w:rStyle w:val="IndexLink"/>
@@ -1695,7 +1695,7 @@
             </w:tabs>
             <w:rPr/>
           </w:pPr>
-          <w:hyperlink w:anchor="__RefHeading___Toc2932_1517123387">
+          <w:hyperlink w:anchor="__RefHeading___Toc3307_1943486259">
             <w:r>
               <w:rPr>
                 <w:rStyle w:val="IndexLink"/>
@@ -1715,7 +1715,7 @@
             </w:tabs>
             <w:rPr/>
           </w:pPr>
-          <w:hyperlink w:anchor="__RefHeading___Toc2934_1517123387">
+          <w:hyperlink w:anchor="__RefHeading___Toc3309_1943486259">
             <w:r>
               <w:rPr>
                 <w:rStyle w:val="IndexLink"/>
@@ -1735,7 +1735,7 @@
             </w:tabs>
             <w:rPr/>
           </w:pPr>
-          <w:hyperlink w:anchor="__RefHeading___Toc2936_1517123387">
+          <w:hyperlink w:anchor="__RefHeading___Toc3311_1943486259">
             <w:r>
               <w:rPr>
                 <w:rStyle w:val="IndexLink"/>
@@ -1755,7 +1755,7 @@
             </w:tabs>
             <w:rPr/>
           </w:pPr>
-          <w:hyperlink w:anchor="__RefHeading___Toc2938_1517123387">
+          <w:hyperlink w:anchor="__RefHeading___Toc3313_1943486259">
             <w:r>
               <w:rPr>
                 <w:rStyle w:val="IndexLink"/>
@@ -1775,7 +1775,7 @@
             </w:tabs>
             <w:rPr/>
           </w:pPr>
-          <w:hyperlink w:anchor="__RefHeading___Toc2940_1517123387">
+          <w:hyperlink w:anchor="__RefHeading___Toc3315_1943486259">
             <w:r>
               <w:rPr>
                 <w:rStyle w:val="IndexLink"/>
@@ -1795,7 +1795,7 @@
             </w:tabs>
             <w:rPr/>
           </w:pPr>
-          <w:hyperlink w:anchor="__RefHeading___Toc2942_1517123387">
+          <w:hyperlink w:anchor="__RefHeading___Toc3317_1943486259">
             <w:r>
               <w:rPr>
                 <w:rStyle w:val="IndexLink"/>
@@ -1815,7 +1815,7 @@
             </w:tabs>
             <w:rPr/>
           </w:pPr>
-          <w:hyperlink w:anchor="__RefHeading___Toc2944_1517123387">
+          <w:hyperlink w:anchor="__RefHeading___Toc3319_1943486259">
             <w:r>
               <w:rPr>
                 <w:rStyle w:val="IndexLink"/>
@@ -1835,7 +1835,7 @@
             </w:tabs>
             <w:rPr/>
           </w:pPr>
-          <w:hyperlink w:anchor="__RefHeading___Toc2946_1517123387">
+          <w:hyperlink w:anchor="__RefHeading___Toc3321_1943486259">
             <w:r>
               <w:rPr>
                 <w:rStyle w:val="IndexLink"/>
@@ -1855,7 +1855,7 @@
             </w:tabs>
             <w:rPr/>
           </w:pPr>
-          <w:hyperlink w:anchor="__RefHeading___Toc2948_1517123387">
+          <w:hyperlink w:anchor="__RefHeading___Toc3323_1943486259">
             <w:r>
               <w:rPr>
                 <w:rStyle w:val="IndexLink"/>
@@ -1875,7 +1875,7 @@
             </w:tabs>
             <w:rPr/>
           </w:pPr>
-          <w:hyperlink w:anchor="__RefHeading___Toc2950_1517123387">
+          <w:hyperlink w:anchor="__RefHeading___Toc3325_1943486259">
             <w:r>
               <w:rPr>
                 <w:rStyle w:val="IndexLink"/>
@@ -1895,7 +1895,7 @@
             </w:tabs>
             <w:rPr/>
           </w:pPr>
-          <w:hyperlink w:anchor="__RefHeading___Toc2952_1517123387">
+          <w:hyperlink w:anchor="__RefHeading___Toc3327_1943486259">
             <w:r>
               <w:rPr>
                 <w:rStyle w:val="IndexLink"/>
@@ -1915,7 +1915,7 @@
             </w:tabs>
             <w:rPr/>
           </w:pPr>
-          <w:hyperlink w:anchor="__RefHeading___Toc2954_1517123387">
+          <w:hyperlink w:anchor="__RefHeading___Toc3329_1943486259">
             <w:r>
               <w:rPr>
                 <w:rStyle w:val="IndexLink"/>
@@ -1935,7 +1935,7 @@
             </w:tabs>
             <w:rPr/>
           </w:pPr>
-          <w:hyperlink w:anchor="__RefHeading___Toc2956_1517123387">
+          <w:hyperlink w:anchor="__RefHeading___Toc3331_1943486259">
             <w:r>
               <w:rPr>
                 <w:rStyle w:val="IndexLink"/>
@@ -1955,7 +1955,7 @@
             </w:tabs>
             <w:rPr/>
           </w:pPr>
-          <w:hyperlink w:anchor="__RefHeading___Toc2958_1517123387">
+          <w:hyperlink w:anchor="__RefHeading___Toc3333_1943486259">
             <w:r>
               <w:rPr>
                 <w:rStyle w:val="IndexLink"/>
@@ -1975,7 +1975,7 @@
             </w:tabs>
             <w:rPr/>
           </w:pPr>
-          <w:hyperlink w:anchor="__RefHeading___Toc2960_1517123387">
+          <w:hyperlink w:anchor="__RefHeading___Toc3335_1943486259">
             <w:r>
               <w:rPr>
                 <w:rStyle w:val="IndexLink"/>
@@ -1995,7 +1995,7 @@
             </w:tabs>
             <w:rPr/>
           </w:pPr>
-          <w:hyperlink w:anchor="__RefHeading___Toc2962_1517123387">
+          <w:hyperlink w:anchor="__RefHeading___Toc3337_1943486259">
             <w:r>
               <w:rPr>
                 <w:rStyle w:val="IndexLink"/>
@@ -2015,7 +2015,7 @@
             </w:tabs>
             <w:rPr/>
           </w:pPr>
-          <w:hyperlink w:anchor="__RefHeading___Toc2964_1517123387">
+          <w:hyperlink w:anchor="__RefHeading___Toc3339_1943486259">
             <w:r>
               <w:rPr>
                 <w:rStyle w:val="IndexLink"/>
@@ -2035,7 +2035,7 @@
             </w:tabs>
             <w:rPr/>
           </w:pPr>
-          <w:hyperlink w:anchor="__RefHeading___Toc2966_1517123387">
+          <w:hyperlink w:anchor="__RefHeading___Toc3341_1943486259">
             <w:r>
               <w:rPr>
                 <w:rStyle w:val="IndexLink"/>
@@ -2055,7 +2055,7 @@
             </w:tabs>
             <w:rPr/>
           </w:pPr>
-          <w:hyperlink w:anchor="__RefHeading___Toc2968_1517123387">
+          <w:hyperlink w:anchor="__RefHeading___Toc3343_1943486259">
             <w:r>
               <w:rPr>
                 <w:rStyle w:val="IndexLink"/>
@@ -2075,7 +2075,7 @@
             </w:tabs>
             <w:rPr/>
           </w:pPr>
-          <w:hyperlink w:anchor="__RefHeading___Toc2970_1517123387">
+          <w:hyperlink w:anchor="__RefHeading___Toc3345_1943486259">
             <w:r>
               <w:rPr>
                 <w:rStyle w:val="IndexLink"/>
@@ -2095,7 +2095,7 @@
             </w:tabs>
             <w:rPr/>
           </w:pPr>
-          <w:hyperlink w:anchor="__RefHeading___Toc2972_1517123387">
+          <w:hyperlink w:anchor="__RefHeading___Toc3347_1943486259">
             <w:r>
               <w:rPr>
                 <w:rStyle w:val="IndexLink"/>
@@ -2115,7 +2115,7 @@
             </w:tabs>
             <w:rPr/>
           </w:pPr>
-          <w:hyperlink w:anchor="__RefHeading___Toc2974_1517123387">
+          <w:hyperlink w:anchor="__RefHeading___Toc3349_1943486259">
             <w:r>
               <w:rPr>
                 <w:rStyle w:val="IndexLink"/>
@@ -2135,7 +2135,7 @@
             </w:tabs>
             <w:rPr/>
           </w:pPr>
-          <w:hyperlink w:anchor="__RefHeading___Toc2976_1517123387">
+          <w:hyperlink w:anchor="__RefHeading___Toc3351_1943486259">
             <w:r>
               <w:rPr>
                 <w:rStyle w:val="IndexLink"/>
@@ -2155,7 +2155,7 @@
             </w:tabs>
             <w:rPr/>
           </w:pPr>
-          <w:hyperlink w:anchor="__RefHeading___Toc2978_1517123387">
+          <w:hyperlink w:anchor="__RefHeading___Toc3353_1943486259">
             <w:r>
               <w:rPr>
                 <w:rStyle w:val="IndexLink"/>
@@ -2175,7 +2175,7 @@
             </w:tabs>
             <w:rPr/>
           </w:pPr>
-          <w:hyperlink w:anchor="__RefHeading___Toc2980_1517123387">
+          <w:hyperlink w:anchor="__RefHeading___Toc3355_1943486259">
             <w:r>
               <w:rPr>
                 <w:rStyle w:val="IndexLink"/>
@@ -2195,7 +2195,7 @@
             </w:tabs>
             <w:rPr/>
           </w:pPr>
-          <w:hyperlink w:anchor="__RefHeading___Toc2982_1517123387">
+          <w:hyperlink w:anchor="__RefHeading___Toc3357_1943486259">
             <w:r>
               <w:rPr>
                 <w:rStyle w:val="IndexLink"/>
@@ -2215,7 +2215,7 @@
             </w:tabs>
             <w:rPr/>
           </w:pPr>
-          <w:hyperlink w:anchor="__RefHeading___Toc2984_1517123387">
+          <w:hyperlink w:anchor="__RefHeading___Toc3359_1943486259">
             <w:r>
               <w:rPr>
                 <w:rStyle w:val="IndexLink"/>
@@ -2235,7 +2235,7 @@
             </w:tabs>
             <w:rPr/>
           </w:pPr>
-          <w:hyperlink w:anchor="__RefHeading___Toc2986_1517123387">
+          <w:hyperlink w:anchor="__RefHeading___Toc3361_1943486259">
             <w:r>
               <w:rPr>
                 <w:rStyle w:val="IndexLink"/>
@@ -2255,7 +2255,7 @@
             </w:tabs>
             <w:rPr/>
           </w:pPr>
-          <w:hyperlink w:anchor="__RefHeading___Toc2988_1517123387">
+          <w:hyperlink w:anchor="__RefHeading___Toc3363_1943486259">
             <w:r>
               <w:rPr>
                 <w:rStyle w:val="IndexLink"/>
@@ -2275,7 +2275,7 @@
             </w:tabs>
             <w:rPr/>
           </w:pPr>
-          <w:hyperlink w:anchor="__RefHeading___Toc2990_1517123387">
+          <w:hyperlink w:anchor="__RefHeading___Toc3365_1943486259">
             <w:r>
               <w:rPr>
                 <w:rStyle w:val="IndexLink"/>
@@ -2295,7 +2295,7 @@
             </w:tabs>
             <w:rPr/>
           </w:pPr>
-          <w:hyperlink w:anchor="__RefHeading___Toc2992_1517123387">
+          <w:hyperlink w:anchor="__RefHeading___Toc3367_1943486259">
             <w:r>
               <w:rPr>
                 <w:rStyle w:val="IndexLink"/>
@@ -2315,7 +2315,7 @@
             </w:tabs>
             <w:rPr/>
           </w:pPr>
-          <w:hyperlink w:anchor="__RefHeading___Toc2994_1517123387">
+          <w:hyperlink w:anchor="__RefHeading___Toc3369_1943486259">
             <w:r>
               <w:rPr>
                 <w:rStyle w:val="IndexLink"/>
@@ -2335,7 +2335,7 @@
             </w:tabs>
             <w:rPr/>
           </w:pPr>
-          <w:hyperlink w:anchor="__RefHeading___Toc2996_1517123387">
+          <w:hyperlink w:anchor="__RefHeading___Toc3371_1943486259">
             <w:r>
               <w:rPr>
                 <w:rStyle w:val="IndexLink"/>
@@ -2343,6 +2343,166 @@
               <w:t>23. Câu hỏi thường gặp và xử lý sự cố</w:t>
               <w:tab/>
               <w:t>28</w:t>
+            </w:r>
+          </w:hyperlink>
+        </w:p>
+        <w:p>
+          <w:pPr>
+            <w:pStyle w:val="TOC1"/>
+            <w:tabs>
+              <w:tab w:val="clear" w:pos="9638"/>
+              <w:tab w:val="right" w:pos="9637" w:leader="dot"/>
+            </w:tabs>
+            <w:rPr/>
+          </w:pPr>
+          <w:hyperlink w:anchor="__RefHeading___Toc3373_1943486259">
+            <w:r>
+              <w:rPr>
+                <w:rStyle w:val="IndexLink"/>
+              </w:rPr>
+              <w:t>24. Trung tâm trợ giúp (Help)</w:t>
+              <w:tab/>
+              <w:t>29</w:t>
+            </w:r>
+          </w:hyperlink>
+        </w:p>
+        <w:p>
+          <w:pPr>
+            <w:pStyle w:val="TOC2"/>
+            <w:tabs>
+              <w:tab w:val="clear" w:pos="9355"/>
+              <w:tab w:val="right" w:pos="9637" w:leader="dot"/>
+            </w:tabs>
+            <w:rPr/>
+          </w:pPr>
+          <w:hyperlink w:anchor="__RefHeading___Toc3375_1943486259">
+            <w:r>
+              <w:rPr>
+                <w:rStyle w:val="IndexLink"/>
+              </w:rPr>
+              <w:t>24.1 Các tab</w:t>
+              <w:tab/>
+              <w:t>29</w:t>
+            </w:r>
+          </w:hyperlink>
+        </w:p>
+        <w:p>
+          <w:pPr>
+            <w:pStyle w:val="TOC2"/>
+            <w:tabs>
+              <w:tab w:val="clear" w:pos="9355"/>
+              <w:tab w:val="right" w:pos="9637" w:leader="dot"/>
+            </w:tabs>
+            <w:rPr/>
+          </w:pPr>
+          <w:hyperlink w:anchor="__RefHeading___Toc3377_1943486259">
+            <w:r>
+              <w:rPr>
+                <w:rStyle w:val="IndexLink"/>
+              </w:rPr>
+              <w:t>24.2 Cách dùng</w:t>
+              <w:tab/>
+              <w:t>30</w:t>
+            </w:r>
+          </w:hyperlink>
+        </w:p>
+        <w:p>
+          <w:pPr>
+            <w:pStyle w:val="TOC1"/>
+            <w:tabs>
+              <w:tab w:val="clear" w:pos="9638"/>
+              <w:tab w:val="right" w:pos="9637" w:leader="dot"/>
+            </w:tabs>
+            <w:rPr/>
+          </w:pPr>
+          <w:hyperlink w:anchor="__RefHeading___Toc3379_1943486259">
+            <w:r>
+              <w:rPr>
+                <w:rStyle w:val="IndexLink"/>
+              </w:rPr>
+              <w:t>25. Phân quyền dự án, chuyển giao và chuyển dữ liệu</w:t>
+              <w:tab/>
+              <w:t>30</w:t>
+            </w:r>
+          </w:hyperlink>
+        </w:p>
+        <w:p>
+          <w:pPr>
+            <w:pStyle w:val="TOC2"/>
+            <w:tabs>
+              <w:tab w:val="clear" w:pos="9355"/>
+              <w:tab w:val="right" w:pos="9637" w:leader="dot"/>
+            </w:tabs>
+            <w:rPr/>
+          </w:pPr>
+          <w:hyperlink w:anchor="__RefHeading___Toc3381_1943486259">
+            <w:r>
+              <w:rPr>
+                <w:rStyle w:val="IndexLink"/>
+              </w:rPr>
+              <w:t>25.1 Phân quyền trong dự án</w:t>
+              <w:tab/>
+              <w:t>30</w:t>
+            </w:r>
+          </w:hyperlink>
+        </w:p>
+        <w:p>
+          <w:pPr>
+            <w:pStyle w:val="TOC2"/>
+            <w:tabs>
+              <w:tab w:val="clear" w:pos="9355"/>
+              <w:tab w:val="right" w:pos="9637" w:leader="dot"/>
+            </w:tabs>
+            <w:rPr/>
+          </w:pPr>
+          <w:hyperlink w:anchor="__RefHeading___Toc3383_1943486259">
+            <w:r>
+              <w:rPr>
+                <w:rStyle w:val="IndexLink"/>
+              </w:rPr>
+              <w:t>25.2 Chuyển giao dự án</w:t>
+              <w:tab/>
+              <w:t>31</w:t>
+            </w:r>
+          </w:hyperlink>
+        </w:p>
+        <w:p>
+          <w:pPr>
+            <w:pStyle w:val="TOC2"/>
+            <w:tabs>
+              <w:tab w:val="clear" w:pos="9355"/>
+              <w:tab w:val="right" w:pos="9637" w:leader="dot"/>
+            </w:tabs>
+            <w:rPr/>
+          </w:pPr>
+          <w:hyperlink w:anchor="__RefHeading___Toc3385_1943486259">
+            <w:r>
+              <w:rPr>
+                <w:rStyle w:val="IndexLink"/>
+              </w:rPr>
+              <w:t>25.3 Chuyển toàn bộ dữ liệu sang dự án khác</w:t>
+              <w:tab/>
+              <w:t>31</w:t>
+            </w:r>
+          </w:hyperlink>
+        </w:p>
+        <w:p>
+          <w:pPr>
+            <w:pStyle w:val="TOC1"/>
+            <w:tabs>
+              <w:tab w:val="clear" w:pos="9638"/>
+              <w:tab w:val="right" w:pos="9637" w:leader="dot"/>
+            </w:tabs>
+            <w:rPr/>
+          </w:pPr>
+          <w:hyperlink w:anchor="__RefHeading___Toc3387_1943486259">
+            <w:r>
+              <w:rPr>
+                <w:rStyle w:val="IndexLink"/>
+              </w:rPr>
+              <w:t>26. Các thay đổi khác trong bản 3.2</w:t>
+              <w:tab/>
+              <w:t>32</w:t>
             </w:r>
           </w:hyperlink>
           <w:r>
@@ -2372,7 +2532,7 @@
         <w:pStyle w:val="Heading1"/>
         <w:rPr/>
       </w:pPr>
-      <w:bookmarkStart w:id="0" w:name="__RefHeading___Toc2790_1517123387"/>
+      <w:bookmarkStart w:id="0" w:name="__RefHeading___Toc3165_1943486259"/>
       <w:bookmarkEnd w:id="0"/>
       <w:r>
         <w:rPr/>
@@ -2625,7 +2785,7 @@
                 <w:sz w:val="19"/>
                 <w:szCs w:val="19"/>
               </w:rPr>
-              <w:t>3.1 (16/10/2026) - Bảng điều khiển, báo cáo PDF bằng AI và thư viện báo cáo, AI Narrative, AI dựng cả dashboard, Second Brain Home theo ngày/tuần/tháng/năm, Nhật ký &amp; Quyết định, mở task từ mọi view, bộ đếm ký tự, icon và mô tả vai trò wiki. (3.0: Second Brain, Vinh danh, Agent Work, tuỳ chỉnh Home, AI tạo task và đọc file, quên mật khẩu, đăng nhập Microsoft, chu kỳ OKR mới)</w:t>
+              <w:t>3.2 (16/10/2026) - Trung tâm trợ giúp trên menu chính, phân quyền theo dự án, chuyển giao dự án, chuyển toàn bộ dữ liệu sang dự án khác, một chủ sở hữu workspace và chuyển quyền sở hữu, Focus 25 phút, cột Ngày hoàn thành, kiểm tra khi Done, AI ghi nguồn bằng link ↗. (3.1: Bảng điều khiển, báo cáo PDF bằng AI và thư viện báo cáo, AI Narrative, AI dựng cả dashboard, Second Brain Home theo ngày/tuần/tháng/năm, Nhật ký &amp; Quyết định, mở task từ mọi view, bộ đếm ký tự, icon và mô tả vai trò wiki. (3.0: Second Brain, Vinh danh, Agent Work, tuỳ chỉnh Home, AI tạo task và đọc file, quên mật khẩu, đăng nhập Microsoft, chu kỳ OKR mới))</w:t>
             </w:r>
           </w:p>
         </w:tc>
@@ -2772,7 +2932,7 @@
         <w:pStyle w:val="Heading1"/>
         <w:rPr/>
       </w:pPr>
-      <w:bookmarkStart w:id="1" w:name="__RefHeading___Toc2792_1517123387"/>
+      <w:bookmarkStart w:id="1" w:name="__RefHeading___Toc3167_1943486259"/>
       <w:bookmarkEnd w:id="1"/>
       <w:r>
         <w:rPr/>
@@ -2784,7 +2944,7 @@
         <w:pStyle w:val="Heading2"/>
         <w:rPr/>
       </w:pPr>
-      <w:bookmarkStart w:id="2" w:name="__RefHeading___Toc2794_1517123387"/>
+      <w:bookmarkStart w:id="2" w:name="__RefHeading___Toc3169_1943486259"/>
       <w:bookmarkEnd w:id="2"/>
       <w:r>
         <w:rPr/>
@@ -3465,7 +3625,7 @@
         <w:pStyle w:val="Heading2"/>
         <w:rPr/>
       </w:pPr>
-      <w:bookmarkStart w:id="3" w:name="__RefHeading___Toc2796_1517123387"/>
+      <w:bookmarkStart w:id="3" w:name="__RefHeading___Toc3171_1943486259"/>
       <w:bookmarkEnd w:id="3"/>
       <w:r>
         <w:rPr/>
@@ -3477,7 +3637,7 @@
         <w:pStyle w:val="ListParagraph"/>
         <w:numPr>
           <w:ilvl w:val="0"/>
-          <w:numId w:val="30"/>
+          <w:numId w:val="34"/>
         </w:numPr>
         <w:spacing w:lineRule="exact" w:line="290" w:before="0" w:after="60"/>
         <w:rPr/>
@@ -3521,7 +3681,7 @@
         <w:pStyle w:val="Heading2"/>
         <w:rPr/>
       </w:pPr>
-      <w:bookmarkStart w:id="4" w:name="__RefHeading___Toc2798_1517123387"/>
+      <w:bookmarkStart w:id="4" w:name="__RefHeading___Toc3173_1943486259"/>
       <w:bookmarkEnd w:id="4"/>
       <w:r>
         <w:rPr/>
@@ -4400,7 +4560,7 @@
         <w:pStyle w:val="Heading1"/>
         <w:rPr/>
       </w:pPr>
-      <w:bookmarkStart w:id="5" w:name="__RefHeading___Toc2800_1517123387"/>
+      <w:bookmarkStart w:id="5" w:name="__RefHeading___Toc3175_1943486259"/>
       <w:bookmarkEnd w:id="5"/>
       <w:r>
         <w:rPr/>
@@ -4412,7 +4572,7 @@
         <w:pStyle w:val="Heading2"/>
         <w:rPr/>
       </w:pPr>
-      <w:bookmarkStart w:id="6" w:name="__RefHeading___Toc2802_1517123387"/>
+      <w:bookmarkStart w:id="6" w:name="__RefHeading___Toc3177_1943486259"/>
       <w:bookmarkEnd w:id="6"/>
       <w:r>
         <w:rPr/>
@@ -4446,7 +4606,7 @@
         <w:pStyle w:val="ListParagraph"/>
         <w:numPr>
           <w:ilvl w:val="0"/>
-          <w:numId w:val="31"/>
+          <w:numId w:val="35"/>
         </w:numPr>
         <w:spacing w:lineRule="exact" w:line="290" w:before="0" w:after="60"/>
         <w:rPr/>
@@ -4607,7 +4767,7 @@
         <w:pStyle w:val="Heading2"/>
         <w:rPr/>
       </w:pPr>
-      <w:bookmarkStart w:id="7" w:name="__RefHeading___Toc2804_1517123387"/>
+      <w:bookmarkStart w:id="7" w:name="__RefHeading___Toc3179_1943486259"/>
       <w:bookmarkEnd w:id="7"/>
       <w:r>
         <w:rPr/>
@@ -4795,7 +4955,7 @@
         <w:pStyle w:val="Heading2"/>
         <w:rPr/>
       </w:pPr>
-      <w:bookmarkStart w:id="8" w:name="__RefHeading___Toc2806_1517123387"/>
+      <w:bookmarkStart w:id="8" w:name="__RefHeading___Toc3181_1943486259"/>
       <w:bookmarkEnd w:id="8"/>
       <w:r>
         <w:rPr/>
@@ -5127,7 +5287,7 @@
         <w:pStyle w:val="Heading2"/>
         <w:rPr/>
       </w:pPr>
-      <w:bookmarkStart w:id="9" w:name="__RefHeading___Toc2808_1517123387"/>
+      <w:bookmarkStart w:id="9" w:name="__RefHeading___Toc3183_1943486259"/>
       <w:bookmarkEnd w:id="9"/>
       <w:r>
         <w:rPr/>
@@ -5524,7 +5684,7 @@
         <w:pStyle w:val="Heading1"/>
         <w:rPr/>
       </w:pPr>
-      <w:bookmarkStart w:id="10" w:name="__RefHeading___Toc2810_1517123387"/>
+      <w:bookmarkStart w:id="10" w:name="__RefHeading___Toc3185_1943486259"/>
       <w:bookmarkEnd w:id="10"/>
       <w:r>
         <w:rPr/>
@@ -5536,7 +5696,7 @@
         <w:pStyle w:val="Heading2"/>
         <w:rPr/>
       </w:pPr>
-      <w:bookmarkStart w:id="11" w:name="__RefHeading___Toc2812_1517123387"/>
+      <w:bookmarkStart w:id="11" w:name="__RefHeading___Toc3187_1943486259"/>
       <w:bookmarkEnd w:id="11"/>
       <w:r>
         <w:rPr/>
@@ -5800,7 +5960,7 @@
         <w:pStyle w:val="Heading2"/>
         <w:rPr/>
       </w:pPr>
-      <w:bookmarkStart w:id="12" w:name="__RefHeading___Toc2814_1517123387"/>
+      <w:bookmarkStart w:id="12" w:name="__RefHeading___Toc3189_1943486259"/>
       <w:bookmarkEnd w:id="12"/>
       <w:r>
         <w:rPr/>
@@ -5812,7 +5972,7 @@
         <w:pStyle w:val="ListParagraph"/>
         <w:numPr>
           <w:ilvl w:val="0"/>
-          <w:numId w:val="32"/>
+          <w:numId w:val="36"/>
         </w:numPr>
         <w:spacing w:lineRule="exact" w:line="290" w:before="0" w:after="60"/>
         <w:rPr/>
@@ -6300,7 +6460,7 @@
         <w:pStyle w:val="Heading2"/>
         <w:rPr/>
       </w:pPr>
-      <w:bookmarkStart w:id="13" w:name="__RefHeading___Toc2816_1517123387"/>
+      <w:bookmarkStart w:id="13" w:name="__RefHeading___Toc3191_1943486259"/>
       <w:bookmarkEnd w:id="13"/>
       <w:r>
         <w:rPr/>
@@ -6353,7 +6513,7 @@
         <w:pStyle w:val="Heading1"/>
         <w:rPr/>
       </w:pPr>
-      <w:bookmarkStart w:id="14" w:name="__RefHeading___Toc2818_1517123387"/>
+      <w:bookmarkStart w:id="14" w:name="__RefHeading___Toc3193_1943486259"/>
       <w:bookmarkEnd w:id="14"/>
       <w:r>
         <w:rPr/>
@@ -6365,7 +6525,7 @@
         <w:pStyle w:val="Heading2"/>
         <w:rPr/>
       </w:pPr>
-      <w:bookmarkStart w:id="15" w:name="__RefHeading___Toc2820_1517123387"/>
+      <w:bookmarkStart w:id="15" w:name="__RefHeading___Toc3195_1943486259"/>
       <w:bookmarkEnd w:id="15"/>
       <w:r>
         <w:rPr/>
@@ -7073,7 +7233,7 @@
         <w:pStyle w:val="Heading2"/>
         <w:rPr/>
       </w:pPr>
-      <w:bookmarkStart w:id="16" w:name="__RefHeading___Toc2822_1517123387"/>
+      <w:bookmarkStart w:id="16" w:name="__RefHeading___Toc3197_1943486259"/>
       <w:bookmarkEnd w:id="16"/>
       <w:r>
         <w:rPr/>
@@ -7103,7 +7263,7 @@
         <w:pStyle w:val="ListParagraph"/>
         <w:numPr>
           <w:ilvl w:val="0"/>
-          <w:numId w:val="33"/>
+          <w:numId w:val="37"/>
         </w:numPr>
         <w:spacing w:lineRule="exact" w:line="290" w:before="0" w:after="60"/>
         <w:rPr/>
@@ -7281,7 +7441,7 @@
         <w:pStyle w:val="Heading1"/>
         <w:rPr/>
       </w:pPr>
-      <w:bookmarkStart w:id="17" w:name="__RefHeading___Toc2824_1517123387"/>
+      <w:bookmarkStart w:id="17" w:name="__RefHeading___Toc3199_1943486259"/>
       <w:bookmarkEnd w:id="17"/>
       <w:r>
         <w:rPr/>
@@ -7337,7 +7497,7 @@
         <w:pStyle w:val="Heading2"/>
         <w:rPr/>
       </w:pPr>
-      <w:bookmarkStart w:id="18" w:name="__RefHeading___Toc2826_1517123387"/>
+      <w:bookmarkStart w:id="18" w:name="__RefHeading___Toc3201_1943486259"/>
       <w:bookmarkEnd w:id="18"/>
       <w:r>
         <w:rPr/>
@@ -7349,7 +7509,7 @@
         <w:pStyle w:val="ListParagraph"/>
         <w:numPr>
           <w:ilvl w:val="0"/>
-          <w:numId w:val="34"/>
+          <w:numId w:val="38"/>
         </w:numPr>
         <w:spacing w:lineRule="exact" w:line="290" w:before="0" w:after="60"/>
         <w:rPr/>
@@ -7937,7 +8097,7 @@
         <w:pStyle w:val="Heading2"/>
         <w:rPr/>
       </w:pPr>
-      <w:bookmarkStart w:id="19" w:name="__RefHeading___Toc2828_1517123387"/>
+      <w:bookmarkStart w:id="19" w:name="__RefHeading___Toc3203_1943486259"/>
       <w:bookmarkEnd w:id="19"/>
       <w:r>
         <w:rPr/>
@@ -7967,7 +8127,7 @@
         <w:pStyle w:val="ListParagraph"/>
         <w:numPr>
           <w:ilvl w:val="0"/>
-          <w:numId w:val="35"/>
+          <w:numId w:val="39"/>
         </w:numPr>
         <w:spacing w:lineRule="exact" w:line="290" w:before="0" w:after="60"/>
         <w:rPr/>
@@ -8155,7 +8315,7 @@
         <w:pStyle w:val="Heading2"/>
         <w:rPr/>
       </w:pPr>
-      <w:bookmarkStart w:id="20" w:name="__RefHeading___Toc2830_1517123387"/>
+      <w:bookmarkStart w:id="20" w:name="__RefHeading___Toc3205_1943486259"/>
       <w:bookmarkEnd w:id="20"/>
       <w:r>
         <w:rPr/>
@@ -8544,7 +8704,7 @@
         <w:pStyle w:val="Heading1"/>
         <w:rPr/>
       </w:pPr>
-      <w:bookmarkStart w:id="21" w:name="__RefHeading___Toc2832_1517123387"/>
+      <w:bookmarkStart w:id="21" w:name="__RefHeading___Toc3207_1943486259"/>
       <w:bookmarkEnd w:id="21"/>
       <w:r>
         <w:rPr/>
@@ -8578,7 +8738,7 @@
         <w:pStyle w:val="Heading2"/>
         <w:rPr/>
       </w:pPr>
-      <w:bookmarkStart w:id="22" w:name="__RefHeading___Toc2834_1517123387"/>
+      <w:bookmarkStart w:id="22" w:name="__RefHeading___Toc3209_1943486259"/>
       <w:bookmarkEnd w:id="22"/>
       <w:r>
         <w:rPr/>
@@ -9457,7 +9617,7 @@
         <w:pStyle w:val="Heading2"/>
         <w:rPr/>
       </w:pPr>
-      <w:bookmarkStart w:id="23" w:name="__RefHeading___Toc2836_1517123387"/>
+      <w:bookmarkStart w:id="23" w:name="__RefHeading___Toc3211_1943486259"/>
       <w:bookmarkEnd w:id="23"/>
       <w:r>
         <w:rPr/>
@@ -9743,7 +9903,7 @@
         <w:pStyle w:val="Heading2"/>
         <w:rPr/>
       </w:pPr>
-      <w:bookmarkStart w:id="24" w:name="__RefHeading___Toc2838_1517123387"/>
+      <w:bookmarkStart w:id="24" w:name="__RefHeading___Toc3213_1943486259"/>
       <w:bookmarkEnd w:id="24"/>
       <w:r>
         <w:rPr/>
@@ -9755,7 +9915,7 @@
         <w:pStyle w:val="ListParagraph"/>
         <w:numPr>
           <w:ilvl w:val="0"/>
-          <w:numId w:val="36"/>
+          <w:numId w:val="40"/>
         </w:numPr>
         <w:spacing w:lineRule="exact" w:line="290" w:before="0" w:after="60"/>
         <w:rPr/>
@@ -9917,7 +10077,7 @@
         <w:pStyle w:val="Heading1"/>
         <w:rPr/>
       </w:pPr>
-      <w:bookmarkStart w:id="25" w:name="__RefHeading___Toc2840_1517123387"/>
+      <w:bookmarkStart w:id="25" w:name="__RefHeading___Toc3215_1943486259"/>
       <w:bookmarkEnd w:id="25"/>
       <w:r>
         <w:rPr/>
@@ -9929,7 +10089,7 @@
         <w:pStyle w:val="Heading2"/>
         <w:rPr/>
       </w:pPr>
-      <w:bookmarkStart w:id="26" w:name="__RefHeading___Toc2842_1517123387"/>
+      <w:bookmarkStart w:id="26" w:name="__RefHeading___Toc3217_1943486259"/>
       <w:bookmarkEnd w:id="26"/>
       <w:r>
         <w:rPr/>
@@ -9963,7 +10123,7 @@
         <w:pStyle w:val="Heading2"/>
         <w:rPr/>
       </w:pPr>
-      <w:bookmarkStart w:id="27" w:name="__RefHeading___Toc2844_1517123387"/>
+      <w:bookmarkStart w:id="27" w:name="__RefHeading___Toc3219_1943486259"/>
       <w:bookmarkEnd w:id="27"/>
       <w:r>
         <w:rPr/>
@@ -9993,7 +10153,7 @@
         <w:pStyle w:val="ListParagraph"/>
         <w:numPr>
           <w:ilvl w:val="0"/>
-          <w:numId w:val="37"/>
+          <w:numId w:val="41"/>
         </w:numPr>
         <w:spacing w:lineRule="exact" w:line="290" w:before="0" w:after="60"/>
         <w:rPr/>
@@ -10126,7 +10286,7 @@
         <w:pStyle w:val="Heading1"/>
         <w:rPr/>
       </w:pPr>
-      <w:bookmarkStart w:id="28" w:name="__RefHeading___Toc2846_1517123387"/>
+      <w:bookmarkStart w:id="28" w:name="__RefHeading___Toc3221_1943486259"/>
       <w:bookmarkEnd w:id="28"/>
       <w:r>
         <w:rPr/>
@@ -10138,7 +10298,7 @@
         <w:pStyle w:val="Heading2"/>
         <w:rPr/>
       </w:pPr>
-      <w:bookmarkStart w:id="29" w:name="__RefHeading___Toc2848_1517123387"/>
+      <w:bookmarkStart w:id="29" w:name="__RefHeading___Toc3223_1943486259"/>
       <w:bookmarkEnd w:id="29"/>
       <w:r>
         <w:rPr/>
@@ -10172,7 +10332,7 @@
         <w:pStyle w:val="ListParagraph"/>
         <w:numPr>
           <w:ilvl w:val="0"/>
-          <w:numId w:val="38"/>
+          <w:numId w:val="42"/>
         </w:numPr>
         <w:spacing w:lineRule="exact" w:line="290" w:before="0" w:after="60"/>
         <w:rPr/>
@@ -10372,7 +10532,7 @@
         <w:pStyle w:val="Heading2"/>
         <w:rPr/>
       </w:pPr>
-      <w:bookmarkStart w:id="30" w:name="__RefHeading___Toc2850_1517123387"/>
+      <w:bookmarkStart w:id="30" w:name="__RefHeading___Toc3225_1943486259"/>
       <w:bookmarkEnd w:id="30"/>
       <w:r>
         <w:rPr/>
@@ -10761,7 +10921,7 @@
         <w:pStyle w:val="Heading2"/>
         <w:rPr/>
       </w:pPr>
-      <w:bookmarkStart w:id="31" w:name="__RefHeading___Toc2852_1517123387"/>
+      <w:bookmarkStart w:id="31" w:name="__RefHeading___Toc3227_1943486259"/>
       <w:bookmarkEnd w:id="31"/>
       <w:r>
         <w:rPr/>
@@ -10806,7 +10966,7 @@
         <w:pStyle w:val="Heading1"/>
         <w:rPr/>
       </w:pPr>
-      <w:bookmarkStart w:id="32" w:name="__RefHeading___Toc2854_1517123387"/>
+      <w:bookmarkStart w:id="32" w:name="__RefHeading___Toc3229_1943486259"/>
       <w:bookmarkEnd w:id="32"/>
       <w:r>
         <w:rPr/>
@@ -10818,7 +10978,7 @@
         <w:pStyle w:val="Heading2"/>
         <w:rPr/>
       </w:pPr>
-      <w:bookmarkStart w:id="33" w:name="__RefHeading___Toc2856_1517123387"/>
+      <w:bookmarkStart w:id="33" w:name="__RefHeading___Toc3231_1943486259"/>
       <w:bookmarkEnd w:id="33"/>
       <w:r>
         <w:rPr/>
@@ -11253,7 +11413,7 @@
         <w:pStyle w:val="Heading2"/>
         <w:rPr/>
       </w:pPr>
-      <w:bookmarkStart w:id="34" w:name="__RefHeading___Toc2858_1517123387"/>
+      <w:bookmarkStart w:id="34" w:name="__RefHeading___Toc3233_1943486259"/>
       <w:bookmarkEnd w:id="34"/>
       <w:r>
         <w:rPr/>
@@ -11354,7 +11514,7 @@
         <w:pStyle w:val="Heading2"/>
         <w:rPr/>
       </w:pPr>
-      <w:bookmarkStart w:id="35" w:name="__RefHeading___Toc2860_1517123387"/>
+      <w:bookmarkStart w:id="35" w:name="__RefHeading___Toc3235_1943486259"/>
       <w:bookmarkEnd w:id="35"/>
       <w:r>
         <w:rPr/>
@@ -12302,7 +12462,7 @@
         <w:pStyle w:val="Heading2"/>
         <w:rPr/>
       </w:pPr>
-      <w:bookmarkStart w:id="36" w:name="__RefHeading___Toc2862_1517123387"/>
+      <w:bookmarkStart w:id="36" w:name="__RefHeading___Toc3237_1943486259"/>
       <w:bookmarkEnd w:id="36"/>
       <w:r>
         <w:rPr/>
@@ -12788,7 +12948,7 @@
         <w:pStyle w:val="Heading2"/>
         <w:rPr/>
       </w:pPr>
-      <w:bookmarkStart w:id="37" w:name="__RefHeading___Toc2864_1517123387"/>
+      <w:bookmarkStart w:id="37" w:name="__RefHeading___Toc3239_1943486259"/>
       <w:bookmarkEnd w:id="37"/>
       <w:r>
         <w:rPr/>
@@ -13337,7 +13497,7 @@
         <w:pStyle w:val="Heading2"/>
         <w:rPr/>
       </w:pPr>
-      <w:bookmarkStart w:id="38" w:name="__RefHeading___Toc2866_1517123387"/>
+      <w:bookmarkStart w:id="38" w:name="__RefHeading___Toc3241_1943486259"/>
       <w:bookmarkEnd w:id="38"/>
       <w:r>
         <w:rPr/>
@@ -13367,7 +13527,7 @@
         <w:pStyle w:val="ListParagraph"/>
         <w:numPr>
           <w:ilvl w:val="0"/>
-          <w:numId w:val="39"/>
+          <w:numId w:val="43"/>
         </w:numPr>
         <w:spacing w:lineRule="exact" w:line="290" w:before="0" w:after="60"/>
         <w:rPr/>
@@ -13570,7 +13730,7 @@
         <w:pStyle w:val="Heading2"/>
         <w:rPr/>
       </w:pPr>
-      <w:bookmarkStart w:id="39" w:name="__RefHeading___Toc2868_1517123387"/>
+      <w:bookmarkStart w:id="39" w:name="__RefHeading___Toc3243_1943486259"/>
       <w:bookmarkEnd w:id="39"/>
       <w:r>
         <w:rPr/>
@@ -13582,7 +13742,7 @@
         <w:pStyle w:val="ListParagraph"/>
         <w:numPr>
           <w:ilvl w:val="0"/>
-          <w:numId w:val="40"/>
+          <w:numId w:val="44"/>
         </w:numPr>
         <w:spacing w:lineRule="exact" w:line="290" w:before="0" w:after="60"/>
         <w:rPr/>
@@ -13796,7 +13956,7 @@
         <w:pStyle w:val="Heading1"/>
         <w:rPr/>
       </w:pPr>
-      <w:bookmarkStart w:id="40" w:name="__RefHeading___Toc2870_1517123387"/>
+      <w:bookmarkStart w:id="40" w:name="__RefHeading___Toc3245_1943486259"/>
       <w:bookmarkEnd w:id="40"/>
       <w:r>
         <w:rPr/>
@@ -13852,7 +14012,7 @@
         <w:pStyle w:val="Heading2"/>
         <w:rPr/>
       </w:pPr>
-      <w:bookmarkStart w:id="41" w:name="__RefHeading___Toc2872_1517123387"/>
+      <w:bookmarkStart w:id="41" w:name="__RefHeading___Toc3247_1943486259"/>
       <w:bookmarkEnd w:id="41"/>
       <w:r>
         <w:rPr/>
@@ -14515,7 +14675,7 @@
         <w:pStyle w:val="Heading2"/>
         <w:rPr/>
       </w:pPr>
-      <w:bookmarkStart w:id="42" w:name="__RefHeading___Toc2874_1517123387"/>
+      <w:bookmarkStart w:id="42" w:name="__RefHeading___Toc3249_1943486259"/>
       <w:bookmarkEnd w:id="42"/>
       <w:r>
         <w:rPr/>
@@ -14538,7 +14698,7 @@
         <w:pStyle w:val="Heading2"/>
         <w:rPr/>
       </w:pPr>
-      <w:bookmarkStart w:id="43" w:name="__RefHeading___Toc2876_1517123387"/>
+      <w:bookmarkStart w:id="43" w:name="__RefHeading___Toc3251_1943486259"/>
       <w:bookmarkEnd w:id="43"/>
       <w:r>
         <w:rPr/>
@@ -14594,7 +14754,7 @@
         <w:pStyle w:val="Heading2"/>
         <w:rPr/>
       </w:pPr>
-      <w:bookmarkStart w:id="44" w:name="__RefHeading___Toc2878_1517123387"/>
+      <w:bookmarkStart w:id="44" w:name="__RefHeading___Toc3253_1943486259"/>
       <w:bookmarkEnd w:id="44"/>
       <w:r>
         <w:rPr/>
@@ -14661,7 +14821,7 @@
         <w:pStyle w:val="Heading2"/>
         <w:rPr/>
       </w:pPr>
-      <w:bookmarkStart w:id="45" w:name="__RefHeading___Toc2880_1517123387"/>
+      <w:bookmarkStart w:id="45" w:name="__RefHeading___Toc3255_1943486259"/>
       <w:bookmarkEnd w:id="45"/>
       <w:r>
         <w:rPr/>
@@ -14684,7 +14844,7 @@
         <w:pStyle w:val="Heading2"/>
         <w:rPr/>
       </w:pPr>
-      <w:bookmarkStart w:id="46" w:name="__RefHeading___Toc2882_1517123387"/>
+      <w:bookmarkStart w:id="46" w:name="__RefHeading___Toc3257_1943486259"/>
       <w:bookmarkEnd w:id="46"/>
       <w:r>
         <w:rPr/>
@@ -14773,7 +14933,7 @@
         <w:pStyle w:val="Heading2"/>
         <w:rPr/>
       </w:pPr>
-      <w:bookmarkStart w:id="47" w:name="__RefHeading___Toc2884_1517123387"/>
+      <w:bookmarkStart w:id="47" w:name="__RefHeading___Toc3259_1943486259"/>
       <w:bookmarkEnd w:id="47"/>
       <w:r>
         <w:rPr/>
@@ -14796,7 +14956,7 @@
         <w:pStyle w:val="ListParagraph"/>
         <w:numPr>
           <w:ilvl w:val="0"/>
-          <w:numId w:val="41"/>
+          <w:numId w:val="45"/>
         </w:numPr>
         <w:spacing w:lineRule="exact" w:line="290" w:before="0" w:after="60"/>
         <w:rPr/>
@@ -14918,7 +15078,7 @@
         <w:pStyle w:val="Heading2"/>
         <w:rPr/>
       </w:pPr>
-      <w:bookmarkStart w:id="48" w:name="__RefHeading___Toc2886_1517123387"/>
+      <w:bookmarkStart w:id="48" w:name="__RefHeading___Toc3261_1943486259"/>
       <w:bookmarkEnd w:id="48"/>
       <w:r>
         <w:rPr/>
@@ -14985,7 +15145,7 @@
         <w:pStyle w:val="Heading2"/>
         <w:rPr/>
       </w:pPr>
-      <w:bookmarkStart w:id="49" w:name="__RefHeading___Toc2888_1517123387"/>
+      <w:bookmarkStart w:id="49" w:name="__RefHeading___Toc3263_1943486259"/>
       <w:bookmarkEnd w:id="49"/>
       <w:r>
         <w:rPr/>
@@ -14997,7 +15157,7 @@
         <w:pStyle w:val="ListParagraph"/>
         <w:numPr>
           <w:ilvl w:val="0"/>
-          <w:numId w:val="42"/>
+          <w:numId w:val="46"/>
         </w:numPr>
         <w:spacing w:lineRule="exact" w:line="290" w:before="0" w:after="60"/>
         <w:rPr/>
@@ -15258,7 +15418,7 @@
         <w:pStyle w:val="Heading2"/>
         <w:rPr/>
       </w:pPr>
-      <w:bookmarkStart w:id="50" w:name="__RefHeading___Toc2890_1517123387"/>
+      <w:bookmarkStart w:id="50" w:name="__RefHeading___Toc3265_1943486259"/>
       <w:bookmarkEnd w:id="50"/>
       <w:r>
         <w:rPr/>
@@ -15590,7 +15750,7 @@
         <w:pStyle w:val="Heading2"/>
         <w:rPr/>
       </w:pPr>
-      <w:bookmarkStart w:id="51" w:name="__RefHeading___Toc2892_1517123387"/>
+      <w:bookmarkStart w:id="51" w:name="__RefHeading___Toc3267_1943486259"/>
       <w:bookmarkEnd w:id="51"/>
       <w:r>
         <w:rPr/>
@@ -15602,7 +15762,7 @@
         <w:pStyle w:val="ListParagraph"/>
         <w:numPr>
           <w:ilvl w:val="0"/>
-          <w:numId w:val="43"/>
+          <w:numId w:val="47"/>
         </w:numPr>
         <w:spacing w:lineRule="exact" w:line="290" w:before="0" w:after="60"/>
         <w:rPr/>
@@ -15768,7 +15928,7 @@
         <w:pStyle w:val="Heading2"/>
         <w:rPr/>
       </w:pPr>
-      <w:bookmarkStart w:id="52" w:name="__RefHeading___Toc2894_1517123387"/>
+      <w:bookmarkStart w:id="52" w:name="__RefHeading___Toc3269_1943486259"/>
       <w:bookmarkEnd w:id="52"/>
       <w:r>
         <w:rPr/>
@@ -15780,7 +15940,7 @@
         <w:pStyle w:val="ListParagraph"/>
         <w:numPr>
           <w:ilvl w:val="0"/>
-          <w:numId w:val="44"/>
+          <w:numId w:val="48"/>
         </w:numPr>
         <w:spacing w:lineRule="exact" w:line="290" w:before="0" w:after="60"/>
         <w:rPr/>
@@ -15957,7 +16117,7 @@
         <w:pStyle w:val="Heading2"/>
         <w:rPr/>
       </w:pPr>
-      <w:bookmarkStart w:id="53" w:name="__RefHeading___Toc2896_1517123387"/>
+      <w:bookmarkStart w:id="53" w:name="__RefHeading___Toc3271_1943486259"/>
       <w:bookmarkEnd w:id="53"/>
       <w:r>
         <w:rPr/>
@@ -15969,7 +16129,7 @@
         <w:pStyle w:val="ListParagraph"/>
         <w:numPr>
           <w:ilvl w:val="0"/>
-          <w:numId w:val="45"/>
+          <w:numId w:val="49"/>
         </w:numPr>
         <w:spacing w:lineRule="exact" w:line="290" w:before="0" w:after="60"/>
         <w:rPr/>
@@ -16076,7 +16236,7 @@
         <w:pStyle w:val="Heading1"/>
         <w:rPr/>
       </w:pPr>
-      <w:bookmarkStart w:id="54" w:name="__RefHeading___Toc2898_1517123387"/>
+      <w:bookmarkStart w:id="54" w:name="__RefHeading___Toc3273_1943486259"/>
       <w:bookmarkEnd w:id="54"/>
       <w:r>
         <w:rPr/>
@@ -16088,7 +16248,7 @@
         <w:pStyle w:val="Heading2"/>
         <w:rPr/>
       </w:pPr>
-      <w:bookmarkStart w:id="55" w:name="__RefHeading___Toc2900_1517123387"/>
+      <w:bookmarkStart w:id="55" w:name="__RefHeading___Toc3275_1943486259"/>
       <w:bookmarkEnd w:id="55"/>
       <w:r>
         <w:rPr/>
@@ -16449,7 +16609,7 @@
         <w:pStyle w:val="Heading2"/>
         <w:rPr/>
       </w:pPr>
-      <w:bookmarkStart w:id="56" w:name="__RefHeading___Toc2902_1517123387"/>
+      <w:bookmarkStart w:id="56" w:name="__RefHeading___Toc3277_1943486259"/>
       <w:bookmarkEnd w:id="56"/>
       <w:r>
         <w:rPr/>
@@ -16461,7 +16621,7 @@
         <w:pStyle w:val="ListParagraph"/>
         <w:numPr>
           <w:ilvl w:val="0"/>
-          <w:numId w:val="46"/>
+          <w:numId w:val="50"/>
         </w:numPr>
         <w:spacing w:lineRule="exact" w:line="290" w:before="0" w:after="60"/>
         <w:rPr/>
@@ -16649,7 +16809,7 @@
         <w:pStyle w:val="Heading2"/>
         <w:rPr/>
       </w:pPr>
-      <w:bookmarkStart w:id="57" w:name="__RefHeading___Toc2904_1517123387"/>
+      <w:bookmarkStart w:id="57" w:name="__RefHeading___Toc3279_1943486259"/>
       <w:bookmarkEnd w:id="57"/>
       <w:r>
         <w:rPr/>
@@ -17174,7 +17334,7 @@
         <w:pStyle w:val="Heading2"/>
         <w:rPr/>
       </w:pPr>
-      <w:bookmarkStart w:id="58" w:name="__RefHeading___Toc2906_1517123387"/>
+      <w:bookmarkStart w:id="58" w:name="__RefHeading___Toc3281_1943486259"/>
       <w:bookmarkEnd w:id="58"/>
       <w:r>
         <w:rPr/>
@@ -17186,7 +17346,7 @@
         <w:pStyle w:val="ListParagraph"/>
         <w:numPr>
           <w:ilvl w:val="0"/>
-          <w:numId w:val="47"/>
+          <w:numId w:val="51"/>
         </w:numPr>
         <w:spacing w:lineRule="exact" w:line="290" w:before="0" w:after="60"/>
         <w:rPr/>
@@ -17242,7 +17402,7 @@
         <w:pStyle w:val="Heading2"/>
         <w:rPr/>
       </w:pPr>
-      <w:bookmarkStart w:id="59" w:name="__RefHeading___Toc2908_1517123387"/>
+      <w:bookmarkStart w:id="59" w:name="__RefHeading___Toc3283_1943486259"/>
       <w:bookmarkEnd w:id="59"/>
       <w:r>
         <w:rPr/>
@@ -17316,7 +17476,7 @@
         <w:pStyle w:val="Heading1"/>
         <w:rPr/>
       </w:pPr>
-      <w:bookmarkStart w:id="60" w:name="__RefHeading___Toc2910_1517123387"/>
+      <w:bookmarkStart w:id="60" w:name="__RefHeading___Toc3285_1943486259"/>
       <w:bookmarkEnd w:id="60"/>
       <w:r>
         <w:rPr/>
@@ -17350,7 +17510,7 @@
         <w:pStyle w:val="Heading2"/>
         <w:rPr/>
       </w:pPr>
-      <w:bookmarkStart w:id="61" w:name="__RefHeading___Toc2912_1517123387"/>
+      <w:bookmarkStart w:id="61" w:name="__RefHeading___Toc3287_1943486259"/>
       <w:bookmarkEnd w:id="61"/>
       <w:r>
         <w:rPr/>
@@ -17362,7 +17522,7 @@
         <w:pStyle w:val="ListParagraph"/>
         <w:numPr>
           <w:ilvl w:val="0"/>
-          <w:numId w:val="48"/>
+          <w:numId w:val="52"/>
         </w:numPr>
         <w:spacing w:lineRule="exact" w:line="290" w:before="0" w:after="60"/>
         <w:rPr/>
@@ -18192,7 +18352,7 @@
         <w:pStyle w:val="Heading2"/>
         <w:rPr/>
       </w:pPr>
-      <w:bookmarkStart w:id="62" w:name="__RefHeading___Toc2914_1517123387"/>
+      <w:bookmarkStart w:id="62" w:name="__RefHeading___Toc3289_1943486259"/>
       <w:bookmarkEnd w:id="62"/>
       <w:r>
         <w:rPr/>
@@ -18358,7 +18518,7 @@
         <w:pStyle w:val="Heading1"/>
         <w:rPr/>
       </w:pPr>
-      <w:bookmarkStart w:id="63" w:name="__RefHeading___Toc2916_1517123387"/>
+      <w:bookmarkStart w:id="63" w:name="__RefHeading___Toc3291_1943486259"/>
       <w:bookmarkEnd w:id="63"/>
       <w:r>
         <w:rPr/>
@@ -18370,7 +18530,7 @@
         <w:pStyle w:val="Heading2"/>
         <w:rPr/>
       </w:pPr>
-      <w:bookmarkStart w:id="64" w:name="__RefHeading___Toc2918_1517123387"/>
+      <w:bookmarkStart w:id="64" w:name="__RefHeading___Toc3293_1943486259"/>
       <w:bookmarkEnd w:id="64"/>
       <w:r>
         <w:rPr/>
@@ -18382,7 +18542,7 @@
         <w:pStyle w:val="ListParagraph"/>
         <w:numPr>
           <w:ilvl w:val="0"/>
-          <w:numId w:val="49"/>
+          <w:numId w:val="53"/>
         </w:numPr>
         <w:spacing w:lineRule="exact" w:line="290" w:before="0" w:after="60"/>
         <w:rPr/>
@@ -18913,7 +19073,7 @@
         <w:pStyle w:val="Heading2"/>
         <w:rPr/>
       </w:pPr>
-      <w:bookmarkStart w:id="65" w:name="__RefHeading___Toc2920_1517123387"/>
+      <w:bookmarkStart w:id="65" w:name="__RefHeading___Toc3295_1943486259"/>
       <w:bookmarkEnd w:id="65"/>
       <w:r>
         <w:rPr/>
@@ -19291,7 +19451,7 @@
         <w:pStyle w:val="Heading2"/>
         <w:rPr/>
       </w:pPr>
-      <w:bookmarkStart w:id="66" w:name="__RefHeading___Toc2922_1517123387"/>
+      <w:bookmarkStart w:id="66" w:name="__RefHeading___Toc3297_1943486259"/>
       <w:bookmarkEnd w:id="66"/>
       <w:r>
         <w:rPr/>
@@ -19424,7 +19584,7 @@
         <w:pStyle w:val="Heading2"/>
         <w:rPr/>
       </w:pPr>
-      <w:bookmarkStart w:id="67" w:name="__RefHeading___Toc2924_1517123387"/>
+      <w:bookmarkStart w:id="67" w:name="__RefHeading___Toc3299_1943486259"/>
       <w:bookmarkEnd w:id="67"/>
       <w:r>
         <w:rPr/>
@@ -19447,7 +19607,7 @@
         <w:pStyle w:val="Heading1"/>
         <w:rPr/>
       </w:pPr>
-      <w:bookmarkStart w:id="68" w:name="__RefHeading___Toc2926_1517123387"/>
+      <w:bookmarkStart w:id="68" w:name="__RefHeading___Toc3301_1943486259"/>
       <w:bookmarkEnd w:id="68"/>
       <w:r>
         <w:rPr/>
@@ -19477,7 +19637,7 @@
         <w:pStyle w:val="Heading2"/>
         <w:rPr/>
       </w:pPr>
-      <w:bookmarkStart w:id="69" w:name="__RefHeading___Toc2928_1517123387"/>
+      <w:bookmarkStart w:id="69" w:name="__RefHeading___Toc3303_1943486259"/>
       <w:bookmarkEnd w:id="69"/>
       <w:r>
         <w:rPr/>
@@ -19552,7 +19712,7 @@
         <w:pStyle w:val="Heading2"/>
         <w:rPr/>
       </w:pPr>
-      <w:bookmarkStart w:id="70" w:name="__RefHeading___Toc2930_1517123387"/>
+      <w:bookmarkStart w:id="70" w:name="__RefHeading___Toc3305_1943486259"/>
       <w:bookmarkEnd w:id="70"/>
       <w:r>
         <w:rPr/>
@@ -20599,7 +20759,7 @@
         <w:pStyle w:val="Heading2"/>
         <w:rPr/>
       </w:pPr>
-      <w:bookmarkStart w:id="71" w:name="__RefHeading___Toc2932_1517123387"/>
+      <w:bookmarkStart w:id="71" w:name="__RefHeading___Toc3307_1943486259"/>
       <w:bookmarkEnd w:id="71"/>
       <w:r>
         <w:rPr/>
@@ -20666,7 +20826,7 @@
         <w:pStyle w:val="Heading1"/>
         <w:rPr/>
       </w:pPr>
-      <w:bookmarkStart w:id="72" w:name="__RefHeading___Toc2934_1517123387"/>
+      <w:bookmarkStart w:id="72" w:name="__RefHeading___Toc3309_1943486259"/>
       <w:bookmarkEnd w:id="72"/>
       <w:r>
         <w:rPr/>
@@ -20678,7 +20838,7 @@
         <w:pStyle w:val="Heading2"/>
         <w:rPr/>
       </w:pPr>
-      <w:bookmarkStart w:id="73" w:name="__RefHeading___Toc2936_1517123387"/>
+      <w:bookmarkStart w:id="73" w:name="__RefHeading___Toc3311_1943486259"/>
       <w:bookmarkEnd w:id="73"/>
       <w:r>
         <w:rPr/>
@@ -21135,7 +21295,7 @@
         <w:pStyle w:val="Heading2"/>
         <w:rPr/>
       </w:pPr>
-      <w:bookmarkStart w:id="74" w:name="__RefHeading___Toc2938_1517123387"/>
+      <w:bookmarkStart w:id="74" w:name="__RefHeading___Toc3313_1943486259"/>
       <w:bookmarkEnd w:id="74"/>
       <w:r>
         <w:rPr/>
@@ -21147,7 +21307,7 @@
         <w:pStyle w:val="ListParagraph"/>
         <w:numPr>
           <w:ilvl w:val="0"/>
-          <w:numId w:val="50"/>
+          <w:numId w:val="54"/>
         </w:numPr>
         <w:spacing w:lineRule="exact" w:line="290" w:before="0" w:after="60"/>
         <w:rPr/>
@@ -21262,7 +21422,7 @@
         <w:pStyle w:val="Heading2"/>
         <w:rPr/>
       </w:pPr>
-      <w:bookmarkStart w:id="75" w:name="__RefHeading___Toc2940_1517123387"/>
+      <w:bookmarkStart w:id="75" w:name="__RefHeading___Toc3315_1943486259"/>
       <w:bookmarkEnd w:id="75"/>
       <w:r>
         <w:rPr/>
@@ -21640,7 +21800,7 @@
         <w:pStyle w:val="Heading2"/>
         <w:rPr/>
       </w:pPr>
-      <w:bookmarkStart w:id="76" w:name="__RefHeading___Toc2942_1517123387"/>
+      <w:bookmarkStart w:id="76" w:name="__RefHeading___Toc3317_1943486259"/>
       <w:bookmarkEnd w:id="76"/>
       <w:r>
         <w:rPr/>
@@ -21674,7 +21834,7 @@
         <w:pStyle w:val="Heading2"/>
         <w:rPr/>
       </w:pPr>
-      <w:bookmarkStart w:id="77" w:name="__RefHeading___Toc2944_1517123387"/>
+      <w:bookmarkStart w:id="77" w:name="__RefHeading___Toc3319_1943486259"/>
       <w:bookmarkEnd w:id="77"/>
       <w:r>
         <w:rPr/>
@@ -21884,7 +22044,7 @@
         <w:pStyle w:val="Heading2"/>
         <w:rPr/>
       </w:pPr>
-      <w:bookmarkStart w:id="78" w:name="__RefHeading___Toc2946_1517123387"/>
+      <w:bookmarkStart w:id="78" w:name="__RefHeading___Toc3321_1943486259"/>
       <w:bookmarkEnd w:id="78"/>
       <w:r>
         <w:rPr/>
@@ -21929,7 +22089,7 @@
         <w:pStyle w:val="ListParagraph"/>
         <w:numPr>
           <w:ilvl w:val="0"/>
-          <w:numId w:val="51"/>
+          <w:numId w:val="55"/>
         </w:numPr>
         <w:spacing w:lineRule="exact" w:line="290" w:before="0" w:after="60"/>
         <w:rPr/>
@@ -22140,7 +22300,7 @@
         <w:pStyle w:val="Heading2"/>
         <w:rPr/>
       </w:pPr>
-      <w:bookmarkStart w:id="79" w:name="__RefHeading___Toc2948_1517123387"/>
+      <w:bookmarkStart w:id="79" w:name="__RefHeading___Toc3323_1943486259"/>
       <w:bookmarkEnd w:id="79"/>
       <w:r>
         <w:rPr/>
@@ -22870,7 +23030,7 @@
         <w:pStyle w:val="Heading2"/>
         <w:rPr/>
       </w:pPr>
-      <w:bookmarkStart w:id="80" w:name="__RefHeading___Toc2950_1517123387"/>
+      <w:bookmarkStart w:id="80" w:name="__RefHeading___Toc3325_1943486259"/>
       <w:bookmarkEnd w:id="80"/>
       <w:r>
         <w:rPr/>
@@ -22960,7 +23120,7 @@
         <w:pStyle w:val="Heading1"/>
         <w:rPr/>
       </w:pPr>
-      <w:bookmarkStart w:id="81" w:name="__RefHeading___Toc2952_1517123387"/>
+      <w:bookmarkStart w:id="81" w:name="__RefHeading___Toc3327_1943486259"/>
       <w:bookmarkEnd w:id="81"/>
       <w:r>
         <w:rPr/>
@@ -22990,7 +23150,7 @@
         <w:pStyle w:val="Heading2"/>
         <w:rPr/>
       </w:pPr>
-      <w:bookmarkStart w:id="82" w:name="__RefHeading___Toc2954_1517123387"/>
+      <w:bookmarkStart w:id="82" w:name="__RefHeading___Toc3329_1943486259"/>
       <w:bookmarkEnd w:id="82"/>
       <w:r>
         <w:rPr/>
@@ -23379,7 +23539,7 @@
         <w:pStyle w:val="Heading2"/>
         <w:rPr/>
       </w:pPr>
-      <w:bookmarkStart w:id="83" w:name="__RefHeading___Toc2956_1517123387"/>
+      <w:bookmarkStart w:id="83" w:name="__RefHeading___Toc3331_1943486259"/>
       <w:bookmarkEnd w:id="83"/>
       <w:r>
         <w:rPr/>
@@ -23548,7 +23708,7 @@
         <w:pStyle w:val="Heading1"/>
         <w:rPr/>
       </w:pPr>
-      <w:bookmarkStart w:id="84" w:name="__RefHeading___Toc2958_1517123387"/>
+      <w:bookmarkStart w:id="84" w:name="__RefHeading___Toc3333_1943486259"/>
       <w:bookmarkEnd w:id="84"/>
       <w:r>
         <w:rPr/>
@@ -23560,7 +23720,7 @@
         <w:pStyle w:val="Heading2"/>
         <w:rPr/>
       </w:pPr>
-      <w:bookmarkStart w:id="85" w:name="__RefHeading___Toc2960_1517123387"/>
+      <w:bookmarkStart w:id="85" w:name="__RefHeading___Toc3335_1943486259"/>
       <w:bookmarkEnd w:id="85"/>
       <w:r>
         <w:rPr/>
@@ -23572,7 +23732,7 @@
         <w:pStyle w:val="ListParagraph"/>
         <w:numPr>
           <w:ilvl w:val="0"/>
-          <w:numId w:val="52"/>
+          <w:numId w:val="56"/>
         </w:numPr>
         <w:spacing w:lineRule="exact" w:line="290" w:before="0" w:after="60"/>
         <w:rPr/>
@@ -23654,7 +23814,7 @@
         <w:pStyle w:val="Heading2"/>
         <w:rPr/>
       </w:pPr>
-      <w:bookmarkStart w:id="86" w:name="__RefHeading___Toc2962_1517123387"/>
+      <w:bookmarkStart w:id="86" w:name="__RefHeading___Toc3337_1943486259"/>
       <w:bookmarkEnd w:id="86"/>
       <w:r>
         <w:rPr/>
@@ -23718,7 +23878,7 @@
         <w:pStyle w:val="Heading2"/>
         <w:rPr/>
       </w:pPr>
-      <w:bookmarkStart w:id="87" w:name="__RefHeading___Toc2964_1517123387"/>
+      <w:bookmarkStart w:id="87" w:name="__RefHeading___Toc3339_1943486259"/>
       <w:bookmarkEnd w:id="87"/>
       <w:r>
         <w:rPr/>
@@ -23730,7 +23890,7 @@
         <w:pStyle w:val="ListParagraph"/>
         <w:numPr>
           <w:ilvl w:val="0"/>
-          <w:numId w:val="53"/>
+          <w:numId w:val="57"/>
         </w:numPr>
         <w:spacing w:lineRule="exact" w:line="290" w:before="0" w:after="60"/>
         <w:rPr/>
@@ -23808,7 +23968,7 @@
         <w:pStyle w:val="Heading2"/>
         <w:rPr/>
       </w:pPr>
-      <w:bookmarkStart w:id="88" w:name="__RefHeading___Toc2966_1517123387"/>
+      <w:bookmarkStart w:id="88" w:name="__RefHeading___Toc3341_1943486259"/>
       <w:bookmarkEnd w:id="88"/>
       <w:r>
         <w:rPr/>
@@ -24072,7 +24232,7 @@
         <w:pStyle w:val="Heading1"/>
         <w:rPr/>
       </w:pPr>
-      <w:bookmarkStart w:id="89" w:name="__RefHeading___Toc2968_1517123387"/>
+      <w:bookmarkStart w:id="89" w:name="__RefHeading___Toc3343_1943486259"/>
       <w:bookmarkEnd w:id="89"/>
       <w:r>
         <w:rPr/>
@@ -24598,7 +24758,7 @@
         <w:pStyle w:val="Heading1"/>
         <w:rPr/>
       </w:pPr>
-      <w:bookmarkStart w:id="90" w:name="__RefHeading___Toc2970_1517123387"/>
+      <w:bookmarkStart w:id="90" w:name="__RefHeading___Toc3345_1943486259"/>
       <w:bookmarkEnd w:id="90"/>
       <w:r>
         <w:rPr/>
@@ -24610,7 +24770,7 @@
         <w:pStyle w:val="Heading2"/>
         <w:rPr/>
       </w:pPr>
-      <w:bookmarkStart w:id="91" w:name="__RefHeading___Toc2972_1517123387"/>
+      <w:bookmarkStart w:id="91" w:name="__RefHeading___Toc3347_1943486259"/>
       <w:bookmarkEnd w:id="91"/>
       <w:r>
         <w:rPr/>
@@ -24622,7 +24782,7 @@
         <w:pStyle w:val="ListParagraph"/>
         <w:numPr>
           <w:ilvl w:val="0"/>
-          <w:numId w:val="54"/>
+          <w:numId w:val="58"/>
         </w:numPr>
         <w:spacing w:lineRule="exact" w:line="290" w:before="0" w:after="60"/>
         <w:rPr/>
@@ -24773,7 +24933,7 @@
         <w:pStyle w:val="Heading2"/>
         <w:rPr/>
       </w:pPr>
-      <w:bookmarkStart w:id="92" w:name="__RefHeading___Toc2974_1517123387"/>
+      <w:bookmarkStart w:id="92" w:name="__RefHeading___Toc3349_1943486259"/>
       <w:bookmarkEnd w:id="92"/>
       <w:r>
         <w:rPr/>
@@ -24870,7 +25030,7 @@
         <w:pStyle w:val="Heading1"/>
         <w:rPr/>
       </w:pPr>
-      <w:bookmarkStart w:id="93" w:name="__RefHeading___Toc2976_1517123387"/>
+      <w:bookmarkStart w:id="93" w:name="__RefHeading___Toc3351_1943486259"/>
       <w:bookmarkEnd w:id="93"/>
       <w:r>
         <w:rPr/>
@@ -24882,7 +25042,7 @@
         <w:pStyle w:val="Heading2"/>
         <w:rPr/>
       </w:pPr>
-      <w:bookmarkStart w:id="94" w:name="__RefHeading___Toc2978_1517123387"/>
+      <w:bookmarkStart w:id="94" w:name="__RefHeading___Toc3353_1943486259"/>
       <w:bookmarkEnd w:id="94"/>
       <w:r>
         <w:rPr/>
@@ -24916,7 +25076,7 @@
         <w:pStyle w:val="Heading2"/>
         <w:rPr/>
       </w:pPr>
-      <w:bookmarkStart w:id="95" w:name="__RefHeading___Toc2980_1517123387"/>
+      <w:bookmarkStart w:id="95" w:name="__RefHeading___Toc3355_1943486259"/>
       <w:bookmarkEnd w:id="95"/>
       <w:r>
         <w:rPr/>
@@ -25594,7 +25754,7 @@
         <w:pStyle w:val="Heading1"/>
         <w:rPr/>
       </w:pPr>
-      <w:bookmarkStart w:id="96" w:name="__RefHeading___Toc2982_1517123387"/>
+      <w:bookmarkStart w:id="96" w:name="__RefHeading___Toc3357_1943486259"/>
       <w:bookmarkEnd w:id="96"/>
       <w:r>
         <w:rPr/>
@@ -25606,7 +25766,7 @@
         <w:pStyle w:val="ListParagraph"/>
         <w:numPr>
           <w:ilvl w:val="0"/>
-          <w:numId w:val="55"/>
+          <w:numId w:val="59"/>
         </w:numPr>
         <w:spacing w:lineRule="exact" w:line="290" w:before="0" w:after="60"/>
         <w:rPr/>
@@ -25673,7 +25833,7 @@
         <w:pStyle w:val="Heading1"/>
         <w:rPr/>
       </w:pPr>
-      <w:bookmarkStart w:id="97" w:name="__RefHeading___Toc2984_1517123387"/>
+      <w:bookmarkStart w:id="97" w:name="__RefHeading___Toc3359_1943486259"/>
       <w:bookmarkEnd w:id="97"/>
       <w:r>
         <w:rPr/>
@@ -25685,7 +25845,7 @@
         <w:pStyle w:val="Heading2"/>
         <w:rPr/>
       </w:pPr>
-      <w:bookmarkStart w:id="98" w:name="__RefHeading___Toc2986_1517123387"/>
+      <w:bookmarkStart w:id="98" w:name="__RefHeading___Toc3361_1943486259"/>
       <w:bookmarkEnd w:id="98"/>
       <w:r>
         <w:rPr/>
@@ -25697,7 +25857,7 @@
         <w:pStyle w:val="ListParagraph"/>
         <w:numPr>
           <w:ilvl w:val="0"/>
-          <w:numId w:val="56"/>
+          <w:numId w:val="60"/>
         </w:numPr>
         <w:spacing w:lineRule="exact" w:line="290" w:before="0" w:after="60"/>
         <w:rPr/>
@@ -25783,7 +25943,7 @@
         <w:pStyle w:val="Heading2"/>
         <w:rPr/>
       </w:pPr>
-      <w:bookmarkStart w:id="99" w:name="__RefHeading___Toc2988_1517123387"/>
+      <w:bookmarkStart w:id="99" w:name="__RefHeading___Toc3363_1943486259"/>
       <w:bookmarkEnd w:id="99"/>
       <w:r>
         <w:rPr/>
@@ -25795,7 +25955,7 @@
         <w:pStyle w:val="ListParagraph"/>
         <w:numPr>
           <w:ilvl w:val="0"/>
-          <w:numId w:val="57"/>
+          <w:numId w:val="61"/>
         </w:numPr>
         <w:spacing w:lineRule="exact" w:line="290" w:before="0" w:after="60"/>
         <w:rPr/>
@@ -25903,7 +26063,7 @@
         <w:pStyle w:val="Heading2"/>
         <w:rPr/>
       </w:pPr>
-      <w:bookmarkStart w:id="100" w:name="__RefHeading___Toc2990_1517123387"/>
+      <w:bookmarkStart w:id="100" w:name="__RefHeading___Toc3365_1943486259"/>
       <w:bookmarkEnd w:id="100"/>
       <w:r>
         <w:rPr/>
@@ -25960,7 +26120,7 @@
         <w:pStyle w:val="Heading2"/>
         <w:rPr/>
       </w:pPr>
-      <w:bookmarkStart w:id="101" w:name="__RefHeading___Toc2992_1517123387"/>
+      <w:bookmarkStart w:id="101" w:name="__RefHeading___Toc3367_1943486259"/>
       <w:bookmarkEnd w:id="101"/>
       <w:r>
         <w:rPr/>
@@ -26017,7 +26177,7 @@
         <w:pStyle w:val="Heading2"/>
         <w:rPr/>
       </w:pPr>
-      <w:bookmarkStart w:id="102" w:name="__RefHeading___Toc2994_1517123387"/>
+      <w:bookmarkStart w:id="102" w:name="__RefHeading___Toc3369_1943486259"/>
       <w:bookmarkEnd w:id="102"/>
       <w:r>
         <w:rPr/>
@@ -26081,7 +26241,7 @@
         <w:pStyle w:val="Heading1"/>
         <w:rPr/>
       </w:pPr>
-      <w:bookmarkStart w:id="103" w:name="__RefHeading___Toc2996_1517123387"/>
+      <w:bookmarkStart w:id="103" w:name="__RefHeading___Toc3371_1943486259"/>
       <w:bookmarkEnd w:id="103"/>
       <w:r>
         <w:rPr/>
@@ -26448,7 +26608,121 @@
                 <w:sz w:val="19"/>
                 <w:szCs w:val="19"/>
               </w:rPr>
-              <w:t>Vai trò Cộng tác chỉ sửa task mình tạo hoặc được giao; vai trò Chỉ xem không sửa được. Nhờ quản trị đổi vai trò nếu cần.</w:t>
+              <w:t>Vai trò Cộng tác chỉ sửa task mình tạo hoặc được giao; vai trò Chỉ xem không sửa được. Từ bản 3.2, chủ dự án còn có thể thu hẹp quyền của bạn trong dự án (chương 25) - hỏi chủ dự án hoặc quản trị.</w:t>
+            </w:r>
+          </w:p>
+        </w:tc>
+      </w:tr>
+      <w:tr>
+        <w:trPr/>
+        <w:tc>
+          <w:tcPr>
+            <w:tcW w:w="3213" w:type="dxa"/>
+            <w:tcBorders>
+              <w:top w:val="single" w:sz="4" w:space="0" w:color="808080"/>
+              <w:left w:val="single" w:sz="4" w:space="0" w:color="808080"/>
+              <w:bottom w:val="single" w:sz="4" w:space="0" w:color="808080"/>
+              <w:right w:val="single" w:sz="4" w:space="0" w:color="808080"/>
+            </w:tcBorders>
+          </w:tcPr>
+          <w:p>
+            <w:pPr>
+              <w:pStyle w:val="Normal"/>
+              <w:spacing w:lineRule="exact" w:line="260" w:before="0" w:after="40"/>
+              <w:rPr/>
+            </w:pPr>
+            <w:r>
+              <w:rPr>
+                <w:b w:val="false"/>
+                <w:bCs w:val="false"/>
+                <w:sz w:val="19"/>
+                <w:szCs w:val="19"/>
+              </w:rPr>
+              <w:t>Không thêm/sửa được cột hoặc view</w:t>
+            </w:r>
+          </w:p>
+        </w:tc>
+        <w:tc>
+          <w:tcPr>
+            <w:tcW w:w="6424" w:type="dxa"/>
+            <w:tcBorders>
+              <w:top w:val="single" w:sz="4" w:space="0" w:color="808080"/>
+              <w:left w:val="single" w:sz="4" w:space="0" w:color="808080"/>
+              <w:bottom w:val="single" w:sz="4" w:space="0" w:color="808080"/>
+              <w:right w:val="single" w:sz="4" w:space="0" w:color="808080"/>
+            </w:tcBorders>
+          </w:tcPr>
+          <w:p>
+            <w:pPr>
+              <w:pStyle w:val="Normal"/>
+              <w:spacing w:lineRule="exact" w:line="260" w:before="0" w:after="40"/>
+              <w:rPr/>
+            </w:pPr>
+            <w:r>
+              <w:rPr>
+                <w:b w:val="false"/>
+                <w:bCs w:val="false"/>
+                <w:sz w:val="19"/>
+                <w:szCs w:val="19"/>
+              </w:rPr>
+              <w:t>Quyền Thêm / sửa cột, Thêm view, Sửa view chung do chủ dự án cấp trong Cài đặt dự án → Phân quyền.</w:t>
+            </w:r>
+          </w:p>
+        </w:tc>
+      </w:tr>
+      <w:tr>
+        <w:trPr/>
+        <w:tc>
+          <w:tcPr>
+            <w:tcW w:w="3213" w:type="dxa"/>
+            <w:tcBorders>
+              <w:top w:val="single" w:sz="4" w:space="0" w:color="808080"/>
+              <w:left w:val="single" w:sz="4" w:space="0" w:color="808080"/>
+              <w:bottom w:val="single" w:sz="4" w:space="0" w:color="808080"/>
+              <w:right w:val="single" w:sz="4" w:space="0" w:color="808080"/>
+            </w:tcBorders>
+          </w:tcPr>
+          <w:p>
+            <w:pPr>
+              <w:pStyle w:val="Normal"/>
+              <w:spacing w:lineRule="exact" w:line="260" w:before="0" w:after="40"/>
+              <w:rPr/>
+            </w:pPr>
+            <w:r>
+              <w:rPr>
+                <w:b w:val="false"/>
+                <w:bCs w:val="false"/>
+                <w:sz w:val="19"/>
+                <w:szCs w:val="19"/>
+              </w:rPr>
+              <w:t>AI báo "Máy chủ Gemini đang quá tải"</w:t>
+            </w:r>
+          </w:p>
+        </w:tc>
+        <w:tc>
+          <w:tcPr>
+            <w:tcW w:w="6424" w:type="dxa"/>
+            <w:tcBorders>
+              <w:top w:val="single" w:sz="4" w:space="0" w:color="808080"/>
+              <w:left w:val="single" w:sz="4" w:space="0" w:color="808080"/>
+              <w:bottom w:val="single" w:sz="4" w:space="0" w:color="808080"/>
+              <w:right w:val="single" w:sz="4" w:space="0" w:color="808080"/>
+            </w:tcBorders>
+          </w:tcPr>
+          <w:p>
+            <w:pPr>
+              <w:pStyle w:val="Normal"/>
+              <w:spacing w:lineRule="exact" w:line="260" w:before="0" w:after="40"/>
+              <w:rPr/>
+            </w:pPr>
+            <w:r>
+              <w:rPr>
+                <w:b w:val="false"/>
+                <w:bCs w:val="false"/>
+                <w:sz w:val="19"/>
+                <w:szCs w:val="19"/>
+              </w:rPr>
+              <w:t>Phía Google đang quá tải; app đã tự thử lại trên nhiều model. Bấm Kiểm tra kết nối AI: nếu báo kết nối được thì đợi vài phút rồi bấm Thử lại. Mở Chi tiết kỹ thuật để xem mã lỗi chính xác khi báo quản trị.</w:t>
             </w:r>
           </w:p>
         </w:tc>
@@ -27247,7 +27521,18 @@
       </w:pPr>
       <w:r>
         <w:rPr/>
-        <w:t>Liên hệ quản trị workspace của bạn, hoặc email hỗ trợ ghi trong trang Privacy/Terms của woli.</w:t>
+        <w:t xml:space="preserve">Mở </w:t>
+      </w:r>
+      <w:r>
+        <w:rPr>
+          <w:b/>
+          <w:bCs/>
+        </w:rPr>
+        <w:t>Trợ giúp</w:t>
+      </w:r>
+      <w:r>
+        <w:rPr/>
+        <w:t xml:space="preserve"> trên menu chính (chương 24), liên hệ quản trị workspace của bạn, hoặc email hỗ trợ ghi trong trang Privacy/Terms của woli.</w:t>
       </w:r>
     </w:p>
     <w:p>
@@ -27265,6 +27550,3199 @@
         <w:rPr/>
       </w:r>
     </w:p>
+    <w:p>
+      <w:pPr>
+        <w:pStyle w:val="Heading1"/>
+        <w:rPr/>
+      </w:pPr>
+      <w:bookmarkStart w:id="104" w:name="__RefHeading___Toc3373_1943486259"/>
+      <w:bookmarkEnd w:id="104"/>
+      <w:r>
+        <w:rPr/>
+        <w:t>24. Trung tâm trợ giúp (Help)</w:t>
+      </w:r>
+    </w:p>
+    <w:p>
+      <w:pPr>
+        <w:pStyle w:val="Normal"/>
+        <w:spacing w:lineRule="exact" w:line="300" w:before="0" w:after="120"/>
+        <w:rPr/>
+      </w:pPr>
+      <w:r>
+        <w:rPr>
+          <w:b/>
+          <w:bCs/>
+        </w:rPr>
+        <w:t>Dùng để làm gì:</w:t>
+      </w:r>
+      <w:r>
+        <w:rPr/>
+        <w:t xml:space="preserve"> tra cứu cách dùng mọi tính năng ngay trong app, không cần mở tài liệu này. Nội dung có cả tiếng Việt và tiếng Anh, tự hiển thị theo ngôn ngữ bạn chọn trong </w:t>
+      </w:r>
+      <w:r>
+        <w:rPr>
+          <w:b/>
+          <w:bCs/>
+        </w:rPr>
+        <w:t>Giao diện &amp; ngôn ngữ</w:t>
+      </w:r>
+      <w:r>
+        <w:rPr/>
+        <w:t>.</w:t>
+      </w:r>
+    </w:p>
+    <w:p>
+      <w:pPr>
+        <w:pStyle w:val="Normal"/>
+        <w:spacing w:lineRule="exact" w:line="300" w:before="0" w:after="120"/>
+        <w:rPr/>
+      </w:pPr>
+      <w:r>
+        <w:rPr>
+          <w:b/>
+          <w:bCs/>
+        </w:rPr>
+        <w:t>Mở ở đâu:</w:t>
+      </w:r>
+      <w:r>
+        <w:rPr/>
+        <w:t xml:space="preserve"> mục </w:t>
+      </w:r>
+      <w:r>
+        <w:rPr>
+          <w:b/>
+          <w:bCs/>
+        </w:rPr>
+        <w:t>Trợ giúp</w:t>
+      </w:r>
+      <w:r>
+        <w:rPr/>
+        <w:t xml:space="preserve"> trên menu chính bên trái, ngay phía trên </w:t>
+      </w:r>
+      <w:r>
+        <w:rPr>
+          <w:b/>
+          <w:bCs/>
+        </w:rPr>
+        <w:t>Cài đặt</w:t>
+      </w:r>
+      <w:r>
+        <w:rPr/>
+        <w:t xml:space="preserve"> (trên điện thoại: bấm ☰ để mở menu).</w:t>
+      </w:r>
+    </w:p>
+    <w:p>
+      <w:pPr>
+        <w:pStyle w:val="Heading2"/>
+        <w:rPr/>
+      </w:pPr>
+      <w:bookmarkStart w:id="105" w:name="__RefHeading___Toc3375_1943486259"/>
+      <w:bookmarkEnd w:id="105"/>
+      <w:r>
+        <w:rPr/>
+        <w:t>24.1 Các tab</w:t>
+      </w:r>
+    </w:p>
+    <w:p>
+      <w:pPr>
+        <w:pStyle w:val="Normal"/>
+        <w:spacing w:lineRule="exact" w:line="300" w:before="0" w:after="120"/>
+        <w:rPr/>
+      </w:pPr>
+      <w:r>
+        <w:rPr/>
+        <w:t>Mỗi tab ứng với một nhóm tính năng, theo đúng thứ tự trên menu:</w:t>
+      </w:r>
+    </w:p>
+    <w:tbl>
+      <w:tblPr>
+        <w:tblW w:w="9638" w:type="dxa"/>
+        <w:jc w:val="left"/>
+        <w:tblInd w:w="0" w:type="dxa"/>
+        <w:tblLayout w:type="fixed"/>
+        <w:tblCellMar>
+          <w:top w:w="70" w:type="dxa"/>
+          <w:left w:w="110" w:type="dxa"/>
+          <w:bottom w:w="70" w:type="dxa"/>
+          <w:right w:w="110" w:type="dxa"/>
+        </w:tblCellMar>
+      </w:tblPr>
+      <w:tblGrid>
+        <w:gridCol w:w="3011"/>
+        <w:gridCol w:w="6626"/>
+      </w:tblGrid>
+      <w:tr>
+        <w:trPr>
+          <w:tblHeader w:val="true"/>
+        </w:trPr>
+        <w:tc>
+          <w:tcPr>
+            <w:tcW w:w="3011" w:type="dxa"/>
+            <w:tcBorders>
+              <w:top w:val="single" w:sz="4" w:space="0" w:color="808080"/>
+              <w:left w:val="single" w:sz="4" w:space="0" w:color="808080"/>
+              <w:bottom w:val="single" w:sz="4" w:space="0" w:color="808080"/>
+              <w:right w:val="single" w:sz="4" w:space="0" w:color="808080"/>
+            </w:tcBorders>
+            <w:shd w:color="auto" w:fill="D9D9D9" w:val="clear"/>
+          </w:tcPr>
+          <w:p>
+            <w:pPr>
+              <w:pStyle w:val="Normal"/>
+              <w:spacing w:lineRule="exact" w:line="260" w:before="0" w:after="40"/>
+              <w:rPr/>
+            </w:pPr>
+            <w:r>
+              <w:rPr>
+                <w:b/>
+                <w:bCs/>
+                <w:color w:val="000000"/>
+                <w:sz w:val="19"/>
+                <w:szCs w:val="19"/>
+              </w:rPr>
+              <w:t>Tab</w:t>
+            </w:r>
+          </w:p>
+        </w:tc>
+        <w:tc>
+          <w:tcPr>
+            <w:tcW w:w="6626" w:type="dxa"/>
+            <w:tcBorders>
+              <w:top w:val="single" w:sz="4" w:space="0" w:color="808080"/>
+              <w:left w:val="single" w:sz="4" w:space="0" w:color="808080"/>
+              <w:bottom w:val="single" w:sz="4" w:space="0" w:color="808080"/>
+              <w:right w:val="single" w:sz="4" w:space="0" w:color="808080"/>
+            </w:tcBorders>
+            <w:shd w:color="auto" w:fill="D9D9D9" w:val="clear"/>
+          </w:tcPr>
+          <w:p>
+            <w:pPr>
+              <w:pStyle w:val="Normal"/>
+              <w:spacing w:lineRule="exact" w:line="260" w:before="0" w:after="40"/>
+              <w:rPr/>
+            </w:pPr>
+            <w:r>
+              <w:rPr>
+                <w:b/>
+                <w:bCs/>
+                <w:color w:val="000000"/>
+                <w:sz w:val="19"/>
+                <w:szCs w:val="19"/>
+              </w:rPr>
+              <w:t>Nội dung chính</w:t>
+            </w:r>
+          </w:p>
+        </w:tc>
+      </w:tr>
+      <w:tr>
+        <w:trPr/>
+        <w:tc>
+          <w:tcPr>
+            <w:tcW w:w="3011" w:type="dxa"/>
+            <w:tcBorders>
+              <w:top w:val="single" w:sz="4" w:space="0" w:color="808080"/>
+              <w:left w:val="single" w:sz="4" w:space="0" w:color="808080"/>
+              <w:bottom w:val="single" w:sz="4" w:space="0" w:color="808080"/>
+              <w:right w:val="single" w:sz="4" w:space="0" w:color="808080"/>
+            </w:tcBorders>
+          </w:tcPr>
+          <w:p>
+            <w:pPr>
+              <w:pStyle w:val="Normal"/>
+              <w:spacing w:lineRule="exact" w:line="260" w:before="0" w:after="40"/>
+              <w:rPr/>
+            </w:pPr>
+            <w:r>
+              <w:rPr>
+                <w:b w:val="false"/>
+                <w:bCs w:val="false"/>
+                <w:sz w:val="19"/>
+                <w:szCs w:val="19"/>
+              </w:rPr>
+              <w:t>Bắt đầu</w:t>
+            </w:r>
+          </w:p>
+        </w:tc>
+        <w:tc>
+          <w:tcPr>
+            <w:tcW w:w="6626" w:type="dxa"/>
+            <w:tcBorders>
+              <w:top w:val="single" w:sz="4" w:space="0" w:color="808080"/>
+              <w:left w:val="single" w:sz="4" w:space="0" w:color="808080"/>
+              <w:bottom w:val="single" w:sz="4" w:space="0" w:color="808080"/>
+              <w:right w:val="single" w:sz="4" w:space="0" w:color="808080"/>
+            </w:tcBorders>
+          </w:tcPr>
+          <w:p>
+            <w:pPr>
+              <w:pStyle w:val="Normal"/>
+              <w:spacing w:lineRule="exact" w:line="260" w:before="0" w:after="40"/>
+              <w:rPr/>
+            </w:pPr>
+            <w:r>
+              <w:rPr>
+                <w:b w:val="false"/>
+                <w:bCs w:val="false"/>
+                <w:sz w:val="19"/>
+                <w:szCs w:val="19"/>
+              </w:rPr>
+              <w:t>Đăng ký, đăng nhập, quên mật khẩu, chọn/tạo workspace, làm quen giao diện</w:t>
+            </w:r>
+          </w:p>
+        </w:tc>
+      </w:tr>
+      <w:tr>
+        <w:trPr/>
+        <w:tc>
+          <w:tcPr>
+            <w:tcW w:w="3011" w:type="dxa"/>
+            <w:tcBorders>
+              <w:top w:val="single" w:sz="4" w:space="0" w:color="808080"/>
+              <w:left w:val="single" w:sz="4" w:space="0" w:color="808080"/>
+              <w:bottom w:val="single" w:sz="4" w:space="0" w:color="808080"/>
+              <w:right w:val="single" w:sz="4" w:space="0" w:color="808080"/>
+            </w:tcBorders>
+          </w:tcPr>
+          <w:p>
+            <w:pPr>
+              <w:pStyle w:val="Normal"/>
+              <w:spacing w:lineRule="exact" w:line="260" w:before="0" w:after="40"/>
+              <w:rPr/>
+            </w:pPr>
+            <w:r>
+              <w:rPr>
+                <w:b w:val="false"/>
+                <w:bCs w:val="false"/>
+                <w:sz w:val="19"/>
+                <w:szCs w:val="19"/>
+              </w:rPr>
+              <w:t>Trang chủ</w:t>
+            </w:r>
+          </w:p>
+        </w:tc>
+        <w:tc>
+          <w:tcPr>
+            <w:tcW w:w="6626" w:type="dxa"/>
+            <w:tcBorders>
+              <w:top w:val="single" w:sz="4" w:space="0" w:color="808080"/>
+              <w:left w:val="single" w:sz="4" w:space="0" w:color="808080"/>
+              <w:bottom w:val="single" w:sz="4" w:space="0" w:color="808080"/>
+              <w:right w:val="single" w:sz="4" w:space="0" w:color="808080"/>
+            </w:tcBorders>
+          </w:tcPr>
+          <w:p>
+            <w:pPr>
+              <w:pStyle w:val="Normal"/>
+              <w:spacing w:lineRule="exact" w:line="260" w:before="0" w:after="40"/>
+              <w:rPr/>
+            </w:pPr>
+            <w:r>
+              <w:rPr>
+                <w:b w:val="false"/>
+                <w:bCs w:val="false"/>
+                <w:sz w:val="19"/>
+                <w:szCs w:val="19"/>
+              </w:rPr>
+              <w:t>Tổng quan hôm nay, tóm tắt ngày bằng AI, tuỳ chỉnh trang chủ</w:t>
+            </w:r>
+          </w:p>
+        </w:tc>
+      </w:tr>
+      <w:tr>
+        <w:trPr/>
+        <w:tc>
+          <w:tcPr>
+            <w:tcW w:w="3011" w:type="dxa"/>
+            <w:tcBorders>
+              <w:top w:val="single" w:sz="4" w:space="0" w:color="808080"/>
+              <w:left w:val="single" w:sz="4" w:space="0" w:color="808080"/>
+              <w:bottom w:val="single" w:sz="4" w:space="0" w:color="808080"/>
+              <w:right w:val="single" w:sz="4" w:space="0" w:color="808080"/>
+            </w:tcBorders>
+          </w:tcPr>
+          <w:p>
+            <w:pPr>
+              <w:pStyle w:val="Normal"/>
+              <w:spacing w:lineRule="exact" w:line="260" w:before="0" w:after="40"/>
+              <w:rPr/>
+            </w:pPr>
+            <w:r>
+              <w:rPr>
+                <w:b w:val="false"/>
+                <w:bCs w:val="false"/>
+                <w:sz w:val="19"/>
+                <w:szCs w:val="19"/>
+              </w:rPr>
+              <w:t>Việc của tôi</w:t>
+            </w:r>
+          </w:p>
+        </w:tc>
+        <w:tc>
+          <w:tcPr>
+            <w:tcW w:w="6626" w:type="dxa"/>
+            <w:tcBorders>
+              <w:top w:val="single" w:sz="4" w:space="0" w:color="808080"/>
+              <w:left w:val="single" w:sz="4" w:space="0" w:color="808080"/>
+              <w:bottom w:val="single" w:sz="4" w:space="0" w:color="808080"/>
+              <w:right w:val="single" w:sz="4" w:space="0" w:color="808080"/>
+            </w:tcBorders>
+          </w:tcPr>
+          <w:p>
+            <w:pPr>
+              <w:pStyle w:val="Normal"/>
+              <w:spacing w:lineRule="exact" w:line="260" w:before="0" w:after="40"/>
+              <w:rPr/>
+            </w:pPr>
+            <w:r>
+              <w:rPr>
+                <w:b w:val="false"/>
+                <w:bCs w:val="false"/>
+                <w:sz w:val="19"/>
+                <w:szCs w:val="19"/>
+              </w:rPr>
+              <w:t>Put all things on (ghi nhanh ý tưởng), task / OKR / key result của tôi</w:t>
+            </w:r>
+          </w:p>
+        </w:tc>
+      </w:tr>
+      <w:tr>
+        <w:trPr/>
+        <w:tc>
+          <w:tcPr>
+            <w:tcW w:w="3011" w:type="dxa"/>
+            <w:tcBorders>
+              <w:top w:val="single" w:sz="4" w:space="0" w:color="808080"/>
+              <w:left w:val="single" w:sz="4" w:space="0" w:color="808080"/>
+              <w:bottom w:val="single" w:sz="4" w:space="0" w:color="808080"/>
+              <w:right w:val="single" w:sz="4" w:space="0" w:color="808080"/>
+            </w:tcBorders>
+          </w:tcPr>
+          <w:p>
+            <w:pPr>
+              <w:pStyle w:val="Normal"/>
+              <w:spacing w:lineRule="exact" w:line="260" w:before="0" w:after="40"/>
+              <w:rPr/>
+            </w:pPr>
+            <w:r>
+              <w:rPr>
+                <w:b w:val="false"/>
+                <w:bCs w:val="false"/>
+                <w:sz w:val="19"/>
+                <w:szCs w:val="19"/>
+              </w:rPr>
+              <w:t>Trung tâm xử lý &amp; thông báo</w:t>
+            </w:r>
+          </w:p>
+        </w:tc>
+        <w:tc>
+          <w:tcPr>
+            <w:tcW w:w="6626" w:type="dxa"/>
+            <w:tcBorders>
+              <w:top w:val="single" w:sz="4" w:space="0" w:color="808080"/>
+              <w:left w:val="single" w:sz="4" w:space="0" w:color="808080"/>
+              <w:bottom w:val="single" w:sz="4" w:space="0" w:color="808080"/>
+              <w:right w:val="single" w:sz="4" w:space="0" w:color="808080"/>
+            </w:tcBorders>
+          </w:tcPr>
+          <w:p>
+            <w:pPr>
+              <w:pStyle w:val="Normal"/>
+              <w:spacing w:lineRule="exact" w:line="260" w:before="0" w:after="40"/>
+              <w:rPr/>
+            </w:pPr>
+            <w:r>
+              <w:rPr>
+                <w:b w:val="false"/>
+                <w:bCs w:val="false"/>
+                <w:sz w:val="19"/>
+                <w:szCs w:val="19"/>
+              </w:rPr>
+              <w:t>Xử lý, tạm hoãn; chuông thông báo, thông báo desktop</w:t>
+            </w:r>
+          </w:p>
+        </w:tc>
+      </w:tr>
+      <w:tr>
+        <w:trPr/>
+        <w:tc>
+          <w:tcPr>
+            <w:tcW w:w="3011" w:type="dxa"/>
+            <w:tcBorders>
+              <w:top w:val="single" w:sz="4" w:space="0" w:color="808080"/>
+              <w:left w:val="single" w:sz="4" w:space="0" w:color="808080"/>
+              <w:bottom w:val="single" w:sz="4" w:space="0" w:color="808080"/>
+              <w:right w:val="single" w:sz="4" w:space="0" w:color="808080"/>
+            </w:tcBorders>
+          </w:tcPr>
+          <w:p>
+            <w:pPr>
+              <w:pStyle w:val="Normal"/>
+              <w:spacing w:lineRule="exact" w:line="260" w:before="0" w:after="40"/>
+              <w:rPr/>
+            </w:pPr>
+            <w:r>
+              <w:rPr>
+                <w:b w:val="false"/>
+                <w:bCs w:val="false"/>
+                <w:sz w:val="19"/>
+                <w:szCs w:val="19"/>
+              </w:rPr>
+              <w:t>Dự án &amp; các view</w:t>
+            </w:r>
+          </w:p>
+        </w:tc>
+        <w:tc>
+          <w:tcPr>
+            <w:tcW w:w="6626" w:type="dxa"/>
+            <w:tcBorders>
+              <w:top w:val="single" w:sz="4" w:space="0" w:color="808080"/>
+              <w:left w:val="single" w:sz="4" w:space="0" w:color="808080"/>
+              <w:bottom w:val="single" w:sz="4" w:space="0" w:color="808080"/>
+              <w:right w:val="single" w:sz="4" w:space="0" w:color="808080"/>
+            </w:tcBorders>
+          </w:tcPr>
+          <w:p>
+            <w:pPr>
+              <w:pStyle w:val="Normal"/>
+              <w:spacing w:lineRule="exact" w:line="260" w:before="0" w:after="40"/>
+              <w:rPr/>
+            </w:pPr>
+            <w:r>
+              <w:rPr>
+                <w:b w:val="false"/>
+                <w:bCs w:val="false"/>
+                <w:sz w:val="19"/>
+                <w:szCs w:val="19"/>
+              </w:rPr>
+              <w:t>Tạo dự án, Bảng, thanh công cụ, lưu view, xuất file, Kanban, Lịch, Gallery, Biểu mẫu, Gantt, Eisenhower, thao tác dùng chung</w:t>
+            </w:r>
+          </w:p>
+        </w:tc>
+      </w:tr>
+      <w:tr>
+        <w:trPr/>
+        <w:tc>
+          <w:tcPr>
+            <w:tcW w:w="3011" w:type="dxa"/>
+            <w:tcBorders>
+              <w:top w:val="single" w:sz="4" w:space="0" w:color="808080"/>
+              <w:left w:val="single" w:sz="4" w:space="0" w:color="808080"/>
+              <w:bottom w:val="single" w:sz="4" w:space="0" w:color="808080"/>
+              <w:right w:val="single" w:sz="4" w:space="0" w:color="808080"/>
+            </w:tcBorders>
+          </w:tcPr>
+          <w:p>
+            <w:pPr>
+              <w:pStyle w:val="Normal"/>
+              <w:spacing w:lineRule="exact" w:line="260" w:before="0" w:after="40"/>
+              <w:rPr/>
+            </w:pPr>
+            <w:r>
+              <w:rPr>
+                <w:b w:val="false"/>
+                <w:bCs w:val="false"/>
+                <w:sz w:val="19"/>
+                <w:szCs w:val="19"/>
+              </w:rPr>
+              <w:t>Chi tiết task</w:t>
+            </w:r>
+          </w:p>
+        </w:tc>
+        <w:tc>
+          <w:tcPr>
+            <w:tcW w:w="6626" w:type="dxa"/>
+            <w:tcBorders>
+              <w:top w:val="single" w:sz="4" w:space="0" w:color="808080"/>
+              <w:left w:val="single" w:sz="4" w:space="0" w:color="808080"/>
+              <w:bottom w:val="single" w:sz="4" w:space="0" w:color="808080"/>
+              <w:right w:val="single" w:sz="4" w:space="0" w:color="808080"/>
+            </w:tcBorders>
+          </w:tcPr>
+          <w:p>
+            <w:pPr>
+              <w:pStyle w:val="Normal"/>
+              <w:spacing w:lineRule="exact" w:line="260" w:before="0" w:after="40"/>
+              <w:rPr/>
+            </w:pPr>
+            <w:r>
+              <w:rPr>
+                <w:b w:val="false"/>
+                <w:bCs w:val="false"/>
+                <w:sz w:val="19"/>
+                <w:szCs w:val="19"/>
+              </w:rPr>
+              <w:t>Panel và trang task, các trường, kiểm tra khi Done, bình luận, file, phê duyệt, Focus, AI trên task</w:t>
+            </w:r>
+          </w:p>
+        </w:tc>
+      </w:tr>
+      <w:tr>
+        <w:trPr/>
+        <w:tc>
+          <w:tcPr>
+            <w:tcW w:w="3011" w:type="dxa"/>
+            <w:tcBorders>
+              <w:top w:val="single" w:sz="4" w:space="0" w:color="808080"/>
+              <w:left w:val="single" w:sz="4" w:space="0" w:color="808080"/>
+              <w:bottom w:val="single" w:sz="4" w:space="0" w:color="808080"/>
+              <w:right w:val="single" w:sz="4" w:space="0" w:color="808080"/>
+            </w:tcBorders>
+          </w:tcPr>
+          <w:p>
+            <w:pPr>
+              <w:pStyle w:val="Normal"/>
+              <w:spacing w:lineRule="exact" w:line="260" w:before="0" w:after="40"/>
+              <w:rPr/>
+            </w:pPr>
+            <w:r>
+              <w:rPr>
+                <w:b w:val="false"/>
+                <w:bCs w:val="false"/>
+                <w:sz w:val="19"/>
+                <w:szCs w:val="19"/>
+              </w:rPr>
+              <w:t>Cài đặt dự án</w:t>
+            </w:r>
+          </w:p>
+        </w:tc>
+        <w:tc>
+          <w:tcPr>
+            <w:tcW w:w="6626" w:type="dxa"/>
+            <w:tcBorders>
+              <w:top w:val="single" w:sz="4" w:space="0" w:color="808080"/>
+              <w:left w:val="single" w:sz="4" w:space="0" w:color="808080"/>
+              <w:bottom w:val="single" w:sz="4" w:space="0" w:color="808080"/>
+              <w:right w:val="single" w:sz="4" w:space="0" w:color="808080"/>
+            </w:tcBorders>
+          </w:tcPr>
+          <w:p>
+            <w:pPr>
+              <w:pStyle w:val="Normal"/>
+              <w:spacing w:lineRule="exact" w:line="260" w:before="0" w:after="40"/>
+              <w:rPr/>
+            </w:pPr>
+            <w:r>
+              <w:rPr>
+                <w:b w:val="false"/>
+                <w:bCs w:val="false"/>
+                <w:sz w:val="19"/>
+                <w:szCs w:val="19"/>
+              </w:rPr>
+              <w:t>Category, phân quyền trong dự án, chuyển giao dự án, chuyển toàn bộ dữ liệu</w:t>
+            </w:r>
+          </w:p>
+        </w:tc>
+      </w:tr>
+      <w:tr>
+        <w:trPr/>
+        <w:tc>
+          <w:tcPr>
+            <w:tcW w:w="3011" w:type="dxa"/>
+            <w:tcBorders>
+              <w:top w:val="single" w:sz="4" w:space="0" w:color="808080"/>
+              <w:left w:val="single" w:sz="4" w:space="0" w:color="808080"/>
+              <w:bottom w:val="single" w:sz="4" w:space="0" w:color="808080"/>
+              <w:right w:val="single" w:sz="4" w:space="0" w:color="808080"/>
+            </w:tcBorders>
+          </w:tcPr>
+          <w:p>
+            <w:pPr>
+              <w:pStyle w:val="Normal"/>
+              <w:spacing w:lineRule="exact" w:line="260" w:before="0" w:after="40"/>
+              <w:rPr/>
+            </w:pPr>
+            <w:r>
+              <w:rPr>
+                <w:b w:val="false"/>
+                <w:bCs w:val="false"/>
+                <w:sz w:val="19"/>
+                <w:szCs w:val="19"/>
+              </w:rPr>
+              <w:t>Báo cáo &amp; dashboard</w:t>
+            </w:r>
+          </w:p>
+        </w:tc>
+        <w:tc>
+          <w:tcPr>
+            <w:tcW w:w="6626" w:type="dxa"/>
+            <w:tcBorders>
+              <w:top w:val="single" w:sz="4" w:space="0" w:color="808080"/>
+              <w:left w:val="single" w:sz="4" w:space="0" w:color="808080"/>
+              <w:bottom w:val="single" w:sz="4" w:space="0" w:color="808080"/>
+              <w:right w:val="single" w:sz="4" w:space="0" w:color="808080"/>
+            </w:tcBorders>
+          </w:tcPr>
+          <w:p>
+            <w:pPr>
+              <w:pStyle w:val="Normal"/>
+              <w:spacing w:lineRule="exact" w:line="260" w:before="0" w:after="40"/>
+              <w:rPr/>
+            </w:pPr>
+            <w:r>
+              <w:rPr>
+                <w:b w:val="false"/>
+                <w:bCs w:val="false"/>
+                <w:sz w:val="19"/>
+                <w:szCs w:val="19"/>
+              </w:rPr>
+              <w:t>Bảng điều khiển dự án, loại biểu đồ, dashboard workspace, tạo bằng AI, AI Narrative, báo cáo PDF</w:t>
+            </w:r>
+          </w:p>
+        </w:tc>
+      </w:tr>
+      <w:tr>
+        <w:trPr/>
+        <w:tc>
+          <w:tcPr>
+            <w:tcW w:w="3011" w:type="dxa"/>
+            <w:tcBorders>
+              <w:top w:val="single" w:sz="4" w:space="0" w:color="808080"/>
+              <w:left w:val="single" w:sz="4" w:space="0" w:color="808080"/>
+              <w:bottom w:val="single" w:sz="4" w:space="0" w:color="808080"/>
+              <w:right w:val="single" w:sz="4" w:space="0" w:color="808080"/>
+            </w:tcBorders>
+          </w:tcPr>
+          <w:p>
+            <w:pPr>
+              <w:pStyle w:val="Normal"/>
+              <w:spacing w:lineRule="exact" w:line="260" w:before="0" w:after="40"/>
+              <w:rPr/>
+            </w:pPr>
+            <w:r>
+              <w:rPr>
+                <w:b w:val="false"/>
+                <w:bCs w:val="false"/>
+                <w:sz w:val="19"/>
+                <w:szCs w:val="19"/>
+              </w:rPr>
+              <w:t>OKRs, Wiki, Second Brain</w:t>
+            </w:r>
+          </w:p>
+        </w:tc>
+        <w:tc>
+          <w:tcPr>
+            <w:tcW w:w="6626" w:type="dxa"/>
+            <w:tcBorders>
+              <w:top w:val="single" w:sz="4" w:space="0" w:color="808080"/>
+              <w:left w:val="single" w:sz="4" w:space="0" w:color="808080"/>
+              <w:bottom w:val="single" w:sz="4" w:space="0" w:color="808080"/>
+              <w:right w:val="single" w:sz="4" w:space="0" w:color="808080"/>
+            </w:tcBorders>
+          </w:tcPr>
+          <w:p>
+            <w:pPr>
+              <w:pStyle w:val="Normal"/>
+              <w:spacing w:lineRule="exact" w:line="260" w:before="0" w:after="40"/>
+              <w:rPr/>
+            </w:pPr>
+            <w:r>
+              <w:rPr>
+                <w:b w:val="false"/>
+                <w:bCs w:val="false"/>
+                <w:sz w:val="19"/>
+                <w:szCs w:val="19"/>
+              </w:rPr>
+              <w:t>Mục tiêu và key result; trang, liên kết, phân quyền wiki; Home theo kỳ, nhật ký, hỏi có nguồn</w:t>
+            </w:r>
+          </w:p>
+        </w:tc>
+      </w:tr>
+      <w:tr>
+        <w:trPr/>
+        <w:tc>
+          <w:tcPr>
+            <w:tcW w:w="3011" w:type="dxa"/>
+            <w:tcBorders>
+              <w:top w:val="single" w:sz="4" w:space="0" w:color="808080"/>
+              <w:left w:val="single" w:sz="4" w:space="0" w:color="808080"/>
+              <w:bottom w:val="single" w:sz="4" w:space="0" w:color="808080"/>
+              <w:right w:val="single" w:sz="4" w:space="0" w:color="808080"/>
+            </w:tcBorders>
+          </w:tcPr>
+          <w:p>
+            <w:pPr>
+              <w:pStyle w:val="Normal"/>
+              <w:spacing w:lineRule="exact" w:line="260" w:before="0" w:after="40"/>
+              <w:rPr/>
+            </w:pPr>
+            <w:r>
+              <w:rPr>
+                <w:b w:val="false"/>
+                <w:bCs w:val="false"/>
+                <w:sz w:val="19"/>
+                <w:szCs w:val="19"/>
+              </w:rPr>
+              <w:t>Workspace Intelligence (AI)</w:t>
+            </w:r>
+          </w:p>
+        </w:tc>
+        <w:tc>
+          <w:tcPr>
+            <w:tcW w:w="6626" w:type="dxa"/>
+            <w:tcBorders>
+              <w:top w:val="single" w:sz="4" w:space="0" w:color="808080"/>
+              <w:left w:val="single" w:sz="4" w:space="0" w:color="808080"/>
+              <w:bottom w:val="single" w:sz="4" w:space="0" w:color="808080"/>
+              <w:right w:val="single" w:sz="4" w:space="0" w:color="808080"/>
+            </w:tcBorders>
+          </w:tcPr>
+          <w:p>
+            <w:pPr>
+              <w:pStyle w:val="Normal"/>
+              <w:spacing w:lineRule="exact" w:line="260" w:before="0" w:after="40"/>
+              <w:rPr/>
+            </w:pPr>
+            <w:r>
+              <w:rPr>
+                <w:b w:val="false"/>
+                <w:bCs w:val="false"/>
+                <w:sz w:val="19"/>
+                <w:szCs w:val="19"/>
+              </w:rPr>
+              <w:t>Hỏi và làm báo cáo, nguồn trích dẫn ↗, tạo task bằng lời, giới hạn và lỗi</w:t>
+            </w:r>
+          </w:p>
+        </w:tc>
+      </w:tr>
+      <w:tr>
+        <w:trPr/>
+        <w:tc>
+          <w:tcPr>
+            <w:tcW w:w="3011" w:type="dxa"/>
+            <w:tcBorders>
+              <w:top w:val="single" w:sz="4" w:space="0" w:color="808080"/>
+              <w:left w:val="single" w:sz="4" w:space="0" w:color="808080"/>
+              <w:bottom w:val="single" w:sz="4" w:space="0" w:color="808080"/>
+              <w:right w:val="single" w:sz="4" w:space="0" w:color="808080"/>
+            </w:tcBorders>
+          </w:tcPr>
+          <w:p>
+            <w:pPr>
+              <w:pStyle w:val="Normal"/>
+              <w:spacing w:lineRule="exact" w:line="260" w:before="0" w:after="40"/>
+              <w:rPr/>
+            </w:pPr>
+            <w:r>
+              <w:rPr>
+                <w:b w:val="false"/>
+                <w:bCs w:val="false"/>
+                <w:sz w:val="19"/>
+                <w:szCs w:val="19"/>
+              </w:rPr>
+              <w:t>Agent Work, Vinh danh</w:t>
+            </w:r>
+          </w:p>
+        </w:tc>
+        <w:tc>
+          <w:tcPr>
+            <w:tcW w:w="6626" w:type="dxa"/>
+            <w:tcBorders>
+              <w:top w:val="single" w:sz="4" w:space="0" w:color="808080"/>
+              <w:left w:val="single" w:sz="4" w:space="0" w:color="808080"/>
+              <w:bottom w:val="single" w:sz="4" w:space="0" w:color="808080"/>
+              <w:right w:val="single" w:sz="4" w:space="0" w:color="808080"/>
+            </w:tcBorders>
+          </w:tcPr>
+          <w:p>
+            <w:pPr>
+              <w:pStyle w:val="Normal"/>
+              <w:spacing w:lineRule="exact" w:line="260" w:before="0" w:after="40"/>
+              <w:rPr/>
+            </w:pPr>
+            <w:r>
+              <w:rPr>
+                <w:b w:val="false"/>
+                <w:bCs w:val="false"/>
+                <w:sz w:val="19"/>
+                <w:szCs w:val="19"/>
+              </w:rPr>
+              <w:t>Lượt chạy, skill, phê duyệt; gửi lời khen, điểm và quà</w:t>
+            </w:r>
+          </w:p>
+        </w:tc>
+      </w:tr>
+      <w:tr>
+        <w:trPr/>
+        <w:tc>
+          <w:tcPr>
+            <w:tcW w:w="3011" w:type="dxa"/>
+            <w:tcBorders>
+              <w:top w:val="single" w:sz="4" w:space="0" w:color="808080"/>
+              <w:left w:val="single" w:sz="4" w:space="0" w:color="808080"/>
+              <w:bottom w:val="single" w:sz="4" w:space="0" w:color="808080"/>
+              <w:right w:val="single" w:sz="4" w:space="0" w:color="808080"/>
+            </w:tcBorders>
+          </w:tcPr>
+          <w:p>
+            <w:pPr>
+              <w:pStyle w:val="Normal"/>
+              <w:spacing w:lineRule="exact" w:line="260" w:before="0" w:after="40"/>
+              <w:rPr/>
+            </w:pPr>
+            <w:r>
+              <w:rPr>
+                <w:b w:val="false"/>
+                <w:bCs w:val="false"/>
+                <w:sz w:val="19"/>
+                <w:szCs w:val="19"/>
+              </w:rPr>
+              <w:t>Cài đặt</w:t>
+            </w:r>
+          </w:p>
+        </w:tc>
+        <w:tc>
+          <w:tcPr>
+            <w:tcW w:w="6626" w:type="dxa"/>
+            <w:tcBorders>
+              <w:top w:val="single" w:sz="4" w:space="0" w:color="808080"/>
+              <w:left w:val="single" w:sz="4" w:space="0" w:color="808080"/>
+              <w:bottom w:val="single" w:sz="4" w:space="0" w:color="808080"/>
+              <w:right w:val="single" w:sz="4" w:space="0" w:color="808080"/>
+            </w:tcBorders>
+          </w:tcPr>
+          <w:p>
+            <w:pPr>
+              <w:pStyle w:val="Normal"/>
+              <w:spacing w:lineRule="exact" w:line="260" w:before="0" w:after="40"/>
+              <w:rPr/>
+            </w:pPr>
+            <w:r>
+              <w:rPr>
+                <w:b w:val="false"/>
+                <w:bCs w:val="false"/>
+                <w:sz w:val="19"/>
+                <w:szCs w:val="19"/>
+              </w:rPr>
+              <w:t>Thành viên và vai trò, chuyển quyền sở hữu, quyền hạn, trạng thái task, hồ sơ &amp; AI, nhập/xuất</w:t>
+            </w:r>
+          </w:p>
+        </w:tc>
+      </w:tr>
+      <w:tr>
+        <w:trPr/>
+        <w:tc>
+          <w:tcPr>
+            <w:tcW w:w="3011" w:type="dxa"/>
+            <w:tcBorders>
+              <w:top w:val="single" w:sz="4" w:space="0" w:color="808080"/>
+              <w:left w:val="single" w:sz="4" w:space="0" w:color="808080"/>
+              <w:bottom w:val="single" w:sz="4" w:space="0" w:color="808080"/>
+              <w:right w:val="single" w:sz="4" w:space="0" w:color="808080"/>
+            </w:tcBorders>
+          </w:tcPr>
+          <w:p>
+            <w:pPr>
+              <w:pStyle w:val="Normal"/>
+              <w:spacing w:lineRule="exact" w:line="260" w:before="0" w:after="40"/>
+              <w:rPr/>
+            </w:pPr>
+            <w:r>
+              <w:rPr>
+                <w:b w:val="false"/>
+                <w:bCs w:val="false"/>
+                <w:sz w:val="19"/>
+                <w:szCs w:val="19"/>
+              </w:rPr>
+              <w:t>Tìm kiếm, phím tắt &amp; thiết bị</w:t>
+            </w:r>
+          </w:p>
+        </w:tc>
+        <w:tc>
+          <w:tcPr>
+            <w:tcW w:w="6626" w:type="dxa"/>
+            <w:tcBorders>
+              <w:top w:val="single" w:sz="4" w:space="0" w:color="808080"/>
+              <w:left w:val="single" w:sz="4" w:space="0" w:color="808080"/>
+              <w:bottom w:val="single" w:sz="4" w:space="0" w:color="808080"/>
+              <w:right w:val="single" w:sz="4" w:space="0" w:color="808080"/>
+            </w:tcBorders>
+          </w:tcPr>
+          <w:p>
+            <w:pPr>
+              <w:pStyle w:val="Normal"/>
+              <w:spacing w:lineRule="exact" w:line="260" w:before="0" w:after="40"/>
+              <w:rPr/>
+            </w:pPr>
+            <w:r>
+              <w:rPr>
+                <w:b w:val="false"/>
+                <w:bCs w:val="false"/>
+                <w:sz w:val="19"/>
+                <w:szCs w:val="19"/>
+              </w:rPr>
+              <w:t>Ctrl K, phím tắt trong bảng, điện thoại / máy tính bảng / ứng dụng Windows</w:t>
+            </w:r>
+          </w:p>
+        </w:tc>
+      </w:tr>
+      <w:tr>
+        <w:trPr/>
+        <w:tc>
+          <w:tcPr>
+            <w:tcW w:w="3011" w:type="dxa"/>
+            <w:tcBorders>
+              <w:top w:val="single" w:sz="4" w:space="0" w:color="808080"/>
+              <w:left w:val="single" w:sz="4" w:space="0" w:color="808080"/>
+              <w:bottom w:val="single" w:sz="4" w:space="0" w:color="808080"/>
+              <w:right w:val="single" w:sz="4" w:space="0" w:color="808080"/>
+            </w:tcBorders>
+          </w:tcPr>
+          <w:p>
+            <w:pPr>
+              <w:pStyle w:val="Normal"/>
+              <w:spacing w:lineRule="exact" w:line="260" w:before="0" w:after="40"/>
+              <w:rPr/>
+            </w:pPr>
+            <w:r>
+              <w:rPr>
+                <w:b w:val="false"/>
+                <w:bCs w:val="false"/>
+                <w:sz w:val="19"/>
+                <w:szCs w:val="19"/>
+              </w:rPr>
+              <w:t>Mẹo &amp; câu hỏi thường gặp</w:t>
+            </w:r>
+          </w:p>
+        </w:tc>
+        <w:tc>
+          <w:tcPr>
+            <w:tcW w:w="6626" w:type="dxa"/>
+            <w:tcBorders>
+              <w:top w:val="single" w:sz="4" w:space="0" w:color="808080"/>
+              <w:left w:val="single" w:sz="4" w:space="0" w:color="808080"/>
+              <w:bottom w:val="single" w:sz="4" w:space="0" w:color="808080"/>
+              <w:right w:val="single" w:sz="4" w:space="0" w:color="808080"/>
+            </w:tcBorders>
+          </w:tcPr>
+          <w:p>
+            <w:pPr>
+              <w:pStyle w:val="Normal"/>
+              <w:spacing w:lineRule="exact" w:line="260" w:before="0" w:after="40"/>
+              <w:rPr/>
+            </w:pPr>
+            <w:r>
+              <w:rPr>
+                <w:b w:val="false"/>
+                <w:bCs w:val="false"/>
+                <w:sz w:val="19"/>
+                <w:szCs w:val="19"/>
+              </w:rPr>
+              <w:t>Thói quen nên có, không thấy dự án, an toàn dữ liệu với AI, cần hỗ trợ thêm</w:t>
+            </w:r>
+          </w:p>
+        </w:tc>
+      </w:tr>
+    </w:tbl>
+    <w:p>
+      <w:pPr>
+        <w:pStyle w:val="Heading2"/>
+        <w:rPr/>
+      </w:pPr>
+      <w:bookmarkStart w:id="106" w:name="__RefHeading___Toc3377_1943486259"/>
+      <w:bookmarkEnd w:id="106"/>
+      <w:r>
+        <w:rPr/>
+        <w:t>24.2 Cách dùng</w:t>
+      </w:r>
+    </w:p>
+    <w:p>
+      <w:pPr>
+        <w:pStyle w:val="ListParagraph"/>
+        <w:numPr>
+          <w:ilvl w:val="0"/>
+          <w:numId w:val="62"/>
+        </w:numPr>
+        <w:spacing w:lineRule="exact" w:line="290" w:before="0" w:after="60"/>
+        <w:rPr/>
+      </w:pPr>
+      <w:r>
+        <w:rPr/>
+        <w:t xml:space="preserve">Bấm </w:t>
+      </w:r>
+      <w:r>
+        <w:rPr>
+          <w:b/>
+          <w:bCs/>
+        </w:rPr>
+        <w:t>Trợ giúp</w:t>
+      </w:r>
+      <w:r>
+        <w:rPr/>
+        <w:t xml:space="preserve"> trên menu, chọn một tab ở cột bên trái (điện thoại: hàng tab ở trên cùng, vuốt ngang để xem thêm).</w:t>
+      </w:r>
+    </w:p>
+    <w:p>
+      <w:pPr>
+        <w:pStyle w:val="ListParagraph"/>
+        <w:numPr>
+          <w:ilvl w:val="0"/>
+          <w:numId w:val="29"/>
+        </w:numPr>
+        <w:spacing w:lineRule="exact" w:line="290" w:before="0" w:after="60"/>
+        <w:rPr/>
+      </w:pPr>
+      <w:r>
+        <w:rPr/>
+        <w:t xml:space="preserve">Bấm vào một chủ đề để mở: phần tóm tắt, các bước </w:t>
+      </w:r>
+      <w:r>
+        <w:rPr>
+          <w:b/>
+          <w:bCs/>
+        </w:rPr>
+        <w:t>Cách làm</w:t>
+      </w:r>
+      <w:r>
+        <w:rPr/>
+        <w:t xml:space="preserve"> được đánh số và ô </w:t>
+      </w:r>
+      <w:r>
+        <w:rPr>
+          <w:b/>
+          <w:bCs/>
+        </w:rPr>
+        <w:t>mẹo</w:t>
+      </w:r>
+      <w:r>
+        <w:rPr/>
+        <w:t xml:space="preserve"> màu vàng.</w:t>
+      </w:r>
+    </w:p>
+    <w:p>
+      <w:pPr>
+        <w:pStyle w:val="ListParagraph"/>
+        <w:numPr>
+          <w:ilvl w:val="0"/>
+          <w:numId w:val="29"/>
+        </w:numPr>
+        <w:spacing w:lineRule="exact" w:line="290" w:before="0" w:after="60"/>
+        <w:rPr/>
+      </w:pPr>
+      <w:r>
+        <w:rPr/>
+        <w:t xml:space="preserve">Muốn tìm nhanh: gõ vào ô </w:t>
+      </w:r>
+      <w:r>
+        <w:rPr>
+          <w:b/>
+          <w:bCs/>
+        </w:rPr>
+        <w:t>Tìm trong trợ giúp</w:t>
+      </w:r>
+      <w:r>
+        <w:rPr/>
+        <w:t xml:space="preserve"> (VD "lọc", "focus", "phân quyền"). Có dấu hay không dấu đều tìm được, tìm trên mọi tab; bấm một kết quả để mở đúng chủ đề.</w:t>
+      </w:r>
+    </w:p>
+    <w:p>
+      <w:pPr>
+        <w:pStyle w:val="ListParagraph"/>
+        <w:numPr>
+          <w:ilvl w:val="0"/>
+          <w:numId w:val="29"/>
+        </w:numPr>
+        <w:spacing w:lineRule="exact" w:line="290" w:before="0" w:after="60"/>
+        <w:rPr/>
+      </w:pPr>
+      <w:r>
+        <w:rPr/>
+        <w:t xml:space="preserve">Bấm </w:t>
+      </w:r>
+      <w:r>
+        <w:rPr>
+          <w:b/>
+          <w:bCs/>
+        </w:rPr>
+        <w:t>Mở tính năng này</w:t>
+      </w:r>
+      <w:r>
+        <w:rPr/>
+        <w:t xml:space="preserve"> ở đầu tab để đi thẳng tới trang của tính năng.</w:t>
+      </w:r>
+    </w:p>
+    <w:p>
+      <w:pPr>
+        <w:pStyle w:val="Normal"/>
+        <w:pBdr>
+          <w:left w:val="single" w:sz="24" w:space="8" w:color="000000"/>
+        </w:pBdr>
+        <w:shd w:val="clear" w:color="auto" w:fill="F2F2F2"/>
+        <w:spacing w:before="120" w:after="0"/>
+        <w:ind w:left="200" w:right="200"/>
+        <w:rPr/>
+      </w:pPr>
+      <w:r>
+        <w:rPr>
+          <w:b/>
+          <w:bCs/>
+          <w:color w:val="000000"/>
+        </w:rPr>
+        <w:t>Mẹo</w:t>
+      </w:r>
+    </w:p>
+    <w:p>
+      <w:pPr>
+        <w:pStyle w:val="Normal"/>
+        <w:pBdr>
+          <w:left w:val="single" w:sz="24" w:space="8" w:color="000000"/>
+        </w:pBdr>
+        <w:shd w:val="clear" w:color="auto" w:fill="F2F2F2"/>
+        <w:spacing w:lineRule="exact" w:line="290" w:before="0" w:after="0"/>
+        <w:ind w:left="200" w:right="200"/>
+        <w:rPr/>
+      </w:pPr>
+      <w:r>
+        <w:rPr/>
+        <w:t xml:space="preserve">Địa chỉ trang luôn chứa tab và chủ đề đang mở (VD </w:t>
+      </w:r>
+      <w:r>
+        <w:rPr>
+          <w:rFonts w:eastAsia="Consolas" w:cs="Consolas" w:ascii="Consolas" w:hAnsi="Consolas"/>
+          <w:color w:val="000000"/>
+          <w:sz w:val="19"/>
+          <w:szCs w:val="19"/>
+        </w:rPr>
+        <w:t>…/help?tab=projects&amp;topic=grid</w:t>
+      </w:r>
+      <w:r>
+        <w:rPr/>
+        <w:t>). Sao chép địa chỉ này gửi đồng nghiệp để họ mở đúng phần hướng dẫn.</w:t>
+      </w:r>
+    </w:p>
+    <w:p>
+      <w:pPr>
+        <w:pStyle w:val="Normal"/>
+        <w:pBdr>
+          <w:left w:val="single" w:sz="24" w:space="8" w:color="000000"/>
+        </w:pBdr>
+        <w:shd w:val="clear" w:color="auto" w:fill="F2F2F2"/>
+        <w:spacing w:before="0" w:after="160"/>
+        <w:ind w:left="200" w:right="200"/>
+        <w:rPr/>
+      </w:pPr>
+      <w:r>
+        <w:rPr/>
+      </w:r>
+    </w:p>
+    <w:p>
+      <w:pPr>
+        <w:pStyle w:val="Heading1"/>
+        <w:rPr/>
+      </w:pPr>
+      <w:bookmarkStart w:id="107" w:name="__RefHeading___Toc3379_1943486259"/>
+      <w:bookmarkEnd w:id="107"/>
+      <w:r>
+        <w:rPr/>
+        <w:t>25. Phân quyền dự án, chuyển giao và chuyển dữ liệu</w:t>
+      </w:r>
+    </w:p>
+    <w:p>
+      <w:pPr>
+        <w:pStyle w:val="Normal"/>
+        <w:spacing w:lineRule="exact" w:line="300" w:before="0" w:after="120"/>
+        <w:rPr/>
+      </w:pPr>
+      <w:r>
+        <w:rPr/>
+        <w:t xml:space="preserve">Mở dự án → nút </w:t>
+      </w:r>
+      <w:r>
+        <w:rPr>
+          <w:b/>
+          <w:bCs/>
+        </w:rPr>
+        <w:t>…</w:t>
+      </w:r>
+      <w:r>
+        <w:rPr/>
+        <w:t xml:space="preserve"> cạnh tên dự án ở thanh bên → </w:t>
+      </w:r>
+      <w:r>
+        <w:rPr>
+          <w:b/>
+          <w:bCs/>
+        </w:rPr>
+        <w:t>Cài đặt dự án</w:t>
+      </w:r>
+      <w:r>
+        <w:rPr/>
+        <w:t>.</w:t>
+      </w:r>
+    </w:p>
+    <w:p>
+      <w:pPr>
+        <w:pStyle w:val="Heading2"/>
+        <w:rPr/>
+      </w:pPr>
+      <w:bookmarkStart w:id="108" w:name="__RefHeading___Toc3381_1943486259"/>
+      <w:bookmarkEnd w:id="108"/>
+      <w:r>
+        <w:rPr/>
+        <w:t>25.1 Phân quyền trong dự án</w:t>
+      </w:r>
+    </w:p>
+    <w:p>
+      <w:pPr>
+        <w:pStyle w:val="Normal"/>
+        <w:spacing w:lineRule="exact" w:line="300" w:before="0" w:after="120"/>
+        <w:rPr/>
+      </w:pPr>
+      <w:r>
+        <w:rPr/>
+        <w:t>Chủ dự án quyết định từng người được làm gì trong dự án của mình. Bảng phân quyền gồm một dòng cho mỗi thành viên và các cột quyền:</w:t>
+      </w:r>
+    </w:p>
+    <w:tbl>
+      <w:tblPr>
+        <w:tblW w:w="9638" w:type="dxa"/>
+        <w:jc w:val="left"/>
+        <w:tblInd w:w="0" w:type="dxa"/>
+        <w:tblLayout w:type="fixed"/>
+        <w:tblCellMar>
+          <w:top w:w="70" w:type="dxa"/>
+          <w:left w:w="110" w:type="dxa"/>
+          <w:bottom w:w="70" w:type="dxa"/>
+          <w:right w:w="110" w:type="dxa"/>
+        </w:tblCellMar>
+      </w:tblPr>
+      <w:tblGrid>
+        <w:gridCol w:w="3412"/>
+        <w:gridCol w:w="6225"/>
+      </w:tblGrid>
+      <w:tr>
+        <w:trPr>
+          <w:tblHeader w:val="true"/>
+        </w:trPr>
+        <w:tc>
+          <w:tcPr>
+            <w:tcW w:w="3412" w:type="dxa"/>
+            <w:tcBorders>
+              <w:top w:val="single" w:sz="4" w:space="0" w:color="808080"/>
+              <w:left w:val="single" w:sz="4" w:space="0" w:color="808080"/>
+              <w:bottom w:val="single" w:sz="4" w:space="0" w:color="808080"/>
+              <w:right w:val="single" w:sz="4" w:space="0" w:color="808080"/>
+            </w:tcBorders>
+            <w:shd w:color="auto" w:fill="D9D9D9" w:val="clear"/>
+          </w:tcPr>
+          <w:p>
+            <w:pPr>
+              <w:pStyle w:val="Normal"/>
+              <w:spacing w:lineRule="exact" w:line="260" w:before="0" w:after="40"/>
+              <w:rPr/>
+            </w:pPr>
+            <w:r>
+              <w:rPr>
+                <w:b/>
+                <w:bCs/>
+                <w:color w:val="000000"/>
+                <w:sz w:val="19"/>
+                <w:szCs w:val="19"/>
+              </w:rPr>
+              <w:t>Quyền</w:t>
+            </w:r>
+          </w:p>
+        </w:tc>
+        <w:tc>
+          <w:tcPr>
+            <w:tcW w:w="6225" w:type="dxa"/>
+            <w:tcBorders>
+              <w:top w:val="single" w:sz="4" w:space="0" w:color="808080"/>
+              <w:left w:val="single" w:sz="4" w:space="0" w:color="808080"/>
+              <w:bottom w:val="single" w:sz="4" w:space="0" w:color="808080"/>
+              <w:right w:val="single" w:sz="4" w:space="0" w:color="808080"/>
+            </w:tcBorders>
+            <w:shd w:color="auto" w:fill="D9D9D9" w:val="clear"/>
+          </w:tcPr>
+          <w:p>
+            <w:pPr>
+              <w:pStyle w:val="Normal"/>
+              <w:spacing w:lineRule="exact" w:line="260" w:before="0" w:after="40"/>
+              <w:rPr/>
+            </w:pPr>
+            <w:r>
+              <w:rPr>
+                <w:b/>
+                <w:bCs/>
+                <w:color w:val="000000"/>
+                <w:sz w:val="19"/>
+                <w:szCs w:val="19"/>
+              </w:rPr>
+              <w:t>Ý nghĩa</w:t>
+            </w:r>
+          </w:p>
+        </w:tc>
+      </w:tr>
+      <w:tr>
+        <w:trPr/>
+        <w:tc>
+          <w:tcPr>
+            <w:tcW w:w="3412" w:type="dxa"/>
+            <w:tcBorders>
+              <w:top w:val="single" w:sz="4" w:space="0" w:color="808080"/>
+              <w:left w:val="single" w:sz="4" w:space="0" w:color="808080"/>
+              <w:bottom w:val="single" w:sz="4" w:space="0" w:color="808080"/>
+              <w:right w:val="single" w:sz="4" w:space="0" w:color="808080"/>
+            </w:tcBorders>
+          </w:tcPr>
+          <w:p>
+            <w:pPr>
+              <w:pStyle w:val="Normal"/>
+              <w:spacing w:lineRule="exact" w:line="260" w:before="0" w:after="40"/>
+              <w:rPr/>
+            </w:pPr>
+            <w:r>
+              <w:rPr>
+                <w:b w:val="false"/>
+                <w:bCs w:val="false"/>
+                <w:sz w:val="19"/>
+                <w:szCs w:val="19"/>
+              </w:rPr>
+              <w:t>Tạo task</w:t>
+            </w:r>
+          </w:p>
+        </w:tc>
+        <w:tc>
+          <w:tcPr>
+            <w:tcW w:w="6225" w:type="dxa"/>
+            <w:tcBorders>
+              <w:top w:val="single" w:sz="4" w:space="0" w:color="808080"/>
+              <w:left w:val="single" w:sz="4" w:space="0" w:color="808080"/>
+              <w:bottom w:val="single" w:sz="4" w:space="0" w:color="808080"/>
+              <w:right w:val="single" w:sz="4" w:space="0" w:color="808080"/>
+            </w:tcBorders>
+          </w:tcPr>
+          <w:p>
+            <w:pPr>
+              <w:pStyle w:val="Normal"/>
+              <w:spacing w:lineRule="exact" w:line="260" w:before="0" w:after="40"/>
+              <w:rPr/>
+            </w:pPr>
+            <w:r>
+              <w:rPr>
+                <w:b w:val="false"/>
+                <w:bCs w:val="false"/>
+                <w:sz w:val="19"/>
+                <w:szCs w:val="19"/>
+              </w:rPr>
+              <w:t>Thêm task mới</w:t>
+            </w:r>
+          </w:p>
+        </w:tc>
+      </w:tr>
+      <w:tr>
+        <w:trPr/>
+        <w:tc>
+          <w:tcPr>
+            <w:tcW w:w="3412" w:type="dxa"/>
+            <w:tcBorders>
+              <w:top w:val="single" w:sz="4" w:space="0" w:color="808080"/>
+              <w:left w:val="single" w:sz="4" w:space="0" w:color="808080"/>
+              <w:bottom w:val="single" w:sz="4" w:space="0" w:color="808080"/>
+              <w:right w:val="single" w:sz="4" w:space="0" w:color="808080"/>
+            </w:tcBorders>
+          </w:tcPr>
+          <w:p>
+            <w:pPr>
+              <w:pStyle w:val="Normal"/>
+              <w:spacing w:lineRule="exact" w:line="260" w:before="0" w:after="40"/>
+              <w:rPr/>
+            </w:pPr>
+            <w:r>
+              <w:rPr>
+                <w:b w:val="false"/>
+                <w:bCs w:val="false"/>
+                <w:sz w:val="19"/>
+                <w:szCs w:val="19"/>
+              </w:rPr>
+              <w:t>Sửa task của mình / Sửa mọi task</w:t>
+            </w:r>
+          </w:p>
+        </w:tc>
+        <w:tc>
+          <w:tcPr>
+            <w:tcW w:w="6225" w:type="dxa"/>
+            <w:tcBorders>
+              <w:top w:val="single" w:sz="4" w:space="0" w:color="808080"/>
+              <w:left w:val="single" w:sz="4" w:space="0" w:color="808080"/>
+              <w:bottom w:val="single" w:sz="4" w:space="0" w:color="808080"/>
+              <w:right w:val="single" w:sz="4" w:space="0" w:color="808080"/>
+            </w:tcBorders>
+          </w:tcPr>
+          <w:p>
+            <w:pPr>
+              <w:pStyle w:val="Normal"/>
+              <w:spacing w:lineRule="exact" w:line="260" w:before="0" w:after="40"/>
+              <w:rPr/>
+            </w:pPr>
+            <w:r>
+              <w:rPr>
+                <w:b w:val="false"/>
+                <w:bCs w:val="false"/>
+                <w:sz w:val="19"/>
+                <w:szCs w:val="19"/>
+              </w:rPr>
+              <w:t>Sửa task mình tạo hoặc được giao / sửa bất kỳ task nào</w:t>
+            </w:r>
+          </w:p>
+        </w:tc>
+      </w:tr>
+      <w:tr>
+        <w:trPr/>
+        <w:tc>
+          <w:tcPr>
+            <w:tcW w:w="3412" w:type="dxa"/>
+            <w:tcBorders>
+              <w:top w:val="single" w:sz="4" w:space="0" w:color="808080"/>
+              <w:left w:val="single" w:sz="4" w:space="0" w:color="808080"/>
+              <w:bottom w:val="single" w:sz="4" w:space="0" w:color="808080"/>
+              <w:right w:val="single" w:sz="4" w:space="0" w:color="808080"/>
+            </w:tcBorders>
+          </w:tcPr>
+          <w:p>
+            <w:pPr>
+              <w:pStyle w:val="Normal"/>
+              <w:spacing w:lineRule="exact" w:line="260" w:before="0" w:after="40"/>
+              <w:rPr/>
+            </w:pPr>
+            <w:r>
+              <w:rPr>
+                <w:b w:val="false"/>
+                <w:bCs w:val="false"/>
+                <w:sz w:val="19"/>
+                <w:szCs w:val="19"/>
+              </w:rPr>
+              <w:t>Xoá task</w:t>
+            </w:r>
+          </w:p>
+        </w:tc>
+        <w:tc>
+          <w:tcPr>
+            <w:tcW w:w="6225" w:type="dxa"/>
+            <w:tcBorders>
+              <w:top w:val="single" w:sz="4" w:space="0" w:color="808080"/>
+              <w:left w:val="single" w:sz="4" w:space="0" w:color="808080"/>
+              <w:bottom w:val="single" w:sz="4" w:space="0" w:color="808080"/>
+              <w:right w:val="single" w:sz="4" w:space="0" w:color="808080"/>
+            </w:tcBorders>
+          </w:tcPr>
+          <w:p>
+            <w:pPr>
+              <w:pStyle w:val="Normal"/>
+              <w:spacing w:lineRule="exact" w:line="260" w:before="0" w:after="40"/>
+              <w:rPr/>
+            </w:pPr>
+            <w:r>
+              <w:rPr>
+                <w:b w:val="false"/>
+                <w:bCs w:val="false"/>
+                <w:sz w:val="19"/>
+                <w:szCs w:val="19"/>
+              </w:rPr>
+              <w:t>Xoá task</w:t>
+            </w:r>
+          </w:p>
+        </w:tc>
+      </w:tr>
+      <w:tr>
+        <w:trPr/>
+        <w:tc>
+          <w:tcPr>
+            <w:tcW w:w="3412" w:type="dxa"/>
+            <w:tcBorders>
+              <w:top w:val="single" w:sz="4" w:space="0" w:color="808080"/>
+              <w:left w:val="single" w:sz="4" w:space="0" w:color="808080"/>
+              <w:bottom w:val="single" w:sz="4" w:space="0" w:color="808080"/>
+              <w:right w:val="single" w:sz="4" w:space="0" w:color="808080"/>
+            </w:tcBorders>
+          </w:tcPr>
+          <w:p>
+            <w:pPr>
+              <w:pStyle w:val="Normal"/>
+              <w:spacing w:lineRule="exact" w:line="260" w:before="0" w:after="40"/>
+              <w:rPr/>
+            </w:pPr>
+            <w:r>
+              <w:rPr>
+                <w:b w:val="false"/>
+                <w:bCs w:val="false"/>
+                <w:sz w:val="19"/>
+                <w:szCs w:val="19"/>
+              </w:rPr>
+              <w:t>Bình luận</w:t>
+            </w:r>
+          </w:p>
+        </w:tc>
+        <w:tc>
+          <w:tcPr>
+            <w:tcW w:w="6225" w:type="dxa"/>
+            <w:tcBorders>
+              <w:top w:val="single" w:sz="4" w:space="0" w:color="808080"/>
+              <w:left w:val="single" w:sz="4" w:space="0" w:color="808080"/>
+              <w:bottom w:val="single" w:sz="4" w:space="0" w:color="808080"/>
+              <w:right w:val="single" w:sz="4" w:space="0" w:color="808080"/>
+            </w:tcBorders>
+          </w:tcPr>
+          <w:p>
+            <w:pPr>
+              <w:pStyle w:val="Normal"/>
+              <w:spacing w:lineRule="exact" w:line="260" w:before="0" w:after="40"/>
+              <w:rPr/>
+            </w:pPr>
+            <w:r>
+              <w:rPr>
+                <w:b w:val="false"/>
+                <w:bCs w:val="false"/>
+                <w:sz w:val="19"/>
+                <w:szCs w:val="19"/>
+              </w:rPr>
+              <w:t>Viết bình luận trên task</w:t>
+            </w:r>
+          </w:p>
+        </w:tc>
+      </w:tr>
+      <w:tr>
+        <w:trPr/>
+        <w:tc>
+          <w:tcPr>
+            <w:tcW w:w="3412" w:type="dxa"/>
+            <w:tcBorders>
+              <w:top w:val="single" w:sz="4" w:space="0" w:color="808080"/>
+              <w:left w:val="single" w:sz="4" w:space="0" w:color="808080"/>
+              <w:bottom w:val="single" w:sz="4" w:space="0" w:color="808080"/>
+              <w:right w:val="single" w:sz="4" w:space="0" w:color="808080"/>
+            </w:tcBorders>
+          </w:tcPr>
+          <w:p>
+            <w:pPr>
+              <w:pStyle w:val="Normal"/>
+              <w:spacing w:lineRule="exact" w:line="260" w:before="0" w:after="40"/>
+              <w:rPr/>
+            </w:pPr>
+            <w:r>
+              <w:rPr>
+                <w:b w:val="false"/>
+                <w:bCs w:val="false"/>
+                <w:sz w:val="19"/>
+                <w:szCs w:val="19"/>
+              </w:rPr>
+              <w:t>Thêm / sửa cột</w:t>
+            </w:r>
+          </w:p>
+        </w:tc>
+        <w:tc>
+          <w:tcPr>
+            <w:tcW w:w="6225" w:type="dxa"/>
+            <w:tcBorders>
+              <w:top w:val="single" w:sz="4" w:space="0" w:color="808080"/>
+              <w:left w:val="single" w:sz="4" w:space="0" w:color="808080"/>
+              <w:bottom w:val="single" w:sz="4" w:space="0" w:color="808080"/>
+              <w:right w:val="single" w:sz="4" w:space="0" w:color="808080"/>
+            </w:tcBorders>
+          </w:tcPr>
+          <w:p>
+            <w:pPr>
+              <w:pStyle w:val="Normal"/>
+              <w:spacing w:lineRule="exact" w:line="260" w:before="0" w:after="40"/>
+              <w:rPr/>
+            </w:pPr>
+            <w:r>
+              <w:rPr>
+                <w:b w:val="false"/>
+                <w:bCs w:val="false"/>
+                <w:sz w:val="19"/>
+                <w:szCs w:val="19"/>
+              </w:rPr>
+              <w:t>Tạo, đổi tên, xoá cột riêng của dự án</w:t>
+            </w:r>
+          </w:p>
+        </w:tc>
+      </w:tr>
+      <w:tr>
+        <w:trPr/>
+        <w:tc>
+          <w:tcPr>
+            <w:tcW w:w="3412" w:type="dxa"/>
+            <w:tcBorders>
+              <w:top w:val="single" w:sz="4" w:space="0" w:color="808080"/>
+              <w:left w:val="single" w:sz="4" w:space="0" w:color="808080"/>
+              <w:bottom w:val="single" w:sz="4" w:space="0" w:color="808080"/>
+              <w:right w:val="single" w:sz="4" w:space="0" w:color="808080"/>
+            </w:tcBorders>
+          </w:tcPr>
+          <w:p>
+            <w:pPr>
+              <w:pStyle w:val="Normal"/>
+              <w:spacing w:lineRule="exact" w:line="260" w:before="0" w:after="40"/>
+              <w:rPr/>
+            </w:pPr>
+            <w:r>
+              <w:rPr>
+                <w:b w:val="false"/>
+                <w:bCs w:val="false"/>
+                <w:sz w:val="19"/>
+                <w:szCs w:val="19"/>
+              </w:rPr>
+              <w:t>Thêm view / Sửa view chung</w:t>
+            </w:r>
+          </w:p>
+        </w:tc>
+        <w:tc>
+          <w:tcPr>
+            <w:tcW w:w="6225" w:type="dxa"/>
+            <w:tcBorders>
+              <w:top w:val="single" w:sz="4" w:space="0" w:color="808080"/>
+              <w:left w:val="single" w:sz="4" w:space="0" w:color="808080"/>
+              <w:bottom w:val="single" w:sz="4" w:space="0" w:color="808080"/>
+              <w:right w:val="single" w:sz="4" w:space="0" w:color="808080"/>
+            </w:tcBorders>
+          </w:tcPr>
+          <w:p>
+            <w:pPr>
+              <w:pStyle w:val="Normal"/>
+              <w:spacing w:lineRule="exact" w:line="260" w:before="0" w:after="40"/>
+              <w:rPr/>
+            </w:pPr>
+            <w:r>
+              <w:rPr>
+                <w:b w:val="false"/>
+                <w:bCs w:val="false"/>
+                <w:sz w:val="19"/>
+                <w:szCs w:val="19"/>
+              </w:rPr>
+              <w:t>Tạo view mới / sửa, xoá các view dùng chung</w:t>
+            </w:r>
+          </w:p>
+        </w:tc>
+      </w:tr>
+      <w:tr>
+        <w:trPr/>
+        <w:tc>
+          <w:tcPr>
+            <w:tcW w:w="3412" w:type="dxa"/>
+            <w:tcBorders>
+              <w:top w:val="single" w:sz="4" w:space="0" w:color="808080"/>
+              <w:left w:val="single" w:sz="4" w:space="0" w:color="808080"/>
+              <w:bottom w:val="single" w:sz="4" w:space="0" w:color="808080"/>
+              <w:right w:val="single" w:sz="4" w:space="0" w:color="808080"/>
+            </w:tcBorders>
+          </w:tcPr>
+          <w:p>
+            <w:pPr>
+              <w:pStyle w:val="Normal"/>
+              <w:spacing w:lineRule="exact" w:line="260" w:before="0" w:after="40"/>
+              <w:rPr/>
+            </w:pPr>
+            <w:r>
+              <w:rPr>
+                <w:b w:val="false"/>
+                <w:bCs w:val="false"/>
+                <w:sz w:val="19"/>
+                <w:szCs w:val="19"/>
+              </w:rPr>
+              <w:t>Quản lý mục tiêu</w:t>
+            </w:r>
+          </w:p>
+        </w:tc>
+        <w:tc>
+          <w:tcPr>
+            <w:tcW w:w="6225" w:type="dxa"/>
+            <w:tcBorders>
+              <w:top w:val="single" w:sz="4" w:space="0" w:color="808080"/>
+              <w:left w:val="single" w:sz="4" w:space="0" w:color="808080"/>
+              <w:bottom w:val="single" w:sz="4" w:space="0" w:color="808080"/>
+              <w:right w:val="single" w:sz="4" w:space="0" w:color="808080"/>
+            </w:tcBorders>
+          </w:tcPr>
+          <w:p>
+            <w:pPr>
+              <w:pStyle w:val="Normal"/>
+              <w:spacing w:lineRule="exact" w:line="260" w:before="0" w:after="40"/>
+              <w:rPr/>
+            </w:pPr>
+            <w:r>
+              <w:rPr>
+                <w:b w:val="false"/>
+                <w:bCs w:val="false"/>
+                <w:sz w:val="19"/>
+                <w:szCs w:val="19"/>
+              </w:rPr>
+              <w:t>Tạo, sửa mục tiêu và key result của dự án</w:t>
+            </w:r>
+          </w:p>
+        </w:tc>
+      </w:tr>
+      <w:tr>
+        <w:trPr/>
+        <w:tc>
+          <w:tcPr>
+            <w:tcW w:w="3412" w:type="dxa"/>
+            <w:tcBorders>
+              <w:top w:val="single" w:sz="4" w:space="0" w:color="808080"/>
+              <w:left w:val="single" w:sz="4" w:space="0" w:color="808080"/>
+              <w:bottom w:val="single" w:sz="4" w:space="0" w:color="808080"/>
+              <w:right w:val="single" w:sz="4" w:space="0" w:color="808080"/>
+            </w:tcBorders>
+          </w:tcPr>
+          <w:p>
+            <w:pPr>
+              <w:pStyle w:val="Normal"/>
+              <w:spacing w:lineRule="exact" w:line="260" w:before="0" w:after="40"/>
+              <w:rPr/>
+            </w:pPr>
+            <w:r>
+              <w:rPr>
+                <w:b w:val="false"/>
+                <w:bCs w:val="false"/>
+                <w:sz w:val="19"/>
+                <w:szCs w:val="19"/>
+              </w:rPr>
+              <w:t>Cài đặt dự án</w:t>
+            </w:r>
+          </w:p>
+        </w:tc>
+        <w:tc>
+          <w:tcPr>
+            <w:tcW w:w="6225" w:type="dxa"/>
+            <w:tcBorders>
+              <w:top w:val="single" w:sz="4" w:space="0" w:color="808080"/>
+              <w:left w:val="single" w:sz="4" w:space="0" w:color="808080"/>
+              <w:bottom w:val="single" w:sz="4" w:space="0" w:color="808080"/>
+              <w:right w:val="single" w:sz="4" w:space="0" w:color="808080"/>
+            </w:tcBorders>
+          </w:tcPr>
+          <w:p>
+            <w:pPr>
+              <w:pStyle w:val="Normal"/>
+              <w:spacing w:lineRule="exact" w:line="260" w:before="0" w:after="40"/>
+              <w:rPr/>
+            </w:pPr>
+            <w:r>
+              <w:rPr>
+                <w:b w:val="false"/>
+                <w:bCs w:val="false"/>
+                <w:sz w:val="19"/>
+                <w:szCs w:val="19"/>
+              </w:rPr>
+              <w:t>Sửa thông tin chung, category</w:t>
+            </w:r>
+          </w:p>
+        </w:tc>
+      </w:tr>
+      <w:tr>
+        <w:trPr/>
+        <w:tc>
+          <w:tcPr>
+            <w:tcW w:w="3412" w:type="dxa"/>
+            <w:tcBorders>
+              <w:top w:val="single" w:sz="4" w:space="0" w:color="808080"/>
+              <w:left w:val="single" w:sz="4" w:space="0" w:color="808080"/>
+              <w:bottom w:val="single" w:sz="4" w:space="0" w:color="808080"/>
+              <w:right w:val="single" w:sz="4" w:space="0" w:color="808080"/>
+            </w:tcBorders>
+          </w:tcPr>
+          <w:p>
+            <w:pPr>
+              <w:pStyle w:val="Normal"/>
+              <w:spacing w:lineRule="exact" w:line="260" w:before="0" w:after="40"/>
+              <w:rPr/>
+            </w:pPr>
+            <w:r>
+              <w:rPr>
+                <w:b w:val="false"/>
+                <w:bCs w:val="false"/>
+                <w:sz w:val="19"/>
+                <w:szCs w:val="19"/>
+              </w:rPr>
+              <w:t>Hiển thị</w:t>
+            </w:r>
+          </w:p>
+        </w:tc>
+        <w:tc>
+          <w:tcPr>
+            <w:tcW w:w="6225" w:type="dxa"/>
+            <w:tcBorders>
+              <w:top w:val="single" w:sz="4" w:space="0" w:color="808080"/>
+              <w:left w:val="single" w:sz="4" w:space="0" w:color="808080"/>
+              <w:bottom w:val="single" w:sz="4" w:space="0" w:color="808080"/>
+              <w:right w:val="single" w:sz="4" w:space="0" w:color="808080"/>
+            </w:tcBorders>
+          </w:tcPr>
+          <w:p>
+            <w:pPr>
+              <w:pStyle w:val="Normal"/>
+              <w:spacing w:lineRule="exact" w:line="260" w:before="0" w:after="40"/>
+              <w:rPr/>
+            </w:pPr>
+            <w:r>
+              <w:rPr>
+                <w:b w:val="false"/>
+                <w:bCs w:val="false"/>
+                <w:sz w:val="19"/>
+                <w:szCs w:val="19"/>
+              </w:rPr>
+              <w:t>Bỏ chọn để ẩn dự án với người đó (họ không thấy và không làm được gì trong dự án)</w:t>
+            </w:r>
+          </w:p>
+        </w:tc>
+      </w:tr>
+    </w:tbl>
+    <w:p>
+      <w:pPr>
+        <w:pStyle w:val="ListParagraph"/>
+        <w:numPr>
+          <w:ilvl w:val="0"/>
+          <w:numId w:val="63"/>
+        </w:numPr>
+        <w:spacing w:lineRule="exact" w:line="290" w:before="0" w:after="60"/>
+        <w:rPr/>
+      </w:pPr>
+      <w:r>
+        <w:rPr/>
+        <w:t xml:space="preserve">Tick / bỏ tick các ô quyền của từng người. Dùng </w:t>
+      </w:r>
+      <w:r>
+        <w:rPr>
+          <w:b/>
+          <w:bCs/>
+        </w:rPr>
+        <w:t>template</w:t>
+      </w:r>
+      <w:r>
+        <w:rPr/>
+        <w:t xml:space="preserve"> để điền nhanh cả dòng theo mẫu.</w:t>
+      </w:r>
+    </w:p>
+    <w:p>
+      <w:pPr>
+        <w:pStyle w:val="ListParagraph"/>
+        <w:numPr>
+          <w:ilvl w:val="0"/>
+          <w:numId w:val="30"/>
+        </w:numPr>
+        <w:spacing w:lineRule="exact" w:line="290" w:before="0" w:after="60"/>
+        <w:rPr/>
+      </w:pPr>
+      <w:r>
+        <w:rPr/>
+        <w:t xml:space="preserve">Bấm </w:t>
+      </w:r>
+      <w:r>
+        <w:rPr>
+          <w:b/>
+          <w:bCs/>
+        </w:rPr>
+        <w:t>Lưu</w:t>
+      </w:r>
+      <w:r>
+        <w:rPr/>
+        <w:t>. Chưa bấm Lưu thì chưa có gì thay đổi.</w:t>
+      </w:r>
+    </w:p>
+    <w:p>
+      <w:pPr>
+        <w:pStyle w:val="Normal"/>
+        <w:pBdr>
+          <w:left w:val="single" w:sz="24" w:space="8" w:color="000000"/>
+        </w:pBdr>
+        <w:shd w:val="clear" w:color="auto" w:fill="F2F2F2"/>
+        <w:spacing w:before="120" w:after="0"/>
+        <w:ind w:left="200" w:right="200"/>
+        <w:rPr/>
+      </w:pPr>
+      <w:r>
+        <w:rPr>
+          <w:b/>
+          <w:bCs/>
+          <w:color w:val="000000"/>
+        </w:rPr>
+        <w:t>Lưu ý</w:t>
+      </w:r>
+    </w:p>
+    <w:p>
+      <w:pPr>
+        <w:pStyle w:val="Normal"/>
+        <w:pBdr>
+          <w:left w:val="single" w:sz="24" w:space="8" w:color="000000"/>
+        </w:pBdr>
+        <w:shd w:val="clear" w:color="auto" w:fill="F2F2F2"/>
+        <w:spacing w:lineRule="exact" w:line="290" w:before="0" w:after="0"/>
+        <w:ind w:left="200" w:right="200"/>
+        <w:rPr/>
+      </w:pPr>
+      <w:r>
+        <w:rPr/>
+        <w:t xml:space="preserve">Trong dự án, </w:t>
+      </w:r>
+      <w:r>
+        <w:rPr>
+          <w:b/>
+          <w:bCs/>
+        </w:rPr>
+        <w:t>chủ dự án có quyền cao hơn chủ sở hữu và quản trị workspace</w:t>
+      </w:r>
+      <w:r>
+        <w:rPr/>
+        <w:t>: có thể thu hẹp quyền hoặc ẩn dự án với họ.</w:t>
+      </w:r>
+    </w:p>
+    <w:p>
+      <w:pPr>
+        <w:pStyle w:val="Normal"/>
+        <w:pBdr>
+          <w:left w:val="single" w:sz="24" w:space="8" w:color="000000"/>
+        </w:pBdr>
+        <w:shd w:val="clear" w:color="auto" w:fill="F2F2F2"/>
+        <w:spacing w:lineRule="exact" w:line="290" w:before="0" w:after="0"/>
+        <w:ind w:left="200" w:right="200"/>
+        <w:rPr/>
+      </w:pPr>
+      <w:r>
+        <w:rPr/>
+        <w:t>Không ai có quyền vượt quá vai trò workspace của mình (VD người Chỉ xem không bao giờ sửa được task).</w:t>
+      </w:r>
+    </w:p>
+    <w:p>
+      <w:pPr>
+        <w:pStyle w:val="Normal"/>
+        <w:pBdr>
+          <w:left w:val="single" w:sz="24" w:space="8" w:color="000000"/>
+        </w:pBdr>
+        <w:shd w:val="clear" w:color="auto" w:fill="F2F2F2"/>
+        <w:spacing w:lineRule="exact" w:line="290" w:before="0" w:after="0"/>
+        <w:ind w:left="200" w:right="200"/>
+        <w:rPr/>
+      </w:pPr>
+      <w:r>
+        <w:rPr/>
+        <w:t>Bảng có phần giải thích từng quyền và từng template ngay bên dưới.</w:t>
+      </w:r>
+    </w:p>
+    <w:p>
+      <w:pPr>
+        <w:pStyle w:val="Normal"/>
+        <w:pBdr>
+          <w:left w:val="single" w:sz="24" w:space="8" w:color="000000"/>
+        </w:pBdr>
+        <w:shd w:val="clear" w:color="auto" w:fill="F2F2F2"/>
+        <w:spacing w:before="0" w:after="160"/>
+        <w:ind w:left="200" w:right="200"/>
+        <w:rPr/>
+      </w:pPr>
+      <w:r>
+        <w:rPr/>
+      </w:r>
+    </w:p>
+    <w:p>
+      <w:pPr>
+        <w:pStyle w:val="Heading2"/>
+        <w:rPr/>
+      </w:pPr>
+      <w:bookmarkStart w:id="109" w:name="__RefHeading___Toc3383_1943486259"/>
+      <w:bookmarkEnd w:id="109"/>
+      <w:r>
+        <w:rPr/>
+        <w:t>25.2 Chuyển giao dự án</w:t>
+      </w:r>
+    </w:p>
+    <w:p>
+      <w:pPr>
+        <w:pStyle w:val="ListParagraph"/>
+        <w:numPr>
+          <w:ilvl w:val="0"/>
+          <w:numId w:val="64"/>
+        </w:numPr>
+        <w:spacing w:lineRule="exact" w:line="290" w:before="0" w:after="60"/>
+        <w:rPr/>
+      </w:pPr>
+      <w:r>
+        <w:rPr/>
+        <w:t xml:space="preserve">Trong Cài đặt dự án, ở dòng </w:t>
+      </w:r>
+      <w:r>
+        <w:rPr>
+          <w:b/>
+          <w:bCs/>
+        </w:rPr>
+        <w:t>Chủ dự án</w:t>
+      </w:r>
+      <w:r>
+        <w:rPr/>
+        <w:t xml:space="preserve">, bấm </w:t>
+      </w:r>
+      <w:r>
+        <w:rPr>
+          <w:b/>
+          <w:bCs/>
+        </w:rPr>
+        <w:t>Chuyển giao</w:t>
+      </w:r>
+      <w:r>
+        <w:rPr/>
+        <w:t>.</w:t>
+      </w:r>
+    </w:p>
+    <w:p>
+      <w:pPr>
+        <w:pStyle w:val="ListParagraph"/>
+        <w:numPr>
+          <w:ilvl w:val="0"/>
+          <w:numId w:val="31"/>
+        </w:numPr>
+        <w:spacing w:lineRule="exact" w:line="290" w:before="0" w:after="60"/>
+        <w:rPr/>
+      </w:pPr>
+      <w:r>
+        <w:rPr/>
+        <w:t xml:space="preserve">Chọn người nhận (chỉ những người có vai trò Biên tập trở lên mới làm chủ dự án được), bấm </w:t>
+      </w:r>
+      <w:r>
+        <w:rPr>
+          <w:b/>
+          <w:bCs/>
+        </w:rPr>
+        <w:t>Chuyển giao</w:t>
+      </w:r>
+      <w:r>
+        <w:rPr/>
+        <w:t>.</w:t>
+      </w:r>
+    </w:p>
+    <w:p>
+      <w:pPr>
+        <w:pStyle w:val="ListParagraph"/>
+        <w:numPr>
+          <w:ilvl w:val="0"/>
+          <w:numId w:val="31"/>
+        </w:numPr>
+        <w:spacing w:lineRule="exact" w:line="290" w:before="0" w:after="60"/>
+        <w:rPr/>
+      </w:pPr>
+      <w:r>
+        <w:rPr/>
+        <w:t xml:space="preserve">Đọc bảng xác nhận (người nhận thành chủ dự án, bạn mất quyền chủ dự án…), bấm </w:t>
+      </w:r>
+      <w:r>
+        <w:rPr>
+          <w:b/>
+          <w:bCs/>
+        </w:rPr>
+        <w:t>Xác nhận chuyển giao</w:t>
+      </w:r>
+      <w:r>
+        <w:rPr/>
+        <w:t xml:space="preserve"> - hoặc </w:t>
+      </w:r>
+      <w:r>
+        <w:rPr>
+          <w:b/>
+          <w:bCs/>
+        </w:rPr>
+        <w:t>Quay lại</w:t>
+      </w:r>
+      <w:r>
+        <w:rPr/>
+        <w:t xml:space="preserve"> để chọn người khác.</w:t>
+      </w:r>
+    </w:p>
+    <w:p>
+      <w:pPr>
+        <w:pStyle w:val="Heading2"/>
+        <w:rPr/>
+      </w:pPr>
+      <w:bookmarkStart w:id="110" w:name="__RefHeading___Toc3385_1943486259"/>
+      <w:bookmarkEnd w:id="110"/>
+      <w:r>
+        <w:rPr/>
+        <w:t>25.3 Chuyển toàn bộ dữ liệu sang dự án khác</w:t>
+      </w:r>
+    </w:p>
+    <w:p>
+      <w:pPr>
+        <w:pStyle w:val="Normal"/>
+        <w:spacing w:lineRule="exact" w:line="300" w:before="0" w:after="120"/>
+        <w:rPr/>
+      </w:pPr>
+      <w:r>
+        <w:rPr/>
+        <w:t>Dùng khi muốn gộp một dự án vào dự án khác mà vẫn giữ đủ task, bình luận, file, lịch sử, task con.</w:t>
+      </w:r>
+    </w:p>
+    <w:p>
+      <w:pPr>
+        <w:pStyle w:val="ListParagraph"/>
+        <w:numPr>
+          <w:ilvl w:val="0"/>
+          <w:numId w:val="65"/>
+        </w:numPr>
+        <w:spacing w:lineRule="exact" w:line="290" w:before="0" w:after="60"/>
+        <w:rPr/>
+      </w:pPr>
+      <w:r>
+        <w:rPr/>
+        <w:t xml:space="preserve">Ở mục </w:t>
+      </w:r>
+      <w:r>
+        <w:rPr>
+          <w:b/>
+          <w:bCs/>
+        </w:rPr>
+        <w:t>Chuyển toàn bộ dữ liệu sang dự án khác</w:t>
+      </w:r>
+      <w:r>
+        <w:rPr/>
+        <w:t>, chọn dự án đích.</w:t>
+      </w:r>
+    </w:p>
+    <w:p>
+      <w:pPr>
+        <w:pStyle w:val="ListParagraph"/>
+        <w:numPr>
+          <w:ilvl w:val="0"/>
+          <w:numId w:val="32"/>
+        </w:numPr>
+        <w:spacing w:lineRule="exact" w:line="290" w:before="0" w:after="60"/>
+        <w:rPr/>
+      </w:pPr>
+      <w:r>
+        <w:rPr/>
+        <w:t>Xem bản xem trước: số task (cả task đã xoá), bình luận, file, ý tưởng; cột và category nào được dùng lại, cái nào sẽ được tạo mới.</w:t>
+      </w:r>
+    </w:p>
+    <w:p>
+      <w:pPr>
+        <w:pStyle w:val="ListParagraph"/>
+        <w:numPr>
+          <w:ilvl w:val="0"/>
+          <w:numId w:val="32"/>
+        </w:numPr>
+        <w:spacing w:lineRule="exact" w:line="290" w:before="0" w:after="60"/>
+        <w:rPr/>
+      </w:pPr>
+      <w:r>
+        <w:rPr/>
+        <w:t xml:space="preserve">Chọn có chuyển </w:t>
+      </w:r>
+      <w:r>
+        <w:rPr>
+          <w:b/>
+          <w:bCs/>
+        </w:rPr>
+        <w:t>mục tiêu</w:t>
+      </w:r>
+      <w:r>
+        <w:rPr/>
+        <w:t xml:space="preserve"> của dự án không, và có </w:t>
+      </w:r>
+      <w:r>
+        <w:rPr>
+          <w:b/>
+          <w:bCs/>
+        </w:rPr>
+        <w:t>lưu trữ dự án nguồn</w:t>
+      </w:r>
+      <w:r>
+        <w:rPr/>
+        <w:t xml:space="preserve"> sau khi chuyển không.</w:t>
+      </w:r>
+    </w:p>
+    <w:p>
+      <w:pPr>
+        <w:pStyle w:val="ListParagraph"/>
+        <w:numPr>
+          <w:ilvl w:val="0"/>
+          <w:numId w:val="32"/>
+        </w:numPr>
+        <w:spacing w:lineRule="exact" w:line="290" w:before="0" w:after="60"/>
+        <w:rPr/>
+      </w:pPr>
+      <w:r>
+        <w:rPr/>
+        <w:t xml:space="preserve">Tick ô xác nhận rồi bấm </w:t>
+      </w:r>
+      <w:r>
+        <w:rPr>
+          <w:b/>
+          <w:bCs/>
+        </w:rPr>
+        <w:t>Chuyển toàn bộ dữ liệu</w:t>
+      </w:r>
+      <w:r>
+        <w:rPr/>
+        <w:t>.</w:t>
+      </w:r>
+    </w:p>
+    <w:tbl>
+      <w:tblPr>
+        <w:tblW w:w="9638" w:type="dxa"/>
+        <w:jc w:val="left"/>
+        <w:tblInd w:w="0" w:type="dxa"/>
+        <w:tblLayout w:type="fixed"/>
+        <w:tblCellMar>
+          <w:top w:w="70" w:type="dxa"/>
+          <w:left w:w="110" w:type="dxa"/>
+          <w:bottom w:w="70" w:type="dxa"/>
+          <w:right w:w="110" w:type="dxa"/>
+        </w:tblCellMar>
+      </w:tblPr>
+      <w:tblGrid>
+        <w:gridCol w:w="3614"/>
+        <w:gridCol w:w="6023"/>
+      </w:tblGrid>
+      <w:tr>
+        <w:trPr>
+          <w:tblHeader w:val="true"/>
+        </w:trPr>
+        <w:tc>
+          <w:tcPr>
+            <w:tcW w:w="3614" w:type="dxa"/>
+            <w:tcBorders>
+              <w:top w:val="single" w:sz="4" w:space="0" w:color="808080"/>
+              <w:left w:val="single" w:sz="4" w:space="0" w:color="808080"/>
+              <w:bottom w:val="single" w:sz="4" w:space="0" w:color="808080"/>
+              <w:right w:val="single" w:sz="4" w:space="0" w:color="808080"/>
+            </w:tcBorders>
+            <w:shd w:color="auto" w:fill="D9D9D9" w:val="clear"/>
+          </w:tcPr>
+          <w:p>
+            <w:pPr>
+              <w:pStyle w:val="Normal"/>
+              <w:spacing w:lineRule="exact" w:line="260" w:before="0" w:after="40"/>
+              <w:rPr/>
+            </w:pPr>
+            <w:r>
+              <w:rPr>
+                <w:b/>
+                <w:bCs/>
+                <w:color w:val="000000"/>
+                <w:sz w:val="19"/>
+                <w:szCs w:val="19"/>
+              </w:rPr>
+              <w:t>Câu hỏi</w:t>
+            </w:r>
+          </w:p>
+        </w:tc>
+        <w:tc>
+          <w:tcPr>
+            <w:tcW w:w="6023" w:type="dxa"/>
+            <w:tcBorders>
+              <w:top w:val="single" w:sz="4" w:space="0" w:color="808080"/>
+              <w:left w:val="single" w:sz="4" w:space="0" w:color="808080"/>
+              <w:bottom w:val="single" w:sz="4" w:space="0" w:color="808080"/>
+              <w:right w:val="single" w:sz="4" w:space="0" w:color="808080"/>
+            </w:tcBorders>
+            <w:shd w:color="auto" w:fill="D9D9D9" w:val="clear"/>
+          </w:tcPr>
+          <w:p>
+            <w:pPr>
+              <w:pStyle w:val="Normal"/>
+              <w:spacing w:lineRule="exact" w:line="260" w:before="0" w:after="40"/>
+              <w:rPr/>
+            </w:pPr>
+            <w:r>
+              <w:rPr>
+                <w:b/>
+                <w:bCs/>
+                <w:color w:val="000000"/>
+                <w:sz w:val="19"/>
+                <w:szCs w:val="19"/>
+              </w:rPr>
+              <w:t>Trả lời</w:t>
+            </w:r>
+          </w:p>
+        </w:tc>
+      </w:tr>
+      <w:tr>
+        <w:trPr/>
+        <w:tc>
+          <w:tcPr>
+            <w:tcW w:w="3614" w:type="dxa"/>
+            <w:tcBorders>
+              <w:top w:val="single" w:sz="4" w:space="0" w:color="808080"/>
+              <w:left w:val="single" w:sz="4" w:space="0" w:color="808080"/>
+              <w:bottom w:val="single" w:sz="4" w:space="0" w:color="808080"/>
+              <w:right w:val="single" w:sz="4" w:space="0" w:color="808080"/>
+            </w:tcBorders>
+          </w:tcPr>
+          <w:p>
+            <w:pPr>
+              <w:pStyle w:val="Normal"/>
+              <w:spacing w:lineRule="exact" w:line="260" w:before="0" w:after="40"/>
+              <w:rPr/>
+            </w:pPr>
+            <w:r>
+              <w:rPr>
+                <w:b w:val="false"/>
+                <w:bCs w:val="false"/>
+                <w:sz w:val="19"/>
+                <w:szCs w:val="19"/>
+              </w:rPr>
+              <w:t>Dữ liệu cũ của dự án đích có mất không?</w:t>
+            </w:r>
+          </w:p>
+        </w:tc>
+        <w:tc>
+          <w:tcPr>
+            <w:tcW w:w="6023" w:type="dxa"/>
+            <w:tcBorders>
+              <w:top w:val="single" w:sz="4" w:space="0" w:color="808080"/>
+              <w:left w:val="single" w:sz="4" w:space="0" w:color="808080"/>
+              <w:bottom w:val="single" w:sz="4" w:space="0" w:color="808080"/>
+              <w:right w:val="single" w:sz="4" w:space="0" w:color="808080"/>
+            </w:tcBorders>
+          </w:tcPr>
+          <w:p>
+            <w:pPr>
+              <w:pStyle w:val="Normal"/>
+              <w:spacing w:lineRule="exact" w:line="260" w:before="0" w:after="40"/>
+              <w:rPr/>
+            </w:pPr>
+            <w:r>
+              <w:rPr>
+                <w:b w:val="false"/>
+                <w:bCs w:val="false"/>
+                <w:sz w:val="19"/>
+                <w:szCs w:val="19"/>
+              </w:rPr>
+              <w:t>Không. Dữ liệu chuyển sang được ghi tiếp, không ghi đè.</w:t>
+            </w:r>
+          </w:p>
+        </w:tc>
+      </w:tr>
+      <w:tr>
+        <w:trPr/>
+        <w:tc>
+          <w:tcPr>
+            <w:tcW w:w="3614" w:type="dxa"/>
+            <w:tcBorders>
+              <w:top w:val="single" w:sz="4" w:space="0" w:color="808080"/>
+              <w:left w:val="single" w:sz="4" w:space="0" w:color="808080"/>
+              <w:bottom w:val="single" w:sz="4" w:space="0" w:color="808080"/>
+              <w:right w:val="single" w:sz="4" w:space="0" w:color="808080"/>
+            </w:tcBorders>
+          </w:tcPr>
+          <w:p>
+            <w:pPr>
+              <w:pStyle w:val="Normal"/>
+              <w:spacing w:lineRule="exact" w:line="260" w:before="0" w:after="40"/>
+              <w:rPr/>
+            </w:pPr>
+            <w:r>
+              <w:rPr>
+                <w:b w:val="false"/>
+                <w:bCs w:val="false"/>
+                <w:sz w:val="19"/>
+                <w:szCs w:val="19"/>
+              </w:rPr>
+              <w:t>Cột/category trùng tên thì sao?</w:t>
+            </w:r>
+          </w:p>
+        </w:tc>
+        <w:tc>
+          <w:tcPr>
+            <w:tcW w:w="6023" w:type="dxa"/>
+            <w:tcBorders>
+              <w:top w:val="single" w:sz="4" w:space="0" w:color="808080"/>
+              <w:left w:val="single" w:sz="4" w:space="0" w:color="808080"/>
+              <w:bottom w:val="single" w:sz="4" w:space="0" w:color="808080"/>
+              <w:right w:val="single" w:sz="4" w:space="0" w:color="808080"/>
+            </w:tcBorders>
+          </w:tcPr>
+          <w:p>
+            <w:pPr>
+              <w:pStyle w:val="Normal"/>
+              <w:spacing w:lineRule="exact" w:line="260" w:before="0" w:after="40"/>
+              <w:rPr/>
+            </w:pPr>
+            <w:r>
+              <w:rPr>
+                <w:b w:val="false"/>
+                <w:bCs w:val="false"/>
+                <w:sz w:val="19"/>
+                <w:szCs w:val="19"/>
+              </w:rPr>
+              <w:t>Dùng lại cột cùng tên và cùng kiểu, category cùng tên; chưa có thì tạo mới.</w:t>
+            </w:r>
+          </w:p>
+        </w:tc>
+      </w:tr>
+      <w:tr>
+        <w:trPr/>
+        <w:tc>
+          <w:tcPr>
+            <w:tcW w:w="3614" w:type="dxa"/>
+            <w:tcBorders>
+              <w:top w:val="single" w:sz="4" w:space="0" w:color="808080"/>
+              <w:left w:val="single" w:sz="4" w:space="0" w:color="808080"/>
+              <w:bottom w:val="single" w:sz="4" w:space="0" w:color="808080"/>
+              <w:right w:val="single" w:sz="4" w:space="0" w:color="808080"/>
+            </w:tcBorders>
+          </w:tcPr>
+          <w:p>
+            <w:pPr>
+              <w:pStyle w:val="Normal"/>
+              <w:spacing w:lineRule="exact" w:line="260" w:before="0" w:after="40"/>
+              <w:rPr/>
+            </w:pPr>
+            <w:r>
+              <w:rPr>
+                <w:b w:val="false"/>
+                <w:bCs w:val="false"/>
+                <w:sz w:val="19"/>
+                <w:szCs w:val="19"/>
+              </w:rPr>
+              <w:t>View có được chuyển không?</w:t>
+            </w:r>
+          </w:p>
+        </w:tc>
+        <w:tc>
+          <w:tcPr>
+            <w:tcW w:w="6023" w:type="dxa"/>
+            <w:tcBorders>
+              <w:top w:val="single" w:sz="4" w:space="0" w:color="808080"/>
+              <w:left w:val="single" w:sz="4" w:space="0" w:color="808080"/>
+              <w:bottom w:val="single" w:sz="4" w:space="0" w:color="808080"/>
+              <w:right w:val="single" w:sz="4" w:space="0" w:color="808080"/>
+            </w:tcBorders>
+          </w:tcPr>
+          <w:p>
+            <w:pPr>
+              <w:pStyle w:val="Normal"/>
+              <w:spacing w:lineRule="exact" w:line="260" w:before="0" w:after="40"/>
+              <w:rPr/>
+            </w:pPr>
+            <w:r>
+              <w:rPr>
+                <w:b w:val="false"/>
+                <w:bCs w:val="false"/>
+                <w:sz w:val="19"/>
+                <w:szCs w:val="19"/>
+              </w:rPr>
+              <w:t>Không - dự án đích giữ các view của nó.</w:t>
+            </w:r>
+          </w:p>
+        </w:tc>
+      </w:tr>
+      <w:tr>
+        <w:trPr/>
+        <w:tc>
+          <w:tcPr>
+            <w:tcW w:w="3614" w:type="dxa"/>
+            <w:tcBorders>
+              <w:top w:val="single" w:sz="4" w:space="0" w:color="808080"/>
+              <w:left w:val="single" w:sz="4" w:space="0" w:color="808080"/>
+              <w:bottom w:val="single" w:sz="4" w:space="0" w:color="808080"/>
+              <w:right w:val="single" w:sz="4" w:space="0" w:color="808080"/>
+            </w:tcBorders>
+          </w:tcPr>
+          <w:p>
+            <w:pPr>
+              <w:pStyle w:val="Normal"/>
+              <w:spacing w:lineRule="exact" w:line="260" w:before="0" w:after="40"/>
+              <w:rPr/>
+            </w:pPr>
+            <w:r>
+              <w:rPr>
+                <w:b w:val="false"/>
+                <w:bCs w:val="false"/>
+                <w:sz w:val="19"/>
+                <w:szCs w:val="19"/>
+              </w:rPr>
+              <w:t>Có hoàn tác được không?</w:t>
+            </w:r>
+          </w:p>
+        </w:tc>
+        <w:tc>
+          <w:tcPr>
+            <w:tcW w:w="6023" w:type="dxa"/>
+            <w:tcBorders>
+              <w:top w:val="single" w:sz="4" w:space="0" w:color="808080"/>
+              <w:left w:val="single" w:sz="4" w:space="0" w:color="808080"/>
+              <w:bottom w:val="single" w:sz="4" w:space="0" w:color="808080"/>
+              <w:right w:val="single" w:sz="4" w:space="0" w:color="808080"/>
+            </w:tcBorders>
+          </w:tcPr>
+          <w:p>
+            <w:pPr>
+              <w:pStyle w:val="Normal"/>
+              <w:spacing w:lineRule="exact" w:line="260" w:before="0" w:after="40"/>
+              <w:rPr/>
+            </w:pPr>
+            <w:r>
+              <w:rPr>
+                <w:b w:val="false"/>
+                <w:bCs w:val="false"/>
+                <w:sz w:val="19"/>
+                <w:szCs w:val="19"/>
+              </w:rPr>
+              <w:t>Không. Nên thử trước với hai dự án nhỏ.</w:t>
+            </w:r>
+          </w:p>
+        </w:tc>
+      </w:tr>
+    </w:tbl>
+    <w:p>
+      <w:pPr>
+        <w:pStyle w:val="Heading1"/>
+        <w:rPr/>
+      </w:pPr>
+      <w:bookmarkStart w:id="111" w:name="__RefHeading___Toc3387_1943486259"/>
+      <w:bookmarkEnd w:id="111"/>
+      <w:r>
+        <w:rPr/>
+        <w:t>26. Các thay đổi khác trong bản 3.2</w:t>
+      </w:r>
+    </w:p>
+    <w:tbl>
+      <w:tblPr>
+        <w:tblW w:w="9638" w:type="dxa"/>
+        <w:jc w:val="left"/>
+        <w:tblInd w:w="0" w:type="dxa"/>
+        <w:tblLayout w:type="fixed"/>
+        <w:tblCellMar>
+          <w:top w:w="70" w:type="dxa"/>
+          <w:left w:w="110" w:type="dxa"/>
+          <w:bottom w:w="70" w:type="dxa"/>
+          <w:right w:w="110" w:type="dxa"/>
+        </w:tblCellMar>
+      </w:tblPr>
+      <w:tblGrid>
+        <w:gridCol w:w="2811"/>
+        <w:gridCol w:w="6826"/>
+      </w:tblGrid>
+      <w:tr>
+        <w:trPr>
+          <w:tblHeader w:val="true"/>
+        </w:trPr>
+        <w:tc>
+          <w:tcPr>
+            <w:tcW w:w="2811" w:type="dxa"/>
+            <w:tcBorders>
+              <w:top w:val="single" w:sz="4" w:space="0" w:color="808080"/>
+              <w:left w:val="single" w:sz="4" w:space="0" w:color="808080"/>
+              <w:bottom w:val="single" w:sz="4" w:space="0" w:color="808080"/>
+              <w:right w:val="single" w:sz="4" w:space="0" w:color="808080"/>
+            </w:tcBorders>
+            <w:shd w:color="auto" w:fill="D9D9D9" w:val="clear"/>
+          </w:tcPr>
+          <w:p>
+            <w:pPr>
+              <w:pStyle w:val="Normal"/>
+              <w:spacing w:lineRule="exact" w:line="260" w:before="0" w:after="40"/>
+              <w:rPr/>
+            </w:pPr>
+            <w:r>
+              <w:rPr>
+                <w:b/>
+                <w:bCs/>
+                <w:color w:val="000000"/>
+                <w:sz w:val="19"/>
+                <w:szCs w:val="19"/>
+              </w:rPr>
+              <w:t>Tính năng</w:t>
+            </w:r>
+          </w:p>
+        </w:tc>
+        <w:tc>
+          <w:tcPr>
+            <w:tcW w:w="6826" w:type="dxa"/>
+            <w:tcBorders>
+              <w:top w:val="single" w:sz="4" w:space="0" w:color="808080"/>
+              <w:left w:val="single" w:sz="4" w:space="0" w:color="808080"/>
+              <w:bottom w:val="single" w:sz="4" w:space="0" w:color="808080"/>
+              <w:right w:val="single" w:sz="4" w:space="0" w:color="808080"/>
+            </w:tcBorders>
+            <w:shd w:color="auto" w:fill="D9D9D9" w:val="clear"/>
+          </w:tcPr>
+          <w:p>
+            <w:pPr>
+              <w:pStyle w:val="Normal"/>
+              <w:spacing w:lineRule="exact" w:line="260" w:before="0" w:after="40"/>
+              <w:rPr/>
+            </w:pPr>
+            <w:r>
+              <w:rPr>
+                <w:b/>
+                <w:bCs/>
+                <w:color w:val="000000"/>
+                <w:sz w:val="19"/>
+                <w:szCs w:val="19"/>
+              </w:rPr>
+              <w:t>Cách dùng</w:t>
+            </w:r>
+          </w:p>
+        </w:tc>
+      </w:tr>
+      <w:tr>
+        <w:trPr/>
+        <w:tc>
+          <w:tcPr>
+            <w:tcW w:w="2811" w:type="dxa"/>
+            <w:tcBorders>
+              <w:top w:val="single" w:sz="4" w:space="0" w:color="808080"/>
+              <w:left w:val="single" w:sz="4" w:space="0" w:color="808080"/>
+              <w:bottom w:val="single" w:sz="4" w:space="0" w:color="808080"/>
+              <w:right w:val="single" w:sz="4" w:space="0" w:color="808080"/>
+            </w:tcBorders>
+          </w:tcPr>
+          <w:p>
+            <w:pPr>
+              <w:pStyle w:val="Normal"/>
+              <w:spacing w:lineRule="exact" w:line="260" w:before="0" w:after="40"/>
+              <w:rPr/>
+            </w:pPr>
+            <w:r>
+              <w:rPr>
+                <w:b w:val="false"/>
+                <w:bCs w:val="false"/>
+                <w:sz w:val="19"/>
+                <w:szCs w:val="19"/>
+              </w:rPr>
+              <w:t>Focus 25 phút</w:t>
+            </w:r>
+          </w:p>
+        </w:tc>
+        <w:tc>
+          <w:tcPr>
+            <w:tcW w:w="6826" w:type="dxa"/>
+            <w:tcBorders>
+              <w:top w:val="single" w:sz="4" w:space="0" w:color="808080"/>
+              <w:left w:val="single" w:sz="4" w:space="0" w:color="808080"/>
+              <w:bottom w:val="single" w:sz="4" w:space="0" w:color="808080"/>
+              <w:right w:val="single" w:sz="4" w:space="0" w:color="808080"/>
+            </w:tcBorders>
+          </w:tcPr>
+          <w:p>
+            <w:pPr>
+              <w:pStyle w:val="Normal"/>
+              <w:spacing w:lineRule="exact" w:line="260" w:before="0" w:after="40"/>
+              <w:rPr/>
+            </w:pPr>
+            <w:r>
+              <w:rPr>
+                <w:b w:val="false"/>
+                <w:bCs w:val="false"/>
+                <w:sz w:val="19"/>
+                <w:szCs w:val="19"/>
+              </w:rPr>
+              <w:t>Mỗi phiên tập trung mặc định 25 phút (đổi được), không còn lấy theo ước tính của task. Khi dừng, thời gian được cộng vào giờ thực tế.</w:t>
+            </w:r>
+          </w:p>
+        </w:tc>
+      </w:tr>
+      <w:tr>
+        <w:trPr/>
+        <w:tc>
+          <w:tcPr>
+            <w:tcW w:w="2811" w:type="dxa"/>
+            <w:tcBorders>
+              <w:top w:val="single" w:sz="4" w:space="0" w:color="808080"/>
+              <w:left w:val="single" w:sz="4" w:space="0" w:color="808080"/>
+              <w:bottom w:val="single" w:sz="4" w:space="0" w:color="808080"/>
+              <w:right w:val="single" w:sz="4" w:space="0" w:color="808080"/>
+            </w:tcBorders>
+          </w:tcPr>
+          <w:p>
+            <w:pPr>
+              <w:pStyle w:val="Normal"/>
+              <w:spacing w:lineRule="exact" w:line="260" w:before="0" w:after="40"/>
+              <w:rPr/>
+            </w:pPr>
+            <w:r>
+              <w:rPr>
+                <w:b w:val="false"/>
+                <w:bCs w:val="false"/>
+                <w:sz w:val="19"/>
+                <w:szCs w:val="19"/>
+              </w:rPr>
+              <w:t>Cột Ngày hoàn thành</w:t>
+            </w:r>
+          </w:p>
+        </w:tc>
+        <w:tc>
+          <w:tcPr>
+            <w:tcW w:w="6826" w:type="dxa"/>
+            <w:tcBorders>
+              <w:top w:val="single" w:sz="4" w:space="0" w:color="808080"/>
+              <w:left w:val="single" w:sz="4" w:space="0" w:color="808080"/>
+              <w:bottom w:val="single" w:sz="4" w:space="0" w:color="808080"/>
+              <w:right w:val="single" w:sz="4" w:space="0" w:color="808080"/>
+            </w:tcBorders>
+          </w:tcPr>
+          <w:p>
+            <w:pPr>
+              <w:pStyle w:val="Normal"/>
+              <w:spacing w:lineRule="exact" w:line="260" w:before="0" w:after="40"/>
+              <w:rPr/>
+            </w:pPr>
+            <w:r>
+              <w:rPr>
+                <w:b w:val="false"/>
+                <w:bCs w:val="false"/>
+                <w:sz w:val="19"/>
+                <w:szCs w:val="19"/>
+              </w:rPr>
+              <w:t>Cột có sẵn ngay sau Tiến độ: tự điền khi task chuyển sang trạng thái nhóm Xong, tự xoá khi mở lại task; sửa tay được.</w:t>
+            </w:r>
+          </w:p>
+        </w:tc>
+      </w:tr>
+      <w:tr>
+        <w:trPr/>
+        <w:tc>
+          <w:tcPr>
+            <w:tcW w:w="2811" w:type="dxa"/>
+            <w:tcBorders>
+              <w:top w:val="single" w:sz="4" w:space="0" w:color="808080"/>
+              <w:left w:val="single" w:sz="4" w:space="0" w:color="808080"/>
+              <w:bottom w:val="single" w:sz="4" w:space="0" w:color="808080"/>
+              <w:right w:val="single" w:sz="4" w:space="0" w:color="808080"/>
+            </w:tcBorders>
+          </w:tcPr>
+          <w:p>
+            <w:pPr>
+              <w:pStyle w:val="Normal"/>
+              <w:spacing w:lineRule="exact" w:line="260" w:before="0" w:after="40"/>
+              <w:rPr/>
+            </w:pPr>
+            <w:r>
+              <w:rPr>
+                <w:b w:val="false"/>
+                <w:bCs w:val="false"/>
+                <w:sz w:val="19"/>
+                <w:szCs w:val="19"/>
+              </w:rPr>
+              <w:t>Kiểm tra khi Done</w:t>
+            </w:r>
+          </w:p>
+        </w:tc>
+        <w:tc>
+          <w:tcPr>
+            <w:tcW w:w="6826" w:type="dxa"/>
+            <w:tcBorders>
+              <w:top w:val="single" w:sz="4" w:space="0" w:color="808080"/>
+              <w:left w:val="single" w:sz="4" w:space="0" w:color="808080"/>
+              <w:bottom w:val="single" w:sz="4" w:space="0" w:color="808080"/>
+              <w:right w:val="single" w:sz="4" w:space="0" w:color="808080"/>
+            </w:tcBorders>
+          </w:tcPr>
+          <w:p>
+            <w:pPr>
+              <w:pStyle w:val="Normal"/>
+              <w:spacing w:lineRule="exact" w:line="260" w:before="0" w:after="40"/>
+              <w:rPr/>
+            </w:pPr>
+            <w:r>
+              <w:rPr>
+                <w:b w:val="false"/>
+                <w:bCs w:val="false"/>
+                <w:sz w:val="19"/>
+                <w:szCs w:val="19"/>
+              </w:rPr>
+              <w:t>Khi đánh dấu xong mà task còn thiếu giờ thực tế, ngày bắt đầu, hạn chót hoặc ngày hoàn thành, popup hỏi bạn điền bổ sung hay bỏ qua.</w:t>
+            </w:r>
+          </w:p>
+        </w:tc>
+      </w:tr>
+      <w:tr>
+        <w:trPr/>
+        <w:tc>
+          <w:tcPr>
+            <w:tcW w:w="2811" w:type="dxa"/>
+            <w:tcBorders>
+              <w:top w:val="single" w:sz="4" w:space="0" w:color="808080"/>
+              <w:left w:val="single" w:sz="4" w:space="0" w:color="808080"/>
+              <w:bottom w:val="single" w:sz="4" w:space="0" w:color="808080"/>
+              <w:right w:val="single" w:sz="4" w:space="0" w:color="808080"/>
+            </w:tcBorders>
+          </w:tcPr>
+          <w:p>
+            <w:pPr>
+              <w:pStyle w:val="Normal"/>
+              <w:spacing w:lineRule="exact" w:line="260" w:before="0" w:after="40"/>
+              <w:rPr/>
+            </w:pPr>
+            <w:r>
+              <w:rPr>
+                <w:b w:val="false"/>
+                <w:bCs w:val="false"/>
+                <w:sz w:val="19"/>
+                <w:szCs w:val="19"/>
+              </w:rPr>
+              <w:t>Lưu vai trò thành viên</w:t>
+            </w:r>
+          </w:p>
+        </w:tc>
+        <w:tc>
+          <w:tcPr>
+            <w:tcW w:w="6826" w:type="dxa"/>
+            <w:tcBorders>
+              <w:top w:val="single" w:sz="4" w:space="0" w:color="808080"/>
+              <w:left w:val="single" w:sz="4" w:space="0" w:color="808080"/>
+              <w:bottom w:val="single" w:sz="4" w:space="0" w:color="808080"/>
+              <w:right w:val="single" w:sz="4" w:space="0" w:color="808080"/>
+            </w:tcBorders>
+          </w:tcPr>
+          <w:p>
+            <w:pPr>
+              <w:pStyle w:val="Normal"/>
+              <w:spacing w:lineRule="exact" w:line="260" w:before="0" w:after="40"/>
+              <w:rPr/>
+            </w:pPr>
+            <w:r>
+              <w:rPr>
+                <w:b w:val="false"/>
+                <w:bCs w:val="false"/>
+                <w:sz w:val="19"/>
+                <w:szCs w:val="19"/>
+              </w:rPr>
+              <w:t>Cài đặt → Thành viên: đổi vai trò của nhiều người rồi bấm Lưu một lần.</w:t>
+            </w:r>
+          </w:p>
+        </w:tc>
+      </w:tr>
+      <w:tr>
+        <w:trPr/>
+        <w:tc>
+          <w:tcPr>
+            <w:tcW w:w="2811" w:type="dxa"/>
+            <w:tcBorders>
+              <w:top w:val="single" w:sz="4" w:space="0" w:color="808080"/>
+              <w:left w:val="single" w:sz="4" w:space="0" w:color="808080"/>
+              <w:bottom w:val="single" w:sz="4" w:space="0" w:color="808080"/>
+              <w:right w:val="single" w:sz="4" w:space="0" w:color="808080"/>
+            </w:tcBorders>
+          </w:tcPr>
+          <w:p>
+            <w:pPr>
+              <w:pStyle w:val="Normal"/>
+              <w:spacing w:lineRule="exact" w:line="260" w:before="0" w:after="40"/>
+              <w:rPr/>
+            </w:pPr>
+            <w:r>
+              <w:rPr>
+                <w:b w:val="false"/>
+                <w:bCs w:val="false"/>
+                <w:sz w:val="19"/>
+                <w:szCs w:val="19"/>
+              </w:rPr>
+              <w:t>Đúng một chủ sở hữu workspace</w:t>
+            </w:r>
+          </w:p>
+        </w:tc>
+        <w:tc>
+          <w:tcPr>
+            <w:tcW w:w="6826" w:type="dxa"/>
+            <w:tcBorders>
+              <w:top w:val="single" w:sz="4" w:space="0" w:color="808080"/>
+              <w:left w:val="single" w:sz="4" w:space="0" w:color="808080"/>
+              <w:bottom w:val="single" w:sz="4" w:space="0" w:color="808080"/>
+              <w:right w:val="single" w:sz="4" w:space="0" w:color="808080"/>
+            </w:tcBorders>
+          </w:tcPr>
+          <w:p>
+            <w:pPr>
+              <w:pStyle w:val="Normal"/>
+              <w:spacing w:lineRule="exact" w:line="260" w:before="0" w:after="40"/>
+              <w:rPr/>
+            </w:pPr>
+            <w:r>
+              <w:rPr>
+                <w:b w:val="false"/>
+                <w:bCs w:val="false"/>
+                <w:sz w:val="19"/>
+                <w:szCs w:val="19"/>
+              </w:rPr>
+              <w:t>Chủ sở hữu bấm Chuyển quyền sở hữu, chọn người mới và vai trò mới của mình, tick xác nhận. Nếu chủ sở hữu tự đổi vai trò của mình, hộp thoại này sẽ mở ra.</w:t>
+            </w:r>
+          </w:p>
+        </w:tc>
+      </w:tr>
+      <w:tr>
+        <w:trPr/>
+        <w:tc>
+          <w:tcPr>
+            <w:tcW w:w="2811" w:type="dxa"/>
+            <w:tcBorders>
+              <w:top w:val="single" w:sz="4" w:space="0" w:color="808080"/>
+              <w:left w:val="single" w:sz="4" w:space="0" w:color="808080"/>
+              <w:bottom w:val="single" w:sz="4" w:space="0" w:color="808080"/>
+              <w:right w:val="single" w:sz="4" w:space="0" w:color="808080"/>
+            </w:tcBorders>
+          </w:tcPr>
+          <w:p>
+            <w:pPr>
+              <w:pStyle w:val="Normal"/>
+              <w:spacing w:lineRule="exact" w:line="260" w:before="0" w:after="40"/>
+              <w:rPr/>
+            </w:pPr>
+            <w:r>
+              <w:rPr>
+                <w:b w:val="false"/>
+                <w:bCs w:val="false"/>
+                <w:sz w:val="19"/>
+                <w:szCs w:val="19"/>
+              </w:rPr>
+              <w:t>Bàn giao khi có người nghỉ</w:t>
+            </w:r>
+          </w:p>
+        </w:tc>
+        <w:tc>
+          <w:tcPr>
+            <w:tcW w:w="6826" w:type="dxa"/>
+            <w:tcBorders>
+              <w:top w:val="single" w:sz="4" w:space="0" w:color="808080"/>
+              <w:left w:val="single" w:sz="4" w:space="0" w:color="808080"/>
+              <w:bottom w:val="single" w:sz="4" w:space="0" w:color="808080"/>
+              <w:right w:val="single" w:sz="4" w:space="0" w:color="808080"/>
+            </w:tcBorders>
+          </w:tcPr>
+          <w:p>
+            <w:pPr>
+              <w:pStyle w:val="Normal"/>
+              <w:spacing w:lineRule="exact" w:line="260" w:before="0" w:after="40"/>
+              <w:rPr/>
+            </w:pPr>
+            <w:r>
+              <w:rPr>
+                <w:b w:val="false"/>
+                <w:bCs w:val="false"/>
+                <w:sz w:val="19"/>
+                <w:szCs w:val="19"/>
+              </w:rPr>
+              <w:t>Cài đặt → Thành viên → Bàn giao: chuyển dự án, mục tiêu, key result người đó sở hữu sang người khác.</w:t>
+            </w:r>
+          </w:p>
+        </w:tc>
+      </w:tr>
+      <w:tr>
+        <w:trPr/>
+        <w:tc>
+          <w:tcPr>
+            <w:tcW w:w="2811" w:type="dxa"/>
+            <w:tcBorders>
+              <w:top w:val="single" w:sz="4" w:space="0" w:color="808080"/>
+              <w:left w:val="single" w:sz="4" w:space="0" w:color="808080"/>
+              <w:bottom w:val="single" w:sz="4" w:space="0" w:color="808080"/>
+              <w:right w:val="single" w:sz="4" w:space="0" w:color="808080"/>
+            </w:tcBorders>
+          </w:tcPr>
+          <w:p>
+            <w:pPr>
+              <w:pStyle w:val="Normal"/>
+              <w:spacing w:lineRule="exact" w:line="260" w:before="0" w:after="40"/>
+              <w:rPr/>
+            </w:pPr>
+            <w:r>
+              <w:rPr>
+                <w:b w:val="false"/>
+                <w:bCs w:val="false"/>
+                <w:sz w:val="19"/>
+                <w:szCs w:val="19"/>
+              </w:rPr>
+              <w:t>AI ghi nguồn ↗</w:t>
+            </w:r>
+          </w:p>
+        </w:tc>
+        <w:tc>
+          <w:tcPr>
+            <w:tcW w:w="6826" w:type="dxa"/>
+            <w:tcBorders>
+              <w:top w:val="single" w:sz="4" w:space="0" w:color="808080"/>
+              <w:left w:val="single" w:sz="4" w:space="0" w:color="808080"/>
+              <w:bottom w:val="single" w:sz="4" w:space="0" w:color="808080"/>
+              <w:right w:val="single" w:sz="4" w:space="0" w:color="808080"/>
+            </w:tcBorders>
+          </w:tcPr>
+          <w:p>
+            <w:pPr>
+              <w:pStyle w:val="Normal"/>
+              <w:spacing w:lineRule="exact" w:line="260" w:before="0" w:after="40"/>
+              <w:rPr/>
+            </w:pPr>
+            <w:r>
+              <w:rPr>
+                <w:b w:val="false"/>
+                <w:bCs w:val="false"/>
+                <w:sz w:val="19"/>
+                <w:szCs w:val="19"/>
+              </w:rPr>
+              <w:t>Trong câu trả lời của Workspace Intelligence, cạnh mỗi nhận định về task có chip ↗; bấm để mở task trong tab mới và kiểm tra. Khi bình luận là nguồn, AI ghi rõ ai viết, ngày nào.</w:t>
+            </w:r>
+          </w:p>
+        </w:tc>
+      </w:tr>
+      <w:tr>
+        <w:trPr/>
+        <w:tc>
+          <w:tcPr>
+            <w:tcW w:w="2811" w:type="dxa"/>
+            <w:tcBorders>
+              <w:top w:val="single" w:sz="4" w:space="0" w:color="808080"/>
+              <w:left w:val="single" w:sz="4" w:space="0" w:color="808080"/>
+              <w:bottom w:val="single" w:sz="4" w:space="0" w:color="808080"/>
+              <w:right w:val="single" w:sz="4" w:space="0" w:color="808080"/>
+            </w:tcBorders>
+          </w:tcPr>
+          <w:p>
+            <w:pPr>
+              <w:pStyle w:val="Normal"/>
+              <w:spacing w:lineRule="exact" w:line="260" w:before="0" w:after="40"/>
+              <w:rPr/>
+            </w:pPr>
+            <w:r>
+              <w:rPr>
+                <w:b w:val="false"/>
+                <w:bCs w:val="false"/>
+                <w:sz w:val="19"/>
+                <w:szCs w:val="19"/>
+              </w:rPr>
+              <w:t>AI đọc đủ bình luận</w:t>
+            </w:r>
+          </w:p>
+        </w:tc>
+        <w:tc>
+          <w:tcPr>
+            <w:tcW w:w="6826" w:type="dxa"/>
+            <w:tcBorders>
+              <w:top w:val="single" w:sz="4" w:space="0" w:color="808080"/>
+              <w:left w:val="single" w:sz="4" w:space="0" w:color="808080"/>
+              <w:bottom w:val="single" w:sz="4" w:space="0" w:color="808080"/>
+              <w:right w:val="single" w:sz="4" w:space="0" w:color="808080"/>
+            </w:tcBorders>
+          </w:tcPr>
+          <w:p>
+            <w:pPr>
+              <w:pStyle w:val="Normal"/>
+              <w:spacing w:lineRule="exact" w:line="260" w:before="0" w:after="40"/>
+              <w:rPr/>
+            </w:pPr>
+            <w:r>
+              <w:rPr>
+                <w:b w:val="false"/>
+                <w:bCs w:val="false"/>
+                <w:sz w:val="19"/>
+                <w:szCs w:val="19"/>
+              </w:rPr>
+              <w:t>Bình luận dài (tới 1.500 ký tự) và ghi chú task (tới 600 ký tự) không còn bị cắt khi AI tổng hợp.</w:t>
+            </w:r>
+          </w:p>
+        </w:tc>
+      </w:tr>
+      <w:tr>
+        <w:trPr/>
+        <w:tc>
+          <w:tcPr>
+            <w:tcW w:w="2811" w:type="dxa"/>
+            <w:tcBorders>
+              <w:top w:val="single" w:sz="4" w:space="0" w:color="808080"/>
+              <w:left w:val="single" w:sz="4" w:space="0" w:color="808080"/>
+              <w:bottom w:val="single" w:sz="4" w:space="0" w:color="808080"/>
+              <w:right w:val="single" w:sz="4" w:space="0" w:color="808080"/>
+            </w:tcBorders>
+          </w:tcPr>
+          <w:p>
+            <w:pPr>
+              <w:pStyle w:val="Normal"/>
+              <w:spacing w:lineRule="exact" w:line="260" w:before="0" w:after="40"/>
+              <w:rPr/>
+            </w:pPr>
+            <w:r>
+              <w:rPr>
+                <w:b w:val="false"/>
+                <w:bCs w:val="false"/>
+                <w:sz w:val="19"/>
+                <w:szCs w:val="19"/>
+              </w:rPr>
+              <w:t>Bảng trong câu trả lời</w:t>
+            </w:r>
+          </w:p>
+        </w:tc>
+        <w:tc>
+          <w:tcPr>
+            <w:tcW w:w="6826" w:type="dxa"/>
+            <w:tcBorders>
+              <w:top w:val="single" w:sz="4" w:space="0" w:color="808080"/>
+              <w:left w:val="single" w:sz="4" w:space="0" w:color="808080"/>
+              <w:bottom w:val="single" w:sz="4" w:space="0" w:color="808080"/>
+              <w:right w:val="single" w:sz="4" w:space="0" w:color="808080"/>
+            </w:tcBorders>
+          </w:tcPr>
+          <w:p>
+            <w:pPr>
+              <w:pStyle w:val="Normal"/>
+              <w:spacing w:lineRule="exact" w:line="260" w:before="0" w:after="40"/>
+              <w:rPr/>
+            </w:pPr>
+            <w:r>
+              <w:rPr>
+                <w:b w:val="false"/>
+                <w:bCs w:val="false"/>
+                <w:sz w:val="19"/>
+                <w:szCs w:val="19"/>
+              </w:rPr>
+              <w:t>Khi câu trả lời bị ngắt và AI viết tiếp, bảng vẫn hiển thị đúng thay vì thành chữ có dấu "|". App tự viết tiếp một lần khi kết nối với Gemini bị đứt giữa chừng.</w:t>
+            </w:r>
+          </w:p>
+        </w:tc>
+      </w:tr>
+      <w:tr>
+        <w:trPr/>
+        <w:tc>
+          <w:tcPr>
+            <w:tcW w:w="2811" w:type="dxa"/>
+            <w:tcBorders>
+              <w:top w:val="single" w:sz="4" w:space="0" w:color="808080"/>
+              <w:left w:val="single" w:sz="4" w:space="0" w:color="808080"/>
+              <w:bottom w:val="single" w:sz="4" w:space="0" w:color="808080"/>
+              <w:right w:val="single" w:sz="4" w:space="0" w:color="808080"/>
+            </w:tcBorders>
+          </w:tcPr>
+          <w:p>
+            <w:pPr>
+              <w:pStyle w:val="Normal"/>
+              <w:spacing w:lineRule="exact" w:line="260" w:before="0" w:after="40"/>
+              <w:rPr/>
+            </w:pPr>
+            <w:r>
+              <w:rPr>
+                <w:b w:val="false"/>
+                <w:bCs w:val="false"/>
+                <w:sz w:val="19"/>
+                <w:szCs w:val="19"/>
+              </w:rPr>
+              <w:t>Tên nhóm khi kéo ngang</w:t>
+            </w:r>
+          </w:p>
+        </w:tc>
+        <w:tc>
+          <w:tcPr>
+            <w:tcW w:w="6826" w:type="dxa"/>
+            <w:tcBorders>
+              <w:top w:val="single" w:sz="4" w:space="0" w:color="808080"/>
+              <w:left w:val="single" w:sz="4" w:space="0" w:color="808080"/>
+              <w:bottom w:val="single" w:sz="4" w:space="0" w:color="808080"/>
+              <w:right w:val="single" w:sz="4" w:space="0" w:color="808080"/>
+            </w:tcBorders>
+          </w:tcPr>
+          <w:p>
+            <w:pPr>
+              <w:pStyle w:val="Normal"/>
+              <w:spacing w:lineRule="exact" w:line="260" w:before="0" w:after="40"/>
+              <w:rPr/>
+            </w:pPr>
+            <w:r>
+              <w:rPr>
+                <w:b w:val="false"/>
+                <w:bCs w:val="false"/>
+                <w:sz w:val="19"/>
+                <w:szCs w:val="19"/>
+              </w:rPr>
+              <w:t>Trong view Bảng có Nhóm, tên nhóm và số task luôn hiện bên trái khi kéo ngang, kể cả khi cố định cột.</w:t>
+            </w:r>
+          </w:p>
+        </w:tc>
+      </w:tr>
+    </w:tbl>
     <w:sectPr>
       <w:headerReference w:type="even" r:id="rId3"/>
       <w:headerReference w:type="default" r:id="rId4"/>
@@ -27334,7 +30812,7 @@
     </w:r>
     <w:r>
       <w:rPr/>
-      <w:t>29</w:t>
+      <w:t>32</w:t>
     </w:r>
     <w:r>
       <w:rPr/>
@@ -27362,7 +30840,7 @@
     </w:r>
     <w:r>
       <w:rPr/>
-      <w:t>29</w:t>
+      <w:t>32</w:t>
     </w:r>
     <w:r>
       <w:rPr/>
@@ -30555,6 +34033,450 @@
     </w:lvl>
   </w:abstractNum>
   <w:abstractNum w:abstractNumId="29">
+    <w:lvl w:ilvl="0">
+      <w:start w:val="1"/>
+      <w:numFmt w:val="decimal"/>
+      <w:lvlText w:val="%1."/>
+      <w:lvlJc w:val="left"/>
+      <w:pPr>
+        <w:tabs>
+          <w:tab w:val="num" w:pos="0"/>
+        </w:tabs>
+        <w:ind w:left="540" w:hanging="300"/>
+      </w:pPr>
+      <w:rPr/>
+    </w:lvl>
+    <w:lvl w:ilvl="1">
+      <w:start w:val="1"/>
+      <w:numFmt w:val="decimal"/>
+      <w:lvlText w:val="%2."/>
+      <w:lvlJc w:val="left"/>
+      <w:pPr>
+        <w:tabs>
+          <w:tab w:val="num" w:pos="1080"/>
+        </w:tabs>
+        <w:ind w:left="1080" w:hanging="360"/>
+      </w:pPr>
+    </w:lvl>
+    <w:lvl w:ilvl="2">
+      <w:start w:val="1"/>
+      <w:numFmt w:val="decimal"/>
+      <w:lvlText w:val="%3."/>
+      <w:lvlJc w:val="left"/>
+      <w:pPr>
+        <w:tabs>
+          <w:tab w:val="num" w:pos="1440"/>
+        </w:tabs>
+        <w:ind w:left="1440" w:hanging="360"/>
+      </w:pPr>
+    </w:lvl>
+    <w:lvl w:ilvl="3">
+      <w:start w:val="1"/>
+      <w:numFmt w:val="decimal"/>
+      <w:lvlText w:val="%4."/>
+      <w:lvlJc w:val="left"/>
+      <w:pPr>
+        <w:tabs>
+          <w:tab w:val="num" w:pos="1800"/>
+        </w:tabs>
+        <w:ind w:left="1800" w:hanging="360"/>
+      </w:pPr>
+    </w:lvl>
+    <w:lvl w:ilvl="4">
+      <w:start w:val="1"/>
+      <w:numFmt w:val="decimal"/>
+      <w:lvlText w:val="%5."/>
+      <w:lvlJc w:val="left"/>
+      <w:pPr>
+        <w:tabs>
+          <w:tab w:val="num" w:pos="2160"/>
+        </w:tabs>
+        <w:ind w:left="2160" w:hanging="360"/>
+      </w:pPr>
+    </w:lvl>
+    <w:lvl w:ilvl="5">
+      <w:start w:val="1"/>
+      <w:numFmt w:val="decimal"/>
+      <w:lvlText w:val="%6."/>
+      <w:lvlJc w:val="left"/>
+      <w:pPr>
+        <w:tabs>
+          <w:tab w:val="num" w:pos="2520"/>
+        </w:tabs>
+        <w:ind w:left="2520" w:hanging="360"/>
+      </w:pPr>
+    </w:lvl>
+    <w:lvl w:ilvl="6">
+      <w:start w:val="1"/>
+      <w:numFmt w:val="decimal"/>
+      <w:lvlText w:val="%7."/>
+      <w:lvlJc w:val="left"/>
+      <w:pPr>
+        <w:tabs>
+          <w:tab w:val="num" w:pos="2880"/>
+        </w:tabs>
+        <w:ind w:left="2880" w:hanging="360"/>
+      </w:pPr>
+    </w:lvl>
+    <w:lvl w:ilvl="7">
+      <w:start w:val="1"/>
+      <w:numFmt w:val="decimal"/>
+      <w:lvlText w:val="%8."/>
+      <w:lvlJc w:val="left"/>
+      <w:pPr>
+        <w:tabs>
+          <w:tab w:val="num" w:pos="3240"/>
+        </w:tabs>
+        <w:ind w:left="3240" w:hanging="360"/>
+      </w:pPr>
+    </w:lvl>
+    <w:lvl w:ilvl="8">
+      <w:start w:val="1"/>
+      <w:numFmt w:val="decimal"/>
+      <w:lvlText w:val="%9."/>
+      <w:lvlJc w:val="left"/>
+      <w:pPr>
+        <w:tabs>
+          <w:tab w:val="num" w:pos="3600"/>
+        </w:tabs>
+        <w:ind w:left="3600" w:hanging="360"/>
+      </w:pPr>
+    </w:lvl>
+  </w:abstractNum>
+  <w:abstractNum w:abstractNumId="30">
+    <w:lvl w:ilvl="0">
+      <w:start w:val="1"/>
+      <w:numFmt w:val="decimal"/>
+      <w:lvlText w:val="%1."/>
+      <w:lvlJc w:val="left"/>
+      <w:pPr>
+        <w:tabs>
+          <w:tab w:val="num" w:pos="0"/>
+        </w:tabs>
+        <w:ind w:left="540" w:hanging="300"/>
+      </w:pPr>
+      <w:rPr/>
+    </w:lvl>
+    <w:lvl w:ilvl="1">
+      <w:start w:val="1"/>
+      <w:numFmt w:val="decimal"/>
+      <w:lvlText w:val="%2."/>
+      <w:lvlJc w:val="left"/>
+      <w:pPr>
+        <w:tabs>
+          <w:tab w:val="num" w:pos="1080"/>
+        </w:tabs>
+        <w:ind w:left="1080" w:hanging="360"/>
+      </w:pPr>
+    </w:lvl>
+    <w:lvl w:ilvl="2">
+      <w:start w:val="1"/>
+      <w:numFmt w:val="decimal"/>
+      <w:lvlText w:val="%3."/>
+      <w:lvlJc w:val="left"/>
+      <w:pPr>
+        <w:tabs>
+          <w:tab w:val="num" w:pos="1440"/>
+        </w:tabs>
+        <w:ind w:left="1440" w:hanging="360"/>
+      </w:pPr>
+    </w:lvl>
+    <w:lvl w:ilvl="3">
+      <w:start w:val="1"/>
+      <w:numFmt w:val="decimal"/>
+      <w:lvlText w:val="%4."/>
+      <w:lvlJc w:val="left"/>
+      <w:pPr>
+        <w:tabs>
+          <w:tab w:val="num" w:pos="1800"/>
+        </w:tabs>
+        <w:ind w:left="1800" w:hanging="360"/>
+      </w:pPr>
+    </w:lvl>
+    <w:lvl w:ilvl="4">
+      <w:start w:val="1"/>
+      <w:numFmt w:val="decimal"/>
+      <w:lvlText w:val="%5."/>
+      <w:lvlJc w:val="left"/>
+      <w:pPr>
+        <w:tabs>
+          <w:tab w:val="num" w:pos="2160"/>
+        </w:tabs>
+        <w:ind w:left="2160" w:hanging="360"/>
+      </w:pPr>
+    </w:lvl>
+    <w:lvl w:ilvl="5">
+      <w:start w:val="1"/>
+      <w:numFmt w:val="decimal"/>
+      <w:lvlText w:val="%6."/>
+      <w:lvlJc w:val="left"/>
+      <w:pPr>
+        <w:tabs>
+          <w:tab w:val="num" w:pos="2520"/>
+        </w:tabs>
+        <w:ind w:left="2520" w:hanging="360"/>
+      </w:pPr>
+    </w:lvl>
+    <w:lvl w:ilvl="6">
+      <w:start w:val="1"/>
+      <w:numFmt w:val="decimal"/>
+      <w:lvlText w:val="%7."/>
+      <w:lvlJc w:val="left"/>
+      <w:pPr>
+        <w:tabs>
+          <w:tab w:val="num" w:pos="2880"/>
+        </w:tabs>
+        <w:ind w:left="2880" w:hanging="360"/>
+      </w:pPr>
+    </w:lvl>
+    <w:lvl w:ilvl="7">
+      <w:start w:val="1"/>
+      <w:numFmt w:val="decimal"/>
+      <w:lvlText w:val="%8."/>
+      <w:lvlJc w:val="left"/>
+      <w:pPr>
+        <w:tabs>
+          <w:tab w:val="num" w:pos="3240"/>
+        </w:tabs>
+        <w:ind w:left="3240" w:hanging="360"/>
+      </w:pPr>
+    </w:lvl>
+    <w:lvl w:ilvl="8">
+      <w:start w:val="1"/>
+      <w:numFmt w:val="decimal"/>
+      <w:lvlText w:val="%9."/>
+      <w:lvlJc w:val="left"/>
+      <w:pPr>
+        <w:tabs>
+          <w:tab w:val="num" w:pos="3600"/>
+        </w:tabs>
+        <w:ind w:left="3600" w:hanging="360"/>
+      </w:pPr>
+    </w:lvl>
+  </w:abstractNum>
+  <w:abstractNum w:abstractNumId="31">
+    <w:lvl w:ilvl="0">
+      <w:start w:val="1"/>
+      <w:numFmt w:val="decimal"/>
+      <w:lvlText w:val="%1."/>
+      <w:lvlJc w:val="left"/>
+      <w:pPr>
+        <w:tabs>
+          <w:tab w:val="num" w:pos="0"/>
+        </w:tabs>
+        <w:ind w:left="540" w:hanging="300"/>
+      </w:pPr>
+      <w:rPr/>
+    </w:lvl>
+    <w:lvl w:ilvl="1">
+      <w:start w:val="1"/>
+      <w:numFmt w:val="decimal"/>
+      <w:lvlText w:val="%2."/>
+      <w:lvlJc w:val="left"/>
+      <w:pPr>
+        <w:tabs>
+          <w:tab w:val="num" w:pos="1080"/>
+        </w:tabs>
+        <w:ind w:left="1080" w:hanging="360"/>
+      </w:pPr>
+    </w:lvl>
+    <w:lvl w:ilvl="2">
+      <w:start w:val="1"/>
+      <w:numFmt w:val="decimal"/>
+      <w:lvlText w:val="%3."/>
+      <w:lvlJc w:val="left"/>
+      <w:pPr>
+        <w:tabs>
+          <w:tab w:val="num" w:pos="1440"/>
+        </w:tabs>
+        <w:ind w:left="1440" w:hanging="360"/>
+      </w:pPr>
+    </w:lvl>
+    <w:lvl w:ilvl="3">
+      <w:start w:val="1"/>
+      <w:numFmt w:val="decimal"/>
+      <w:lvlText w:val="%4."/>
+      <w:lvlJc w:val="left"/>
+      <w:pPr>
+        <w:tabs>
+          <w:tab w:val="num" w:pos="1800"/>
+        </w:tabs>
+        <w:ind w:left="1800" w:hanging="360"/>
+      </w:pPr>
+    </w:lvl>
+    <w:lvl w:ilvl="4">
+      <w:start w:val="1"/>
+      <w:numFmt w:val="decimal"/>
+      <w:lvlText w:val="%5."/>
+      <w:lvlJc w:val="left"/>
+      <w:pPr>
+        <w:tabs>
+          <w:tab w:val="num" w:pos="2160"/>
+        </w:tabs>
+        <w:ind w:left="2160" w:hanging="360"/>
+      </w:pPr>
+    </w:lvl>
+    <w:lvl w:ilvl="5">
+      <w:start w:val="1"/>
+      <w:numFmt w:val="decimal"/>
+      <w:lvlText w:val="%6."/>
+      <w:lvlJc w:val="left"/>
+      <w:pPr>
+        <w:tabs>
+          <w:tab w:val="num" w:pos="2520"/>
+        </w:tabs>
+        <w:ind w:left="2520" w:hanging="360"/>
+      </w:pPr>
+    </w:lvl>
+    <w:lvl w:ilvl="6">
+      <w:start w:val="1"/>
+      <w:numFmt w:val="decimal"/>
+      <w:lvlText w:val="%7."/>
+      <w:lvlJc w:val="left"/>
+      <w:pPr>
+        <w:tabs>
+          <w:tab w:val="num" w:pos="2880"/>
+        </w:tabs>
+        <w:ind w:left="2880" w:hanging="360"/>
+      </w:pPr>
+    </w:lvl>
+    <w:lvl w:ilvl="7">
+      <w:start w:val="1"/>
+      <w:numFmt w:val="decimal"/>
+      <w:lvlText w:val="%8."/>
+      <w:lvlJc w:val="left"/>
+      <w:pPr>
+        <w:tabs>
+          <w:tab w:val="num" w:pos="3240"/>
+        </w:tabs>
+        <w:ind w:left="3240" w:hanging="360"/>
+      </w:pPr>
+    </w:lvl>
+    <w:lvl w:ilvl="8">
+      <w:start w:val="1"/>
+      <w:numFmt w:val="decimal"/>
+      <w:lvlText w:val="%9."/>
+      <w:lvlJc w:val="left"/>
+      <w:pPr>
+        <w:tabs>
+          <w:tab w:val="num" w:pos="3600"/>
+        </w:tabs>
+        <w:ind w:left="3600" w:hanging="360"/>
+      </w:pPr>
+    </w:lvl>
+  </w:abstractNum>
+  <w:abstractNum w:abstractNumId="32">
+    <w:lvl w:ilvl="0">
+      <w:start w:val="1"/>
+      <w:numFmt w:val="decimal"/>
+      <w:lvlText w:val="%1."/>
+      <w:lvlJc w:val="left"/>
+      <w:pPr>
+        <w:tabs>
+          <w:tab w:val="num" w:pos="0"/>
+        </w:tabs>
+        <w:ind w:left="540" w:hanging="300"/>
+      </w:pPr>
+      <w:rPr/>
+    </w:lvl>
+    <w:lvl w:ilvl="1">
+      <w:start w:val="1"/>
+      <w:numFmt w:val="decimal"/>
+      <w:lvlText w:val="%2."/>
+      <w:lvlJc w:val="left"/>
+      <w:pPr>
+        <w:tabs>
+          <w:tab w:val="num" w:pos="1080"/>
+        </w:tabs>
+        <w:ind w:left="1080" w:hanging="360"/>
+      </w:pPr>
+    </w:lvl>
+    <w:lvl w:ilvl="2">
+      <w:start w:val="1"/>
+      <w:numFmt w:val="decimal"/>
+      <w:lvlText w:val="%3."/>
+      <w:lvlJc w:val="left"/>
+      <w:pPr>
+        <w:tabs>
+          <w:tab w:val="num" w:pos="1440"/>
+        </w:tabs>
+        <w:ind w:left="1440" w:hanging="360"/>
+      </w:pPr>
+    </w:lvl>
+    <w:lvl w:ilvl="3">
+      <w:start w:val="1"/>
+      <w:numFmt w:val="decimal"/>
+      <w:lvlText w:val="%4."/>
+      <w:lvlJc w:val="left"/>
+      <w:pPr>
+        <w:tabs>
+          <w:tab w:val="num" w:pos="1800"/>
+        </w:tabs>
+        <w:ind w:left="1800" w:hanging="360"/>
+      </w:pPr>
+    </w:lvl>
+    <w:lvl w:ilvl="4">
+      <w:start w:val="1"/>
+      <w:numFmt w:val="decimal"/>
+      <w:lvlText w:val="%5."/>
+      <w:lvlJc w:val="left"/>
+      <w:pPr>
+        <w:tabs>
+          <w:tab w:val="num" w:pos="2160"/>
+        </w:tabs>
+        <w:ind w:left="2160" w:hanging="360"/>
+      </w:pPr>
+    </w:lvl>
+    <w:lvl w:ilvl="5">
+      <w:start w:val="1"/>
+      <w:numFmt w:val="decimal"/>
+      <w:lvlText w:val="%6."/>
+      <w:lvlJc w:val="left"/>
+      <w:pPr>
+        <w:tabs>
+          <w:tab w:val="num" w:pos="2520"/>
+        </w:tabs>
+        <w:ind w:left="2520" w:hanging="360"/>
+      </w:pPr>
+    </w:lvl>
+    <w:lvl w:ilvl="6">
+      <w:start w:val="1"/>
+      <w:numFmt w:val="decimal"/>
+      <w:lvlText w:val="%7."/>
+      <w:lvlJc w:val="left"/>
+      <w:pPr>
+        <w:tabs>
+          <w:tab w:val="num" w:pos="2880"/>
+        </w:tabs>
+        <w:ind w:left="2880" w:hanging="360"/>
+      </w:pPr>
+    </w:lvl>
+    <w:lvl w:ilvl="7">
+      <w:start w:val="1"/>
+      <w:numFmt w:val="decimal"/>
+      <w:lvlText w:val="%8."/>
+      <w:lvlJc w:val="left"/>
+      <w:pPr>
+        <w:tabs>
+          <w:tab w:val="num" w:pos="3240"/>
+        </w:tabs>
+        <w:ind w:left="3240" w:hanging="360"/>
+      </w:pPr>
+    </w:lvl>
+    <w:lvl w:ilvl="8">
+      <w:start w:val="1"/>
+      <w:numFmt w:val="decimal"/>
+      <w:lvlText w:val="%9."/>
+      <w:lvlJc w:val="left"/>
+      <w:pPr>
+        <w:tabs>
+          <w:tab w:val="num" w:pos="3600"/>
+        </w:tabs>
+        <w:ind w:left="3600" w:hanging="360"/>
+      </w:pPr>
+    </w:lvl>
+  </w:abstractNum>
+  <w:abstractNum w:abstractNumId="33">
     <w:lvl w:ilvl="0">
       <w:start w:val="1"/>
       <w:numFmt w:val="none"/>
@@ -30761,169 +34683,205 @@
     <w:abstractNumId w:val="29"/>
   </w:num>
   <w:num w:numId="30">
+    <w:abstractNumId w:val="30"/>
+  </w:num>
+  <w:num w:numId="31">
+    <w:abstractNumId w:val="31"/>
+  </w:num>
+  <w:num w:numId="32">
+    <w:abstractNumId w:val="32"/>
+  </w:num>
+  <w:num w:numId="33">
+    <w:abstractNumId w:val="33"/>
+  </w:num>
+  <w:num w:numId="34">
     <w:abstractNumId w:val="1"/>
     <w:lvlOverride w:ilvl="0">
       <w:startOverride w:val="1"/>
     </w:lvlOverride>
   </w:num>
-  <w:num w:numId="31">
+  <w:num w:numId="35">
     <w:abstractNumId w:val="2"/>
     <w:lvlOverride w:ilvl="0">
       <w:startOverride w:val="1"/>
     </w:lvlOverride>
   </w:num>
-  <w:num w:numId="32">
+  <w:num w:numId="36">
     <w:abstractNumId w:val="3"/>
     <w:lvlOverride w:ilvl="0">
       <w:startOverride w:val="1"/>
     </w:lvlOverride>
   </w:num>
-  <w:num w:numId="33">
+  <w:num w:numId="37">
     <w:abstractNumId w:val="4"/>
     <w:lvlOverride w:ilvl="0">
       <w:startOverride w:val="1"/>
     </w:lvlOverride>
   </w:num>
-  <w:num w:numId="34">
+  <w:num w:numId="38">
     <w:abstractNumId w:val="5"/>
     <w:lvlOverride w:ilvl="0">
       <w:startOverride w:val="1"/>
     </w:lvlOverride>
   </w:num>
-  <w:num w:numId="35">
+  <w:num w:numId="39">
     <w:abstractNumId w:val="6"/>
     <w:lvlOverride w:ilvl="0">
       <w:startOverride w:val="1"/>
     </w:lvlOverride>
   </w:num>
-  <w:num w:numId="36">
+  <w:num w:numId="40">
     <w:abstractNumId w:val="7"/>
     <w:lvlOverride w:ilvl="0">
       <w:startOverride w:val="1"/>
     </w:lvlOverride>
   </w:num>
-  <w:num w:numId="37">
+  <w:num w:numId="41">
     <w:abstractNumId w:val="8"/>
     <w:lvlOverride w:ilvl="0">
       <w:startOverride w:val="1"/>
     </w:lvlOverride>
   </w:num>
-  <w:num w:numId="38">
+  <w:num w:numId="42">
     <w:abstractNumId w:val="9"/>
     <w:lvlOverride w:ilvl="0">
       <w:startOverride w:val="1"/>
     </w:lvlOverride>
   </w:num>
-  <w:num w:numId="39">
+  <w:num w:numId="43">
     <w:abstractNumId w:val="10"/>
     <w:lvlOverride w:ilvl="0">
       <w:startOverride w:val="1"/>
     </w:lvlOverride>
   </w:num>
-  <w:num w:numId="40">
+  <w:num w:numId="44">
     <w:abstractNumId w:val="11"/>
     <w:lvlOverride w:ilvl="0">
       <w:startOverride w:val="1"/>
     </w:lvlOverride>
   </w:num>
-  <w:num w:numId="41">
+  <w:num w:numId="45">
     <w:abstractNumId w:val="12"/>
     <w:lvlOverride w:ilvl="0">
       <w:startOverride w:val="1"/>
     </w:lvlOverride>
   </w:num>
-  <w:num w:numId="42">
+  <w:num w:numId="46">
     <w:abstractNumId w:val="13"/>
     <w:lvlOverride w:ilvl="0">
       <w:startOverride w:val="1"/>
     </w:lvlOverride>
   </w:num>
-  <w:num w:numId="43">
+  <w:num w:numId="47">
     <w:abstractNumId w:val="14"/>
     <w:lvlOverride w:ilvl="0">
       <w:startOverride w:val="1"/>
     </w:lvlOverride>
   </w:num>
-  <w:num w:numId="44">
+  <w:num w:numId="48">
     <w:abstractNumId w:val="15"/>
     <w:lvlOverride w:ilvl="0">
       <w:startOverride w:val="1"/>
     </w:lvlOverride>
   </w:num>
-  <w:num w:numId="45">
+  <w:num w:numId="49">
     <w:abstractNumId w:val="16"/>
     <w:lvlOverride w:ilvl="0">
       <w:startOverride w:val="1"/>
     </w:lvlOverride>
   </w:num>
-  <w:num w:numId="46">
+  <w:num w:numId="50">
     <w:abstractNumId w:val="17"/>
     <w:lvlOverride w:ilvl="0">
       <w:startOverride w:val="1"/>
     </w:lvlOverride>
   </w:num>
-  <w:num w:numId="47">
+  <w:num w:numId="51">
     <w:abstractNumId w:val="18"/>
     <w:lvlOverride w:ilvl="0">
       <w:startOverride w:val="1"/>
     </w:lvlOverride>
   </w:num>
-  <w:num w:numId="48">
+  <w:num w:numId="52">
     <w:abstractNumId w:val="19"/>
     <w:lvlOverride w:ilvl="0">
       <w:startOverride w:val="1"/>
     </w:lvlOverride>
   </w:num>
-  <w:num w:numId="49">
+  <w:num w:numId="53">
     <w:abstractNumId w:val="20"/>
     <w:lvlOverride w:ilvl="0">
       <w:startOverride w:val="1"/>
     </w:lvlOverride>
   </w:num>
-  <w:num w:numId="50">
+  <w:num w:numId="54">
     <w:abstractNumId w:val="21"/>
     <w:lvlOverride w:ilvl="0">
       <w:startOverride w:val="1"/>
     </w:lvlOverride>
   </w:num>
-  <w:num w:numId="51">
+  <w:num w:numId="55">
     <w:abstractNumId w:val="22"/>
     <w:lvlOverride w:ilvl="0">
       <w:startOverride w:val="1"/>
     </w:lvlOverride>
   </w:num>
-  <w:num w:numId="52">
+  <w:num w:numId="56">
     <w:abstractNumId w:val="23"/>
     <w:lvlOverride w:ilvl="0">
       <w:startOverride w:val="1"/>
     </w:lvlOverride>
   </w:num>
-  <w:num w:numId="53">
+  <w:num w:numId="57">
     <w:abstractNumId w:val="24"/>
     <w:lvlOverride w:ilvl="0">
       <w:startOverride w:val="1"/>
     </w:lvlOverride>
   </w:num>
-  <w:num w:numId="54">
+  <w:num w:numId="58">
     <w:abstractNumId w:val="25"/>
     <w:lvlOverride w:ilvl="0">
       <w:startOverride w:val="1"/>
     </w:lvlOverride>
   </w:num>
-  <w:num w:numId="55">
+  <w:num w:numId="59">
     <w:abstractNumId w:val="26"/>
     <w:lvlOverride w:ilvl="0">
       <w:startOverride w:val="1"/>
     </w:lvlOverride>
   </w:num>
-  <w:num w:numId="56">
+  <w:num w:numId="60">
     <w:abstractNumId w:val="27"/>
     <w:lvlOverride w:ilvl="0">
       <w:startOverride w:val="1"/>
     </w:lvlOverride>
   </w:num>
-  <w:num w:numId="57">
+  <w:num w:numId="61">
     <w:abstractNumId w:val="28"/>
+    <w:lvlOverride w:ilvl="0">
+      <w:startOverride w:val="1"/>
+    </w:lvlOverride>
+  </w:num>
+  <w:num w:numId="62">
+    <w:abstractNumId w:val="29"/>
+    <w:lvlOverride w:ilvl="0">
+      <w:startOverride w:val="1"/>
+    </w:lvlOverride>
+  </w:num>
+  <w:num w:numId="63">
+    <w:abstractNumId w:val="30"/>
+    <w:lvlOverride w:ilvl="0">
+      <w:startOverride w:val="1"/>
+    </w:lvlOverride>
+  </w:num>
+  <w:num w:numId="64">
+    <w:abstractNumId w:val="31"/>
+    <w:lvlOverride w:ilvl="0">
+      <w:startOverride w:val="1"/>
+    </w:lvlOverride>
+  </w:num>
+  <w:num w:numId="65">
+    <w:abstractNumId w:val="32"/>
     <w:lvlOverride w:ilvl="0">
       <w:startOverride w:val="1"/>
     </w:lvlOverride>
